--- a/docx/fr/BUFRCREX_TableB_fr_05.docx
+++ b/docx/fr/BUFRCREX_TableB_fr_05.docx
@@ -8,19 +8,33 @@
       </w:pPr>
       <w:r>
         <w:rPr>
-          <w:rFonts w:ascii="Arial" w:hAnsi="Arial"/>
+          <w:rFonts w:ascii="Verdana" w:hAnsi="Verdana"/>
           <w:b/>
           <w:sz w:val="22"/>
         </w:rPr>
-        <w:t>BUFR/CREX Table B — Class 05: Position (horizontale - 1)</w:t>
+        <w:t>Classe 05 : Position (horizontale - 1)</w:t>
       </w:r>
     </w:p>
     <w:tbl>
       <w:tblPr>
         <w:tblStyle w:val="TableGrid"/>
         <w:tblW w:type="auto" w:w="0"/>
-        <w:jc w:val="center"/>
+        <w:jc w:val="left"/>
         <w:tblLook w:firstColumn="1" w:firstRow="1" w:lastColumn="0" w:lastRow="0" w:noHBand="0" w:noVBand="1" w:val="04A0"/>
+        <w:tblBorders>
+          <w:top w:val="single" w:sz="4" w:space="0" w:color="595959"/>
+          <w:left w:val="single" w:sz="4" w:space="0" w:color="595959"/>
+          <w:bottom w:val="single" w:sz="4" w:space="0" w:color="595959"/>
+          <w:right w:val="single" w:sz="4" w:space="0" w:color="595959"/>
+          <w:insideH w:val="single" w:sz="4" w:space="0" w:color="595959"/>
+          <w:insideV w:val="single" w:sz="4" w:space="0" w:color="595959"/>
+        </w:tblBorders>
+        <w:tblCellMar>
+          <w:top w:w="85" w:type="dxa"/>
+          <w:left w:w="85" w:type="dxa"/>
+          <w:bottom w:w="85" w:type="dxa"/>
+          <w:right w:w="85" w:type="dxa"/>
+        </w:tblCellMar>
       </w:tblPr>
       <w:tblGrid>
         <w:gridCol w:w="1514"/>
@@ -35,20 +49,20 @@
         <w:gridCol w:w="1514"/>
       </w:tblGrid>
       <w:tr>
-        <w:tc>
-          <w:tcPr>
-            <w:tcW w:type="dxa" w:w="1514"/>
-            <w:shd w:val="clear" w:color="auto" w:fill="D9E2F3"/>
-          </w:tcPr>
-          <w:p>
-            <w:pPr>
-              <w:jc w:val="center"/>
-            </w:pPr>
-            <w:r/>
-            <w:r>
-              <w:rPr>
-                <w:rFonts w:ascii="Arial" w:hAnsi="Arial"/>
-                <w:b/>
+        <w:trPr>
+          <w:tblHeader/>
+        </w:trPr>
+        <w:tc>
+          <w:tcPr>
+            <w:tcW w:type="dxa" w:w="1514"/>
+            <w:shd w:val="clear" w:color="auto" w:fill="D9D9D9"/>
+          </w:tcPr>
+          <w:p>
+            <w:r/>
+            <w:r>
+              <w:rPr>
+                <w:rFonts w:ascii="Verdana" w:hAnsi="Verdana"/>
+                <w:b w:val="0"/>
                 <w:sz w:val="16"/>
               </w:rPr>
               <w:t>FXY</w:t>
@@ -58,194 +72,170 @@
         <w:tc>
           <w:tcPr>
             <w:tcW w:type="dxa" w:w="1514"/>
-            <w:shd w:val="clear" w:color="auto" w:fill="D9E2F3"/>
-          </w:tcPr>
-          <w:p>
-            <w:pPr>
-              <w:jc w:val="center"/>
-            </w:pPr>
-            <w:r/>
-            <w:r>
-              <w:rPr>
-                <w:rFonts w:ascii="Arial" w:hAnsi="Arial"/>
-                <w:b/>
-                <w:sz w:val="16"/>
-              </w:rPr>
-              <w:t>ElementName</w:t>
-            </w:r>
-          </w:p>
-        </w:tc>
-        <w:tc>
-          <w:tcPr>
-            <w:tcW w:type="dxa" w:w="1514"/>
-            <w:shd w:val="clear" w:color="auto" w:fill="D9E2F3"/>
-          </w:tcPr>
-          <w:p>
-            <w:pPr>
-              <w:jc w:val="center"/>
-            </w:pPr>
-            <w:r/>
-            <w:r>
-              <w:rPr>
-                <w:rFonts w:ascii="Arial" w:hAnsi="Arial"/>
-                <w:b/>
-                <w:sz w:val="16"/>
-              </w:rPr>
-              <w:t>BUFR Unit</w:t>
-            </w:r>
-          </w:p>
-        </w:tc>
-        <w:tc>
-          <w:tcPr>
-            <w:tcW w:type="dxa" w:w="1514"/>
-            <w:shd w:val="clear" w:color="auto" w:fill="D9E2F3"/>
-          </w:tcPr>
-          <w:p>
-            <w:pPr>
-              <w:jc w:val="center"/>
-            </w:pPr>
-            <w:r/>
-            <w:r>
-              <w:rPr>
-                <w:rFonts w:ascii="Arial" w:hAnsi="Arial"/>
-                <w:b/>
-                <w:sz w:val="16"/>
-              </w:rPr>
-              <w:t>Scale</w:t>
-            </w:r>
-          </w:p>
-        </w:tc>
-        <w:tc>
-          <w:tcPr>
-            <w:tcW w:type="dxa" w:w="1514"/>
-            <w:shd w:val="clear" w:color="auto" w:fill="D9E2F3"/>
-          </w:tcPr>
-          <w:p>
-            <w:pPr>
-              <w:jc w:val="center"/>
-            </w:pPr>
-            <w:r/>
-            <w:r>
-              <w:rPr>
-                <w:rFonts w:ascii="Arial" w:hAnsi="Arial"/>
-                <w:b/>
-                <w:sz w:val="16"/>
-              </w:rPr>
-              <w:t>Ref Value</w:t>
-            </w:r>
-          </w:p>
-        </w:tc>
-        <w:tc>
-          <w:tcPr>
-            <w:tcW w:type="dxa" w:w="1514"/>
-            <w:shd w:val="clear" w:color="auto" w:fill="D9E2F3"/>
-          </w:tcPr>
-          <w:p>
-            <w:pPr>
-              <w:jc w:val="center"/>
-            </w:pPr>
-            <w:r/>
-            <w:r>
-              <w:rPr>
-                <w:rFonts w:ascii="Arial" w:hAnsi="Arial"/>
-                <w:b/>
-                <w:sz w:val="16"/>
-              </w:rPr>
-              <w:t>Bits</w:t>
-            </w:r>
-          </w:p>
-        </w:tc>
-        <w:tc>
-          <w:tcPr>
-            <w:tcW w:type="dxa" w:w="1514"/>
-            <w:shd w:val="clear" w:color="auto" w:fill="D9E2F3"/>
-          </w:tcPr>
-          <w:p>
-            <w:pPr>
-              <w:jc w:val="center"/>
-            </w:pPr>
-            <w:r/>
-            <w:r>
-              <w:rPr>
-                <w:rFonts w:ascii="Arial" w:hAnsi="Arial"/>
-                <w:b/>
-                <w:sz w:val="16"/>
-              </w:rPr>
-              <w:t>CREX Unit</w:t>
-            </w:r>
-          </w:p>
-        </w:tc>
-        <w:tc>
-          <w:tcPr>
-            <w:tcW w:type="dxa" w:w="1514"/>
-            <w:shd w:val="clear" w:color="auto" w:fill="D9E2F3"/>
-          </w:tcPr>
-          <w:p>
-            <w:pPr>
-              <w:jc w:val="center"/>
-            </w:pPr>
-            <w:r/>
-            <w:r>
-              <w:rPr>
-                <w:rFonts w:ascii="Arial" w:hAnsi="Arial"/>
-                <w:b/>
-                <w:sz w:val="16"/>
-              </w:rPr>
-              <w:t>Scale</w:t>
-            </w:r>
-          </w:p>
-        </w:tc>
-        <w:tc>
-          <w:tcPr>
-            <w:tcW w:type="dxa" w:w="1514"/>
-            <w:shd w:val="clear" w:color="auto" w:fill="D9E2F3"/>
-          </w:tcPr>
-          <w:p>
-            <w:pPr>
-              <w:jc w:val="center"/>
-            </w:pPr>
-            <w:r/>
-            <w:r>
-              <w:rPr>
-                <w:rFonts w:ascii="Arial" w:hAnsi="Arial"/>
-                <w:b/>
-                <w:sz w:val="16"/>
-              </w:rPr>
-              <w:t>Chars</w:t>
-            </w:r>
-          </w:p>
-        </w:tc>
-        <w:tc>
-          <w:tcPr>
-            <w:tcW w:type="dxa" w:w="1514"/>
-            <w:shd w:val="clear" w:color="auto" w:fill="D9E2F3"/>
-          </w:tcPr>
-          <w:p>
-            <w:pPr>
-              <w:jc w:val="center"/>
-            </w:pPr>
-            <w:r/>
-            <w:r>
-              <w:rPr>
-                <w:rFonts w:ascii="Arial" w:hAnsi="Arial"/>
-                <w:b/>
-                <w:sz w:val="16"/>
-              </w:rPr>
-              <w:t>Note</w:t>
+            <w:shd w:val="clear" w:color="auto" w:fill="D9D9D9"/>
+          </w:tcPr>
+          <w:p>
+            <w:r/>
+            <w:r>
+              <w:rPr>
+                <w:rFonts w:ascii="Verdana" w:hAnsi="Verdana"/>
+                <w:b w:val="0"/>
+                <w:sz w:val="16"/>
+              </w:rPr>
+              <w:t>NOM DE L'ÉLÉMENT</w:t>
+            </w:r>
+          </w:p>
+        </w:tc>
+        <w:tc>
+          <w:tcPr>
+            <w:tcW w:type="dxa" w:w="1514"/>
+            <w:shd w:val="clear" w:color="auto" w:fill="D9D9D9"/>
+          </w:tcPr>
+          <w:p>
+            <w:r/>
+            <w:r>
+              <w:rPr>
+                <w:rFonts w:ascii="Verdana" w:hAnsi="Verdana"/>
+                <w:b w:val="0"/>
+                <w:sz w:val="16"/>
+              </w:rPr>
+              <w:t>UNITÉ BUFR</w:t>
+            </w:r>
+          </w:p>
+        </w:tc>
+        <w:tc>
+          <w:tcPr>
+            <w:tcW w:type="dxa" w:w="1514"/>
+            <w:shd w:val="clear" w:color="auto" w:fill="D9D9D9"/>
+          </w:tcPr>
+          <w:p>
+            <w:r/>
+            <w:r>
+              <w:rPr>
+                <w:rFonts w:ascii="Verdana" w:hAnsi="Verdana"/>
+                <w:b w:val="0"/>
+                <w:sz w:val="16"/>
+              </w:rPr>
+              <w:t>ÉCHELLE</w:t>
+            </w:r>
+          </w:p>
+        </w:tc>
+        <w:tc>
+          <w:tcPr>
+            <w:tcW w:type="dxa" w:w="1514"/>
+            <w:shd w:val="clear" w:color="auto" w:fill="D9D9D9"/>
+          </w:tcPr>
+          <w:p>
+            <w:r/>
+            <w:r>
+              <w:rPr>
+                <w:rFonts w:ascii="Verdana" w:hAnsi="Verdana"/>
+                <w:b w:val="0"/>
+                <w:sz w:val="16"/>
+              </w:rPr>
+              <w:t>VAL. RÉF.</w:t>
+            </w:r>
+          </w:p>
+        </w:tc>
+        <w:tc>
+          <w:tcPr>
+            <w:tcW w:type="dxa" w:w="1514"/>
+            <w:shd w:val="clear" w:color="auto" w:fill="D9D9D9"/>
+          </w:tcPr>
+          <w:p>
+            <w:r/>
+            <w:r>
+              <w:rPr>
+                <w:rFonts w:ascii="Verdana" w:hAnsi="Verdana"/>
+                <w:b w:val="0"/>
+                <w:sz w:val="16"/>
+              </w:rPr>
+              <w:t>BITS</w:t>
+            </w:r>
+          </w:p>
+        </w:tc>
+        <w:tc>
+          <w:tcPr>
+            <w:tcW w:type="dxa" w:w="1514"/>
+            <w:shd w:val="clear" w:color="auto" w:fill="D9D9D9"/>
+          </w:tcPr>
+          <w:p>
+            <w:r/>
+            <w:r>
+              <w:rPr>
+                <w:rFonts w:ascii="Verdana" w:hAnsi="Verdana"/>
+                <w:b w:val="0"/>
+                <w:sz w:val="16"/>
+              </w:rPr>
+              <w:t>UNITÉ CREX</w:t>
+            </w:r>
+          </w:p>
+        </w:tc>
+        <w:tc>
+          <w:tcPr>
+            <w:tcW w:type="dxa" w:w="1514"/>
+            <w:shd w:val="clear" w:color="auto" w:fill="D9D9D9"/>
+          </w:tcPr>
+          <w:p>
+            <w:r/>
+            <w:r>
+              <w:rPr>
+                <w:rFonts w:ascii="Verdana" w:hAnsi="Verdana"/>
+                <w:b w:val="0"/>
+                <w:sz w:val="16"/>
+              </w:rPr>
+              <w:t>ÉCHELLE</w:t>
+            </w:r>
+          </w:p>
+        </w:tc>
+        <w:tc>
+          <w:tcPr>
+            <w:tcW w:type="dxa" w:w="1514"/>
+            <w:shd w:val="clear" w:color="auto" w:fill="D9D9D9"/>
+          </w:tcPr>
+          <w:p>
+            <w:r/>
+            <w:r>
+              <w:rPr>
+                <w:rFonts w:ascii="Verdana" w:hAnsi="Verdana"/>
+                <w:b w:val="0"/>
+                <w:sz w:val="16"/>
+              </w:rPr>
+              <w:t>CAR.</w:t>
+            </w:r>
+          </w:p>
+        </w:tc>
+        <w:tc>
+          <w:tcPr>
+            <w:tcW w:type="dxa" w:w="1514"/>
+            <w:shd w:val="clear" w:color="auto" w:fill="D9D9D9"/>
+          </w:tcPr>
+          <w:p>
+            <w:r/>
+            <w:r>
+              <w:rPr>
+                <w:rFonts w:ascii="Verdana" w:hAnsi="Verdana"/>
+                <w:b w:val="0"/>
+                <w:sz w:val="16"/>
+              </w:rPr>
+              <w:t>NOTE</w:t>
             </w:r>
           </w:p>
         </w:tc>
       </w:tr>
       <w:tr>
-        <w:tc>
-          <w:tcPr>
-            <w:tcW w:type="dxa" w:w="1514"/>
-          </w:tcPr>
-          <w:p>
-            <w:r/>
-            <w:r>
-              <w:rPr>
-                <w:rFonts w:ascii="Arial" w:hAnsi="Arial"/>
+        <w:trPr>
+          <w:cantSplit/>
+        </w:trPr>
+        <w:tc>
+          <w:tcPr>
+            <w:tcW w:type="dxa" w:w="1514"/>
+          </w:tcPr>
+          <w:p>
+            <w:r/>
+            <w:r>
+              <w:rPr>
+                <w:rFonts w:ascii="Verdana" w:hAnsi="Verdana"/>
                 <w:b w:val="0"/>
                 <w:sz w:val="16"/>
               </w:rPr>
@@ -261,7 +251,7 @@
             <w:r/>
             <w:r>
               <w:rPr>
-                <w:rFonts w:ascii="Arial" w:hAnsi="Arial"/>
+                <w:rFonts w:ascii="Verdana" w:hAnsi="Verdana"/>
                 <w:b w:val="0"/>
                 <w:sz w:val="16"/>
               </w:rPr>
@@ -277,7 +267,7 @@
             <w:r/>
             <w:r>
               <w:rPr>
-                <w:rFonts w:ascii="Arial" w:hAnsi="Arial"/>
+                <w:rFonts w:ascii="Verdana" w:hAnsi="Verdana"/>
                 <w:b w:val="0"/>
                 <w:sz w:val="16"/>
               </w:rPr>
@@ -293,7 +283,7 @@
             <w:r/>
             <w:r>
               <w:rPr>
-                <w:rFonts w:ascii="Arial" w:hAnsi="Arial"/>
+                <w:rFonts w:ascii="Verdana" w:hAnsi="Verdana"/>
                 <w:b w:val="0"/>
                 <w:sz w:val="16"/>
               </w:rPr>
@@ -309,7 +299,7 @@
             <w:r/>
             <w:r>
               <w:rPr>
-                <w:rFonts w:ascii="Arial" w:hAnsi="Arial"/>
+                <w:rFonts w:ascii="Verdana" w:hAnsi="Verdana"/>
                 <w:b w:val="0"/>
                 <w:sz w:val="16"/>
               </w:rPr>
@@ -325,7 +315,7 @@
             <w:r/>
             <w:r>
               <w:rPr>
-                <w:rFonts w:ascii="Arial" w:hAnsi="Arial"/>
+                <w:rFonts w:ascii="Verdana" w:hAnsi="Verdana"/>
                 <w:b w:val="0"/>
                 <w:sz w:val="16"/>
               </w:rPr>
@@ -341,7 +331,7 @@
             <w:r/>
             <w:r>
               <w:rPr>
-                <w:rFonts w:ascii="Arial" w:hAnsi="Arial"/>
+                <w:rFonts w:ascii="Verdana" w:hAnsi="Verdana"/>
                 <w:b w:val="0"/>
                 <w:sz w:val="16"/>
               </w:rPr>
@@ -357,7 +347,7 @@
             <w:r/>
             <w:r>
               <w:rPr>
-                <w:rFonts w:ascii="Arial" w:hAnsi="Arial"/>
+                <w:rFonts w:ascii="Verdana" w:hAnsi="Verdana"/>
                 <w:b w:val="0"/>
                 <w:sz w:val="16"/>
               </w:rPr>
@@ -373,7 +363,7 @@
             <w:r/>
             <w:r>
               <w:rPr>
-                <w:rFonts w:ascii="Arial" w:hAnsi="Arial"/>
+                <w:rFonts w:ascii="Verdana" w:hAnsi="Verdana"/>
                 <w:b w:val="0"/>
                 <w:sz w:val="16"/>
               </w:rPr>
@@ -389,7 +379,7 @@
             <w:r/>
             <w:r>
               <w:rPr>
-                <w:rFonts w:ascii="Arial" w:hAnsi="Arial"/>
+                <w:rFonts w:ascii="Verdana" w:hAnsi="Verdana"/>
                 <w:b w:val="0"/>
                 <w:sz w:val="16"/>
               </w:rPr>
@@ -398,15 +388,18 @@
         </w:tc>
       </w:tr>
       <w:tr>
-        <w:tc>
-          <w:tcPr>
-            <w:tcW w:type="dxa" w:w="1514"/>
-          </w:tcPr>
-          <w:p>
-            <w:r/>
-            <w:r>
-              <w:rPr>
-                <w:rFonts w:ascii="Arial" w:hAnsi="Arial"/>
+        <w:trPr>
+          <w:cantSplit/>
+        </w:trPr>
+        <w:tc>
+          <w:tcPr>
+            <w:tcW w:type="dxa" w:w="1514"/>
+          </w:tcPr>
+          <w:p>
+            <w:r/>
+            <w:r>
+              <w:rPr>
+                <w:rFonts w:ascii="Verdana" w:hAnsi="Verdana"/>
                 <w:b w:val="0"/>
                 <w:sz w:val="16"/>
               </w:rPr>
@@ -422,7 +415,7 @@
             <w:r/>
             <w:r>
               <w:rPr>
-                <w:rFonts w:ascii="Arial" w:hAnsi="Arial"/>
+                <w:rFonts w:ascii="Verdana" w:hAnsi="Verdana"/>
                 <w:b w:val="0"/>
                 <w:sz w:val="16"/>
               </w:rPr>
@@ -438,7 +431,7 @@
             <w:r/>
             <w:r>
               <w:rPr>
-                <w:rFonts w:ascii="Arial" w:hAnsi="Arial"/>
+                <w:rFonts w:ascii="Verdana" w:hAnsi="Verdana"/>
                 <w:b w:val="0"/>
                 <w:sz w:val="16"/>
               </w:rPr>
@@ -454,7 +447,7 @@
             <w:r/>
             <w:r>
               <w:rPr>
-                <w:rFonts w:ascii="Arial" w:hAnsi="Arial"/>
+                <w:rFonts w:ascii="Verdana" w:hAnsi="Verdana"/>
                 <w:b w:val="0"/>
                 <w:sz w:val="16"/>
               </w:rPr>
@@ -470,7 +463,7 @@
             <w:r/>
             <w:r>
               <w:rPr>
-                <w:rFonts w:ascii="Arial" w:hAnsi="Arial"/>
+                <w:rFonts w:ascii="Verdana" w:hAnsi="Verdana"/>
                 <w:b w:val="0"/>
                 <w:sz w:val="16"/>
               </w:rPr>
@@ -486,7 +479,7 @@
             <w:r/>
             <w:r>
               <w:rPr>
-                <w:rFonts w:ascii="Arial" w:hAnsi="Arial"/>
+                <w:rFonts w:ascii="Verdana" w:hAnsi="Verdana"/>
                 <w:b w:val="0"/>
                 <w:sz w:val="16"/>
               </w:rPr>
@@ -502,7 +495,7 @@
             <w:r/>
             <w:r>
               <w:rPr>
-                <w:rFonts w:ascii="Arial" w:hAnsi="Arial"/>
+                <w:rFonts w:ascii="Verdana" w:hAnsi="Verdana"/>
                 <w:b w:val="0"/>
                 <w:sz w:val="16"/>
               </w:rPr>
@@ -518,7 +511,7 @@
             <w:r/>
             <w:r>
               <w:rPr>
-                <w:rFonts w:ascii="Arial" w:hAnsi="Arial"/>
+                <w:rFonts w:ascii="Verdana" w:hAnsi="Verdana"/>
                 <w:b w:val="0"/>
                 <w:sz w:val="16"/>
               </w:rPr>
@@ -534,7 +527,7 @@
             <w:r/>
             <w:r>
               <w:rPr>
-                <w:rFonts w:ascii="Arial" w:hAnsi="Arial"/>
+                <w:rFonts w:ascii="Verdana" w:hAnsi="Verdana"/>
                 <w:b w:val="0"/>
                 <w:sz w:val="16"/>
               </w:rPr>
@@ -550,7 +543,7 @@
             <w:r/>
             <w:r>
               <w:rPr>
-                <w:rFonts w:ascii="Arial" w:hAnsi="Arial"/>
+                <w:rFonts w:ascii="Verdana" w:hAnsi="Verdana"/>
                 <w:b w:val="0"/>
                 <w:sz w:val="16"/>
               </w:rPr>
@@ -559,15 +552,18 @@
         </w:tc>
       </w:tr>
       <w:tr>
-        <w:tc>
-          <w:tcPr>
-            <w:tcW w:type="dxa" w:w="1514"/>
-          </w:tcPr>
-          <w:p>
-            <w:r/>
-            <w:r>
-              <w:rPr>
-                <w:rFonts w:ascii="Arial" w:hAnsi="Arial"/>
+        <w:trPr>
+          <w:cantSplit/>
+        </w:trPr>
+        <w:tc>
+          <w:tcPr>
+            <w:tcW w:type="dxa" w:w="1514"/>
+          </w:tcPr>
+          <w:p>
+            <w:r/>
+            <w:r>
+              <w:rPr>
+                <w:rFonts w:ascii="Verdana" w:hAnsi="Verdana"/>
                 <w:b w:val="0"/>
                 <w:sz w:val="16"/>
               </w:rPr>
@@ -583,7 +579,7 @@
             <w:r/>
             <w:r>
               <w:rPr>
-                <w:rFonts w:ascii="Arial" w:hAnsi="Arial"/>
+                <w:rFonts w:ascii="Verdana" w:hAnsi="Verdana"/>
                 <w:b w:val="0"/>
                 <w:sz w:val="16"/>
               </w:rPr>
@@ -599,7 +595,7 @@
             <w:r/>
             <w:r>
               <w:rPr>
-                <w:rFonts w:ascii="Arial" w:hAnsi="Arial"/>
+                <w:rFonts w:ascii="Verdana" w:hAnsi="Verdana"/>
                 <w:b w:val="0"/>
                 <w:sz w:val="16"/>
               </w:rPr>
@@ -615,7 +611,7 @@
             <w:r/>
             <w:r>
               <w:rPr>
-                <w:rFonts w:ascii="Arial" w:hAnsi="Arial"/>
+                <w:rFonts w:ascii="Verdana" w:hAnsi="Verdana"/>
                 <w:b w:val="0"/>
                 <w:sz w:val="16"/>
               </w:rPr>
@@ -631,7 +627,7 @@
             <w:r/>
             <w:r>
               <w:rPr>
-                <w:rFonts w:ascii="Arial" w:hAnsi="Arial"/>
+                <w:rFonts w:ascii="Verdana" w:hAnsi="Verdana"/>
                 <w:b w:val="0"/>
                 <w:sz w:val="16"/>
               </w:rPr>
@@ -647,7 +643,7 @@
             <w:r/>
             <w:r>
               <w:rPr>
-                <w:rFonts w:ascii="Arial" w:hAnsi="Arial"/>
+                <w:rFonts w:ascii="Verdana" w:hAnsi="Verdana"/>
                 <w:b w:val="0"/>
                 <w:sz w:val="16"/>
               </w:rPr>
@@ -663,7 +659,7 @@
             <w:r/>
             <w:r>
               <w:rPr>
-                <w:rFonts w:ascii="Arial" w:hAnsi="Arial"/>
+                <w:rFonts w:ascii="Verdana" w:hAnsi="Verdana"/>
                 <w:b w:val="0"/>
                 <w:sz w:val="16"/>
               </w:rPr>
@@ -679,7 +675,7 @@
             <w:r/>
             <w:r>
               <w:rPr>
-                <w:rFonts w:ascii="Arial" w:hAnsi="Arial"/>
+                <w:rFonts w:ascii="Verdana" w:hAnsi="Verdana"/>
                 <w:b w:val="0"/>
                 <w:sz w:val="16"/>
               </w:rPr>
@@ -695,7 +691,7 @@
             <w:r/>
             <w:r>
               <w:rPr>
-                <w:rFonts w:ascii="Arial" w:hAnsi="Arial"/>
+                <w:rFonts w:ascii="Verdana" w:hAnsi="Verdana"/>
                 <w:b w:val="0"/>
                 <w:sz w:val="16"/>
               </w:rPr>
@@ -711,7 +707,7 @@
             <w:r/>
             <w:r>
               <w:rPr>
-                <w:rFonts w:ascii="Arial" w:hAnsi="Arial"/>
+                <w:rFonts w:ascii="Verdana" w:hAnsi="Verdana"/>
                 <w:b w:val="0"/>
                 <w:sz w:val="16"/>
               </w:rPr>
@@ -720,15 +716,18 @@
         </w:tc>
       </w:tr>
       <w:tr>
-        <w:tc>
-          <w:tcPr>
-            <w:tcW w:type="dxa" w:w="1514"/>
-          </w:tcPr>
-          <w:p>
-            <w:r/>
-            <w:r>
-              <w:rPr>
-                <w:rFonts w:ascii="Arial" w:hAnsi="Arial"/>
+        <w:trPr>
+          <w:cantSplit/>
+        </w:trPr>
+        <w:tc>
+          <w:tcPr>
+            <w:tcW w:type="dxa" w:w="1514"/>
+          </w:tcPr>
+          <w:p>
+            <w:r/>
+            <w:r>
+              <w:rPr>
+                <w:rFonts w:ascii="Verdana" w:hAnsi="Verdana"/>
                 <w:b w:val="0"/>
                 <w:sz w:val="16"/>
               </w:rPr>
@@ -744,7 +743,7 @@
             <w:r/>
             <w:r>
               <w:rPr>
-                <w:rFonts w:ascii="Arial" w:hAnsi="Arial"/>
+                <w:rFonts w:ascii="Verdana" w:hAnsi="Verdana"/>
                 <w:b w:val="0"/>
                 <w:sz w:val="16"/>
               </w:rPr>
@@ -760,7 +759,7 @@
             <w:r/>
             <w:r>
               <w:rPr>
-                <w:rFonts w:ascii="Arial" w:hAnsi="Arial"/>
+                <w:rFonts w:ascii="Verdana" w:hAnsi="Verdana"/>
                 <w:b w:val="0"/>
                 <w:sz w:val="16"/>
               </w:rPr>
@@ -776,7 +775,7 @@
             <w:r/>
             <w:r>
               <w:rPr>
-                <w:rFonts w:ascii="Arial" w:hAnsi="Arial"/>
+                <w:rFonts w:ascii="Verdana" w:hAnsi="Verdana"/>
                 <w:b w:val="0"/>
                 <w:sz w:val="16"/>
               </w:rPr>
@@ -792,7 +791,7 @@
             <w:r/>
             <w:r>
               <w:rPr>
-                <w:rFonts w:ascii="Arial" w:hAnsi="Arial"/>
+                <w:rFonts w:ascii="Verdana" w:hAnsi="Verdana"/>
                 <w:b w:val="0"/>
                 <w:sz w:val="16"/>
               </w:rPr>
@@ -808,7 +807,7 @@
             <w:r/>
             <w:r>
               <w:rPr>
-                <w:rFonts w:ascii="Arial" w:hAnsi="Arial"/>
+                <w:rFonts w:ascii="Verdana" w:hAnsi="Verdana"/>
                 <w:b w:val="0"/>
                 <w:sz w:val="16"/>
               </w:rPr>
@@ -824,7 +823,7 @@
             <w:r/>
             <w:r>
               <w:rPr>
-                <w:rFonts w:ascii="Arial" w:hAnsi="Arial"/>
+                <w:rFonts w:ascii="Verdana" w:hAnsi="Verdana"/>
                 <w:b w:val="0"/>
                 <w:sz w:val="16"/>
               </w:rPr>
@@ -840,7 +839,7 @@
             <w:r/>
             <w:r>
               <w:rPr>
-                <w:rFonts w:ascii="Arial" w:hAnsi="Arial"/>
+                <w:rFonts w:ascii="Verdana" w:hAnsi="Verdana"/>
                 <w:b w:val="0"/>
                 <w:sz w:val="16"/>
               </w:rPr>
@@ -856,7 +855,7 @@
             <w:r/>
             <w:r>
               <w:rPr>
-                <w:rFonts w:ascii="Arial" w:hAnsi="Arial"/>
+                <w:rFonts w:ascii="Verdana" w:hAnsi="Verdana"/>
                 <w:b w:val="0"/>
                 <w:sz w:val="16"/>
               </w:rPr>
@@ -872,7 +871,7 @@
             <w:r/>
             <w:r>
               <w:rPr>
-                <w:rFonts w:ascii="Arial" w:hAnsi="Arial"/>
+                <w:rFonts w:ascii="Verdana" w:hAnsi="Verdana"/>
                 <w:b w:val="0"/>
                 <w:sz w:val="16"/>
               </w:rPr>
@@ -881,15 +880,18 @@
         </w:tc>
       </w:tr>
       <w:tr>
-        <w:tc>
-          <w:tcPr>
-            <w:tcW w:type="dxa" w:w="1514"/>
-          </w:tcPr>
-          <w:p>
-            <w:r/>
-            <w:r>
-              <w:rPr>
-                <w:rFonts w:ascii="Arial" w:hAnsi="Arial"/>
+        <w:trPr>
+          <w:cantSplit/>
+        </w:trPr>
+        <w:tc>
+          <w:tcPr>
+            <w:tcW w:type="dxa" w:w="1514"/>
+          </w:tcPr>
+          <w:p>
+            <w:r/>
+            <w:r>
+              <w:rPr>
+                <w:rFonts w:ascii="Verdana" w:hAnsi="Verdana"/>
                 <w:b w:val="0"/>
                 <w:sz w:val="16"/>
               </w:rPr>
@@ -905,7 +907,7 @@
             <w:r/>
             <w:r>
               <w:rPr>
-                <w:rFonts w:ascii="Arial" w:hAnsi="Arial"/>
+                <w:rFonts w:ascii="Verdana" w:hAnsi="Verdana"/>
                 <w:b w:val="0"/>
                 <w:sz w:val="16"/>
               </w:rPr>
@@ -921,7 +923,7 @@
             <w:r/>
             <w:r>
               <w:rPr>
-                <w:rFonts w:ascii="Arial" w:hAnsi="Arial"/>
+                <w:rFonts w:ascii="Verdana" w:hAnsi="Verdana"/>
                 <w:b w:val="0"/>
                 <w:sz w:val="16"/>
               </w:rPr>
@@ -937,7 +939,7 @@
             <w:r/>
             <w:r>
               <w:rPr>
-                <w:rFonts w:ascii="Arial" w:hAnsi="Arial"/>
+                <w:rFonts w:ascii="Verdana" w:hAnsi="Verdana"/>
                 <w:b w:val="0"/>
                 <w:sz w:val="16"/>
               </w:rPr>
@@ -953,7 +955,7 @@
             <w:r/>
             <w:r>
               <w:rPr>
-                <w:rFonts w:ascii="Arial" w:hAnsi="Arial"/>
+                <w:rFonts w:ascii="Verdana" w:hAnsi="Verdana"/>
                 <w:b w:val="0"/>
                 <w:sz w:val="16"/>
               </w:rPr>
@@ -969,7 +971,7 @@
             <w:r/>
             <w:r>
               <w:rPr>
-                <w:rFonts w:ascii="Arial" w:hAnsi="Arial"/>
+                <w:rFonts w:ascii="Verdana" w:hAnsi="Verdana"/>
                 <w:b w:val="0"/>
                 <w:sz w:val="16"/>
               </w:rPr>
@@ -985,7 +987,7 @@
             <w:r/>
             <w:r>
               <w:rPr>
-                <w:rFonts w:ascii="Arial" w:hAnsi="Arial"/>
+                <w:rFonts w:ascii="Verdana" w:hAnsi="Verdana"/>
                 <w:b w:val="0"/>
                 <w:sz w:val="16"/>
               </w:rPr>
@@ -1001,7 +1003,7 @@
             <w:r/>
             <w:r>
               <w:rPr>
-                <w:rFonts w:ascii="Arial" w:hAnsi="Arial"/>
+                <w:rFonts w:ascii="Verdana" w:hAnsi="Verdana"/>
                 <w:b w:val="0"/>
                 <w:sz w:val="16"/>
               </w:rPr>
@@ -1017,7 +1019,7 @@
             <w:r/>
             <w:r>
               <w:rPr>
-                <w:rFonts w:ascii="Arial" w:hAnsi="Arial"/>
+                <w:rFonts w:ascii="Verdana" w:hAnsi="Verdana"/>
                 <w:b w:val="0"/>
                 <w:sz w:val="16"/>
               </w:rPr>
@@ -1033,7 +1035,7 @@
             <w:r/>
             <w:r>
               <w:rPr>
-                <w:rFonts w:ascii="Arial" w:hAnsi="Arial"/>
+                <w:rFonts w:ascii="Verdana" w:hAnsi="Verdana"/>
                 <w:b w:val="0"/>
                 <w:sz w:val="16"/>
               </w:rPr>
@@ -1042,15 +1044,18 @@
         </w:tc>
       </w:tr>
       <w:tr>
-        <w:tc>
-          <w:tcPr>
-            <w:tcW w:type="dxa" w:w="1514"/>
-          </w:tcPr>
-          <w:p>
-            <w:r/>
-            <w:r>
-              <w:rPr>
-                <w:rFonts w:ascii="Arial" w:hAnsi="Arial"/>
+        <w:trPr>
+          <w:cantSplit/>
+        </w:trPr>
+        <w:tc>
+          <w:tcPr>
+            <w:tcW w:type="dxa" w:w="1514"/>
+          </w:tcPr>
+          <w:p>
+            <w:r/>
+            <w:r>
+              <w:rPr>
+                <w:rFonts w:ascii="Verdana" w:hAnsi="Verdana"/>
                 <w:b w:val="0"/>
                 <w:sz w:val="16"/>
               </w:rPr>
@@ -1066,7 +1071,7 @@
             <w:r/>
             <w:r>
               <w:rPr>
-                <w:rFonts w:ascii="Arial" w:hAnsi="Arial"/>
+                <w:rFonts w:ascii="Verdana" w:hAnsi="Verdana"/>
                 <w:b w:val="0"/>
                 <w:sz w:val="16"/>
               </w:rPr>
@@ -1082,7 +1087,7 @@
             <w:r/>
             <w:r>
               <w:rPr>
-                <w:rFonts w:ascii="Arial" w:hAnsi="Arial"/>
+                <w:rFonts w:ascii="Verdana" w:hAnsi="Verdana"/>
                 <w:b w:val="0"/>
                 <w:sz w:val="16"/>
               </w:rPr>
@@ -1098,7 +1103,7 @@
             <w:r/>
             <w:r>
               <w:rPr>
-                <w:rFonts w:ascii="Arial" w:hAnsi="Arial"/>
+                <w:rFonts w:ascii="Verdana" w:hAnsi="Verdana"/>
                 <w:b w:val="0"/>
                 <w:sz w:val="16"/>
               </w:rPr>
@@ -1114,7 +1119,7 @@
             <w:r/>
             <w:r>
               <w:rPr>
-                <w:rFonts w:ascii="Arial" w:hAnsi="Arial"/>
+                <w:rFonts w:ascii="Verdana" w:hAnsi="Verdana"/>
                 <w:b w:val="0"/>
                 <w:sz w:val="16"/>
               </w:rPr>
@@ -1130,7 +1135,7 @@
             <w:r/>
             <w:r>
               <w:rPr>
-                <w:rFonts w:ascii="Arial" w:hAnsi="Arial"/>
+                <w:rFonts w:ascii="Verdana" w:hAnsi="Verdana"/>
                 <w:b w:val="0"/>
                 <w:sz w:val="16"/>
               </w:rPr>
@@ -1146,7 +1151,7 @@
             <w:r/>
             <w:r>
               <w:rPr>
-                <w:rFonts w:ascii="Arial" w:hAnsi="Arial"/>
+                <w:rFonts w:ascii="Verdana" w:hAnsi="Verdana"/>
                 <w:b w:val="0"/>
                 <w:sz w:val="16"/>
               </w:rPr>
@@ -1162,7 +1167,7 @@
             <w:r/>
             <w:r>
               <w:rPr>
-                <w:rFonts w:ascii="Arial" w:hAnsi="Arial"/>
+                <w:rFonts w:ascii="Verdana" w:hAnsi="Verdana"/>
                 <w:b w:val="0"/>
                 <w:sz w:val="16"/>
               </w:rPr>
@@ -1178,7 +1183,7 @@
             <w:r/>
             <w:r>
               <w:rPr>
-                <w:rFonts w:ascii="Arial" w:hAnsi="Arial"/>
+                <w:rFonts w:ascii="Verdana" w:hAnsi="Verdana"/>
                 <w:b w:val="0"/>
                 <w:sz w:val="16"/>
               </w:rPr>
@@ -1194,7 +1199,7 @@
             <w:r/>
             <w:r>
               <w:rPr>
-                <w:rFonts w:ascii="Arial" w:hAnsi="Arial"/>
+                <w:rFonts w:ascii="Verdana" w:hAnsi="Verdana"/>
                 <w:b w:val="0"/>
                 <w:sz w:val="16"/>
               </w:rPr>
@@ -1203,15 +1208,18 @@
         </w:tc>
       </w:tr>
       <w:tr>
-        <w:tc>
-          <w:tcPr>
-            <w:tcW w:type="dxa" w:w="1514"/>
-          </w:tcPr>
-          <w:p>
-            <w:r/>
-            <w:r>
-              <w:rPr>
-                <w:rFonts w:ascii="Arial" w:hAnsi="Arial"/>
+        <w:trPr>
+          <w:cantSplit/>
+        </w:trPr>
+        <w:tc>
+          <w:tcPr>
+            <w:tcW w:type="dxa" w:w="1514"/>
+          </w:tcPr>
+          <w:p>
+            <w:r/>
+            <w:r>
+              <w:rPr>
+                <w:rFonts w:ascii="Verdana" w:hAnsi="Verdana"/>
                 <w:b w:val="0"/>
                 <w:sz w:val="16"/>
               </w:rPr>
@@ -1227,7 +1235,7 @@
             <w:r/>
             <w:r>
               <w:rPr>
-                <w:rFonts w:ascii="Arial" w:hAnsi="Arial"/>
+                <w:rFonts w:ascii="Verdana" w:hAnsi="Verdana"/>
                 <w:b w:val="0"/>
                 <w:sz w:val="16"/>
               </w:rPr>
@@ -1243,7 +1251,7 @@
             <w:r/>
             <w:r>
               <w:rPr>
-                <w:rFonts w:ascii="Arial" w:hAnsi="Arial"/>
+                <w:rFonts w:ascii="Verdana" w:hAnsi="Verdana"/>
                 <w:b w:val="0"/>
                 <w:sz w:val="16"/>
               </w:rPr>
@@ -1259,7 +1267,7 @@
             <w:r/>
             <w:r>
               <w:rPr>
-                <w:rFonts w:ascii="Arial" w:hAnsi="Arial"/>
+                <w:rFonts w:ascii="Verdana" w:hAnsi="Verdana"/>
                 <w:b w:val="0"/>
                 <w:sz w:val="16"/>
               </w:rPr>
@@ -1275,7 +1283,7 @@
             <w:r/>
             <w:r>
               <w:rPr>
-                <w:rFonts w:ascii="Arial" w:hAnsi="Arial"/>
+                <w:rFonts w:ascii="Verdana" w:hAnsi="Verdana"/>
                 <w:b w:val="0"/>
                 <w:sz w:val="16"/>
               </w:rPr>
@@ -1291,7 +1299,7 @@
             <w:r/>
             <w:r>
               <w:rPr>
-                <w:rFonts w:ascii="Arial" w:hAnsi="Arial"/>
+                <w:rFonts w:ascii="Verdana" w:hAnsi="Verdana"/>
                 <w:b w:val="0"/>
                 <w:sz w:val="16"/>
               </w:rPr>
@@ -1307,7 +1315,7 @@
             <w:r/>
             <w:r>
               <w:rPr>
-                <w:rFonts w:ascii="Arial" w:hAnsi="Arial"/>
+                <w:rFonts w:ascii="Verdana" w:hAnsi="Verdana"/>
                 <w:b w:val="0"/>
                 <w:sz w:val="16"/>
               </w:rPr>
@@ -1323,7 +1331,7 @@
             <w:r/>
             <w:r>
               <w:rPr>
-                <w:rFonts w:ascii="Arial" w:hAnsi="Arial"/>
+                <w:rFonts w:ascii="Verdana" w:hAnsi="Verdana"/>
                 <w:b w:val="0"/>
                 <w:sz w:val="16"/>
               </w:rPr>
@@ -1339,7 +1347,7 @@
             <w:r/>
             <w:r>
               <w:rPr>
-                <w:rFonts w:ascii="Arial" w:hAnsi="Arial"/>
+                <w:rFonts w:ascii="Verdana" w:hAnsi="Verdana"/>
                 <w:b w:val="0"/>
                 <w:sz w:val="16"/>
               </w:rPr>
@@ -1355,7 +1363,7 @@
             <w:r/>
             <w:r>
               <w:rPr>
-                <w:rFonts w:ascii="Arial" w:hAnsi="Arial"/>
+                <w:rFonts w:ascii="Verdana" w:hAnsi="Verdana"/>
                 <w:b w:val="0"/>
                 <w:sz w:val="16"/>
               </w:rPr>
@@ -1364,15 +1372,18 @@
         </w:tc>
       </w:tr>
       <w:tr>
-        <w:tc>
-          <w:tcPr>
-            <w:tcW w:type="dxa" w:w="1514"/>
-          </w:tcPr>
-          <w:p>
-            <w:r/>
-            <w:r>
-              <w:rPr>
-                <w:rFonts w:ascii="Arial" w:hAnsi="Arial"/>
+        <w:trPr>
+          <w:cantSplit/>
+        </w:trPr>
+        <w:tc>
+          <w:tcPr>
+            <w:tcW w:type="dxa" w:w="1514"/>
+          </w:tcPr>
+          <w:p>
+            <w:r/>
+            <w:r>
+              <w:rPr>
+                <w:rFonts w:ascii="Verdana" w:hAnsi="Verdana"/>
                 <w:b w:val="0"/>
                 <w:sz w:val="16"/>
               </w:rPr>
@@ -1388,7 +1399,7 @@
             <w:r/>
             <w:r>
               <w:rPr>
-                <w:rFonts w:ascii="Arial" w:hAnsi="Arial"/>
+                <w:rFonts w:ascii="Verdana" w:hAnsi="Verdana"/>
                 <w:b w:val="0"/>
                 <w:sz w:val="16"/>
               </w:rPr>
@@ -1404,7 +1415,7 @@
             <w:r/>
             <w:r>
               <w:rPr>
-                <w:rFonts w:ascii="Arial" w:hAnsi="Arial"/>
+                <w:rFonts w:ascii="Verdana" w:hAnsi="Verdana"/>
                 <w:b w:val="0"/>
                 <w:sz w:val="16"/>
               </w:rPr>
@@ -1420,7 +1431,7 @@
             <w:r/>
             <w:r>
               <w:rPr>
-                <w:rFonts w:ascii="Arial" w:hAnsi="Arial"/>
+                <w:rFonts w:ascii="Verdana" w:hAnsi="Verdana"/>
                 <w:b w:val="0"/>
                 <w:sz w:val="16"/>
               </w:rPr>
@@ -1436,7 +1447,7 @@
             <w:r/>
             <w:r>
               <w:rPr>
-                <w:rFonts w:ascii="Arial" w:hAnsi="Arial"/>
+                <w:rFonts w:ascii="Verdana" w:hAnsi="Verdana"/>
                 <w:b w:val="0"/>
                 <w:sz w:val="16"/>
               </w:rPr>
@@ -1452,7 +1463,7 @@
             <w:r/>
             <w:r>
               <w:rPr>
-                <w:rFonts w:ascii="Arial" w:hAnsi="Arial"/>
+                <w:rFonts w:ascii="Verdana" w:hAnsi="Verdana"/>
                 <w:b w:val="0"/>
                 <w:sz w:val="16"/>
               </w:rPr>
@@ -1468,7 +1479,7 @@
             <w:r/>
             <w:r>
               <w:rPr>
-                <w:rFonts w:ascii="Arial" w:hAnsi="Arial"/>
+                <w:rFonts w:ascii="Verdana" w:hAnsi="Verdana"/>
                 <w:b w:val="0"/>
                 <w:sz w:val="16"/>
               </w:rPr>
@@ -1484,7 +1495,7 @@
             <w:r/>
             <w:r>
               <w:rPr>
-                <w:rFonts w:ascii="Arial" w:hAnsi="Arial"/>
+                <w:rFonts w:ascii="Verdana" w:hAnsi="Verdana"/>
                 <w:b w:val="0"/>
                 <w:sz w:val="16"/>
               </w:rPr>
@@ -1500,7 +1511,7 @@
             <w:r/>
             <w:r>
               <w:rPr>
-                <w:rFonts w:ascii="Arial" w:hAnsi="Arial"/>
+                <w:rFonts w:ascii="Verdana" w:hAnsi="Verdana"/>
                 <w:b w:val="0"/>
                 <w:sz w:val="16"/>
               </w:rPr>
@@ -1516,7 +1527,7 @@
             <w:r/>
             <w:r>
               <w:rPr>
-                <w:rFonts w:ascii="Arial" w:hAnsi="Arial"/>
+                <w:rFonts w:ascii="Verdana" w:hAnsi="Verdana"/>
                 <w:b w:val="0"/>
                 <w:sz w:val="16"/>
               </w:rPr>
@@ -1525,15 +1536,18 @@
         </w:tc>
       </w:tr>
       <w:tr>
-        <w:tc>
-          <w:tcPr>
-            <w:tcW w:type="dxa" w:w="1514"/>
-          </w:tcPr>
-          <w:p>
-            <w:r/>
-            <w:r>
-              <w:rPr>
-                <w:rFonts w:ascii="Arial" w:hAnsi="Arial"/>
+        <w:trPr>
+          <w:cantSplit/>
+        </w:trPr>
+        <w:tc>
+          <w:tcPr>
+            <w:tcW w:type="dxa" w:w="1514"/>
+          </w:tcPr>
+          <w:p>
+            <w:r/>
+            <w:r>
+              <w:rPr>
+                <w:rFonts w:ascii="Verdana" w:hAnsi="Verdana"/>
                 <w:b w:val="0"/>
                 <w:sz w:val="16"/>
               </w:rPr>
@@ -1549,7 +1563,7 @@
             <w:r/>
             <w:r>
               <w:rPr>
-                <w:rFonts w:ascii="Arial" w:hAnsi="Arial"/>
+                <w:rFonts w:ascii="Verdana" w:hAnsi="Verdana"/>
                 <w:b w:val="0"/>
                 <w:sz w:val="16"/>
               </w:rPr>
@@ -1565,7 +1579,7 @@
             <w:r/>
             <w:r>
               <w:rPr>
-                <w:rFonts w:ascii="Arial" w:hAnsi="Arial"/>
+                <w:rFonts w:ascii="Verdana" w:hAnsi="Verdana"/>
                 <w:b w:val="0"/>
                 <w:sz w:val="16"/>
               </w:rPr>
@@ -1581,7 +1595,7 @@
             <w:r/>
             <w:r>
               <w:rPr>
-                <w:rFonts w:ascii="Arial" w:hAnsi="Arial"/>
+                <w:rFonts w:ascii="Verdana" w:hAnsi="Verdana"/>
                 <w:b w:val="0"/>
                 <w:sz w:val="16"/>
               </w:rPr>
@@ -1597,7 +1611,7 @@
             <w:r/>
             <w:r>
               <w:rPr>
-                <w:rFonts w:ascii="Arial" w:hAnsi="Arial"/>
+                <w:rFonts w:ascii="Verdana" w:hAnsi="Verdana"/>
                 <w:b w:val="0"/>
                 <w:sz w:val="16"/>
               </w:rPr>
@@ -1613,7 +1627,7 @@
             <w:r/>
             <w:r>
               <w:rPr>
-                <w:rFonts w:ascii="Arial" w:hAnsi="Arial"/>
+                <w:rFonts w:ascii="Verdana" w:hAnsi="Verdana"/>
                 <w:b w:val="0"/>
                 <w:sz w:val="16"/>
               </w:rPr>
@@ -1629,7 +1643,7 @@
             <w:r/>
             <w:r>
               <w:rPr>
-                <w:rFonts w:ascii="Arial" w:hAnsi="Arial"/>
+                <w:rFonts w:ascii="Verdana" w:hAnsi="Verdana"/>
                 <w:b w:val="0"/>
                 <w:sz w:val="16"/>
               </w:rPr>
@@ -1645,7 +1659,7 @@
             <w:r/>
             <w:r>
               <w:rPr>
-                <w:rFonts w:ascii="Arial" w:hAnsi="Arial"/>
+                <w:rFonts w:ascii="Verdana" w:hAnsi="Verdana"/>
                 <w:b w:val="0"/>
                 <w:sz w:val="16"/>
               </w:rPr>
@@ -1661,7 +1675,7 @@
             <w:r/>
             <w:r>
               <w:rPr>
-                <w:rFonts w:ascii="Arial" w:hAnsi="Arial"/>
+                <w:rFonts w:ascii="Verdana" w:hAnsi="Verdana"/>
                 <w:b w:val="0"/>
                 <w:sz w:val="16"/>
               </w:rPr>
@@ -1677,7 +1691,7 @@
             <w:r/>
             <w:r>
               <w:rPr>
-                <w:rFonts w:ascii="Arial" w:hAnsi="Arial"/>
+                <w:rFonts w:ascii="Verdana" w:hAnsi="Verdana"/>
                 <w:b w:val="0"/>
                 <w:sz w:val="16"/>
               </w:rPr>
@@ -1686,15 +1700,18 @@
         </w:tc>
       </w:tr>
       <w:tr>
-        <w:tc>
-          <w:tcPr>
-            <w:tcW w:type="dxa" w:w="1514"/>
-          </w:tcPr>
-          <w:p>
-            <w:r/>
-            <w:r>
-              <w:rPr>
-                <w:rFonts w:ascii="Arial" w:hAnsi="Arial"/>
+        <w:trPr>
+          <w:cantSplit/>
+        </w:trPr>
+        <w:tc>
+          <w:tcPr>
+            <w:tcW w:type="dxa" w:w="1514"/>
+          </w:tcPr>
+          <w:p>
+            <w:r/>
+            <w:r>
+              <w:rPr>
+                <w:rFonts w:ascii="Verdana" w:hAnsi="Verdana"/>
                 <w:b w:val="0"/>
                 <w:sz w:val="16"/>
               </w:rPr>
@@ -1710,7 +1727,7 @@
             <w:r/>
             <w:r>
               <w:rPr>
-                <w:rFonts w:ascii="Arial" w:hAnsi="Arial"/>
+                <w:rFonts w:ascii="Verdana" w:hAnsi="Verdana"/>
                 <w:b w:val="0"/>
                 <w:sz w:val="16"/>
               </w:rPr>
@@ -1726,7 +1743,7 @@
             <w:r/>
             <w:r>
               <w:rPr>
-                <w:rFonts w:ascii="Arial" w:hAnsi="Arial"/>
+                <w:rFonts w:ascii="Verdana" w:hAnsi="Verdana"/>
                 <w:b w:val="0"/>
                 <w:sz w:val="16"/>
               </w:rPr>
@@ -1742,7 +1759,7 @@
             <w:r/>
             <w:r>
               <w:rPr>
-                <w:rFonts w:ascii="Arial" w:hAnsi="Arial"/>
+                <w:rFonts w:ascii="Verdana" w:hAnsi="Verdana"/>
                 <w:b w:val="0"/>
                 <w:sz w:val="16"/>
               </w:rPr>
@@ -1758,7 +1775,7 @@
             <w:r/>
             <w:r>
               <w:rPr>
-                <w:rFonts w:ascii="Arial" w:hAnsi="Arial"/>
+                <w:rFonts w:ascii="Verdana" w:hAnsi="Verdana"/>
                 <w:b w:val="0"/>
                 <w:sz w:val="16"/>
               </w:rPr>
@@ -1774,7 +1791,7 @@
             <w:r/>
             <w:r>
               <w:rPr>
-                <w:rFonts w:ascii="Arial" w:hAnsi="Arial"/>
+                <w:rFonts w:ascii="Verdana" w:hAnsi="Verdana"/>
                 <w:b w:val="0"/>
                 <w:sz w:val="16"/>
               </w:rPr>
@@ -1790,7 +1807,7 @@
             <w:r/>
             <w:r>
               <w:rPr>
-                <w:rFonts w:ascii="Arial" w:hAnsi="Arial"/>
+                <w:rFonts w:ascii="Verdana" w:hAnsi="Verdana"/>
                 <w:b w:val="0"/>
                 <w:sz w:val="16"/>
               </w:rPr>
@@ -1806,7 +1823,7 @@
             <w:r/>
             <w:r>
               <w:rPr>
-                <w:rFonts w:ascii="Arial" w:hAnsi="Arial"/>
+                <w:rFonts w:ascii="Verdana" w:hAnsi="Verdana"/>
                 <w:b w:val="0"/>
                 <w:sz w:val="16"/>
               </w:rPr>
@@ -1822,7 +1839,7 @@
             <w:r/>
             <w:r>
               <w:rPr>
-                <w:rFonts w:ascii="Arial" w:hAnsi="Arial"/>
+                <w:rFonts w:ascii="Verdana" w:hAnsi="Verdana"/>
                 <w:b w:val="0"/>
                 <w:sz w:val="16"/>
               </w:rPr>
@@ -1838,7 +1855,7 @@
             <w:r/>
             <w:r>
               <w:rPr>
-                <w:rFonts w:ascii="Arial" w:hAnsi="Arial"/>
+                <w:rFonts w:ascii="Verdana" w:hAnsi="Verdana"/>
                 <w:b w:val="0"/>
                 <w:sz w:val="16"/>
               </w:rPr>
@@ -1847,15 +1864,18 @@
         </w:tc>
       </w:tr>
       <w:tr>
-        <w:tc>
-          <w:tcPr>
-            <w:tcW w:type="dxa" w:w="1514"/>
-          </w:tcPr>
-          <w:p>
-            <w:r/>
-            <w:r>
-              <w:rPr>
-                <w:rFonts w:ascii="Arial" w:hAnsi="Arial"/>
+        <w:trPr>
+          <w:cantSplit/>
+        </w:trPr>
+        <w:tc>
+          <w:tcPr>
+            <w:tcW w:type="dxa" w:w="1514"/>
+          </w:tcPr>
+          <w:p>
+            <w:r/>
+            <w:r>
+              <w:rPr>
+                <w:rFonts w:ascii="Verdana" w:hAnsi="Verdana"/>
                 <w:b w:val="0"/>
                 <w:sz w:val="16"/>
               </w:rPr>
@@ -1871,7 +1891,7 @@
             <w:r/>
             <w:r>
               <w:rPr>
-                <w:rFonts w:ascii="Arial" w:hAnsi="Arial"/>
+                <w:rFonts w:ascii="Verdana" w:hAnsi="Verdana"/>
                 <w:b w:val="0"/>
                 <w:sz w:val="16"/>
               </w:rPr>
@@ -1887,7 +1907,7 @@
             <w:r/>
             <w:r>
               <w:rPr>
-                <w:rFonts w:ascii="Arial" w:hAnsi="Arial"/>
+                <w:rFonts w:ascii="Verdana" w:hAnsi="Verdana"/>
                 <w:b w:val="0"/>
                 <w:sz w:val="16"/>
               </w:rPr>
@@ -1903,7 +1923,7 @@
             <w:r/>
             <w:r>
               <w:rPr>
-                <w:rFonts w:ascii="Arial" w:hAnsi="Arial"/>
+                <w:rFonts w:ascii="Verdana" w:hAnsi="Verdana"/>
                 <w:b w:val="0"/>
                 <w:sz w:val="16"/>
               </w:rPr>
@@ -1919,7 +1939,7 @@
             <w:r/>
             <w:r>
               <w:rPr>
-                <w:rFonts w:ascii="Arial" w:hAnsi="Arial"/>
+                <w:rFonts w:ascii="Verdana" w:hAnsi="Verdana"/>
                 <w:b w:val="0"/>
                 <w:sz w:val="16"/>
               </w:rPr>
@@ -1935,7 +1955,7 @@
             <w:r/>
             <w:r>
               <w:rPr>
-                <w:rFonts w:ascii="Arial" w:hAnsi="Arial"/>
+                <w:rFonts w:ascii="Verdana" w:hAnsi="Verdana"/>
                 <w:b w:val="0"/>
                 <w:sz w:val="16"/>
               </w:rPr>
@@ -1951,7 +1971,7 @@
             <w:r/>
             <w:r>
               <w:rPr>
-                <w:rFonts w:ascii="Arial" w:hAnsi="Arial"/>
+                <w:rFonts w:ascii="Verdana" w:hAnsi="Verdana"/>
                 <w:b w:val="0"/>
                 <w:sz w:val="16"/>
               </w:rPr>
@@ -1967,7 +1987,7 @@
             <w:r/>
             <w:r>
               <w:rPr>
-                <w:rFonts w:ascii="Arial" w:hAnsi="Arial"/>
+                <w:rFonts w:ascii="Verdana" w:hAnsi="Verdana"/>
                 <w:b w:val="0"/>
                 <w:sz w:val="16"/>
               </w:rPr>
@@ -1983,7 +2003,7 @@
             <w:r/>
             <w:r>
               <w:rPr>
-                <w:rFonts w:ascii="Arial" w:hAnsi="Arial"/>
+                <w:rFonts w:ascii="Verdana" w:hAnsi="Verdana"/>
                 <w:b w:val="0"/>
                 <w:sz w:val="16"/>
               </w:rPr>
@@ -1999,7 +2019,7 @@
             <w:r/>
             <w:r>
               <w:rPr>
-                <w:rFonts w:ascii="Arial" w:hAnsi="Arial"/>
+                <w:rFonts w:ascii="Verdana" w:hAnsi="Verdana"/>
                 <w:b w:val="0"/>
                 <w:sz w:val="16"/>
               </w:rPr>
@@ -2008,15 +2028,18 @@
         </w:tc>
       </w:tr>
       <w:tr>
-        <w:tc>
-          <w:tcPr>
-            <w:tcW w:type="dxa" w:w="1514"/>
-          </w:tcPr>
-          <w:p>
-            <w:r/>
-            <w:r>
-              <w:rPr>
-                <w:rFonts w:ascii="Arial" w:hAnsi="Arial"/>
+        <w:trPr>
+          <w:cantSplit/>
+        </w:trPr>
+        <w:tc>
+          <w:tcPr>
+            <w:tcW w:type="dxa" w:w="1514"/>
+          </w:tcPr>
+          <w:p>
+            <w:r/>
+            <w:r>
+              <w:rPr>
+                <w:rFonts w:ascii="Verdana" w:hAnsi="Verdana"/>
                 <w:b w:val="0"/>
                 <w:sz w:val="16"/>
               </w:rPr>
@@ -2032,7 +2055,7 @@
             <w:r/>
             <w:r>
               <w:rPr>
-                <w:rFonts w:ascii="Arial" w:hAnsi="Arial"/>
+                <w:rFonts w:ascii="Verdana" w:hAnsi="Verdana"/>
                 <w:b w:val="0"/>
                 <w:sz w:val="16"/>
               </w:rPr>
@@ -2048,7 +2071,7 @@
             <w:r/>
             <w:r>
               <w:rPr>
-                <w:rFonts w:ascii="Arial" w:hAnsi="Arial"/>
+                <w:rFonts w:ascii="Verdana" w:hAnsi="Verdana"/>
                 <w:b w:val="0"/>
                 <w:sz w:val="16"/>
               </w:rPr>
@@ -2064,7 +2087,7 @@
             <w:r/>
             <w:r>
               <w:rPr>
-                <w:rFonts w:ascii="Arial" w:hAnsi="Arial"/>
+                <w:rFonts w:ascii="Verdana" w:hAnsi="Verdana"/>
                 <w:b w:val="0"/>
                 <w:sz w:val="16"/>
               </w:rPr>
@@ -2080,7 +2103,7 @@
             <w:r/>
             <w:r>
               <w:rPr>
-                <w:rFonts w:ascii="Arial" w:hAnsi="Arial"/>
+                <w:rFonts w:ascii="Verdana" w:hAnsi="Verdana"/>
                 <w:b w:val="0"/>
                 <w:sz w:val="16"/>
               </w:rPr>
@@ -2096,7 +2119,7 @@
             <w:r/>
             <w:r>
               <w:rPr>
-                <w:rFonts w:ascii="Arial" w:hAnsi="Arial"/>
+                <w:rFonts w:ascii="Verdana" w:hAnsi="Verdana"/>
                 <w:b w:val="0"/>
                 <w:sz w:val="16"/>
               </w:rPr>
@@ -2112,7 +2135,7 @@
             <w:r/>
             <w:r>
               <w:rPr>
-                <w:rFonts w:ascii="Arial" w:hAnsi="Arial"/>
+                <w:rFonts w:ascii="Verdana" w:hAnsi="Verdana"/>
                 <w:b w:val="0"/>
                 <w:sz w:val="16"/>
               </w:rPr>
@@ -2128,7 +2151,7 @@
             <w:r/>
             <w:r>
               <w:rPr>
-                <w:rFonts w:ascii="Arial" w:hAnsi="Arial"/>
+                <w:rFonts w:ascii="Verdana" w:hAnsi="Verdana"/>
                 <w:b w:val="0"/>
                 <w:sz w:val="16"/>
               </w:rPr>
@@ -2144,7 +2167,7 @@
             <w:r/>
             <w:r>
               <w:rPr>
-                <w:rFonts w:ascii="Arial" w:hAnsi="Arial"/>
+                <w:rFonts w:ascii="Verdana" w:hAnsi="Verdana"/>
                 <w:b w:val="0"/>
                 <w:sz w:val="16"/>
               </w:rPr>
@@ -2160,7 +2183,7 @@
             <w:r/>
             <w:r>
               <w:rPr>
-                <w:rFonts w:ascii="Arial" w:hAnsi="Arial"/>
+                <w:rFonts w:ascii="Verdana" w:hAnsi="Verdana"/>
                 <w:b w:val="0"/>
                 <w:sz w:val="16"/>
               </w:rPr>
@@ -2170,15 +2193,18 @@
         </w:tc>
       </w:tr>
       <w:tr>
-        <w:tc>
-          <w:tcPr>
-            <w:tcW w:type="dxa" w:w="1514"/>
-          </w:tcPr>
-          <w:p>
-            <w:r/>
-            <w:r>
-              <w:rPr>
-                <w:rFonts w:ascii="Arial" w:hAnsi="Arial"/>
+        <w:trPr>
+          <w:cantSplit/>
+        </w:trPr>
+        <w:tc>
+          <w:tcPr>
+            <w:tcW w:type="dxa" w:w="1514"/>
+          </w:tcPr>
+          <w:p>
+            <w:r/>
+            <w:r>
+              <w:rPr>
+                <w:rFonts w:ascii="Verdana" w:hAnsi="Verdana"/>
                 <w:b w:val="0"/>
                 <w:sz w:val="16"/>
               </w:rPr>
@@ -2194,7 +2220,7 @@
             <w:r/>
             <w:r>
               <w:rPr>
-                <w:rFonts w:ascii="Arial" w:hAnsi="Arial"/>
+                <w:rFonts w:ascii="Verdana" w:hAnsi="Verdana"/>
                 <w:b w:val="0"/>
                 <w:sz w:val="16"/>
               </w:rPr>
@@ -2210,7 +2236,7 @@
             <w:r/>
             <w:r>
               <w:rPr>
-                <w:rFonts w:ascii="Arial" w:hAnsi="Arial"/>
+                <w:rFonts w:ascii="Verdana" w:hAnsi="Verdana"/>
                 <w:b w:val="0"/>
                 <w:sz w:val="16"/>
               </w:rPr>
@@ -2226,7 +2252,7 @@
             <w:r/>
             <w:r>
               <w:rPr>
-                <w:rFonts w:ascii="Arial" w:hAnsi="Arial"/>
+                <w:rFonts w:ascii="Verdana" w:hAnsi="Verdana"/>
                 <w:b w:val="0"/>
                 <w:sz w:val="16"/>
               </w:rPr>
@@ -2242,7 +2268,7 @@
             <w:r/>
             <w:r>
               <w:rPr>
-                <w:rFonts w:ascii="Arial" w:hAnsi="Arial"/>
+                <w:rFonts w:ascii="Verdana" w:hAnsi="Verdana"/>
                 <w:b w:val="0"/>
                 <w:sz w:val="16"/>
               </w:rPr>
@@ -2258,7 +2284,7 @@
             <w:r/>
             <w:r>
               <w:rPr>
-                <w:rFonts w:ascii="Arial" w:hAnsi="Arial"/>
+                <w:rFonts w:ascii="Verdana" w:hAnsi="Verdana"/>
                 <w:b w:val="0"/>
                 <w:sz w:val="16"/>
               </w:rPr>
@@ -2274,7 +2300,7 @@
             <w:r/>
             <w:r>
               <w:rPr>
-                <w:rFonts w:ascii="Arial" w:hAnsi="Arial"/>
+                <w:rFonts w:ascii="Verdana" w:hAnsi="Verdana"/>
                 <w:b w:val="0"/>
                 <w:sz w:val="16"/>
               </w:rPr>
@@ -2290,7 +2316,7 @@
             <w:r/>
             <w:r>
               <w:rPr>
-                <w:rFonts w:ascii="Arial" w:hAnsi="Arial"/>
+                <w:rFonts w:ascii="Verdana" w:hAnsi="Verdana"/>
                 <w:b w:val="0"/>
                 <w:sz w:val="16"/>
               </w:rPr>
@@ -2306,7 +2332,7 @@
             <w:r/>
             <w:r>
               <w:rPr>
-                <w:rFonts w:ascii="Arial" w:hAnsi="Arial"/>
+                <w:rFonts w:ascii="Verdana" w:hAnsi="Verdana"/>
                 <w:b w:val="0"/>
                 <w:sz w:val="16"/>
               </w:rPr>
@@ -2322,7 +2348,7 @@
             <w:r/>
             <w:r>
               <w:rPr>
-                <w:rFonts w:ascii="Arial" w:hAnsi="Arial"/>
+                <w:rFonts w:ascii="Verdana" w:hAnsi="Verdana"/>
                 <w:b w:val="0"/>
                 <w:sz w:val="16"/>
               </w:rPr>
@@ -2331,15 +2357,18 @@
         </w:tc>
       </w:tr>
       <w:tr>
-        <w:tc>
-          <w:tcPr>
-            <w:tcW w:type="dxa" w:w="1514"/>
-          </w:tcPr>
-          <w:p>
-            <w:r/>
-            <w:r>
-              <w:rPr>
-                <w:rFonts w:ascii="Arial" w:hAnsi="Arial"/>
+        <w:trPr>
+          <w:cantSplit/>
+        </w:trPr>
+        <w:tc>
+          <w:tcPr>
+            <w:tcW w:type="dxa" w:w="1514"/>
+          </w:tcPr>
+          <w:p>
+            <w:r/>
+            <w:r>
+              <w:rPr>
+                <w:rFonts w:ascii="Verdana" w:hAnsi="Verdana"/>
                 <w:b w:val="0"/>
                 <w:sz w:val="16"/>
               </w:rPr>
@@ -2355,7 +2384,7 @@
             <w:r/>
             <w:r>
               <w:rPr>
-                <w:rFonts w:ascii="Arial" w:hAnsi="Arial"/>
+                <w:rFonts w:ascii="Verdana" w:hAnsi="Verdana"/>
                 <w:b w:val="0"/>
                 <w:sz w:val="16"/>
               </w:rPr>
@@ -2371,7 +2400,7 @@
             <w:r/>
             <w:r>
               <w:rPr>
-                <w:rFonts w:ascii="Arial" w:hAnsi="Arial"/>
+                <w:rFonts w:ascii="Verdana" w:hAnsi="Verdana"/>
                 <w:b w:val="0"/>
                 <w:sz w:val="16"/>
               </w:rPr>
@@ -2387,7 +2416,7 @@
             <w:r/>
             <w:r>
               <w:rPr>
-                <w:rFonts w:ascii="Arial" w:hAnsi="Arial"/>
+                <w:rFonts w:ascii="Verdana" w:hAnsi="Verdana"/>
                 <w:b w:val="0"/>
                 <w:sz w:val="16"/>
               </w:rPr>
@@ -2403,7 +2432,7 @@
             <w:r/>
             <w:r>
               <w:rPr>
-                <w:rFonts w:ascii="Arial" w:hAnsi="Arial"/>
+                <w:rFonts w:ascii="Verdana" w:hAnsi="Verdana"/>
                 <w:b w:val="0"/>
                 <w:sz w:val="16"/>
               </w:rPr>
@@ -2419,7 +2448,7 @@
             <w:r/>
             <w:r>
               <w:rPr>
-                <w:rFonts w:ascii="Arial" w:hAnsi="Arial"/>
+                <w:rFonts w:ascii="Verdana" w:hAnsi="Verdana"/>
                 <w:b w:val="0"/>
                 <w:sz w:val="16"/>
               </w:rPr>
@@ -2435,7 +2464,7 @@
             <w:r/>
             <w:r>
               <w:rPr>
-                <w:rFonts w:ascii="Arial" w:hAnsi="Arial"/>
+                <w:rFonts w:ascii="Verdana" w:hAnsi="Verdana"/>
                 <w:b w:val="0"/>
                 <w:sz w:val="16"/>
               </w:rPr>
@@ -2451,7 +2480,7 @@
             <w:r/>
             <w:r>
               <w:rPr>
-                <w:rFonts w:ascii="Arial" w:hAnsi="Arial"/>
+                <w:rFonts w:ascii="Verdana" w:hAnsi="Verdana"/>
                 <w:b w:val="0"/>
                 <w:sz w:val="16"/>
               </w:rPr>
@@ -2467,7 +2496,7 @@
             <w:r/>
             <w:r>
               <w:rPr>
-                <w:rFonts w:ascii="Arial" w:hAnsi="Arial"/>
+                <w:rFonts w:ascii="Verdana" w:hAnsi="Verdana"/>
                 <w:b w:val="0"/>
                 <w:sz w:val="16"/>
               </w:rPr>
@@ -2483,7 +2512,7 @@
             <w:r/>
             <w:r>
               <w:rPr>
-                <w:rFonts w:ascii="Arial" w:hAnsi="Arial"/>
+                <w:rFonts w:ascii="Verdana" w:hAnsi="Verdana"/>
                 <w:b w:val="0"/>
                 <w:sz w:val="16"/>
               </w:rPr>
@@ -2492,15 +2521,18 @@
         </w:tc>
       </w:tr>
       <w:tr>
-        <w:tc>
-          <w:tcPr>
-            <w:tcW w:type="dxa" w:w="1514"/>
-          </w:tcPr>
-          <w:p>
-            <w:r/>
-            <w:r>
-              <w:rPr>
-                <w:rFonts w:ascii="Arial" w:hAnsi="Arial"/>
+        <w:trPr>
+          <w:cantSplit/>
+        </w:trPr>
+        <w:tc>
+          <w:tcPr>
+            <w:tcW w:type="dxa" w:w="1514"/>
+          </w:tcPr>
+          <w:p>
+            <w:r/>
+            <w:r>
+              <w:rPr>
+                <w:rFonts w:ascii="Verdana" w:hAnsi="Verdana"/>
                 <w:b w:val="0"/>
                 <w:sz w:val="16"/>
               </w:rPr>
@@ -2516,7 +2548,7 @@
             <w:r/>
             <w:r>
               <w:rPr>
-                <w:rFonts w:ascii="Arial" w:hAnsi="Arial"/>
+                <w:rFonts w:ascii="Verdana" w:hAnsi="Verdana"/>
                 <w:b w:val="0"/>
                 <w:sz w:val="16"/>
               </w:rPr>
@@ -2532,7 +2564,7 @@
             <w:r/>
             <w:r>
               <w:rPr>
-                <w:rFonts w:ascii="Arial" w:hAnsi="Arial"/>
+                <w:rFonts w:ascii="Verdana" w:hAnsi="Verdana"/>
                 <w:b w:val="0"/>
                 <w:sz w:val="16"/>
               </w:rPr>
@@ -2548,7 +2580,7 @@
             <w:r/>
             <w:r>
               <w:rPr>
-                <w:rFonts w:ascii="Arial" w:hAnsi="Arial"/>
+                <w:rFonts w:ascii="Verdana" w:hAnsi="Verdana"/>
                 <w:b w:val="0"/>
                 <w:sz w:val="16"/>
               </w:rPr>
@@ -2564,7 +2596,7 @@
             <w:r/>
             <w:r>
               <w:rPr>
-                <w:rFonts w:ascii="Arial" w:hAnsi="Arial"/>
+                <w:rFonts w:ascii="Verdana" w:hAnsi="Verdana"/>
                 <w:b w:val="0"/>
                 <w:sz w:val="16"/>
               </w:rPr>
@@ -2580,7 +2612,7 @@
             <w:r/>
             <w:r>
               <w:rPr>
-                <w:rFonts w:ascii="Arial" w:hAnsi="Arial"/>
+                <w:rFonts w:ascii="Verdana" w:hAnsi="Verdana"/>
                 <w:b w:val="0"/>
                 <w:sz w:val="16"/>
               </w:rPr>
@@ -2596,7 +2628,7 @@
             <w:r/>
             <w:r>
               <w:rPr>
-                <w:rFonts w:ascii="Arial" w:hAnsi="Arial"/>
+                <w:rFonts w:ascii="Verdana" w:hAnsi="Verdana"/>
                 <w:b w:val="0"/>
                 <w:sz w:val="16"/>
               </w:rPr>
@@ -2612,7 +2644,7 @@
             <w:r/>
             <w:r>
               <w:rPr>
-                <w:rFonts w:ascii="Arial" w:hAnsi="Arial"/>
+                <w:rFonts w:ascii="Verdana" w:hAnsi="Verdana"/>
                 <w:b w:val="0"/>
                 <w:sz w:val="16"/>
               </w:rPr>
@@ -2628,7 +2660,7 @@
             <w:r/>
             <w:r>
               <w:rPr>
-                <w:rFonts w:ascii="Arial" w:hAnsi="Arial"/>
+                <w:rFonts w:ascii="Verdana" w:hAnsi="Verdana"/>
                 <w:b w:val="0"/>
                 <w:sz w:val="16"/>
               </w:rPr>
@@ -2644,7 +2676,7 @@
             <w:r/>
             <w:r>
               <w:rPr>
-                <w:rFonts w:ascii="Arial" w:hAnsi="Arial"/>
+                <w:rFonts w:ascii="Verdana" w:hAnsi="Verdana"/>
                 <w:b w:val="0"/>
                 <w:sz w:val="16"/>
               </w:rPr>
@@ -2653,15 +2685,18 @@
         </w:tc>
       </w:tr>
       <w:tr>
-        <w:tc>
-          <w:tcPr>
-            <w:tcW w:type="dxa" w:w="1514"/>
-          </w:tcPr>
-          <w:p>
-            <w:r/>
-            <w:r>
-              <w:rPr>
-                <w:rFonts w:ascii="Arial" w:hAnsi="Arial"/>
+        <w:trPr>
+          <w:cantSplit/>
+        </w:trPr>
+        <w:tc>
+          <w:tcPr>
+            <w:tcW w:type="dxa" w:w="1514"/>
+          </w:tcPr>
+          <w:p>
+            <w:r/>
+            <w:r>
+              <w:rPr>
+                <w:rFonts w:ascii="Verdana" w:hAnsi="Verdana"/>
                 <w:b w:val="0"/>
                 <w:sz w:val="16"/>
               </w:rPr>
@@ -2677,7 +2712,7 @@
             <w:r/>
             <w:r>
               <w:rPr>
-                <w:rFonts w:ascii="Arial" w:hAnsi="Arial"/>
+                <w:rFonts w:ascii="Verdana" w:hAnsi="Verdana"/>
                 <w:b w:val="0"/>
                 <w:sz w:val="16"/>
               </w:rPr>
@@ -2693,7 +2728,7 @@
             <w:r/>
             <w:r>
               <w:rPr>
-                <w:rFonts w:ascii="Arial" w:hAnsi="Arial"/>
+                <w:rFonts w:ascii="Verdana" w:hAnsi="Verdana"/>
                 <w:b w:val="0"/>
                 <w:sz w:val="16"/>
               </w:rPr>
@@ -2709,7 +2744,7 @@
             <w:r/>
             <w:r>
               <w:rPr>
-                <w:rFonts w:ascii="Arial" w:hAnsi="Arial"/>
+                <w:rFonts w:ascii="Verdana" w:hAnsi="Verdana"/>
                 <w:b w:val="0"/>
                 <w:sz w:val="16"/>
               </w:rPr>
@@ -2725,7 +2760,7 @@
             <w:r/>
             <w:r>
               <w:rPr>
-                <w:rFonts w:ascii="Arial" w:hAnsi="Arial"/>
+                <w:rFonts w:ascii="Verdana" w:hAnsi="Verdana"/>
                 <w:b w:val="0"/>
                 <w:sz w:val="16"/>
               </w:rPr>
@@ -2741,7 +2776,7 @@
             <w:r/>
             <w:r>
               <w:rPr>
-                <w:rFonts w:ascii="Arial" w:hAnsi="Arial"/>
+                <w:rFonts w:ascii="Verdana" w:hAnsi="Verdana"/>
                 <w:b w:val="0"/>
                 <w:sz w:val="16"/>
               </w:rPr>
@@ -2757,7 +2792,7 @@
             <w:r/>
             <w:r>
               <w:rPr>
-                <w:rFonts w:ascii="Arial" w:hAnsi="Arial"/>
+                <w:rFonts w:ascii="Verdana" w:hAnsi="Verdana"/>
                 <w:b w:val="0"/>
                 <w:sz w:val="16"/>
               </w:rPr>
@@ -2773,7 +2808,7 @@
             <w:r/>
             <w:r>
               <w:rPr>
-                <w:rFonts w:ascii="Arial" w:hAnsi="Arial"/>
+                <w:rFonts w:ascii="Verdana" w:hAnsi="Verdana"/>
                 <w:b w:val="0"/>
                 <w:sz w:val="16"/>
               </w:rPr>
@@ -2789,7 +2824,7 @@
             <w:r/>
             <w:r>
               <w:rPr>
-                <w:rFonts w:ascii="Arial" w:hAnsi="Arial"/>
+                <w:rFonts w:ascii="Verdana" w:hAnsi="Verdana"/>
                 <w:b w:val="0"/>
                 <w:sz w:val="16"/>
               </w:rPr>
@@ -2805,7 +2840,7 @@
             <w:r/>
             <w:r>
               <w:rPr>
-                <w:rFonts w:ascii="Arial" w:hAnsi="Arial"/>
+                <w:rFonts w:ascii="Verdana" w:hAnsi="Verdana"/>
                 <w:b w:val="0"/>
                 <w:sz w:val="16"/>
               </w:rPr>
@@ -2814,15 +2849,18 @@
         </w:tc>
       </w:tr>
       <w:tr>
-        <w:tc>
-          <w:tcPr>
-            <w:tcW w:type="dxa" w:w="1514"/>
-          </w:tcPr>
-          <w:p>
-            <w:r/>
-            <w:r>
-              <w:rPr>
-                <w:rFonts w:ascii="Arial" w:hAnsi="Arial"/>
+        <w:trPr>
+          <w:cantSplit/>
+        </w:trPr>
+        <w:tc>
+          <w:tcPr>
+            <w:tcW w:type="dxa" w:w="1514"/>
+          </w:tcPr>
+          <w:p>
+            <w:r/>
+            <w:r>
+              <w:rPr>
+                <w:rFonts w:ascii="Verdana" w:hAnsi="Verdana"/>
                 <w:b w:val="0"/>
                 <w:sz w:val="16"/>
               </w:rPr>
@@ -2838,7 +2876,7 @@
             <w:r/>
             <w:r>
               <w:rPr>
-                <w:rFonts w:ascii="Arial" w:hAnsi="Arial"/>
+                <w:rFonts w:ascii="Verdana" w:hAnsi="Verdana"/>
                 <w:b w:val="0"/>
                 <w:sz w:val="16"/>
               </w:rPr>
@@ -2854,7 +2892,7 @@
             <w:r/>
             <w:r>
               <w:rPr>
-                <w:rFonts w:ascii="Arial" w:hAnsi="Arial"/>
+                <w:rFonts w:ascii="Verdana" w:hAnsi="Verdana"/>
                 <w:b w:val="0"/>
                 <w:sz w:val="16"/>
               </w:rPr>
@@ -2870,7 +2908,7 @@
             <w:r/>
             <w:r>
               <w:rPr>
-                <w:rFonts w:ascii="Arial" w:hAnsi="Arial"/>
+                <w:rFonts w:ascii="Verdana" w:hAnsi="Verdana"/>
                 <w:b w:val="0"/>
                 <w:sz w:val="16"/>
               </w:rPr>
@@ -2886,7 +2924,7 @@
             <w:r/>
             <w:r>
               <w:rPr>
-                <w:rFonts w:ascii="Arial" w:hAnsi="Arial"/>
+                <w:rFonts w:ascii="Verdana" w:hAnsi="Verdana"/>
                 <w:b w:val="0"/>
                 <w:sz w:val="16"/>
               </w:rPr>
@@ -2902,7 +2940,7 @@
             <w:r/>
             <w:r>
               <w:rPr>
-                <w:rFonts w:ascii="Arial" w:hAnsi="Arial"/>
+                <w:rFonts w:ascii="Verdana" w:hAnsi="Verdana"/>
                 <w:b w:val="0"/>
                 <w:sz w:val="16"/>
               </w:rPr>
@@ -2918,7 +2956,7 @@
             <w:r/>
             <w:r>
               <w:rPr>
-                <w:rFonts w:ascii="Arial" w:hAnsi="Arial"/>
+                <w:rFonts w:ascii="Verdana" w:hAnsi="Verdana"/>
                 <w:b w:val="0"/>
                 <w:sz w:val="16"/>
               </w:rPr>
@@ -2934,7 +2972,7 @@
             <w:r/>
             <w:r>
               <w:rPr>
-                <w:rFonts w:ascii="Arial" w:hAnsi="Arial"/>
+                <w:rFonts w:ascii="Verdana" w:hAnsi="Verdana"/>
                 <w:b w:val="0"/>
                 <w:sz w:val="16"/>
               </w:rPr>
@@ -2950,7 +2988,7 @@
             <w:r/>
             <w:r>
               <w:rPr>
-                <w:rFonts w:ascii="Arial" w:hAnsi="Arial"/>
+                <w:rFonts w:ascii="Verdana" w:hAnsi="Verdana"/>
                 <w:b w:val="0"/>
                 <w:sz w:val="16"/>
               </w:rPr>
@@ -2966,7 +3004,7 @@
             <w:r/>
             <w:r>
               <w:rPr>
-                <w:rFonts w:ascii="Arial" w:hAnsi="Arial"/>
+                <w:rFonts w:ascii="Verdana" w:hAnsi="Verdana"/>
                 <w:b w:val="0"/>
                 <w:sz w:val="16"/>
               </w:rPr>
@@ -2975,15 +3013,18 @@
         </w:tc>
       </w:tr>
       <w:tr>
-        <w:tc>
-          <w:tcPr>
-            <w:tcW w:type="dxa" w:w="1514"/>
-          </w:tcPr>
-          <w:p>
-            <w:r/>
-            <w:r>
-              <w:rPr>
-                <w:rFonts w:ascii="Arial" w:hAnsi="Arial"/>
+        <w:trPr>
+          <w:cantSplit/>
+        </w:trPr>
+        <w:tc>
+          <w:tcPr>
+            <w:tcW w:type="dxa" w:w="1514"/>
+          </w:tcPr>
+          <w:p>
+            <w:r/>
+            <w:r>
+              <w:rPr>
+                <w:rFonts w:ascii="Verdana" w:hAnsi="Verdana"/>
                 <w:b w:val="0"/>
                 <w:sz w:val="16"/>
               </w:rPr>
@@ -2999,7 +3040,7 @@
             <w:r/>
             <w:r>
               <w:rPr>
-                <w:rFonts w:ascii="Arial" w:hAnsi="Arial"/>
+                <w:rFonts w:ascii="Verdana" w:hAnsi="Verdana"/>
                 <w:b w:val="0"/>
                 <w:sz w:val="16"/>
               </w:rPr>
@@ -3015,7 +3056,7 @@
             <w:r/>
             <w:r>
               <w:rPr>
-                <w:rFonts w:ascii="Arial" w:hAnsi="Arial"/>
+                <w:rFonts w:ascii="Verdana" w:hAnsi="Verdana"/>
                 <w:b w:val="0"/>
                 <w:sz w:val="16"/>
               </w:rPr>
@@ -3031,7 +3072,7 @@
             <w:r/>
             <w:r>
               <w:rPr>
-                <w:rFonts w:ascii="Arial" w:hAnsi="Arial"/>
+                <w:rFonts w:ascii="Verdana" w:hAnsi="Verdana"/>
                 <w:b w:val="0"/>
                 <w:sz w:val="16"/>
               </w:rPr>
@@ -3047,7 +3088,7 @@
             <w:r/>
             <w:r>
               <w:rPr>
-                <w:rFonts w:ascii="Arial" w:hAnsi="Arial"/>
+                <w:rFonts w:ascii="Verdana" w:hAnsi="Verdana"/>
                 <w:b w:val="0"/>
                 <w:sz w:val="16"/>
               </w:rPr>
@@ -3063,7 +3104,7 @@
             <w:r/>
             <w:r>
               <w:rPr>
-                <w:rFonts w:ascii="Arial" w:hAnsi="Arial"/>
+                <w:rFonts w:ascii="Verdana" w:hAnsi="Verdana"/>
                 <w:b w:val="0"/>
                 <w:sz w:val="16"/>
               </w:rPr>
@@ -3079,7 +3120,7 @@
             <w:r/>
             <w:r>
               <w:rPr>
-                <w:rFonts w:ascii="Arial" w:hAnsi="Arial"/>
+                <w:rFonts w:ascii="Verdana" w:hAnsi="Verdana"/>
                 <w:b w:val="0"/>
                 <w:sz w:val="16"/>
               </w:rPr>
@@ -3095,7 +3136,7 @@
             <w:r/>
             <w:r>
               <w:rPr>
-                <w:rFonts w:ascii="Arial" w:hAnsi="Arial"/>
+                <w:rFonts w:ascii="Verdana" w:hAnsi="Verdana"/>
                 <w:b w:val="0"/>
                 <w:sz w:val="16"/>
               </w:rPr>
@@ -3111,7 +3152,7 @@
             <w:r/>
             <w:r>
               <w:rPr>
-                <w:rFonts w:ascii="Arial" w:hAnsi="Arial"/>
+                <w:rFonts w:ascii="Verdana" w:hAnsi="Verdana"/>
                 <w:b w:val="0"/>
                 <w:sz w:val="16"/>
               </w:rPr>
@@ -3127,7 +3168,7 @@
             <w:r/>
             <w:r>
               <w:rPr>
-                <w:rFonts w:ascii="Arial" w:hAnsi="Arial"/>
+                <w:rFonts w:ascii="Verdana" w:hAnsi="Verdana"/>
                 <w:b w:val="0"/>
                 <w:sz w:val="16"/>
               </w:rPr>
@@ -3136,15 +3177,18 @@
         </w:tc>
       </w:tr>
       <w:tr>
-        <w:tc>
-          <w:tcPr>
-            <w:tcW w:type="dxa" w:w="1514"/>
-          </w:tcPr>
-          <w:p>
-            <w:r/>
-            <w:r>
-              <w:rPr>
-                <w:rFonts w:ascii="Arial" w:hAnsi="Arial"/>
+        <w:trPr>
+          <w:cantSplit/>
+        </w:trPr>
+        <w:tc>
+          <w:tcPr>
+            <w:tcW w:type="dxa" w:w="1514"/>
+          </w:tcPr>
+          <w:p>
+            <w:r/>
+            <w:r>
+              <w:rPr>
+                <w:rFonts w:ascii="Verdana" w:hAnsi="Verdana"/>
                 <w:b w:val="0"/>
                 <w:sz w:val="16"/>
               </w:rPr>
@@ -3160,7 +3204,7 @@
             <w:r/>
             <w:r>
               <w:rPr>
-                <w:rFonts w:ascii="Arial" w:hAnsi="Arial"/>
+                <w:rFonts w:ascii="Verdana" w:hAnsi="Verdana"/>
                 <w:b w:val="0"/>
                 <w:sz w:val="16"/>
               </w:rPr>
@@ -3176,7 +3220,7 @@
             <w:r/>
             <w:r>
               <w:rPr>
-                <w:rFonts w:ascii="Arial" w:hAnsi="Arial"/>
+                <w:rFonts w:ascii="Verdana" w:hAnsi="Verdana"/>
                 <w:b w:val="0"/>
                 <w:sz w:val="16"/>
               </w:rPr>
@@ -3192,7 +3236,7 @@
             <w:r/>
             <w:r>
               <w:rPr>
-                <w:rFonts w:ascii="Arial" w:hAnsi="Arial"/>
+                <w:rFonts w:ascii="Verdana" w:hAnsi="Verdana"/>
                 <w:b w:val="0"/>
                 <w:sz w:val="16"/>
               </w:rPr>
@@ -3208,7 +3252,7 @@
             <w:r/>
             <w:r>
               <w:rPr>
-                <w:rFonts w:ascii="Arial" w:hAnsi="Arial"/>
+                <w:rFonts w:ascii="Verdana" w:hAnsi="Verdana"/>
                 <w:b w:val="0"/>
                 <w:sz w:val="16"/>
               </w:rPr>
@@ -3224,7 +3268,7 @@
             <w:r/>
             <w:r>
               <w:rPr>
-                <w:rFonts w:ascii="Arial" w:hAnsi="Arial"/>
+                <w:rFonts w:ascii="Verdana" w:hAnsi="Verdana"/>
                 <w:b w:val="0"/>
                 <w:sz w:val="16"/>
               </w:rPr>
@@ -3240,7 +3284,7 @@
             <w:r/>
             <w:r>
               <w:rPr>
-                <w:rFonts w:ascii="Arial" w:hAnsi="Arial"/>
+                <w:rFonts w:ascii="Verdana" w:hAnsi="Verdana"/>
                 <w:b w:val="0"/>
                 <w:sz w:val="16"/>
               </w:rPr>
@@ -3256,7 +3300,7 @@
             <w:r/>
             <w:r>
               <w:rPr>
-                <w:rFonts w:ascii="Arial" w:hAnsi="Arial"/>
+                <w:rFonts w:ascii="Verdana" w:hAnsi="Verdana"/>
                 <w:b w:val="0"/>
                 <w:sz w:val="16"/>
               </w:rPr>
@@ -3272,7 +3316,7 @@
             <w:r/>
             <w:r>
               <w:rPr>
-                <w:rFonts w:ascii="Arial" w:hAnsi="Arial"/>
+                <w:rFonts w:ascii="Verdana" w:hAnsi="Verdana"/>
                 <w:b w:val="0"/>
                 <w:sz w:val="16"/>
               </w:rPr>
@@ -3288,7 +3332,7 @@
             <w:r/>
             <w:r>
               <w:rPr>
-                <w:rFonts w:ascii="Arial" w:hAnsi="Arial"/>
+                <w:rFonts w:ascii="Verdana" w:hAnsi="Verdana"/>
                 <w:b w:val="0"/>
                 <w:sz w:val="16"/>
               </w:rPr>
@@ -3297,15 +3341,18 @@
         </w:tc>
       </w:tr>
       <w:tr>
-        <w:tc>
-          <w:tcPr>
-            <w:tcW w:type="dxa" w:w="1514"/>
-          </w:tcPr>
-          <w:p>
-            <w:r/>
-            <w:r>
-              <w:rPr>
-                <w:rFonts w:ascii="Arial" w:hAnsi="Arial"/>
+        <w:trPr>
+          <w:cantSplit/>
+        </w:trPr>
+        <w:tc>
+          <w:tcPr>
+            <w:tcW w:type="dxa" w:w="1514"/>
+          </w:tcPr>
+          <w:p>
+            <w:r/>
+            <w:r>
+              <w:rPr>
+                <w:rFonts w:ascii="Verdana" w:hAnsi="Verdana"/>
                 <w:b w:val="0"/>
                 <w:sz w:val="16"/>
               </w:rPr>
@@ -3321,7 +3368,7 @@
             <w:r/>
             <w:r>
               <w:rPr>
-                <w:rFonts w:ascii="Arial" w:hAnsi="Arial"/>
+                <w:rFonts w:ascii="Verdana" w:hAnsi="Verdana"/>
                 <w:b w:val="0"/>
                 <w:sz w:val="16"/>
               </w:rPr>
@@ -3337,7 +3384,7 @@
             <w:r/>
             <w:r>
               <w:rPr>
-                <w:rFonts w:ascii="Arial" w:hAnsi="Arial"/>
+                <w:rFonts w:ascii="Verdana" w:hAnsi="Verdana"/>
                 <w:b w:val="0"/>
                 <w:sz w:val="16"/>
               </w:rPr>
@@ -3353,7 +3400,7 @@
             <w:r/>
             <w:r>
               <w:rPr>
-                <w:rFonts w:ascii="Arial" w:hAnsi="Arial"/>
+                <w:rFonts w:ascii="Verdana" w:hAnsi="Verdana"/>
                 <w:b w:val="0"/>
                 <w:sz w:val="16"/>
               </w:rPr>
@@ -3369,7 +3416,7 @@
             <w:r/>
             <w:r>
               <w:rPr>
-                <w:rFonts w:ascii="Arial" w:hAnsi="Arial"/>
+                <w:rFonts w:ascii="Verdana" w:hAnsi="Verdana"/>
                 <w:b w:val="0"/>
                 <w:sz w:val="16"/>
               </w:rPr>
@@ -3385,7 +3432,7 @@
             <w:r/>
             <w:r>
               <w:rPr>
-                <w:rFonts w:ascii="Arial" w:hAnsi="Arial"/>
+                <w:rFonts w:ascii="Verdana" w:hAnsi="Verdana"/>
                 <w:b w:val="0"/>
                 <w:sz w:val="16"/>
               </w:rPr>
@@ -3401,7 +3448,7 @@
             <w:r/>
             <w:r>
               <w:rPr>
-                <w:rFonts w:ascii="Arial" w:hAnsi="Arial"/>
+                <w:rFonts w:ascii="Verdana" w:hAnsi="Verdana"/>
                 <w:b w:val="0"/>
                 <w:sz w:val="16"/>
               </w:rPr>
@@ -3417,7 +3464,7 @@
             <w:r/>
             <w:r>
               <w:rPr>
-                <w:rFonts w:ascii="Arial" w:hAnsi="Arial"/>
+                <w:rFonts w:ascii="Verdana" w:hAnsi="Verdana"/>
                 <w:b w:val="0"/>
                 <w:sz w:val="16"/>
               </w:rPr>
@@ -3433,7 +3480,7 @@
             <w:r/>
             <w:r>
               <w:rPr>
-                <w:rFonts w:ascii="Arial" w:hAnsi="Arial"/>
+                <w:rFonts w:ascii="Verdana" w:hAnsi="Verdana"/>
                 <w:b w:val="0"/>
                 <w:sz w:val="16"/>
               </w:rPr>
@@ -3449,7 +3496,7 @@
             <w:r/>
             <w:r>
               <w:rPr>
-                <w:rFonts w:ascii="Arial" w:hAnsi="Arial"/>
+                <w:rFonts w:ascii="Verdana" w:hAnsi="Verdana"/>
                 <w:b w:val="0"/>
                 <w:sz w:val="16"/>
               </w:rPr>
@@ -3458,15 +3505,18 @@
         </w:tc>
       </w:tr>
       <w:tr>
-        <w:tc>
-          <w:tcPr>
-            <w:tcW w:type="dxa" w:w="1514"/>
-          </w:tcPr>
-          <w:p>
-            <w:r/>
-            <w:r>
-              <w:rPr>
-                <w:rFonts w:ascii="Arial" w:hAnsi="Arial"/>
+        <w:trPr>
+          <w:cantSplit/>
+        </w:trPr>
+        <w:tc>
+          <w:tcPr>
+            <w:tcW w:type="dxa" w:w="1514"/>
+          </w:tcPr>
+          <w:p>
+            <w:r/>
+            <w:r>
+              <w:rPr>
+                <w:rFonts w:ascii="Verdana" w:hAnsi="Verdana"/>
                 <w:b w:val="0"/>
                 <w:sz w:val="16"/>
               </w:rPr>
@@ -3482,7 +3532,7 @@
             <w:r/>
             <w:r>
               <w:rPr>
-                <w:rFonts w:ascii="Arial" w:hAnsi="Arial"/>
+                <w:rFonts w:ascii="Verdana" w:hAnsi="Verdana"/>
                 <w:b w:val="0"/>
                 <w:sz w:val="16"/>
               </w:rPr>
@@ -3498,7 +3548,7 @@
             <w:r/>
             <w:r>
               <w:rPr>
-                <w:rFonts w:ascii="Arial" w:hAnsi="Arial"/>
+                <w:rFonts w:ascii="Verdana" w:hAnsi="Verdana"/>
                 <w:b w:val="0"/>
                 <w:sz w:val="16"/>
               </w:rPr>
@@ -3514,7 +3564,7 @@
             <w:r/>
             <w:r>
               <w:rPr>
-                <w:rFonts w:ascii="Arial" w:hAnsi="Arial"/>
+                <w:rFonts w:ascii="Verdana" w:hAnsi="Verdana"/>
                 <w:b w:val="0"/>
                 <w:sz w:val="16"/>
               </w:rPr>
@@ -3530,7 +3580,7 @@
             <w:r/>
             <w:r>
               <w:rPr>
-                <w:rFonts w:ascii="Arial" w:hAnsi="Arial"/>
+                <w:rFonts w:ascii="Verdana" w:hAnsi="Verdana"/>
                 <w:b w:val="0"/>
                 <w:sz w:val="16"/>
               </w:rPr>
@@ -3546,7 +3596,7 @@
             <w:r/>
             <w:r>
               <w:rPr>
-                <w:rFonts w:ascii="Arial" w:hAnsi="Arial"/>
+                <w:rFonts w:ascii="Verdana" w:hAnsi="Verdana"/>
                 <w:b w:val="0"/>
                 <w:sz w:val="16"/>
               </w:rPr>
@@ -3562,7 +3612,7 @@
             <w:r/>
             <w:r>
               <w:rPr>
-                <w:rFonts w:ascii="Arial" w:hAnsi="Arial"/>
+                <w:rFonts w:ascii="Verdana" w:hAnsi="Verdana"/>
                 <w:b w:val="0"/>
                 <w:sz w:val="16"/>
               </w:rPr>
@@ -3578,7 +3628,7 @@
             <w:r/>
             <w:r>
               <w:rPr>
-                <w:rFonts w:ascii="Arial" w:hAnsi="Arial"/>
+                <w:rFonts w:ascii="Verdana" w:hAnsi="Verdana"/>
                 <w:b w:val="0"/>
                 <w:sz w:val="16"/>
               </w:rPr>
@@ -3594,7 +3644,7 @@
             <w:r/>
             <w:r>
               <w:rPr>
-                <w:rFonts w:ascii="Arial" w:hAnsi="Arial"/>
+                <w:rFonts w:ascii="Verdana" w:hAnsi="Verdana"/>
                 <w:b w:val="0"/>
                 <w:sz w:val="16"/>
               </w:rPr>
@@ -3610,7 +3660,7 @@
             <w:r/>
             <w:r>
               <w:rPr>
-                <w:rFonts w:ascii="Arial" w:hAnsi="Arial"/>
+                <w:rFonts w:ascii="Verdana" w:hAnsi="Verdana"/>
                 <w:b w:val="0"/>
                 <w:sz w:val="16"/>
               </w:rPr>
@@ -3619,15 +3669,18 @@
         </w:tc>
       </w:tr>
       <w:tr>
-        <w:tc>
-          <w:tcPr>
-            <w:tcW w:type="dxa" w:w="1514"/>
-          </w:tcPr>
-          <w:p>
-            <w:r/>
-            <w:r>
-              <w:rPr>
-                <w:rFonts w:ascii="Arial" w:hAnsi="Arial"/>
+        <w:trPr>
+          <w:cantSplit/>
+        </w:trPr>
+        <w:tc>
+          <w:tcPr>
+            <w:tcW w:type="dxa" w:w="1514"/>
+          </w:tcPr>
+          <w:p>
+            <w:r/>
+            <w:r>
+              <w:rPr>
+                <w:rFonts w:ascii="Verdana" w:hAnsi="Verdana"/>
                 <w:b w:val="0"/>
                 <w:sz w:val="16"/>
               </w:rPr>
@@ -3643,7 +3696,7 @@
             <w:r/>
             <w:r>
               <w:rPr>
-                <w:rFonts w:ascii="Arial" w:hAnsi="Arial"/>
+                <w:rFonts w:ascii="Verdana" w:hAnsi="Verdana"/>
                 <w:b w:val="0"/>
                 <w:sz w:val="16"/>
               </w:rPr>
@@ -3659,7 +3712,7 @@
             <w:r/>
             <w:r>
               <w:rPr>
-                <w:rFonts w:ascii="Arial" w:hAnsi="Arial"/>
+                <w:rFonts w:ascii="Verdana" w:hAnsi="Verdana"/>
                 <w:b w:val="0"/>
                 <w:sz w:val="16"/>
               </w:rPr>
@@ -3675,7 +3728,7 @@
             <w:r/>
             <w:r>
               <w:rPr>
-                <w:rFonts w:ascii="Arial" w:hAnsi="Arial"/>
+                <w:rFonts w:ascii="Verdana" w:hAnsi="Verdana"/>
                 <w:b w:val="0"/>
                 <w:sz w:val="16"/>
               </w:rPr>
@@ -3691,7 +3744,7 @@
             <w:r/>
             <w:r>
               <w:rPr>
-                <w:rFonts w:ascii="Arial" w:hAnsi="Arial"/>
+                <w:rFonts w:ascii="Verdana" w:hAnsi="Verdana"/>
                 <w:b w:val="0"/>
                 <w:sz w:val="16"/>
               </w:rPr>
@@ -3707,7 +3760,7 @@
             <w:r/>
             <w:r>
               <w:rPr>
-                <w:rFonts w:ascii="Arial" w:hAnsi="Arial"/>
+                <w:rFonts w:ascii="Verdana" w:hAnsi="Verdana"/>
                 <w:b w:val="0"/>
                 <w:sz w:val="16"/>
               </w:rPr>
@@ -3723,7 +3776,7 @@
             <w:r/>
             <w:r>
               <w:rPr>
-                <w:rFonts w:ascii="Arial" w:hAnsi="Arial"/>
+                <w:rFonts w:ascii="Verdana" w:hAnsi="Verdana"/>
                 <w:b w:val="0"/>
                 <w:sz w:val="16"/>
               </w:rPr>
@@ -3739,7 +3792,7 @@
             <w:r/>
             <w:r>
               <w:rPr>
-                <w:rFonts w:ascii="Arial" w:hAnsi="Arial"/>
+                <w:rFonts w:ascii="Verdana" w:hAnsi="Verdana"/>
                 <w:b w:val="0"/>
                 <w:sz w:val="16"/>
               </w:rPr>
@@ -3755,7 +3808,7 @@
             <w:r/>
             <w:r>
               <w:rPr>
-                <w:rFonts w:ascii="Arial" w:hAnsi="Arial"/>
+                <w:rFonts w:ascii="Verdana" w:hAnsi="Verdana"/>
                 <w:b w:val="0"/>
                 <w:sz w:val="16"/>
               </w:rPr>
@@ -3771,7 +3824,7 @@
             <w:r/>
             <w:r>
               <w:rPr>
-                <w:rFonts w:ascii="Arial" w:hAnsi="Arial"/>
+                <w:rFonts w:ascii="Verdana" w:hAnsi="Verdana"/>
                 <w:b w:val="0"/>
                 <w:sz w:val="16"/>
               </w:rPr>
@@ -3780,15 +3833,18 @@
         </w:tc>
       </w:tr>
       <w:tr>
-        <w:tc>
-          <w:tcPr>
-            <w:tcW w:type="dxa" w:w="1514"/>
-          </w:tcPr>
-          <w:p>
-            <w:r/>
-            <w:r>
-              <w:rPr>
-                <w:rFonts w:ascii="Arial" w:hAnsi="Arial"/>
+        <w:trPr>
+          <w:cantSplit/>
+        </w:trPr>
+        <w:tc>
+          <w:tcPr>
+            <w:tcW w:type="dxa" w:w="1514"/>
+          </w:tcPr>
+          <w:p>
+            <w:r/>
+            <w:r>
+              <w:rPr>
+                <w:rFonts w:ascii="Verdana" w:hAnsi="Verdana"/>
                 <w:b w:val="0"/>
                 <w:sz w:val="16"/>
               </w:rPr>
@@ -3804,7 +3860,7 @@
             <w:r/>
             <w:r>
               <w:rPr>
-                <w:rFonts w:ascii="Arial" w:hAnsi="Arial"/>
+                <w:rFonts w:ascii="Verdana" w:hAnsi="Verdana"/>
                 <w:b w:val="0"/>
                 <w:sz w:val="16"/>
               </w:rPr>
@@ -3820,7 +3876,7 @@
             <w:r/>
             <w:r>
               <w:rPr>
-                <w:rFonts w:ascii="Arial" w:hAnsi="Arial"/>
+                <w:rFonts w:ascii="Verdana" w:hAnsi="Verdana"/>
                 <w:b w:val="0"/>
                 <w:sz w:val="16"/>
               </w:rPr>
@@ -3836,7 +3892,7 @@
             <w:r/>
             <w:r>
               <w:rPr>
-                <w:rFonts w:ascii="Arial" w:hAnsi="Arial"/>
+                <w:rFonts w:ascii="Verdana" w:hAnsi="Verdana"/>
                 <w:b w:val="0"/>
                 <w:sz w:val="16"/>
               </w:rPr>
@@ -3852,7 +3908,7 @@
             <w:r/>
             <w:r>
               <w:rPr>
-                <w:rFonts w:ascii="Arial" w:hAnsi="Arial"/>
+                <w:rFonts w:ascii="Verdana" w:hAnsi="Verdana"/>
                 <w:b w:val="0"/>
                 <w:sz w:val="16"/>
               </w:rPr>
@@ -3868,7 +3924,7 @@
             <w:r/>
             <w:r>
               <w:rPr>
-                <w:rFonts w:ascii="Arial" w:hAnsi="Arial"/>
+                <w:rFonts w:ascii="Verdana" w:hAnsi="Verdana"/>
                 <w:b w:val="0"/>
                 <w:sz w:val="16"/>
               </w:rPr>
@@ -3884,7 +3940,7 @@
             <w:r/>
             <w:r>
               <w:rPr>
-                <w:rFonts w:ascii="Arial" w:hAnsi="Arial"/>
+                <w:rFonts w:ascii="Verdana" w:hAnsi="Verdana"/>
                 <w:b w:val="0"/>
                 <w:sz w:val="16"/>
               </w:rPr>
@@ -3900,7 +3956,7 @@
             <w:r/>
             <w:r>
               <w:rPr>
-                <w:rFonts w:ascii="Arial" w:hAnsi="Arial"/>
+                <w:rFonts w:ascii="Verdana" w:hAnsi="Verdana"/>
                 <w:b w:val="0"/>
                 <w:sz w:val="16"/>
               </w:rPr>
@@ -3916,7 +3972,7 @@
             <w:r/>
             <w:r>
               <w:rPr>
-                <w:rFonts w:ascii="Arial" w:hAnsi="Arial"/>
+                <w:rFonts w:ascii="Verdana" w:hAnsi="Verdana"/>
                 <w:b w:val="0"/>
                 <w:sz w:val="16"/>
               </w:rPr>
@@ -3932,7 +3988,7 @@
             <w:r/>
             <w:r>
               <w:rPr>
-                <w:rFonts w:ascii="Arial" w:hAnsi="Arial"/>
+                <w:rFonts w:ascii="Verdana" w:hAnsi="Verdana"/>
                 <w:b w:val="0"/>
                 <w:sz w:val="16"/>
               </w:rPr>
@@ -3941,15 +3997,18 @@
         </w:tc>
       </w:tr>
       <w:tr>
-        <w:tc>
-          <w:tcPr>
-            <w:tcW w:type="dxa" w:w="1514"/>
-          </w:tcPr>
-          <w:p>
-            <w:r/>
-            <w:r>
-              <w:rPr>
-                <w:rFonts w:ascii="Arial" w:hAnsi="Arial"/>
+        <w:trPr>
+          <w:cantSplit/>
+        </w:trPr>
+        <w:tc>
+          <w:tcPr>
+            <w:tcW w:type="dxa" w:w="1514"/>
+          </w:tcPr>
+          <w:p>
+            <w:r/>
+            <w:r>
+              <w:rPr>
+                <w:rFonts w:ascii="Verdana" w:hAnsi="Verdana"/>
                 <w:b w:val="0"/>
                 <w:sz w:val="16"/>
               </w:rPr>
@@ -3965,7 +4024,7 @@
             <w:r/>
             <w:r>
               <w:rPr>
-                <w:rFonts w:ascii="Arial" w:hAnsi="Arial"/>
+                <w:rFonts w:ascii="Verdana" w:hAnsi="Verdana"/>
                 <w:b w:val="0"/>
                 <w:sz w:val="16"/>
               </w:rPr>
@@ -3981,7 +4040,7 @@
             <w:r/>
             <w:r>
               <w:rPr>
-                <w:rFonts w:ascii="Arial" w:hAnsi="Arial"/>
+                <w:rFonts w:ascii="Verdana" w:hAnsi="Verdana"/>
                 <w:b w:val="0"/>
                 <w:sz w:val="16"/>
               </w:rPr>
@@ -3997,7 +4056,7 @@
             <w:r/>
             <w:r>
               <w:rPr>
-                <w:rFonts w:ascii="Arial" w:hAnsi="Arial"/>
+                <w:rFonts w:ascii="Verdana" w:hAnsi="Verdana"/>
                 <w:b w:val="0"/>
                 <w:sz w:val="16"/>
               </w:rPr>
@@ -4013,7 +4072,7 @@
             <w:r/>
             <w:r>
               <w:rPr>
-                <w:rFonts w:ascii="Arial" w:hAnsi="Arial"/>
+                <w:rFonts w:ascii="Verdana" w:hAnsi="Verdana"/>
                 <w:b w:val="0"/>
                 <w:sz w:val="16"/>
               </w:rPr>
@@ -4029,7 +4088,7 @@
             <w:r/>
             <w:r>
               <w:rPr>
-                <w:rFonts w:ascii="Arial" w:hAnsi="Arial"/>
+                <w:rFonts w:ascii="Verdana" w:hAnsi="Verdana"/>
                 <w:b w:val="0"/>
                 <w:sz w:val="16"/>
               </w:rPr>
@@ -4045,7 +4104,7 @@
             <w:r/>
             <w:r>
               <w:rPr>
-                <w:rFonts w:ascii="Arial" w:hAnsi="Arial"/>
+                <w:rFonts w:ascii="Verdana" w:hAnsi="Verdana"/>
                 <w:b w:val="0"/>
                 <w:sz w:val="16"/>
               </w:rPr>
@@ -4061,7 +4120,7 @@
             <w:r/>
             <w:r>
               <w:rPr>
-                <w:rFonts w:ascii="Arial" w:hAnsi="Arial"/>
+                <w:rFonts w:ascii="Verdana" w:hAnsi="Verdana"/>
                 <w:b w:val="0"/>
                 <w:sz w:val="16"/>
               </w:rPr>
@@ -4077,7 +4136,7 @@
             <w:r/>
             <w:r>
               <w:rPr>
-                <w:rFonts w:ascii="Arial" w:hAnsi="Arial"/>
+                <w:rFonts w:ascii="Verdana" w:hAnsi="Verdana"/>
                 <w:b w:val="0"/>
                 <w:sz w:val="16"/>
               </w:rPr>
@@ -4093,7 +4152,7 @@
             <w:r/>
             <w:r>
               <w:rPr>
-                <w:rFonts w:ascii="Arial" w:hAnsi="Arial"/>
+                <w:rFonts w:ascii="Verdana" w:hAnsi="Verdana"/>
                 <w:b w:val="0"/>
                 <w:sz w:val="16"/>
               </w:rPr>
@@ -4102,15 +4161,18 @@
         </w:tc>
       </w:tr>
       <w:tr>
-        <w:tc>
-          <w:tcPr>
-            <w:tcW w:type="dxa" w:w="1514"/>
-          </w:tcPr>
-          <w:p>
-            <w:r/>
-            <w:r>
-              <w:rPr>
-                <w:rFonts w:ascii="Arial" w:hAnsi="Arial"/>
+        <w:trPr>
+          <w:cantSplit/>
+        </w:trPr>
+        <w:tc>
+          <w:tcPr>
+            <w:tcW w:type="dxa" w:w="1514"/>
+          </w:tcPr>
+          <w:p>
+            <w:r/>
+            <w:r>
+              <w:rPr>
+                <w:rFonts w:ascii="Verdana" w:hAnsi="Verdana"/>
                 <w:b w:val="0"/>
                 <w:sz w:val="16"/>
               </w:rPr>
@@ -4126,7 +4188,7 @@
             <w:r/>
             <w:r>
               <w:rPr>
-                <w:rFonts w:ascii="Arial" w:hAnsi="Arial"/>
+                <w:rFonts w:ascii="Verdana" w:hAnsi="Verdana"/>
                 <w:b w:val="0"/>
                 <w:sz w:val="16"/>
               </w:rPr>
@@ -4142,7 +4204,7 @@
             <w:r/>
             <w:r>
               <w:rPr>
-                <w:rFonts w:ascii="Arial" w:hAnsi="Arial"/>
+                <w:rFonts w:ascii="Verdana" w:hAnsi="Verdana"/>
                 <w:b w:val="0"/>
                 <w:sz w:val="16"/>
               </w:rPr>
@@ -4158,7 +4220,7 @@
             <w:r/>
             <w:r>
               <w:rPr>
-                <w:rFonts w:ascii="Arial" w:hAnsi="Arial"/>
+                <w:rFonts w:ascii="Verdana" w:hAnsi="Verdana"/>
                 <w:b w:val="0"/>
                 <w:sz w:val="16"/>
               </w:rPr>
@@ -4174,7 +4236,7 @@
             <w:r/>
             <w:r>
               <w:rPr>
-                <w:rFonts w:ascii="Arial" w:hAnsi="Arial"/>
+                <w:rFonts w:ascii="Verdana" w:hAnsi="Verdana"/>
                 <w:b w:val="0"/>
                 <w:sz w:val="16"/>
               </w:rPr>
@@ -4190,7 +4252,7 @@
             <w:r/>
             <w:r>
               <w:rPr>
-                <w:rFonts w:ascii="Arial" w:hAnsi="Arial"/>
+                <w:rFonts w:ascii="Verdana" w:hAnsi="Verdana"/>
                 <w:b w:val="0"/>
                 <w:sz w:val="16"/>
               </w:rPr>
@@ -4206,7 +4268,7 @@
             <w:r/>
             <w:r>
               <w:rPr>
-                <w:rFonts w:ascii="Arial" w:hAnsi="Arial"/>
+                <w:rFonts w:ascii="Verdana" w:hAnsi="Verdana"/>
                 <w:b w:val="0"/>
                 <w:sz w:val="16"/>
               </w:rPr>
@@ -4222,7 +4284,7 @@
             <w:r/>
             <w:r>
               <w:rPr>
-                <w:rFonts w:ascii="Arial" w:hAnsi="Arial"/>
+                <w:rFonts w:ascii="Verdana" w:hAnsi="Verdana"/>
                 <w:b w:val="0"/>
                 <w:sz w:val="16"/>
               </w:rPr>
@@ -4238,7 +4300,7 @@
             <w:r/>
             <w:r>
               <w:rPr>
-                <w:rFonts w:ascii="Arial" w:hAnsi="Arial"/>
+                <w:rFonts w:ascii="Verdana" w:hAnsi="Verdana"/>
                 <w:b w:val="0"/>
                 <w:sz w:val="16"/>
               </w:rPr>
@@ -4254,7 +4316,7 @@
             <w:r/>
             <w:r>
               <w:rPr>
-                <w:rFonts w:ascii="Arial" w:hAnsi="Arial"/>
+                <w:rFonts w:ascii="Verdana" w:hAnsi="Verdana"/>
                 <w:b w:val="0"/>
                 <w:sz w:val="16"/>
               </w:rPr>
@@ -4263,15 +4325,18 @@
         </w:tc>
       </w:tr>
       <w:tr>
-        <w:tc>
-          <w:tcPr>
-            <w:tcW w:type="dxa" w:w="1514"/>
-          </w:tcPr>
-          <w:p>
-            <w:r/>
-            <w:r>
-              <w:rPr>
-                <w:rFonts w:ascii="Arial" w:hAnsi="Arial"/>
+        <w:trPr>
+          <w:cantSplit/>
+        </w:trPr>
+        <w:tc>
+          <w:tcPr>
+            <w:tcW w:type="dxa" w:w="1514"/>
+          </w:tcPr>
+          <w:p>
+            <w:r/>
+            <w:r>
+              <w:rPr>
+                <w:rFonts w:ascii="Verdana" w:hAnsi="Verdana"/>
                 <w:b w:val="0"/>
                 <w:sz w:val="16"/>
               </w:rPr>
@@ -4287,7 +4352,7 @@
             <w:r/>
             <w:r>
               <w:rPr>
-                <w:rFonts w:ascii="Arial" w:hAnsi="Arial"/>
+                <w:rFonts w:ascii="Verdana" w:hAnsi="Verdana"/>
                 <w:b w:val="0"/>
                 <w:sz w:val="16"/>
               </w:rPr>
@@ -4303,7 +4368,7 @@
             <w:r/>
             <w:r>
               <w:rPr>
-                <w:rFonts w:ascii="Arial" w:hAnsi="Arial"/>
+                <w:rFonts w:ascii="Verdana" w:hAnsi="Verdana"/>
                 <w:b w:val="0"/>
                 <w:sz w:val="16"/>
               </w:rPr>
@@ -4319,7 +4384,7 @@
             <w:r/>
             <w:r>
               <w:rPr>
-                <w:rFonts w:ascii="Arial" w:hAnsi="Arial"/>
+                <w:rFonts w:ascii="Verdana" w:hAnsi="Verdana"/>
                 <w:b w:val="0"/>
                 <w:sz w:val="16"/>
               </w:rPr>
@@ -4335,7 +4400,7 @@
             <w:r/>
             <w:r>
               <w:rPr>
-                <w:rFonts w:ascii="Arial" w:hAnsi="Arial"/>
+                <w:rFonts w:ascii="Verdana" w:hAnsi="Verdana"/>
                 <w:b w:val="0"/>
                 <w:sz w:val="16"/>
               </w:rPr>
@@ -4351,7 +4416,7 @@
             <w:r/>
             <w:r>
               <w:rPr>
-                <w:rFonts w:ascii="Arial" w:hAnsi="Arial"/>
+                <w:rFonts w:ascii="Verdana" w:hAnsi="Verdana"/>
                 <w:b w:val="0"/>
                 <w:sz w:val="16"/>
               </w:rPr>
@@ -4367,7 +4432,7 @@
             <w:r/>
             <w:r>
               <w:rPr>
-                <w:rFonts w:ascii="Arial" w:hAnsi="Arial"/>
+                <w:rFonts w:ascii="Verdana" w:hAnsi="Verdana"/>
                 <w:b w:val="0"/>
                 <w:sz w:val="16"/>
               </w:rPr>
@@ -4383,7 +4448,7 @@
             <w:r/>
             <w:r>
               <w:rPr>
-                <w:rFonts w:ascii="Arial" w:hAnsi="Arial"/>
+                <w:rFonts w:ascii="Verdana" w:hAnsi="Verdana"/>
                 <w:b w:val="0"/>
                 <w:sz w:val="16"/>
               </w:rPr>
@@ -4399,7 +4464,7 @@
             <w:r/>
             <w:r>
               <w:rPr>
-                <w:rFonts w:ascii="Arial" w:hAnsi="Arial"/>
+                <w:rFonts w:ascii="Verdana" w:hAnsi="Verdana"/>
                 <w:b w:val="0"/>
                 <w:sz w:val="16"/>
               </w:rPr>
@@ -4415,7 +4480,7 @@
             <w:r/>
             <w:r>
               <w:rPr>
-                <w:rFonts w:ascii="Arial" w:hAnsi="Arial"/>
+                <w:rFonts w:ascii="Verdana" w:hAnsi="Verdana"/>
                 <w:b w:val="0"/>
                 <w:sz w:val="16"/>
               </w:rPr>
@@ -4424,15 +4489,18 @@
         </w:tc>
       </w:tr>
       <w:tr>
-        <w:tc>
-          <w:tcPr>
-            <w:tcW w:type="dxa" w:w="1514"/>
-          </w:tcPr>
-          <w:p>
-            <w:r/>
-            <w:r>
-              <w:rPr>
-                <w:rFonts w:ascii="Arial" w:hAnsi="Arial"/>
+        <w:trPr>
+          <w:cantSplit/>
+        </w:trPr>
+        <w:tc>
+          <w:tcPr>
+            <w:tcW w:type="dxa" w:w="1514"/>
+          </w:tcPr>
+          <w:p>
+            <w:r/>
+            <w:r>
+              <w:rPr>
+                <w:rFonts w:ascii="Verdana" w:hAnsi="Verdana"/>
                 <w:b w:val="0"/>
                 <w:sz w:val="16"/>
               </w:rPr>
@@ -4448,7 +4516,7 @@
             <w:r/>
             <w:r>
               <w:rPr>
-                <w:rFonts w:ascii="Arial" w:hAnsi="Arial"/>
+                <w:rFonts w:ascii="Verdana" w:hAnsi="Verdana"/>
                 <w:b w:val="0"/>
                 <w:sz w:val="16"/>
               </w:rPr>
@@ -4464,7 +4532,7 @@
             <w:r/>
             <w:r>
               <w:rPr>
-                <w:rFonts w:ascii="Arial" w:hAnsi="Arial"/>
+                <w:rFonts w:ascii="Verdana" w:hAnsi="Verdana"/>
                 <w:b w:val="0"/>
                 <w:sz w:val="16"/>
               </w:rPr>
@@ -4480,7 +4548,7 @@
             <w:r/>
             <w:r>
               <w:rPr>
-                <w:rFonts w:ascii="Arial" w:hAnsi="Arial"/>
+                <w:rFonts w:ascii="Verdana" w:hAnsi="Verdana"/>
                 <w:b w:val="0"/>
                 <w:sz w:val="16"/>
               </w:rPr>
@@ -4496,7 +4564,7 @@
             <w:r/>
             <w:r>
               <w:rPr>
-                <w:rFonts w:ascii="Arial" w:hAnsi="Arial"/>
+                <w:rFonts w:ascii="Verdana" w:hAnsi="Verdana"/>
                 <w:b w:val="0"/>
                 <w:sz w:val="16"/>
               </w:rPr>
@@ -4512,7 +4580,7 @@
             <w:r/>
             <w:r>
               <w:rPr>
-                <w:rFonts w:ascii="Arial" w:hAnsi="Arial"/>
+                <w:rFonts w:ascii="Verdana" w:hAnsi="Verdana"/>
                 <w:b w:val="0"/>
                 <w:sz w:val="16"/>
               </w:rPr>
@@ -4528,7 +4596,7 @@
             <w:r/>
             <w:r>
               <w:rPr>
-                <w:rFonts w:ascii="Arial" w:hAnsi="Arial"/>
+                <w:rFonts w:ascii="Verdana" w:hAnsi="Verdana"/>
                 <w:b w:val="0"/>
                 <w:sz w:val="16"/>
               </w:rPr>
@@ -4544,7 +4612,7 @@
             <w:r/>
             <w:r>
               <w:rPr>
-                <w:rFonts w:ascii="Arial" w:hAnsi="Arial"/>
+                <w:rFonts w:ascii="Verdana" w:hAnsi="Verdana"/>
                 <w:b w:val="0"/>
                 <w:sz w:val="16"/>
               </w:rPr>
@@ -4560,7 +4628,7 @@
             <w:r/>
             <w:r>
               <w:rPr>
-                <w:rFonts w:ascii="Arial" w:hAnsi="Arial"/>
+                <w:rFonts w:ascii="Verdana" w:hAnsi="Verdana"/>
                 <w:b w:val="0"/>
                 <w:sz w:val="16"/>
               </w:rPr>
@@ -4576,7 +4644,7 @@
             <w:r/>
             <w:r>
               <w:rPr>
-                <w:rFonts w:ascii="Arial" w:hAnsi="Arial"/>
+                <w:rFonts w:ascii="Verdana" w:hAnsi="Verdana"/>
                 <w:b w:val="0"/>
                 <w:sz w:val="16"/>
               </w:rPr>
@@ -4585,15 +4653,18 @@
         </w:tc>
       </w:tr>
       <w:tr>
-        <w:tc>
-          <w:tcPr>
-            <w:tcW w:type="dxa" w:w="1514"/>
-          </w:tcPr>
-          <w:p>
-            <w:r/>
-            <w:r>
-              <w:rPr>
-                <w:rFonts w:ascii="Arial" w:hAnsi="Arial"/>
+        <w:trPr>
+          <w:cantSplit/>
+        </w:trPr>
+        <w:tc>
+          <w:tcPr>
+            <w:tcW w:type="dxa" w:w="1514"/>
+          </w:tcPr>
+          <w:p>
+            <w:r/>
+            <w:r>
+              <w:rPr>
+                <w:rFonts w:ascii="Verdana" w:hAnsi="Verdana"/>
                 <w:b w:val="0"/>
                 <w:sz w:val="16"/>
               </w:rPr>
@@ -4609,7 +4680,7 @@
             <w:r/>
             <w:r>
               <w:rPr>
-                <w:rFonts w:ascii="Arial" w:hAnsi="Arial"/>
+                <w:rFonts w:ascii="Verdana" w:hAnsi="Verdana"/>
                 <w:b w:val="0"/>
                 <w:sz w:val="16"/>
               </w:rPr>
@@ -4625,7 +4696,7 @@
             <w:r/>
             <w:r>
               <w:rPr>
-                <w:rFonts w:ascii="Arial" w:hAnsi="Arial"/>
+                <w:rFonts w:ascii="Verdana" w:hAnsi="Verdana"/>
                 <w:b w:val="0"/>
                 <w:sz w:val="16"/>
               </w:rPr>
@@ -4641,7 +4712,7 @@
             <w:r/>
             <w:r>
               <w:rPr>
-                <w:rFonts w:ascii="Arial" w:hAnsi="Arial"/>
+                <w:rFonts w:ascii="Verdana" w:hAnsi="Verdana"/>
                 <w:b w:val="0"/>
                 <w:sz w:val="16"/>
               </w:rPr>
@@ -4657,7 +4728,7 @@
             <w:r/>
             <w:r>
               <w:rPr>
-                <w:rFonts w:ascii="Arial" w:hAnsi="Arial"/>
+                <w:rFonts w:ascii="Verdana" w:hAnsi="Verdana"/>
                 <w:b w:val="0"/>
                 <w:sz w:val="16"/>
               </w:rPr>
@@ -4673,7 +4744,7 @@
             <w:r/>
             <w:r>
               <w:rPr>
-                <w:rFonts w:ascii="Arial" w:hAnsi="Arial"/>
+                <w:rFonts w:ascii="Verdana" w:hAnsi="Verdana"/>
                 <w:b w:val="0"/>
                 <w:sz w:val="16"/>
               </w:rPr>
@@ -4689,7 +4760,7 @@
             <w:r/>
             <w:r>
               <w:rPr>
-                <w:rFonts w:ascii="Arial" w:hAnsi="Arial"/>
+                <w:rFonts w:ascii="Verdana" w:hAnsi="Verdana"/>
                 <w:b w:val="0"/>
                 <w:sz w:val="16"/>
               </w:rPr>
@@ -4705,7 +4776,7 @@
             <w:r/>
             <w:r>
               <w:rPr>
-                <w:rFonts w:ascii="Arial" w:hAnsi="Arial"/>
+                <w:rFonts w:ascii="Verdana" w:hAnsi="Verdana"/>
                 <w:b w:val="0"/>
                 <w:sz w:val="16"/>
               </w:rPr>
@@ -4721,7 +4792,7 @@
             <w:r/>
             <w:r>
               <w:rPr>
-                <w:rFonts w:ascii="Arial" w:hAnsi="Arial"/>
+                <w:rFonts w:ascii="Verdana" w:hAnsi="Verdana"/>
                 <w:b w:val="0"/>
                 <w:sz w:val="16"/>
               </w:rPr>
@@ -4737,7 +4808,7 @@
             <w:r/>
             <w:r>
               <w:rPr>
-                <w:rFonts w:ascii="Arial" w:hAnsi="Arial"/>
+                <w:rFonts w:ascii="Verdana" w:hAnsi="Verdana"/>
                 <w:b w:val="0"/>
                 <w:sz w:val="16"/>
               </w:rPr>
@@ -4746,15 +4817,18 @@
         </w:tc>
       </w:tr>
       <w:tr>
-        <w:tc>
-          <w:tcPr>
-            <w:tcW w:type="dxa" w:w="1514"/>
-          </w:tcPr>
-          <w:p>
-            <w:r/>
-            <w:r>
-              <w:rPr>
-                <w:rFonts w:ascii="Arial" w:hAnsi="Arial"/>
+        <w:trPr>
+          <w:cantSplit/>
+        </w:trPr>
+        <w:tc>
+          <w:tcPr>
+            <w:tcW w:type="dxa" w:w="1514"/>
+          </w:tcPr>
+          <w:p>
+            <w:r/>
+            <w:r>
+              <w:rPr>
+                <w:rFonts w:ascii="Verdana" w:hAnsi="Verdana"/>
                 <w:b w:val="0"/>
                 <w:sz w:val="16"/>
               </w:rPr>
@@ -4770,7 +4844,7 @@
             <w:r/>
             <w:r>
               <w:rPr>
-                <w:rFonts w:ascii="Arial" w:hAnsi="Arial"/>
+                <w:rFonts w:ascii="Verdana" w:hAnsi="Verdana"/>
                 <w:b w:val="0"/>
                 <w:sz w:val="16"/>
               </w:rPr>
@@ -4786,7 +4860,7 @@
             <w:r/>
             <w:r>
               <w:rPr>
-                <w:rFonts w:ascii="Arial" w:hAnsi="Arial"/>
+                <w:rFonts w:ascii="Verdana" w:hAnsi="Verdana"/>
                 <w:b w:val="0"/>
                 <w:sz w:val="16"/>
               </w:rPr>
@@ -4802,7 +4876,7 @@
             <w:r/>
             <w:r>
               <w:rPr>
-                <w:rFonts w:ascii="Arial" w:hAnsi="Arial"/>
+                <w:rFonts w:ascii="Verdana" w:hAnsi="Verdana"/>
                 <w:b w:val="0"/>
                 <w:sz w:val="16"/>
               </w:rPr>
@@ -4818,7 +4892,7 @@
             <w:r/>
             <w:r>
               <w:rPr>
-                <w:rFonts w:ascii="Arial" w:hAnsi="Arial"/>
+                <w:rFonts w:ascii="Verdana" w:hAnsi="Verdana"/>
                 <w:b w:val="0"/>
                 <w:sz w:val="16"/>
               </w:rPr>
@@ -4834,7 +4908,7 @@
             <w:r/>
             <w:r>
               <w:rPr>
-                <w:rFonts w:ascii="Arial" w:hAnsi="Arial"/>
+                <w:rFonts w:ascii="Verdana" w:hAnsi="Verdana"/>
                 <w:b w:val="0"/>
                 <w:sz w:val="16"/>
               </w:rPr>
@@ -4850,7 +4924,7 @@
             <w:r/>
             <w:r>
               <w:rPr>
-                <w:rFonts w:ascii="Arial" w:hAnsi="Arial"/>
+                <w:rFonts w:ascii="Verdana" w:hAnsi="Verdana"/>
                 <w:b w:val="0"/>
                 <w:sz w:val="16"/>
               </w:rPr>
@@ -4866,7 +4940,7 @@
             <w:r/>
             <w:r>
               <w:rPr>
-                <w:rFonts w:ascii="Arial" w:hAnsi="Arial"/>
+                <w:rFonts w:ascii="Verdana" w:hAnsi="Verdana"/>
                 <w:b w:val="0"/>
                 <w:sz w:val="16"/>
               </w:rPr>
@@ -4882,7 +4956,7 @@
             <w:r/>
             <w:r>
               <w:rPr>
-                <w:rFonts w:ascii="Arial" w:hAnsi="Arial"/>
+                <w:rFonts w:ascii="Verdana" w:hAnsi="Verdana"/>
                 <w:b w:val="0"/>
                 <w:sz w:val="16"/>
               </w:rPr>
@@ -4898,7 +4972,7 @@
             <w:r/>
             <w:r>
               <w:rPr>
-                <w:rFonts w:ascii="Arial" w:hAnsi="Arial"/>
+                <w:rFonts w:ascii="Verdana" w:hAnsi="Verdana"/>
                 <w:b w:val="0"/>
                 <w:sz w:val="16"/>
               </w:rPr>
@@ -4907,15 +4981,18 @@
         </w:tc>
       </w:tr>
       <w:tr>
-        <w:tc>
-          <w:tcPr>
-            <w:tcW w:type="dxa" w:w="1514"/>
-          </w:tcPr>
-          <w:p>
-            <w:r/>
-            <w:r>
-              <w:rPr>
-                <w:rFonts w:ascii="Arial" w:hAnsi="Arial"/>
+        <w:trPr>
+          <w:cantSplit/>
+        </w:trPr>
+        <w:tc>
+          <w:tcPr>
+            <w:tcW w:type="dxa" w:w="1514"/>
+          </w:tcPr>
+          <w:p>
+            <w:r/>
+            <w:r>
+              <w:rPr>
+                <w:rFonts w:ascii="Verdana" w:hAnsi="Verdana"/>
                 <w:b w:val="0"/>
                 <w:sz w:val="16"/>
               </w:rPr>
@@ -4931,7 +5008,7 @@
             <w:r/>
             <w:r>
               <w:rPr>
-                <w:rFonts w:ascii="Arial" w:hAnsi="Arial"/>
+                <w:rFonts w:ascii="Verdana" w:hAnsi="Verdana"/>
                 <w:b w:val="0"/>
                 <w:sz w:val="16"/>
               </w:rPr>
@@ -4947,7 +5024,7 @@
             <w:r/>
             <w:r>
               <w:rPr>
-                <w:rFonts w:ascii="Arial" w:hAnsi="Arial"/>
+                <w:rFonts w:ascii="Verdana" w:hAnsi="Verdana"/>
                 <w:b w:val="0"/>
                 <w:sz w:val="16"/>
               </w:rPr>
@@ -4963,7 +5040,7 @@
             <w:r/>
             <w:r>
               <w:rPr>
-                <w:rFonts w:ascii="Arial" w:hAnsi="Arial"/>
+                <w:rFonts w:ascii="Verdana" w:hAnsi="Verdana"/>
                 <w:b w:val="0"/>
                 <w:sz w:val="16"/>
               </w:rPr>
@@ -4979,7 +5056,7 @@
             <w:r/>
             <w:r>
               <w:rPr>
-                <w:rFonts w:ascii="Arial" w:hAnsi="Arial"/>
+                <w:rFonts w:ascii="Verdana" w:hAnsi="Verdana"/>
                 <w:b w:val="0"/>
                 <w:sz w:val="16"/>
               </w:rPr>
@@ -4995,7 +5072,7 @@
             <w:r/>
             <w:r>
               <w:rPr>
-                <w:rFonts w:ascii="Arial" w:hAnsi="Arial"/>
+                <w:rFonts w:ascii="Verdana" w:hAnsi="Verdana"/>
                 <w:b w:val="0"/>
                 <w:sz w:val="16"/>
               </w:rPr>
@@ -5011,7 +5088,7 @@
             <w:r/>
             <w:r>
               <w:rPr>
-                <w:rFonts w:ascii="Arial" w:hAnsi="Arial"/>
+                <w:rFonts w:ascii="Verdana" w:hAnsi="Verdana"/>
                 <w:b w:val="0"/>
                 <w:sz w:val="16"/>
               </w:rPr>
@@ -5027,7 +5104,7 @@
             <w:r/>
             <w:r>
               <w:rPr>
-                <w:rFonts w:ascii="Arial" w:hAnsi="Arial"/>
+                <w:rFonts w:ascii="Verdana" w:hAnsi="Verdana"/>
                 <w:b w:val="0"/>
                 <w:sz w:val="16"/>
               </w:rPr>
@@ -5043,7 +5120,7 @@
             <w:r/>
             <w:r>
               <w:rPr>
-                <w:rFonts w:ascii="Arial" w:hAnsi="Arial"/>
+                <w:rFonts w:ascii="Verdana" w:hAnsi="Verdana"/>
                 <w:b w:val="0"/>
                 <w:sz w:val="16"/>
               </w:rPr>
@@ -5059,7 +5136,7 @@
             <w:r/>
             <w:r>
               <w:rPr>
-                <w:rFonts w:ascii="Arial" w:hAnsi="Arial"/>
+                <w:rFonts w:ascii="Verdana" w:hAnsi="Verdana"/>
                 <w:b w:val="0"/>
                 <w:sz w:val="16"/>
               </w:rPr>
@@ -5068,15 +5145,18 @@
         </w:tc>
       </w:tr>
       <w:tr>
-        <w:tc>
-          <w:tcPr>
-            <w:tcW w:type="dxa" w:w="1514"/>
-          </w:tcPr>
-          <w:p>
-            <w:r/>
-            <w:r>
-              <w:rPr>
-                <w:rFonts w:ascii="Arial" w:hAnsi="Arial"/>
+        <w:trPr>
+          <w:cantSplit/>
+        </w:trPr>
+        <w:tc>
+          <w:tcPr>
+            <w:tcW w:type="dxa" w:w="1514"/>
+          </w:tcPr>
+          <w:p>
+            <w:r/>
+            <w:r>
+              <w:rPr>
+                <w:rFonts w:ascii="Verdana" w:hAnsi="Verdana"/>
                 <w:b w:val="0"/>
                 <w:sz w:val="16"/>
               </w:rPr>
@@ -5092,7 +5172,7 @@
             <w:r/>
             <w:r>
               <w:rPr>
-                <w:rFonts w:ascii="Arial" w:hAnsi="Arial"/>
+                <w:rFonts w:ascii="Verdana" w:hAnsi="Verdana"/>
                 <w:b w:val="0"/>
                 <w:sz w:val="16"/>
               </w:rPr>
@@ -5108,7 +5188,7 @@
             <w:r/>
             <w:r>
               <w:rPr>
-                <w:rFonts w:ascii="Arial" w:hAnsi="Arial"/>
+                <w:rFonts w:ascii="Verdana" w:hAnsi="Verdana"/>
                 <w:b w:val="0"/>
                 <w:sz w:val="16"/>
               </w:rPr>
@@ -5124,7 +5204,7 @@
             <w:r/>
             <w:r>
               <w:rPr>
-                <w:rFonts w:ascii="Arial" w:hAnsi="Arial"/>
+                <w:rFonts w:ascii="Verdana" w:hAnsi="Verdana"/>
                 <w:b w:val="0"/>
                 <w:sz w:val="16"/>
               </w:rPr>
@@ -5140,7 +5220,7 @@
             <w:r/>
             <w:r>
               <w:rPr>
-                <w:rFonts w:ascii="Arial" w:hAnsi="Arial"/>
+                <w:rFonts w:ascii="Verdana" w:hAnsi="Verdana"/>
                 <w:b w:val="0"/>
                 <w:sz w:val="16"/>
               </w:rPr>
@@ -5156,7 +5236,7 @@
             <w:r/>
             <w:r>
               <w:rPr>
-                <w:rFonts w:ascii="Arial" w:hAnsi="Arial"/>
+                <w:rFonts w:ascii="Verdana" w:hAnsi="Verdana"/>
                 <w:b w:val="0"/>
                 <w:sz w:val="16"/>
               </w:rPr>
@@ -5172,7 +5252,7 @@
             <w:r/>
             <w:r>
               <w:rPr>
-                <w:rFonts w:ascii="Arial" w:hAnsi="Arial"/>
+                <w:rFonts w:ascii="Verdana" w:hAnsi="Verdana"/>
                 <w:b w:val="0"/>
                 <w:sz w:val="16"/>
               </w:rPr>
@@ -5188,7 +5268,7 @@
             <w:r/>
             <w:r>
               <w:rPr>
-                <w:rFonts w:ascii="Arial" w:hAnsi="Arial"/>
+                <w:rFonts w:ascii="Verdana" w:hAnsi="Verdana"/>
                 <w:b w:val="0"/>
                 <w:sz w:val="16"/>
               </w:rPr>
@@ -5204,7 +5284,7 @@
             <w:r/>
             <w:r>
               <w:rPr>
-                <w:rFonts w:ascii="Arial" w:hAnsi="Arial"/>
+                <w:rFonts w:ascii="Verdana" w:hAnsi="Verdana"/>
                 <w:b w:val="0"/>
                 <w:sz w:val="16"/>
               </w:rPr>
@@ -5220,7 +5300,7 @@
             <w:r/>
             <w:r>
               <w:rPr>
-                <w:rFonts w:ascii="Arial" w:hAnsi="Arial"/>
+                <w:rFonts w:ascii="Verdana" w:hAnsi="Verdana"/>
                 <w:b w:val="0"/>
                 <w:sz w:val="16"/>
               </w:rPr>
@@ -5229,15 +5309,18 @@
         </w:tc>
       </w:tr>
       <w:tr>
-        <w:tc>
-          <w:tcPr>
-            <w:tcW w:type="dxa" w:w="1514"/>
-          </w:tcPr>
-          <w:p>
-            <w:r/>
-            <w:r>
-              <w:rPr>
-                <w:rFonts w:ascii="Arial" w:hAnsi="Arial"/>
+        <w:trPr>
+          <w:cantSplit/>
+        </w:trPr>
+        <w:tc>
+          <w:tcPr>
+            <w:tcW w:type="dxa" w:w="1514"/>
+          </w:tcPr>
+          <w:p>
+            <w:r/>
+            <w:r>
+              <w:rPr>
+                <w:rFonts w:ascii="Verdana" w:hAnsi="Verdana"/>
                 <w:b w:val="0"/>
                 <w:sz w:val="16"/>
               </w:rPr>
@@ -5253,7 +5336,7 @@
             <w:r/>
             <w:r>
               <w:rPr>
-                <w:rFonts w:ascii="Arial" w:hAnsi="Arial"/>
+                <w:rFonts w:ascii="Verdana" w:hAnsi="Verdana"/>
                 <w:b w:val="0"/>
                 <w:sz w:val="16"/>
               </w:rPr>
@@ -5269,7 +5352,7 @@
             <w:r/>
             <w:r>
               <w:rPr>
-                <w:rFonts w:ascii="Arial" w:hAnsi="Arial"/>
+                <w:rFonts w:ascii="Verdana" w:hAnsi="Verdana"/>
                 <w:b w:val="0"/>
                 <w:sz w:val="16"/>
               </w:rPr>
@@ -5285,7 +5368,7 @@
             <w:r/>
             <w:r>
               <w:rPr>
-                <w:rFonts w:ascii="Arial" w:hAnsi="Arial"/>
+                <w:rFonts w:ascii="Verdana" w:hAnsi="Verdana"/>
                 <w:b w:val="0"/>
                 <w:sz w:val="16"/>
               </w:rPr>
@@ -5301,7 +5384,7 @@
             <w:r/>
             <w:r>
               <w:rPr>
-                <w:rFonts w:ascii="Arial" w:hAnsi="Arial"/>
+                <w:rFonts w:ascii="Verdana" w:hAnsi="Verdana"/>
                 <w:b w:val="0"/>
                 <w:sz w:val="16"/>
               </w:rPr>
@@ -5317,7 +5400,7 @@
             <w:r/>
             <w:r>
               <w:rPr>
-                <w:rFonts w:ascii="Arial" w:hAnsi="Arial"/>
+                <w:rFonts w:ascii="Verdana" w:hAnsi="Verdana"/>
                 <w:b w:val="0"/>
                 <w:sz w:val="16"/>
               </w:rPr>
@@ -5333,7 +5416,7 @@
             <w:r/>
             <w:r>
               <w:rPr>
-                <w:rFonts w:ascii="Arial" w:hAnsi="Arial"/>
+                <w:rFonts w:ascii="Verdana" w:hAnsi="Verdana"/>
                 <w:b w:val="0"/>
                 <w:sz w:val="16"/>
               </w:rPr>
@@ -5349,7 +5432,7 @@
             <w:r/>
             <w:r>
               <w:rPr>
-                <w:rFonts w:ascii="Arial" w:hAnsi="Arial"/>
+                <w:rFonts w:ascii="Verdana" w:hAnsi="Verdana"/>
                 <w:b w:val="0"/>
                 <w:sz w:val="16"/>
               </w:rPr>
@@ -5365,7 +5448,7 @@
             <w:r/>
             <w:r>
               <w:rPr>
-                <w:rFonts w:ascii="Arial" w:hAnsi="Arial"/>
+                <w:rFonts w:ascii="Verdana" w:hAnsi="Verdana"/>
                 <w:b w:val="0"/>
                 <w:sz w:val="16"/>
               </w:rPr>
@@ -5381,7 +5464,7 @@
             <w:r/>
             <w:r>
               <w:rPr>
-                <w:rFonts w:ascii="Arial" w:hAnsi="Arial"/>
+                <w:rFonts w:ascii="Verdana" w:hAnsi="Verdana"/>
                 <w:b w:val="0"/>
                 <w:sz w:val="16"/>
               </w:rPr>
@@ -5390,15 +5473,18 @@
         </w:tc>
       </w:tr>
       <w:tr>
-        <w:tc>
-          <w:tcPr>
-            <w:tcW w:type="dxa" w:w="1514"/>
-          </w:tcPr>
-          <w:p>
-            <w:r/>
-            <w:r>
-              <w:rPr>
-                <w:rFonts w:ascii="Arial" w:hAnsi="Arial"/>
+        <w:trPr>
+          <w:cantSplit/>
+        </w:trPr>
+        <w:tc>
+          <w:tcPr>
+            <w:tcW w:type="dxa" w:w="1514"/>
+          </w:tcPr>
+          <w:p>
+            <w:r/>
+            <w:r>
+              <w:rPr>
+                <w:rFonts w:ascii="Verdana" w:hAnsi="Verdana"/>
                 <w:b w:val="0"/>
                 <w:sz w:val="16"/>
               </w:rPr>
@@ -5414,7 +5500,7 @@
             <w:r/>
             <w:r>
               <w:rPr>
-                <w:rFonts w:ascii="Arial" w:hAnsi="Arial"/>
+                <w:rFonts w:ascii="Verdana" w:hAnsi="Verdana"/>
                 <w:b w:val="0"/>
                 <w:sz w:val="16"/>
               </w:rPr>
@@ -5430,7 +5516,7 @@
             <w:r/>
             <w:r>
               <w:rPr>
-                <w:rFonts w:ascii="Arial" w:hAnsi="Arial"/>
+                <w:rFonts w:ascii="Verdana" w:hAnsi="Verdana"/>
                 <w:b w:val="0"/>
                 <w:sz w:val="16"/>
               </w:rPr>
@@ -5446,7 +5532,7 @@
             <w:r/>
             <w:r>
               <w:rPr>
-                <w:rFonts w:ascii="Arial" w:hAnsi="Arial"/>
+                <w:rFonts w:ascii="Verdana" w:hAnsi="Verdana"/>
                 <w:b w:val="0"/>
                 <w:sz w:val="16"/>
               </w:rPr>
@@ -5462,7 +5548,7 @@
             <w:r/>
             <w:r>
               <w:rPr>
-                <w:rFonts w:ascii="Arial" w:hAnsi="Arial"/>
+                <w:rFonts w:ascii="Verdana" w:hAnsi="Verdana"/>
                 <w:b w:val="0"/>
                 <w:sz w:val="16"/>
               </w:rPr>
@@ -5478,7 +5564,7 @@
             <w:r/>
             <w:r>
               <w:rPr>
-                <w:rFonts w:ascii="Arial" w:hAnsi="Arial"/>
+                <w:rFonts w:ascii="Verdana" w:hAnsi="Verdana"/>
                 <w:b w:val="0"/>
                 <w:sz w:val="16"/>
               </w:rPr>
@@ -5494,7 +5580,7 @@
             <w:r/>
             <w:r>
               <w:rPr>
-                <w:rFonts w:ascii="Arial" w:hAnsi="Arial"/>
+                <w:rFonts w:ascii="Verdana" w:hAnsi="Verdana"/>
                 <w:b w:val="0"/>
                 <w:sz w:val="16"/>
               </w:rPr>
@@ -5510,7 +5596,7 @@
             <w:r/>
             <w:r>
               <w:rPr>
-                <w:rFonts w:ascii="Arial" w:hAnsi="Arial"/>
+                <w:rFonts w:ascii="Verdana" w:hAnsi="Verdana"/>
                 <w:b w:val="0"/>
                 <w:sz w:val="16"/>
               </w:rPr>
@@ -5526,7 +5612,7 @@
             <w:r/>
             <w:r>
               <w:rPr>
-                <w:rFonts w:ascii="Arial" w:hAnsi="Arial"/>
+                <w:rFonts w:ascii="Verdana" w:hAnsi="Verdana"/>
                 <w:b w:val="0"/>
                 <w:sz w:val="16"/>
               </w:rPr>
@@ -5542,7 +5628,7 @@
             <w:r/>
             <w:r>
               <w:rPr>
-                <w:rFonts w:ascii="Arial" w:hAnsi="Arial"/>
+                <w:rFonts w:ascii="Verdana" w:hAnsi="Verdana"/>
                 <w:b w:val="0"/>
                 <w:sz w:val="16"/>
               </w:rPr>
@@ -5551,15 +5637,18 @@
         </w:tc>
       </w:tr>
       <w:tr>
-        <w:tc>
-          <w:tcPr>
-            <w:tcW w:type="dxa" w:w="1514"/>
-          </w:tcPr>
-          <w:p>
-            <w:r/>
-            <w:r>
-              <w:rPr>
-                <w:rFonts w:ascii="Arial" w:hAnsi="Arial"/>
+        <w:trPr>
+          <w:cantSplit/>
+        </w:trPr>
+        <w:tc>
+          <w:tcPr>
+            <w:tcW w:type="dxa" w:w="1514"/>
+          </w:tcPr>
+          <w:p>
+            <w:r/>
+            <w:r>
+              <w:rPr>
+                <w:rFonts w:ascii="Verdana" w:hAnsi="Verdana"/>
                 <w:b w:val="0"/>
                 <w:sz w:val="16"/>
               </w:rPr>
@@ -5575,7 +5664,7 @@
             <w:r/>
             <w:r>
               <w:rPr>
-                <w:rFonts w:ascii="Arial" w:hAnsi="Arial"/>
+                <w:rFonts w:ascii="Verdana" w:hAnsi="Verdana"/>
                 <w:b w:val="0"/>
                 <w:sz w:val="16"/>
               </w:rPr>
@@ -5591,7 +5680,7 @@
             <w:r/>
             <w:r>
               <w:rPr>
-                <w:rFonts w:ascii="Arial" w:hAnsi="Arial"/>
+                <w:rFonts w:ascii="Verdana" w:hAnsi="Verdana"/>
                 <w:b w:val="0"/>
                 <w:sz w:val="16"/>
               </w:rPr>
@@ -5607,7 +5696,7 @@
             <w:r/>
             <w:r>
               <w:rPr>
-                <w:rFonts w:ascii="Arial" w:hAnsi="Arial"/>
+                <w:rFonts w:ascii="Verdana" w:hAnsi="Verdana"/>
                 <w:b w:val="0"/>
                 <w:sz w:val="16"/>
               </w:rPr>
@@ -5623,7 +5712,7 @@
             <w:r/>
             <w:r>
               <w:rPr>
-                <w:rFonts w:ascii="Arial" w:hAnsi="Arial"/>
+                <w:rFonts w:ascii="Verdana" w:hAnsi="Verdana"/>
                 <w:b w:val="0"/>
                 <w:sz w:val="16"/>
               </w:rPr>
@@ -5639,7 +5728,7 @@
             <w:r/>
             <w:r>
               <w:rPr>
-                <w:rFonts w:ascii="Arial" w:hAnsi="Arial"/>
+                <w:rFonts w:ascii="Verdana" w:hAnsi="Verdana"/>
                 <w:b w:val="0"/>
                 <w:sz w:val="16"/>
               </w:rPr>
@@ -5655,7 +5744,7 @@
             <w:r/>
             <w:r>
               <w:rPr>
-                <w:rFonts w:ascii="Arial" w:hAnsi="Arial"/>
+                <w:rFonts w:ascii="Verdana" w:hAnsi="Verdana"/>
                 <w:b w:val="0"/>
                 <w:sz w:val="16"/>
               </w:rPr>
@@ -5671,7 +5760,7 @@
             <w:r/>
             <w:r>
               <w:rPr>
-                <w:rFonts w:ascii="Arial" w:hAnsi="Arial"/>
+                <w:rFonts w:ascii="Verdana" w:hAnsi="Verdana"/>
                 <w:b w:val="0"/>
                 <w:sz w:val="16"/>
               </w:rPr>
@@ -5687,7 +5776,7 @@
             <w:r/>
             <w:r>
               <w:rPr>
-                <w:rFonts w:ascii="Arial" w:hAnsi="Arial"/>
+                <w:rFonts w:ascii="Verdana" w:hAnsi="Verdana"/>
                 <w:b w:val="0"/>
                 <w:sz w:val="16"/>
               </w:rPr>
@@ -5703,7 +5792,7 @@
             <w:r/>
             <w:r>
               <w:rPr>
-                <w:rFonts w:ascii="Arial" w:hAnsi="Arial"/>
+                <w:rFonts w:ascii="Verdana" w:hAnsi="Verdana"/>
                 <w:b w:val="0"/>
                 <w:sz w:val="16"/>
               </w:rPr>
@@ -5712,15 +5801,18 @@
         </w:tc>
       </w:tr>
       <w:tr>
-        <w:tc>
-          <w:tcPr>
-            <w:tcW w:type="dxa" w:w="1514"/>
-          </w:tcPr>
-          <w:p>
-            <w:r/>
-            <w:r>
-              <w:rPr>
-                <w:rFonts w:ascii="Arial" w:hAnsi="Arial"/>
+        <w:trPr>
+          <w:cantSplit/>
+        </w:trPr>
+        <w:tc>
+          <w:tcPr>
+            <w:tcW w:type="dxa" w:w="1514"/>
+          </w:tcPr>
+          <w:p>
+            <w:r/>
+            <w:r>
+              <w:rPr>
+                <w:rFonts w:ascii="Verdana" w:hAnsi="Verdana"/>
                 <w:b w:val="0"/>
                 <w:sz w:val="16"/>
               </w:rPr>
@@ -5736,7 +5828,7 @@
             <w:r/>
             <w:r>
               <w:rPr>
-                <w:rFonts w:ascii="Arial" w:hAnsi="Arial"/>
+                <w:rFonts w:ascii="Verdana" w:hAnsi="Verdana"/>
                 <w:b w:val="0"/>
                 <w:sz w:val="16"/>
               </w:rPr>
@@ -5752,7 +5844,7 @@
             <w:r/>
             <w:r>
               <w:rPr>
-                <w:rFonts w:ascii="Arial" w:hAnsi="Arial"/>
+                <w:rFonts w:ascii="Verdana" w:hAnsi="Verdana"/>
                 <w:b w:val="0"/>
                 <w:sz w:val="16"/>
               </w:rPr>
@@ -5768,7 +5860,7 @@
             <w:r/>
             <w:r>
               <w:rPr>
-                <w:rFonts w:ascii="Arial" w:hAnsi="Arial"/>
+                <w:rFonts w:ascii="Verdana" w:hAnsi="Verdana"/>
                 <w:b w:val="0"/>
                 <w:sz w:val="16"/>
               </w:rPr>
@@ -5784,7 +5876,7 @@
             <w:r/>
             <w:r>
               <w:rPr>
-                <w:rFonts w:ascii="Arial" w:hAnsi="Arial"/>
+                <w:rFonts w:ascii="Verdana" w:hAnsi="Verdana"/>
                 <w:b w:val="0"/>
                 <w:sz w:val="16"/>
               </w:rPr>
@@ -5800,7 +5892,7 @@
             <w:r/>
             <w:r>
               <w:rPr>
-                <w:rFonts w:ascii="Arial" w:hAnsi="Arial"/>
+                <w:rFonts w:ascii="Verdana" w:hAnsi="Verdana"/>
                 <w:b w:val="0"/>
                 <w:sz w:val="16"/>
               </w:rPr>
@@ -5816,7 +5908,7 @@
             <w:r/>
             <w:r>
               <w:rPr>
-                <w:rFonts w:ascii="Arial" w:hAnsi="Arial"/>
+                <w:rFonts w:ascii="Verdana" w:hAnsi="Verdana"/>
                 <w:b w:val="0"/>
                 <w:sz w:val="16"/>
               </w:rPr>
@@ -5832,7 +5924,7 @@
             <w:r/>
             <w:r>
               <w:rPr>
-                <w:rFonts w:ascii="Arial" w:hAnsi="Arial"/>
+                <w:rFonts w:ascii="Verdana" w:hAnsi="Verdana"/>
                 <w:b w:val="0"/>
                 <w:sz w:val="16"/>
               </w:rPr>
@@ -5848,7 +5940,7 @@
             <w:r/>
             <w:r>
               <w:rPr>
-                <w:rFonts w:ascii="Arial" w:hAnsi="Arial"/>
+                <w:rFonts w:ascii="Verdana" w:hAnsi="Verdana"/>
                 <w:b w:val="0"/>
                 <w:sz w:val="16"/>
               </w:rPr>
@@ -5864,7 +5956,7 @@
             <w:r/>
             <w:r>
               <w:rPr>
-                <w:rFonts w:ascii="Arial" w:hAnsi="Arial"/>
+                <w:rFonts w:ascii="Verdana" w:hAnsi="Verdana"/>
                 <w:b w:val="0"/>
                 <w:sz w:val="16"/>
               </w:rPr>
@@ -5873,15 +5965,18 @@
         </w:tc>
       </w:tr>
       <w:tr>
-        <w:tc>
-          <w:tcPr>
-            <w:tcW w:type="dxa" w:w="1514"/>
-          </w:tcPr>
-          <w:p>
-            <w:r/>
-            <w:r>
-              <w:rPr>
-                <w:rFonts w:ascii="Arial" w:hAnsi="Arial"/>
+        <w:trPr>
+          <w:cantSplit/>
+        </w:trPr>
+        <w:tc>
+          <w:tcPr>
+            <w:tcW w:type="dxa" w:w="1514"/>
+          </w:tcPr>
+          <w:p>
+            <w:r/>
+            <w:r>
+              <w:rPr>
+                <w:rFonts w:ascii="Verdana" w:hAnsi="Verdana"/>
                 <w:b w:val="0"/>
                 <w:sz w:val="16"/>
               </w:rPr>
@@ -5897,7 +5992,7 @@
             <w:r/>
             <w:r>
               <w:rPr>
-                <w:rFonts w:ascii="Arial" w:hAnsi="Arial"/>
+                <w:rFonts w:ascii="Verdana" w:hAnsi="Verdana"/>
                 <w:b w:val="0"/>
                 <w:sz w:val="16"/>
               </w:rPr>
@@ -5913,7 +6008,7 @@
             <w:r/>
             <w:r>
               <w:rPr>
-                <w:rFonts w:ascii="Arial" w:hAnsi="Arial"/>
+                <w:rFonts w:ascii="Verdana" w:hAnsi="Verdana"/>
                 <w:b w:val="0"/>
                 <w:sz w:val="16"/>
               </w:rPr>
@@ -5929,7 +6024,7 @@
             <w:r/>
             <w:r>
               <w:rPr>
-                <w:rFonts w:ascii="Arial" w:hAnsi="Arial"/>
+                <w:rFonts w:ascii="Verdana" w:hAnsi="Verdana"/>
                 <w:b w:val="0"/>
                 <w:sz w:val="16"/>
               </w:rPr>
@@ -5945,7 +6040,7 @@
             <w:r/>
             <w:r>
               <w:rPr>
-                <w:rFonts w:ascii="Arial" w:hAnsi="Arial"/>
+                <w:rFonts w:ascii="Verdana" w:hAnsi="Verdana"/>
                 <w:b w:val="0"/>
                 <w:sz w:val="16"/>
               </w:rPr>
@@ -5961,7 +6056,7 @@
             <w:r/>
             <w:r>
               <w:rPr>
-                <w:rFonts w:ascii="Arial" w:hAnsi="Arial"/>
+                <w:rFonts w:ascii="Verdana" w:hAnsi="Verdana"/>
                 <w:b w:val="0"/>
                 <w:sz w:val="16"/>
               </w:rPr>
@@ -5977,7 +6072,7 @@
             <w:r/>
             <w:r>
               <w:rPr>
-                <w:rFonts w:ascii="Arial" w:hAnsi="Arial"/>
+                <w:rFonts w:ascii="Verdana" w:hAnsi="Verdana"/>
                 <w:b w:val="0"/>
                 <w:sz w:val="16"/>
               </w:rPr>
@@ -5993,7 +6088,7 @@
             <w:r/>
             <w:r>
               <w:rPr>
-                <w:rFonts w:ascii="Arial" w:hAnsi="Arial"/>
+                <w:rFonts w:ascii="Verdana" w:hAnsi="Verdana"/>
                 <w:b w:val="0"/>
                 <w:sz w:val="16"/>
               </w:rPr>
@@ -6009,7 +6104,7 @@
             <w:r/>
             <w:r>
               <w:rPr>
-                <w:rFonts w:ascii="Arial" w:hAnsi="Arial"/>
+                <w:rFonts w:ascii="Verdana" w:hAnsi="Verdana"/>
                 <w:b w:val="0"/>
                 <w:sz w:val="16"/>
               </w:rPr>
@@ -6025,7 +6120,7 @@
             <w:r/>
             <w:r>
               <w:rPr>
-                <w:rFonts w:ascii="Arial" w:hAnsi="Arial"/>
+                <w:rFonts w:ascii="Verdana" w:hAnsi="Verdana"/>
                 <w:b w:val="0"/>
                 <w:sz w:val="16"/>
               </w:rPr>
@@ -6034,15 +6129,18 @@
         </w:tc>
       </w:tr>
       <w:tr>
-        <w:tc>
-          <w:tcPr>
-            <w:tcW w:type="dxa" w:w="1514"/>
-          </w:tcPr>
-          <w:p>
-            <w:r/>
-            <w:r>
-              <w:rPr>
-                <w:rFonts w:ascii="Arial" w:hAnsi="Arial"/>
+        <w:trPr>
+          <w:cantSplit/>
+        </w:trPr>
+        <w:tc>
+          <w:tcPr>
+            <w:tcW w:type="dxa" w:w="1514"/>
+          </w:tcPr>
+          <w:p>
+            <w:r/>
+            <w:r>
+              <w:rPr>
+                <w:rFonts w:ascii="Verdana" w:hAnsi="Verdana"/>
                 <w:b w:val="0"/>
                 <w:sz w:val="16"/>
               </w:rPr>
@@ -6058,7 +6156,7 @@
             <w:r/>
             <w:r>
               <w:rPr>
-                <w:rFonts w:ascii="Arial" w:hAnsi="Arial"/>
+                <w:rFonts w:ascii="Verdana" w:hAnsi="Verdana"/>
                 <w:b w:val="0"/>
                 <w:sz w:val="16"/>
               </w:rPr>
@@ -6074,7 +6172,7 @@
             <w:r/>
             <w:r>
               <w:rPr>
-                <w:rFonts w:ascii="Arial" w:hAnsi="Arial"/>
+                <w:rFonts w:ascii="Verdana" w:hAnsi="Verdana"/>
                 <w:b w:val="0"/>
                 <w:sz w:val="16"/>
               </w:rPr>
@@ -6090,7 +6188,7 @@
             <w:r/>
             <w:r>
               <w:rPr>
-                <w:rFonts w:ascii="Arial" w:hAnsi="Arial"/>
+                <w:rFonts w:ascii="Verdana" w:hAnsi="Verdana"/>
                 <w:b w:val="0"/>
                 <w:sz w:val="16"/>
               </w:rPr>
@@ -6106,7 +6204,7 @@
             <w:r/>
             <w:r>
               <w:rPr>
-                <w:rFonts w:ascii="Arial" w:hAnsi="Arial"/>
+                <w:rFonts w:ascii="Verdana" w:hAnsi="Verdana"/>
                 <w:b w:val="0"/>
                 <w:sz w:val="16"/>
               </w:rPr>
@@ -6122,7 +6220,7 @@
             <w:r/>
             <w:r>
               <w:rPr>
-                <w:rFonts w:ascii="Arial" w:hAnsi="Arial"/>
+                <w:rFonts w:ascii="Verdana" w:hAnsi="Verdana"/>
                 <w:b w:val="0"/>
                 <w:sz w:val="16"/>
               </w:rPr>
@@ -6138,7 +6236,7 @@
             <w:r/>
             <w:r>
               <w:rPr>
-                <w:rFonts w:ascii="Arial" w:hAnsi="Arial"/>
+                <w:rFonts w:ascii="Verdana" w:hAnsi="Verdana"/>
                 <w:b w:val="0"/>
                 <w:sz w:val="16"/>
               </w:rPr>
@@ -6154,7 +6252,7 @@
             <w:r/>
             <w:r>
               <w:rPr>
-                <w:rFonts w:ascii="Arial" w:hAnsi="Arial"/>
+                <w:rFonts w:ascii="Verdana" w:hAnsi="Verdana"/>
                 <w:b w:val="0"/>
                 <w:sz w:val="16"/>
               </w:rPr>
@@ -6170,7 +6268,7 @@
             <w:r/>
             <w:r>
               <w:rPr>
-                <w:rFonts w:ascii="Arial" w:hAnsi="Arial"/>
+                <w:rFonts w:ascii="Verdana" w:hAnsi="Verdana"/>
                 <w:b w:val="0"/>
                 <w:sz w:val="16"/>
               </w:rPr>
@@ -6186,7 +6284,7 @@
             <w:r/>
             <w:r>
               <w:rPr>
-                <w:rFonts w:ascii="Arial" w:hAnsi="Arial"/>
+                <w:rFonts w:ascii="Verdana" w:hAnsi="Verdana"/>
                 <w:b w:val="0"/>
                 <w:sz w:val="16"/>
               </w:rPr>
@@ -6195,15 +6293,18 @@
         </w:tc>
       </w:tr>
       <w:tr>
-        <w:tc>
-          <w:tcPr>
-            <w:tcW w:type="dxa" w:w="1514"/>
-          </w:tcPr>
-          <w:p>
-            <w:r/>
-            <w:r>
-              <w:rPr>
-                <w:rFonts w:ascii="Arial" w:hAnsi="Arial"/>
+        <w:trPr>
+          <w:cantSplit/>
+        </w:trPr>
+        <w:tc>
+          <w:tcPr>
+            <w:tcW w:type="dxa" w:w="1514"/>
+          </w:tcPr>
+          <w:p>
+            <w:r/>
+            <w:r>
+              <w:rPr>
+                <w:rFonts w:ascii="Verdana" w:hAnsi="Verdana"/>
                 <w:b w:val="0"/>
                 <w:sz w:val="16"/>
               </w:rPr>
@@ -6219,7 +6320,7 @@
             <w:r/>
             <w:r>
               <w:rPr>
-                <w:rFonts w:ascii="Arial" w:hAnsi="Arial"/>
+                <w:rFonts w:ascii="Verdana" w:hAnsi="Verdana"/>
                 <w:b w:val="0"/>
                 <w:sz w:val="16"/>
               </w:rPr>
@@ -6235,7 +6336,7 @@
             <w:r/>
             <w:r>
               <w:rPr>
-                <w:rFonts w:ascii="Arial" w:hAnsi="Arial"/>
+                <w:rFonts w:ascii="Verdana" w:hAnsi="Verdana"/>
                 <w:b w:val="0"/>
                 <w:sz w:val="16"/>
               </w:rPr>
@@ -6251,7 +6352,7 @@
             <w:r/>
             <w:r>
               <w:rPr>
-                <w:rFonts w:ascii="Arial" w:hAnsi="Arial"/>
+                <w:rFonts w:ascii="Verdana" w:hAnsi="Verdana"/>
                 <w:b w:val="0"/>
                 <w:sz w:val="16"/>
               </w:rPr>
@@ -6267,7 +6368,7 @@
             <w:r/>
             <w:r>
               <w:rPr>
-                <w:rFonts w:ascii="Arial" w:hAnsi="Arial"/>
+                <w:rFonts w:ascii="Verdana" w:hAnsi="Verdana"/>
                 <w:b w:val="0"/>
                 <w:sz w:val="16"/>
               </w:rPr>
@@ -6283,7 +6384,7 @@
             <w:r/>
             <w:r>
               <w:rPr>
-                <w:rFonts w:ascii="Arial" w:hAnsi="Arial"/>
+                <w:rFonts w:ascii="Verdana" w:hAnsi="Verdana"/>
                 <w:b w:val="0"/>
                 <w:sz w:val="16"/>
               </w:rPr>
@@ -6299,7 +6400,7 @@
             <w:r/>
             <w:r>
               <w:rPr>
-                <w:rFonts w:ascii="Arial" w:hAnsi="Arial"/>
+                <w:rFonts w:ascii="Verdana" w:hAnsi="Verdana"/>
                 <w:b w:val="0"/>
                 <w:sz w:val="16"/>
               </w:rPr>
@@ -6315,7 +6416,7 @@
             <w:r/>
             <w:r>
               <w:rPr>
-                <w:rFonts w:ascii="Arial" w:hAnsi="Arial"/>
+                <w:rFonts w:ascii="Verdana" w:hAnsi="Verdana"/>
                 <w:b w:val="0"/>
                 <w:sz w:val="16"/>
               </w:rPr>
@@ -6331,7 +6432,7 @@
             <w:r/>
             <w:r>
               <w:rPr>
-                <w:rFonts w:ascii="Arial" w:hAnsi="Arial"/>
+                <w:rFonts w:ascii="Verdana" w:hAnsi="Verdana"/>
                 <w:b w:val="0"/>
                 <w:sz w:val="16"/>
               </w:rPr>
@@ -6347,7 +6448,7 @@
             <w:r/>
             <w:r>
               <w:rPr>
-                <w:rFonts w:ascii="Arial" w:hAnsi="Arial"/>
+                <w:rFonts w:ascii="Verdana" w:hAnsi="Verdana"/>
                 <w:b w:val="0"/>
                 <w:sz w:val="16"/>
               </w:rPr>

--- a/docx/fr/BUFRCREX_TableB_fr_05.docx
+++ b/docx/fr/BUFRCREX_TableB_fr_05.docx
@@ -239,7 +239,7 @@
                 <w:b w:val="0"/>
                 <w:sz w:val="16"/>
               </w:rPr>
-              <w:t>005001</w:t>
+              <w:t>0 05 001</w:t>
             </w:r>
           </w:p>
         </w:tc>
@@ -403,7 +403,7 @@
                 <w:b w:val="0"/>
                 <w:sz w:val="16"/>
               </w:rPr>
-              <w:t>005002</w:t>
+              <w:t>0 05 002</w:t>
             </w:r>
           </w:p>
         </w:tc>
@@ -567,7 +567,7 @@
                 <w:b w:val="0"/>
                 <w:sz w:val="16"/>
               </w:rPr>
-              <w:t>005011</w:t>
+              <w:t>0 05 011</w:t>
             </w:r>
           </w:p>
         </w:tc>
@@ -731,7 +731,7 @@
                 <w:b w:val="0"/>
                 <w:sz w:val="16"/>
               </w:rPr>
-              <w:t>005012</w:t>
+              <w:t>0 05 012</w:t>
             </w:r>
           </w:p>
         </w:tc>
@@ -895,7 +895,7 @@
                 <w:b w:val="0"/>
                 <w:sz w:val="16"/>
               </w:rPr>
-              <w:t>005015</w:t>
+              <w:t>0 05 015</w:t>
             </w:r>
           </w:p>
         </w:tc>
@@ -1059,7 +1059,7 @@
                 <w:b w:val="0"/>
                 <w:sz w:val="16"/>
               </w:rPr>
-              <w:t>005016</w:t>
+              <w:t>0 05 016</w:t>
             </w:r>
           </w:p>
         </w:tc>
@@ -1223,7 +1223,7 @@
                 <w:b w:val="0"/>
                 <w:sz w:val="16"/>
               </w:rPr>
-              <w:t>005021</w:t>
+              <w:t>0 05 021</w:t>
             </w:r>
           </w:p>
         </w:tc>
@@ -1387,7 +1387,7 @@
                 <w:b w:val="0"/>
                 <w:sz w:val="16"/>
               </w:rPr>
-              <w:t>005022</w:t>
+              <w:t>0 05 022</w:t>
             </w:r>
           </w:p>
         </w:tc>
@@ -1551,7 +1551,7 @@
                 <w:b w:val="0"/>
                 <w:sz w:val="16"/>
               </w:rPr>
-              <w:t>005023</w:t>
+              <w:t>0 05 023</w:t>
             </w:r>
           </w:p>
         </w:tc>
@@ -1715,7 +1715,7 @@
                 <w:b w:val="0"/>
                 <w:sz w:val="16"/>
               </w:rPr>
-              <w:t>005030</w:t>
+              <w:t>0 05 030</w:t>
             </w:r>
           </w:p>
         </w:tc>
@@ -1879,7 +1879,7 @@
                 <w:b w:val="0"/>
                 <w:sz w:val="16"/>
               </w:rPr>
-              <w:t>005031</w:t>
+              <w:t>0 05 031</w:t>
             </w:r>
           </w:p>
         </w:tc>
@@ -2043,7 +2043,7 @@
                 <w:b w:val="0"/>
                 <w:sz w:val="16"/>
               </w:rPr>
-              <w:t>005032</w:t>
+              <w:t>0 05 032</w:t>
             </w:r>
           </w:p>
         </w:tc>
@@ -2208,7 +2208,7 @@
                 <w:b w:val="0"/>
                 <w:sz w:val="16"/>
               </w:rPr>
-              <w:t>005033</w:t>
+              <w:t>0 05 033</w:t>
             </w:r>
           </w:p>
         </w:tc>
@@ -2372,7 +2372,7 @@
                 <w:b w:val="0"/>
                 <w:sz w:val="16"/>
               </w:rPr>
-              <w:t>005034</w:t>
+              <w:t>0 05 034</w:t>
             </w:r>
           </w:p>
         </w:tc>
@@ -2536,7 +2536,7 @@
                 <w:b w:val="0"/>
                 <w:sz w:val="16"/>
               </w:rPr>
-              <w:t>005035</w:t>
+              <w:t>0 05 035</w:t>
             </w:r>
           </w:p>
         </w:tc>
@@ -2700,7 +2700,7 @@
                 <w:b w:val="0"/>
                 <w:sz w:val="16"/>
               </w:rPr>
-              <w:t>005036</w:t>
+              <w:t>0 05 036</w:t>
             </w:r>
           </w:p>
         </w:tc>
@@ -2864,7 +2864,7 @@
                 <w:b w:val="0"/>
                 <w:sz w:val="16"/>
               </w:rPr>
-              <w:t>005040</w:t>
+              <w:t>0 05 040</w:t>
             </w:r>
           </w:p>
         </w:tc>
@@ -3028,7 +3028,7 @@
                 <w:b w:val="0"/>
                 <w:sz w:val="16"/>
               </w:rPr>
-              <w:t>005041</w:t>
+              <w:t>0 05 041</w:t>
             </w:r>
           </w:p>
         </w:tc>
@@ -3192,7 +3192,7 @@
                 <w:b w:val="0"/>
                 <w:sz w:val="16"/>
               </w:rPr>
-              <w:t>005042</w:t>
+              <w:t>0 05 042</w:t>
             </w:r>
           </w:p>
         </w:tc>
@@ -3356,7 +3356,7 @@
                 <w:b w:val="0"/>
                 <w:sz w:val="16"/>
               </w:rPr>
-              <w:t>005043</w:t>
+              <w:t>0 05 043</w:t>
             </w:r>
           </w:p>
         </w:tc>
@@ -3520,7 +3520,7 @@
                 <w:b w:val="0"/>
                 <w:sz w:val="16"/>
               </w:rPr>
-              <w:t>005044</w:t>
+              <w:t>0 05 044</w:t>
             </w:r>
           </w:p>
         </w:tc>
@@ -3684,7 +3684,7 @@
                 <w:b w:val="0"/>
                 <w:sz w:val="16"/>
               </w:rPr>
-              <w:t>005045</w:t>
+              <w:t>0 05 045</w:t>
             </w:r>
           </w:p>
         </w:tc>
@@ -3848,7 +3848,7 @@
                 <w:b w:val="0"/>
                 <w:sz w:val="16"/>
               </w:rPr>
-              <w:t>005052</w:t>
+              <w:t>0 05 052</w:t>
             </w:r>
           </w:p>
         </w:tc>
@@ -4012,7 +4012,7 @@
                 <w:b w:val="0"/>
                 <w:sz w:val="16"/>
               </w:rPr>
-              <w:t>005053</w:t>
+              <w:t>0 05 053</w:t>
             </w:r>
           </w:p>
         </w:tc>
@@ -4176,7 +4176,7 @@
                 <w:b w:val="0"/>
                 <w:sz w:val="16"/>
               </w:rPr>
-              <w:t>005060</w:t>
+              <w:t>0 05 060</w:t>
             </w:r>
           </w:p>
         </w:tc>
@@ -4340,7 +4340,7 @@
                 <w:b w:val="0"/>
                 <w:sz w:val="16"/>
               </w:rPr>
-              <w:t>005061</w:t>
+              <w:t>0 05 061</w:t>
             </w:r>
           </w:p>
         </w:tc>
@@ -4504,7 +4504,7 @@
                 <w:b w:val="0"/>
                 <w:sz w:val="16"/>
               </w:rPr>
-              <w:t>005063</w:t>
+              <w:t>0 05 063</w:t>
             </w:r>
           </w:p>
         </w:tc>
@@ -4668,7 +4668,7 @@
                 <w:b w:val="0"/>
                 <w:sz w:val="16"/>
               </w:rPr>
-              <w:t>005064</w:t>
+              <w:t>0 05 064</w:t>
             </w:r>
           </w:p>
         </w:tc>
@@ -4832,7 +4832,7 @@
                 <w:b w:val="0"/>
                 <w:sz w:val="16"/>
               </w:rPr>
-              <w:t>005066</w:t>
+              <w:t>0 05 066</w:t>
             </w:r>
           </w:p>
         </w:tc>
@@ -4996,7 +4996,7 @@
                 <w:b w:val="0"/>
                 <w:sz w:val="16"/>
               </w:rPr>
-              <w:t>005067</w:t>
+              <w:t>0 05 067</w:t>
             </w:r>
           </w:p>
         </w:tc>
@@ -5160,7 +5160,7 @@
                 <w:b w:val="0"/>
                 <w:sz w:val="16"/>
               </w:rPr>
-              <w:t>005068</w:t>
+              <w:t>0 05 068</w:t>
             </w:r>
           </w:p>
         </w:tc>
@@ -5324,7 +5324,7 @@
                 <w:b w:val="0"/>
                 <w:sz w:val="16"/>
               </w:rPr>
-              <w:t>005069</w:t>
+              <w:t>0 05 069</w:t>
             </w:r>
           </w:p>
         </w:tc>
@@ -5488,7 +5488,7 @@
                 <w:b w:val="0"/>
                 <w:sz w:val="16"/>
               </w:rPr>
-              <w:t>005070</w:t>
+              <w:t>0 05 070</w:t>
             </w:r>
           </w:p>
         </w:tc>
@@ -5652,7 +5652,7 @@
                 <w:b w:val="0"/>
                 <w:sz w:val="16"/>
               </w:rPr>
-              <w:t>005071</w:t>
+              <w:t>0 05 071</w:t>
             </w:r>
           </w:p>
         </w:tc>
@@ -5816,7 +5816,7 @@
                 <w:b w:val="0"/>
                 <w:sz w:val="16"/>
               </w:rPr>
-              <w:t>005072</w:t>
+              <w:t>0 05 072</w:t>
             </w:r>
           </w:p>
         </w:tc>
@@ -5980,7 +5980,7 @@
                 <w:b w:val="0"/>
                 <w:sz w:val="16"/>
               </w:rPr>
-              <w:t>005073</w:t>
+              <w:t>0 05 073</w:t>
             </w:r>
           </w:p>
         </w:tc>
@@ -6144,7 +6144,7 @@
                 <w:b w:val="0"/>
                 <w:sz w:val="16"/>
               </w:rPr>
-              <w:t>005074</w:t>
+              <w:t>0 05 074</w:t>
             </w:r>
           </w:p>
         </w:tc>
@@ -6308,7 +6308,7 @@
                 <w:b w:val="0"/>
                 <w:sz w:val="16"/>
               </w:rPr>
-              <w:t>005075</w:t>
+              <w:t>0 05 075</w:t>
             </w:r>
           </w:p>
         </w:tc>

--- a/docx/fr/BUFRCREX_TableB_fr_05.docx
+++ b/docx/fr/BUFRCREX_TableB_fr_05.docx
@@ -13,6 +13,346 @@
           <w:sz w:val="22"/>
         </w:rPr>
         <w:t>Classe 05 : Position (horizontale - 1)</w:t>
+      </w:r>
+    </w:p>
+    <w:p>
+      <w:r>
+        <w:rPr>
+          <w:rFonts w:ascii="Verdana" w:hAnsi="Verdana"/>
+          <w:i/>
+          <w:sz w:val="14"/>
+        </w:rPr>
+        <w:t>Note 23: Une valeur de précipitation de –0,1 kg m –2 avant la mise à l’échelle (–1 après la mise à l’échelle ou en CREX) indique qu’il y a «trace» de précipitations (non mesurable, moins de 0,05 kg m –2 )</w:t>
+      </w:r>
+    </w:p>
+    <w:p>
+      <w:r>
+        <w:rPr>
+          <w:rFonts w:ascii="Verdana" w:hAnsi="Verdana"/>
+          <w:i/>
+          <w:sz w:val="14"/>
+        </w:rPr>
+        <w:t>Note 25: Il est possible d’annuler une signification précédemment définie en transmettant une «valeur manquante» à partir de la table de code ou de la table d’indicateurs appropriée.</w:t>
+      </w:r>
+    </w:p>
+    <w:p>
+      <w:r>
+        <w:rPr>
+          <w:rFonts w:ascii="Verdana" w:hAnsi="Verdana"/>
+          <w:i/>
+          <w:sz w:val="14"/>
+        </w:rPr>
+        <w:t>Note 27: Sauf indication contraire, tous les temps sont des temps universels coordonnés (UTC).</w:t>
+      </w:r>
+    </w:p>
+    <w:p>
+      <w:r>
+        <w:rPr>
+          <w:rFonts w:ascii="Verdana" w:hAnsi="Verdana"/>
+          <w:i/>
+          <w:sz w:val="14"/>
+        </w:rPr>
+        <w:t>Note 32: La direction ou l’azimut ne sont utilisés que par rapport à une position donnée; ils n’ont pas pour objet de définir à nouveau cette position.</w:t>
+      </w:r>
+    </w:p>
+    <w:p>
+      <w:r>
+        <w:rPr>
+          <w:rFonts w:ascii="Verdana" w:hAnsi="Verdana"/>
+          <w:i/>
+          <w:sz w:val="14"/>
+        </w:rPr>
+        <w:t>Note 62: La distance n’est indiquée que par rapport à une position donnée et une direction, un azimut ou une hauteur angulaire; elle n’a pas pour objet de définir à nouveau cette position.</w:t>
+      </w:r>
+    </w:p>
+    <w:p>
+      <w:r>
+        <w:rPr>
+          <w:rFonts w:ascii="Verdana" w:hAnsi="Verdana"/>
+          <w:i/>
+          <w:sz w:val="14"/>
+        </w:rPr>
+        <w:t>Note 63: Le rayonnement descendant est indiqué par des valeurs positives.</w:t>
+      </w:r>
+    </w:p>
+    <w:p>
+      <w:r>
+        <w:rPr>
+          <w:rFonts w:ascii="Verdana" w:hAnsi="Verdana"/>
+          <w:i/>
+          <w:sz w:val="14"/>
+        </w:rPr>
+        <w:t>Note 64: Les composantes w descendantes sont indiquées par des valeurs positives, pour lesquelles l’unité est le Pa s –1 .</w:t>
+      </w:r>
+    </w:p>
+    <w:p>
+      <w:r>
+        <w:rPr>
+          <w:rFonts w:ascii="Verdana" w:hAnsi="Verdana"/>
+          <w:i/>
+          <w:sz w:val="14"/>
+        </w:rPr>
+        <w:t>Note 66: Les incréments dans le sens est-ouest sont indiqués par des valeurs négatives.</w:t>
+      </w:r>
+    </w:p>
+    <w:p>
+      <w:r>
+        <w:rPr>
+          <w:rFonts w:ascii="Verdana" w:hAnsi="Verdana"/>
+          <w:i/>
+          <w:sz w:val="14"/>
+        </w:rPr>
+        <w:t>Note 92: Afin qu’il soit possible de distinguer sans ambiguïté les cas de valeurs manquantes et de pixels saturés, les données d’image de n bits doivent être codées à l’aide d’un champs de données de n+1. Lorsqu’un tel descripteur n’est pas déjà disponible dans la classe 30, on utilise un descripteur d’opération 2 01 YYY pour modifier le champ de données de l’entrée existante, selon les besoins.</w:t>
+      </w:r>
+    </w:p>
+    <w:p>
+      <w:r>
+        <w:rPr>
+          <w:rFonts w:ascii="Verdana" w:hAnsi="Verdana"/>
+          <w:i/>
+          <w:sz w:val="14"/>
+        </w:rPr>
+        <w:t>Note 105: Les périodes ou les décalages dans le temps négatifs sont utilisés pour indiquer les périodes ou les décalages dans le temps précédant le temps généralement défini.</w:t>
+      </w:r>
+    </w:p>
+    <w:p>
+      <w:r>
+        <w:rPr>
+          <w:rFonts w:ascii="Verdana" w:hAnsi="Verdana"/>
+          <w:i/>
+          <w:sz w:val="14"/>
+        </w:rPr>
+        <w:t>Note 110: Les incréments dans le sens nord–sud sont indiqués par des valeurs négatives.</w:t>
+      </w:r>
+    </w:p>
+    <w:p>
+      <w:r>
+        <w:rPr>
+          <w:rFonts w:ascii="Verdana" w:hAnsi="Verdana"/>
+          <w:i/>
+          <w:sz w:val="14"/>
+        </w:rPr>
+        <w:t>Note 115: Le champ de données des pixels peut être modifié au moyen du descripteur 2 01 YYY.</w:t>
+      </w:r>
+    </w:p>
+    <w:p>
+      <w:r>
+        <w:rPr>
+          <w:rFonts w:ascii="Verdana" w:hAnsi="Verdana"/>
+          <w:i/>
+          <w:sz w:val="14"/>
+        </w:rPr>
+        <w:t>Note 121: Pour certains éléments de cette classe, une indication de la précision escomptée peut être implicite.</w:t>
+      </w:r>
+    </w:p>
+    <w:p>
+      <w:r>
+        <w:rPr>
+          <w:rFonts w:ascii="Verdana" w:hAnsi="Verdana"/>
+          <w:i/>
+          <w:sz w:val="14"/>
+        </w:rPr>
+        <w:t>Note 122: On attribue aux latitudes sud des valeurs négatives.</w:t>
+      </w:r>
+    </w:p>
+    <w:p>
+      <w:r>
+        <w:rPr>
+          <w:rFonts w:ascii="Verdana" w:hAnsi="Verdana"/>
+          <w:i/>
+          <w:sz w:val="14"/>
+        </w:rPr>
+        <w:t>Note 123: Les composantes v dans le sens sud–nord sont indiquées par des valeurs positives.</w:t>
+      </w:r>
+    </w:p>
+    <w:p>
+      <w:r>
+        <w:rPr>
+          <w:rFonts w:ascii="Verdana" w:hAnsi="Verdana"/>
+          <w:i/>
+          <w:sz w:val="14"/>
+        </w:rPr>
+        <w:t>Note 126: Les stations situées à moins de 1° du pôle Nord ou du pôle Sud chiffrent leurs observations de la direction du vent de surface avec le limbe d’azimut orienté de sorte que son zéro coïncide avec le méridien de Greenwich.</w:t>
+      </w:r>
+    </w:p>
+    <w:p>
+      <w:r>
+        <w:rPr>
+          <w:rFonts w:ascii="Verdana" w:hAnsi="Verdana"/>
+          <w:i/>
+          <w:sz w:val="14"/>
+        </w:rPr>
+        <w:t>Note 145: Pour indiquer à quoi se rapportent les périodes ou les décalages dans le temps, on peut se servir du code donné pour la caractéristique temporelle dans la table 0 08 021.</w:t>
+      </w:r>
+    </w:p>
+    <w:p>
+      <w:r>
+        <w:rPr>
+          <w:rFonts w:ascii="Verdana" w:hAnsi="Verdana"/>
+          <w:i/>
+          <w:sz w:val="14"/>
+        </w:rPr>
+        <w:t>Note 149: Lorsque la situation dans le temps correspond à des valeurs de prévision, elle indique le temps de l'état initial ou le début de la période de prévision; si elle correspond à des moyennes d'ensemble de valeurs de prévisions, elle indique l'état initial ou le début de la première prévision d'où les moyennes d'ensemble sont dérivées.</w:t>
+      </w:r>
+    </w:p>
+    <w:p>
+      <w:r>
+        <w:rPr>
+          <w:rFonts w:ascii="Verdana" w:hAnsi="Verdana"/>
+          <w:i/>
+          <w:sz w:val="14"/>
+        </w:rPr>
+        <w:t>Note 155: Cette classe peut aussi contenir des éléments concernant les méthodes d’observation.</w:t>
+      </w:r>
+    </w:p>
+    <w:p>
+      <w:r>
+        <w:rPr>
+          <w:rFonts w:ascii="Verdana" w:hAnsi="Verdana"/>
+          <w:i/>
+          <w:sz w:val="14"/>
+        </w:rPr>
+        <w:t>Note 156: La présente classe doit contenir des éléments décrivant les instruments utilisés pour obtenir les éléments météorologiques représentés.</w:t>
+      </w:r>
+    </w:p>
+    <w:p>
+      <w:r>
+        <w:rPr>
+          <w:rFonts w:ascii="Verdana" w:hAnsi="Verdana"/>
+          <w:i/>
+          <w:sz w:val="14"/>
+        </w:rPr>
+        <w:t>Note 158: Pour les périodes ou les décalages dans le temps et pour les incréments temporels, il faut préalablement une définition de l'origine de la position dans le temps, suivie, le cas échéant, d'une définition de l'élément qualificatif temporel.</w:t>
+      </w:r>
+    </w:p>
+    <w:p>
+      <w:r>
+        <w:rPr>
+          <w:rFonts w:ascii="Verdana" w:hAnsi="Verdana"/>
+          <w:i/>
+          <w:sz w:val="14"/>
+        </w:rPr>
+        <w:t>Note 160: Le rayonnement ascendant est indiqué par des valeurs négatives.</w:t>
+      </w:r>
+    </w:p>
+    <w:p>
+      <w:r>
+        <w:rPr>
+          <w:rFonts w:ascii="Verdana" w:hAnsi="Verdana"/>
+          <w:i/>
+          <w:sz w:val="14"/>
+        </w:rPr>
+        <w:t>Note 161: Les composantes w ascendantes sont indiquées par des valeurs positives, pour lesquelles l’unité est le m s –1 .</w:t>
+      </w:r>
+    </w:p>
+    <w:p>
+      <w:r>
+        <w:rPr>
+          <w:rFonts w:ascii="Verdana" w:hAnsi="Verdana"/>
+          <w:i/>
+          <w:sz w:val="14"/>
+        </w:rPr>
+        <w:t>Note 162: Intervalles utiles utilisés ci-dessus: 10 11 Bq à 10 19 Bq pour les rejets; 10 –2 Bq à 10 7 Bq et 10 –2 mSv à 10 7 mSv pour la concentration et les doses.</w:t>
+      </w:r>
+    </w:p>
+    <w:p>
+      <w:r>
+        <w:rPr>
+          <w:rFonts w:ascii="Verdana" w:hAnsi="Verdana"/>
+          <w:i/>
+          <w:sz w:val="14"/>
+        </w:rPr>
+        <w:t>Note 163: Les valeurs de la latitude et de l’incrément de latitude se situent dans les limites de la plage allant de –90 degrés à +90 degrés.</w:t>
+      </w:r>
+    </w:p>
+    <w:p>
+      <w:r>
+        <w:rPr>
+          <w:rFonts w:ascii="Verdana" w:hAnsi="Verdana"/>
+          <w:i/>
+          <w:sz w:val="14"/>
+        </w:rPr>
+        <w:t>Note 164: Les valeurs de longitude se situent dans les limites de la plage allant de –180 degrés à +180 degrés.</w:t>
+      </w:r>
+    </w:p>
+    <w:p>
+      <w:r>
+        <w:rPr>
+          <w:rFonts w:ascii="Verdana" w:hAnsi="Verdana"/>
+          <w:i/>
+          <w:sz w:val="14"/>
+        </w:rPr>
+        <w:t>Note 165: Des données correspondant à des éléments verticaux et à la pression sont utilisées pour définir des valeurs de ces éléments indépendantes de l’élément ou de la variable déterminant la coordonnée verticale.</w:t>
+      </w:r>
+    </w:p>
+    <w:p>
+      <w:r>
+        <w:rPr>
+          <w:rFonts w:ascii="Verdana" w:hAnsi="Verdana"/>
+          <w:i/>
+          <w:sz w:val="14"/>
+        </w:rPr>
+        <w:t>Note 166: On attribue aux longitudes ouest des valeurs négatives.</w:t>
+      </w:r>
+    </w:p>
+    <w:p>
+      <w:r>
+        <w:rPr>
+          <w:rFonts w:ascii="Verdana" w:hAnsi="Verdana"/>
+          <w:i/>
+          <w:sz w:val="14"/>
+        </w:rPr>
+        <w:t>Note 167: Les composantes u dans le sens ouest–est sont indiquées par des valeurs positives.</w:t>
+      </w:r>
+    </w:p>
+    <w:p>
+      <w:r>
+        <w:rPr>
+          <w:rFonts w:ascii="Verdana" w:hAnsi="Verdana"/>
+          <w:i/>
+          <w:sz w:val="14"/>
+        </w:rPr>
+        <w:t>Note 176: Lorsqu'il faut plus d'une période ou d'un décalage dans le temps pour définir des indications temporelles complexes, les définitions se succèdent immédiatement, dans l'ordre suivant: période d'ensemble (le cas échéant); période de prévision (le cas échéant); période correspondant à une moyenne ou une accumulation (le cas échéant).</w:t>
+      </w:r>
+    </w:p>
+    <w:p>
+      <w:r>
+        <w:rPr>
+          <w:rFonts w:ascii="Verdana" w:hAnsi="Verdana"/>
+          <w:i/>
+          <w:sz w:val="14"/>
+        </w:rPr>
+        <w:t>Note 178: Lorsque la colonne Nom de l’élément porte la mention «sur une période déterminée», on précise, à l’aide de descripteurs de la classe 04, la période considérée.</w:t>
+      </w:r>
+    </w:p>
+    <w:p>
+      <w:r>
+        <w:rPr>
+          <w:rFonts w:ascii="Verdana" w:hAnsi="Verdana"/>
+          <w:i/>
+          <w:sz w:val="14"/>
+        </w:rPr>
+        <w:t>Note 179: Lorsqu’on établit une somme ou une moyenne (par exemple sur une certaine période), on peut représenter le nombre total de valeurs prises en considération pour obtenir cette somme ou cette moyenne en utilisant le descripteur 0 08 022.</w:t>
+      </w:r>
+    </w:p>
+    <w:p>
+      <w:r>
+        <w:rPr>
+          <w:rFonts w:ascii="Verdana" w:hAnsi="Verdana"/>
+          <w:i/>
+          <w:sz w:val="14"/>
+        </w:rPr>
+        <w:t>Note 180: Normes pour la transmission des vents: Vitesse Direction Pas d’observation Manquante Manquante Calme 0 0 Observation normale &gt; 0 1° – 360° Vitesse seulement &gt; 0 Manquante Direction seulement Manquante 1° – 360° «Léger et variable» &gt; 0 0</w:t>
+      </w:r>
+    </w:p>
+    <w:p>
+      <w:r>
+        <w:rPr>
+          <w:rFonts w:ascii="Verdana" w:hAnsi="Verdana"/>
+          <w:i/>
+          <w:sz w:val="14"/>
+        </w:rPr>
+        <w:t>Note 181: Normes pour la transmission des vagues de la mer du vent et des vagues: Observation Vitesse Direction Pas d’observation Manquante Manquante Calme 0 0 Observation normale &gt; 0 1° – 360° Vitesse seulement &gt; 0 Manquante Direction seulement Manquante 1° – 360° «Léger et variable» &gt; 0 0</w:t>
       </w:r>
     </w:p>
     <w:tbl>
@@ -58,6 +398,9 @@
             <w:shd w:val="clear" w:color="auto" w:fill="D9D9D9"/>
           </w:tcPr>
           <w:p>
+            <w:pPr>
+              <w:spacing w:before="20" w:after="20"/>
+            </w:pPr>
             <w:r/>
             <w:r>
               <w:rPr>
@@ -75,6 +418,9 @@
             <w:shd w:val="clear" w:color="auto" w:fill="D9D9D9"/>
           </w:tcPr>
           <w:p>
+            <w:pPr>
+              <w:spacing w:before="20" w:after="20"/>
+            </w:pPr>
             <w:r/>
             <w:r>
               <w:rPr>
@@ -92,6 +438,9 @@
             <w:shd w:val="clear" w:color="auto" w:fill="D9D9D9"/>
           </w:tcPr>
           <w:p>
+            <w:pPr>
+              <w:spacing w:before="20" w:after="20"/>
+            </w:pPr>
             <w:r/>
             <w:r>
               <w:rPr>
@@ -109,6 +458,9 @@
             <w:shd w:val="clear" w:color="auto" w:fill="D9D9D9"/>
           </w:tcPr>
           <w:p>
+            <w:pPr>
+              <w:spacing w:before="20" w:after="20"/>
+            </w:pPr>
             <w:r/>
             <w:r>
               <w:rPr>
@@ -126,6 +478,9 @@
             <w:shd w:val="clear" w:color="auto" w:fill="D9D9D9"/>
           </w:tcPr>
           <w:p>
+            <w:pPr>
+              <w:spacing w:before="20" w:after="20"/>
+            </w:pPr>
             <w:r/>
             <w:r>
               <w:rPr>
@@ -143,6 +498,9 @@
             <w:shd w:val="clear" w:color="auto" w:fill="D9D9D9"/>
           </w:tcPr>
           <w:p>
+            <w:pPr>
+              <w:spacing w:before="20" w:after="20"/>
+            </w:pPr>
             <w:r/>
             <w:r>
               <w:rPr>
@@ -160,6 +518,9 @@
             <w:shd w:val="clear" w:color="auto" w:fill="D9D9D9"/>
           </w:tcPr>
           <w:p>
+            <w:pPr>
+              <w:spacing w:before="20" w:after="20"/>
+            </w:pPr>
             <w:r/>
             <w:r>
               <w:rPr>
@@ -177,6 +538,9 @@
             <w:shd w:val="clear" w:color="auto" w:fill="D9D9D9"/>
           </w:tcPr>
           <w:p>
+            <w:pPr>
+              <w:spacing w:before="20" w:after="20"/>
+            </w:pPr>
             <w:r/>
             <w:r>
               <w:rPr>
@@ -194,6 +558,9 @@
             <w:shd w:val="clear" w:color="auto" w:fill="D9D9D9"/>
           </w:tcPr>
           <w:p>
+            <w:pPr>
+              <w:spacing w:before="20" w:after="20"/>
+            </w:pPr>
             <w:r/>
             <w:r>
               <w:rPr>
@@ -211,6 +578,9 @@
             <w:shd w:val="clear" w:color="auto" w:fill="D9D9D9"/>
           </w:tcPr>
           <w:p>
+            <w:pPr>
+              <w:spacing w:before="20" w:after="20"/>
+            </w:pPr>
             <w:r/>
             <w:r>
               <w:rPr>
@@ -232,6 +602,9 @@
             <w:tcW w:type="dxa" w:w="1514"/>
           </w:tcPr>
           <w:p>
+            <w:pPr>
+              <w:spacing w:before="20" w:after="20"/>
+            </w:pPr>
             <w:r/>
             <w:r>
               <w:rPr>
@@ -248,6 +621,9 @@
             <w:tcW w:type="dxa" w:w="1514"/>
           </w:tcPr>
           <w:p>
+            <w:pPr>
+              <w:spacing w:before="20" w:after="20"/>
+            </w:pPr>
             <w:r/>
             <w:r>
               <w:rPr>
@@ -264,6 +640,27 @@
             <w:tcW w:type="dxa" w:w="1514"/>
           </w:tcPr>
           <w:p>
+            <w:pPr>
+              <w:spacing w:before="20" w:after="20"/>
+            </w:pPr>
+            <w:r/>
+            <w:r>
+              <w:rPr>
+                <w:rFonts w:ascii="Verdana" w:hAnsi="Verdana"/>
+                <w:sz w:val="16"/>
+              </w:rPr>
+              <w:t>°</w:t>
+            </w:r>
+          </w:p>
+        </w:tc>
+        <w:tc>
+          <w:tcPr>
+            <w:tcW w:type="dxa" w:w="1514"/>
+          </w:tcPr>
+          <w:p>
+            <w:pPr>
+              <w:spacing w:before="20" w:after="20"/>
+            </w:pPr>
             <w:r/>
             <w:r>
               <w:rPr>
@@ -271,6 +668,62 @@
                 <w:b w:val="0"/>
                 <w:sz w:val="16"/>
               </w:rPr>
+              <w:t>5</w:t>
+            </w:r>
+          </w:p>
+        </w:tc>
+        <w:tc>
+          <w:tcPr>
+            <w:tcW w:type="dxa" w:w="1514"/>
+          </w:tcPr>
+          <w:p>
+            <w:pPr>
+              <w:spacing w:before="20" w:after="20"/>
+            </w:pPr>
+            <w:r/>
+            <w:r>
+              <w:rPr>
+                <w:rFonts w:ascii="Verdana" w:hAnsi="Verdana"/>
+                <w:b w:val="0"/>
+                <w:sz w:val="16"/>
+              </w:rPr>
+              <w:t>-9000000</w:t>
+            </w:r>
+          </w:p>
+        </w:tc>
+        <w:tc>
+          <w:tcPr>
+            <w:tcW w:type="dxa" w:w="1514"/>
+          </w:tcPr>
+          <w:p>
+            <w:pPr>
+              <w:spacing w:before="20" w:after="20"/>
+            </w:pPr>
+            <w:r/>
+            <w:r>
+              <w:rPr>
+                <w:rFonts w:ascii="Verdana" w:hAnsi="Verdana"/>
+                <w:b w:val="0"/>
+                <w:sz w:val="16"/>
+              </w:rPr>
+              <w:t>25</w:t>
+            </w:r>
+          </w:p>
+        </w:tc>
+        <w:tc>
+          <w:tcPr>
+            <w:tcW w:type="dxa" w:w="1514"/>
+          </w:tcPr>
+          <w:p>
+            <w:pPr>
+              <w:spacing w:before="20" w:after="20"/>
+            </w:pPr>
+            <w:r/>
+            <w:r>
+              <w:rPr>
+                <w:rFonts w:ascii="Verdana" w:hAnsi="Verdana"/>
+                <w:sz w:val="16"/>
+              </w:rPr>
               <w:t>°</w:t>
             </w:r>
           </w:p>
@@ -280,6 +733,9 @@
             <w:tcW w:type="dxa" w:w="1514"/>
           </w:tcPr>
           <w:p>
+            <w:pPr>
+              <w:spacing w:before="20" w:after="20"/>
+            </w:pPr>
             <w:r/>
             <w:r>
               <w:rPr>
@@ -296,6 +752,9 @@
             <w:tcW w:type="dxa" w:w="1514"/>
           </w:tcPr>
           <w:p>
+            <w:pPr>
+              <w:spacing w:before="20" w:after="20"/>
+            </w:pPr>
             <w:r/>
             <w:r>
               <w:rPr>
@@ -303,70 +762,6 @@
                 <w:b w:val="0"/>
                 <w:sz w:val="16"/>
               </w:rPr>
-              <w:t>-9000000</w:t>
-            </w:r>
-          </w:p>
-        </w:tc>
-        <w:tc>
-          <w:tcPr>
-            <w:tcW w:type="dxa" w:w="1514"/>
-          </w:tcPr>
-          <w:p>
-            <w:r/>
-            <w:r>
-              <w:rPr>
-                <w:rFonts w:ascii="Verdana" w:hAnsi="Verdana"/>
-                <w:b w:val="0"/>
-                <w:sz w:val="16"/>
-              </w:rPr>
-              <w:t>25</w:t>
-            </w:r>
-          </w:p>
-        </w:tc>
-        <w:tc>
-          <w:tcPr>
-            <w:tcW w:type="dxa" w:w="1514"/>
-          </w:tcPr>
-          <w:p>
-            <w:r/>
-            <w:r>
-              <w:rPr>
-                <w:rFonts w:ascii="Verdana" w:hAnsi="Verdana"/>
-                <w:b w:val="0"/>
-                <w:sz w:val="16"/>
-              </w:rPr>
-              <w:t>°</w:t>
-            </w:r>
-          </w:p>
-        </w:tc>
-        <w:tc>
-          <w:tcPr>
-            <w:tcW w:type="dxa" w:w="1514"/>
-          </w:tcPr>
-          <w:p>
-            <w:r/>
-            <w:r>
-              <w:rPr>
-                <w:rFonts w:ascii="Verdana" w:hAnsi="Verdana"/>
-                <w:b w:val="0"/>
-                <w:sz w:val="16"/>
-              </w:rPr>
-              <w:t>5</w:t>
-            </w:r>
-          </w:p>
-        </w:tc>
-        <w:tc>
-          <w:tcPr>
-            <w:tcW w:type="dxa" w:w="1514"/>
-          </w:tcPr>
-          <w:p>
-            <w:r/>
-            <w:r>
-              <w:rPr>
-                <w:rFonts w:ascii="Verdana" w:hAnsi="Verdana"/>
-                <w:b w:val="0"/>
-                <w:sz w:val="16"/>
-              </w:rPr>
               <w:t>7</w:t>
             </w:r>
           </w:p>
@@ -376,6 +771,9 @@
             <w:tcW w:type="dxa" w:w="1514"/>
           </w:tcPr>
           <w:p>
+            <w:pPr>
+              <w:spacing w:before="20" w:after="20"/>
+            </w:pPr>
             <w:r/>
             <w:r>
               <w:rPr>
@@ -396,6 +794,9 @@
             <w:tcW w:type="dxa" w:w="1514"/>
           </w:tcPr>
           <w:p>
+            <w:pPr>
+              <w:spacing w:before="20" w:after="20"/>
+            </w:pPr>
             <w:r/>
             <w:r>
               <w:rPr>
@@ -412,6 +813,9 @@
             <w:tcW w:type="dxa" w:w="1514"/>
           </w:tcPr>
           <w:p>
+            <w:pPr>
+              <w:spacing w:before="20" w:after="20"/>
+            </w:pPr>
             <w:r/>
             <w:r>
               <w:rPr>
@@ -428,6 +832,27 @@
             <w:tcW w:type="dxa" w:w="1514"/>
           </w:tcPr>
           <w:p>
+            <w:pPr>
+              <w:spacing w:before="20" w:after="20"/>
+            </w:pPr>
+            <w:r/>
+            <w:r>
+              <w:rPr>
+                <w:rFonts w:ascii="Verdana" w:hAnsi="Verdana"/>
+                <w:sz w:val="16"/>
+              </w:rPr>
+              <w:t>°</w:t>
+            </w:r>
+          </w:p>
+        </w:tc>
+        <w:tc>
+          <w:tcPr>
+            <w:tcW w:type="dxa" w:w="1514"/>
+          </w:tcPr>
+          <w:p>
+            <w:pPr>
+              <w:spacing w:before="20" w:after="20"/>
+            </w:pPr>
             <w:r/>
             <w:r>
               <w:rPr>
@@ -435,6 +860,62 @@
                 <w:b w:val="0"/>
                 <w:sz w:val="16"/>
               </w:rPr>
+              <w:t>2</w:t>
+            </w:r>
+          </w:p>
+        </w:tc>
+        <w:tc>
+          <w:tcPr>
+            <w:tcW w:type="dxa" w:w="1514"/>
+          </w:tcPr>
+          <w:p>
+            <w:pPr>
+              <w:spacing w:before="20" w:after="20"/>
+            </w:pPr>
+            <w:r/>
+            <w:r>
+              <w:rPr>
+                <w:rFonts w:ascii="Verdana" w:hAnsi="Verdana"/>
+                <w:b w:val="0"/>
+                <w:sz w:val="16"/>
+              </w:rPr>
+              <w:t>-9000</w:t>
+            </w:r>
+          </w:p>
+        </w:tc>
+        <w:tc>
+          <w:tcPr>
+            <w:tcW w:type="dxa" w:w="1514"/>
+          </w:tcPr>
+          <w:p>
+            <w:pPr>
+              <w:spacing w:before="20" w:after="20"/>
+            </w:pPr>
+            <w:r/>
+            <w:r>
+              <w:rPr>
+                <w:rFonts w:ascii="Verdana" w:hAnsi="Verdana"/>
+                <w:b w:val="0"/>
+                <w:sz w:val="16"/>
+              </w:rPr>
+              <w:t>15</w:t>
+            </w:r>
+          </w:p>
+        </w:tc>
+        <w:tc>
+          <w:tcPr>
+            <w:tcW w:type="dxa" w:w="1514"/>
+          </w:tcPr>
+          <w:p>
+            <w:pPr>
+              <w:spacing w:before="20" w:after="20"/>
+            </w:pPr>
+            <w:r/>
+            <w:r>
+              <w:rPr>
+                <w:rFonts w:ascii="Verdana" w:hAnsi="Verdana"/>
+                <w:sz w:val="16"/>
+              </w:rPr>
               <w:t>°</w:t>
             </w:r>
           </w:p>
@@ -444,6 +925,9 @@
             <w:tcW w:type="dxa" w:w="1514"/>
           </w:tcPr>
           <w:p>
+            <w:pPr>
+              <w:spacing w:before="20" w:after="20"/>
+            </w:pPr>
             <w:r/>
             <w:r>
               <w:rPr>
@@ -460,6 +944,9 @@
             <w:tcW w:type="dxa" w:w="1514"/>
           </w:tcPr>
           <w:p>
+            <w:pPr>
+              <w:spacing w:before="20" w:after="20"/>
+            </w:pPr>
             <w:r/>
             <w:r>
               <w:rPr>
@@ -467,70 +954,6 @@
                 <w:b w:val="0"/>
                 <w:sz w:val="16"/>
               </w:rPr>
-              <w:t>-9000</w:t>
-            </w:r>
-          </w:p>
-        </w:tc>
-        <w:tc>
-          <w:tcPr>
-            <w:tcW w:type="dxa" w:w="1514"/>
-          </w:tcPr>
-          <w:p>
-            <w:r/>
-            <w:r>
-              <w:rPr>
-                <w:rFonts w:ascii="Verdana" w:hAnsi="Verdana"/>
-                <w:b w:val="0"/>
-                <w:sz w:val="16"/>
-              </w:rPr>
-              <w:t>15</w:t>
-            </w:r>
-          </w:p>
-        </w:tc>
-        <w:tc>
-          <w:tcPr>
-            <w:tcW w:type="dxa" w:w="1514"/>
-          </w:tcPr>
-          <w:p>
-            <w:r/>
-            <w:r>
-              <w:rPr>
-                <w:rFonts w:ascii="Verdana" w:hAnsi="Verdana"/>
-                <w:b w:val="0"/>
-                <w:sz w:val="16"/>
-              </w:rPr>
-              <w:t>°</w:t>
-            </w:r>
-          </w:p>
-        </w:tc>
-        <w:tc>
-          <w:tcPr>
-            <w:tcW w:type="dxa" w:w="1514"/>
-          </w:tcPr>
-          <w:p>
-            <w:r/>
-            <w:r>
-              <w:rPr>
-                <w:rFonts w:ascii="Verdana" w:hAnsi="Verdana"/>
-                <w:b w:val="0"/>
-                <w:sz w:val="16"/>
-              </w:rPr>
-              <w:t>2</w:t>
-            </w:r>
-          </w:p>
-        </w:tc>
-        <w:tc>
-          <w:tcPr>
-            <w:tcW w:type="dxa" w:w="1514"/>
-          </w:tcPr>
-          <w:p>
-            <w:r/>
-            <w:r>
-              <w:rPr>
-                <w:rFonts w:ascii="Verdana" w:hAnsi="Verdana"/>
-                <w:b w:val="0"/>
-                <w:sz w:val="16"/>
-              </w:rPr>
               <w:t>4</w:t>
             </w:r>
           </w:p>
@@ -540,6 +963,9 @@
             <w:tcW w:type="dxa" w:w="1514"/>
           </w:tcPr>
           <w:p>
+            <w:pPr>
+              <w:spacing w:before="20" w:after="20"/>
+            </w:pPr>
             <w:r/>
             <w:r>
               <w:rPr>
@@ -560,6 +986,9 @@
             <w:tcW w:type="dxa" w:w="1514"/>
           </w:tcPr>
           <w:p>
+            <w:pPr>
+              <w:spacing w:before="20" w:after="20"/>
+            </w:pPr>
             <w:r/>
             <w:r>
               <w:rPr>
@@ -576,6 +1005,9 @@
             <w:tcW w:type="dxa" w:w="1514"/>
           </w:tcPr>
           <w:p>
+            <w:pPr>
+              <w:spacing w:before="20" w:after="20"/>
+            </w:pPr>
             <w:r/>
             <w:r>
               <w:rPr>
@@ -592,6 +1024,27 @@
             <w:tcW w:type="dxa" w:w="1514"/>
           </w:tcPr>
           <w:p>
+            <w:pPr>
+              <w:spacing w:before="20" w:after="20"/>
+            </w:pPr>
+            <w:r/>
+            <w:r>
+              <w:rPr>
+                <w:rFonts w:ascii="Verdana" w:hAnsi="Verdana"/>
+                <w:sz w:val="16"/>
+              </w:rPr>
+              <w:t>°</w:t>
+            </w:r>
+          </w:p>
+        </w:tc>
+        <w:tc>
+          <w:tcPr>
+            <w:tcW w:type="dxa" w:w="1514"/>
+          </w:tcPr>
+          <w:p>
+            <w:pPr>
+              <w:spacing w:before="20" w:after="20"/>
+            </w:pPr>
             <w:r/>
             <w:r>
               <w:rPr>
@@ -599,6 +1052,62 @@
                 <w:b w:val="0"/>
                 <w:sz w:val="16"/>
               </w:rPr>
+              <w:t>5</w:t>
+            </w:r>
+          </w:p>
+        </w:tc>
+        <w:tc>
+          <w:tcPr>
+            <w:tcW w:type="dxa" w:w="1514"/>
+          </w:tcPr>
+          <w:p>
+            <w:pPr>
+              <w:spacing w:before="20" w:after="20"/>
+            </w:pPr>
+            <w:r/>
+            <w:r>
+              <w:rPr>
+                <w:rFonts w:ascii="Verdana" w:hAnsi="Verdana"/>
+                <w:b w:val="0"/>
+                <w:sz w:val="16"/>
+              </w:rPr>
+              <w:t>-9000000</w:t>
+            </w:r>
+          </w:p>
+        </w:tc>
+        <w:tc>
+          <w:tcPr>
+            <w:tcW w:type="dxa" w:w="1514"/>
+          </w:tcPr>
+          <w:p>
+            <w:pPr>
+              <w:spacing w:before="20" w:after="20"/>
+            </w:pPr>
+            <w:r/>
+            <w:r>
+              <w:rPr>
+                <w:rFonts w:ascii="Verdana" w:hAnsi="Verdana"/>
+                <w:b w:val="0"/>
+                <w:sz w:val="16"/>
+              </w:rPr>
+              <w:t>25</w:t>
+            </w:r>
+          </w:p>
+        </w:tc>
+        <w:tc>
+          <w:tcPr>
+            <w:tcW w:type="dxa" w:w="1514"/>
+          </w:tcPr>
+          <w:p>
+            <w:pPr>
+              <w:spacing w:before="20" w:after="20"/>
+            </w:pPr>
+            <w:r/>
+            <w:r>
+              <w:rPr>
+                <w:rFonts w:ascii="Verdana" w:hAnsi="Verdana"/>
+                <w:sz w:val="16"/>
+              </w:rPr>
               <w:t>°</w:t>
             </w:r>
           </w:p>
@@ -608,6 +1117,9 @@
             <w:tcW w:type="dxa" w:w="1514"/>
           </w:tcPr>
           <w:p>
+            <w:pPr>
+              <w:spacing w:before="20" w:after="20"/>
+            </w:pPr>
             <w:r/>
             <w:r>
               <w:rPr>
@@ -624,6 +1136,9 @@
             <w:tcW w:type="dxa" w:w="1514"/>
           </w:tcPr>
           <w:p>
+            <w:pPr>
+              <w:spacing w:before="20" w:after="20"/>
+            </w:pPr>
             <w:r/>
             <w:r>
               <w:rPr>
@@ -631,70 +1146,6 @@
                 <w:b w:val="0"/>
                 <w:sz w:val="16"/>
               </w:rPr>
-              <w:t>-9000000</w:t>
-            </w:r>
-          </w:p>
-        </w:tc>
-        <w:tc>
-          <w:tcPr>
-            <w:tcW w:type="dxa" w:w="1514"/>
-          </w:tcPr>
-          <w:p>
-            <w:r/>
-            <w:r>
-              <w:rPr>
-                <w:rFonts w:ascii="Verdana" w:hAnsi="Verdana"/>
-                <w:b w:val="0"/>
-                <w:sz w:val="16"/>
-              </w:rPr>
-              <w:t>25</w:t>
-            </w:r>
-          </w:p>
-        </w:tc>
-        <w:tc>
-          <w:tcPr>
-            <w:tcW w:type="dxa" w:w="1514"/>
-          </w:tcPr>
-          <w:p>
-            <w:r/>
-            <w:r>
-              <w:rPr>
-                <w:rFonts w:ascii="Verdana" w:hAnsi="Verdana"/>
-                <w:b w:val="0"/>
-                <w:sz w:val="16"/>
-              </w:rPr>
-              <w:t>°</w:t>
-            </w:r>
-          </w:p>
-        </w:tc>
-        <w:tc>
-          <w:tcPr>
-            <w:tcW w:type="dxa" w:w="1514"/>
-          </w:tcPr>
-          <w:p>
-            <w:r/>
-            <w:r>
-              <w:rPr>
-                <w:rFonts w:ascii="Verdana" w:hAnsi="Verdana"/>
-                <w:b w:val="0"/>
-                <w:sz w:val="16"/>
-              </w:rPr>
-              <w:t>5</w:t>
-            </w:r>
-          </w:p>
-        </w:tc>
-        <w:tc>
-          <w:tcPr>
-            <w:tcW w:type="dxa" w:w="1514"/>
-          </w:tcPr>
-          <w:p>
-            <w:r/>
-            <w:r>
-              <w:rPr>
-                <w:rFonts w:ascii="Verdana" w:hAnsi="Verdana"/>
-                <w:b w:val="0"/>
-                <w:sz w:val="16"/>
-              </w:rPr>
               <w:t>7</w:t>
             </w:r>
           </w:p>
@@ -704,6 +1155,9 @@
             <w:tcW w:type="dxa" w:w="1514"/>
           </w:tcPr>
           <w:p>
+            <w:pPr>
+              <w:spacing w:before="20" w:after="20"/>
+            </w:pPr>
             <w:r/>
             <w:r>
               <w:rPr>
@@ -724,6 +1178,9 @@
             <w:tcW w:type="dxa" w:w="1514"/>
           </w:tcPr>
           <w:p>
+            <w:pPr>
+              <w:spacing w:before="20" w:after="20"/>
+            </w:pPr>
             <w:r/>
             <w:r>
               <w:rPr>
@@ -740,6 +1197,9 @@
             <w:tcW w:type="dxa" w:w="1514"/>
           </w:tcPr>
           <w:p>
+            <w:pPr>
+              <w:spacing w:before="20" w:after="20"/>
+            </w:pPr>
             <w:r/>
             <w:r>
               <w:rPr>
@@ -756,6 +1216,27 @@
             <w:tcW w:type="dxa" w:w="1514"/>
           </w:tcPr>
           <w:p>
+            <w:pPr>
+              <w:spacing w:before="20" w:after="20"/>
+            </w:pPr>
+            <w:r/>
+            <w:r>
+              <w:rPr>
+                <w:rFonts w:ascii="Verdana" w:hAnsi="Verdana"/>
+                <w:sz w:val="16"/>
+              </w:rPr>
+              <w:t>°</w:t>
+            </w:r>
+          </w:p>
+        </w:tc>
+        <w:tc>
+          <w:tcPr>
+            <w:tcW w:type="dxa" w:w="1514"/>
+          </w:tcPr>
+          <w:p>
+            <w:pPr>
+              <w:spacing w:before="20" w:after="20"/>
+            </w:pPr>
             <w:r/>
             <w:r>
               <w:rPr>
@@ -763,6 +1244,62 @@
                 <w:b w:val="0"/>
                 <w:sz w:val="16"/>
               </w:rPr>
+              <w:t>2</w:t>
+            </w:r>
+          </w:p>
+        </w:tc>
+        <w:tc>
+          <w:tcPr>
+            <w:tcW w:type="dxa" w:w="1514"/>
+          </w:tcPr>
+          <w:p>
+            <w:pPr>
+              <w:spacing w:before="20" w:after="20"/>
+            </w:pPr>
+            <w:r/>
+            <w:r>
+              <w:rPr>
+                <w:rFonts w:ascii="Verdana" w:hAnsi="Verdana"/>
+                <w:b w:val="0"/>
+                <w:sz w:val="16"/>
+              </w:rPr>
+              <w:t>-9000</w:t>
+            </w:r>
+          </w:p>
+        </w:tc>
+        <w:tc>
+          <w:tcPr>
+            <w:tcW w:type="dxa" w:w="1514"/>
+          </w:tcPr>
+          <w:p>
+            <w:pPr>
+              <w:spacing w:before="20" w:after="20"/>
+            </w:pPr>
+            <w:r/>
+            <w:r>
+              <w:rPr>
+                <w:rFonts w:ascii="Verdana" w:hAnsi="Verdana"/>
+                <w:b w:val="0"/>
+                <w:sz w:val="16"/>
+              </w:rPr>
+              <w:t>15</w:t>
+            </w:r>
+          </w:p>
+        </w:tc>
+        <w:tc>
+          <w:tcPr>
+            <w:tcW w:type="dxa" w:w="1514"/>
+          </w:tcPr>
+          <w:p>
+            <w:pPr>
+              <w:spacing w:before="20" w:after="20"/>
+            </w:pPr>
+            <w:r/>
+            <w:r>
+              <w:rPr>
+                <w:rFonts w:ascii="Verdana" w:hAnsi="Verdana"/>
+                <w:sz w:val="16"/>
+              </w:rPr>
               <w:t>°</w:t>
             </w:r>
           </w:p>
@@ -772,6 +1309,9 @@
             <w:tcW w:type="dxa" w:w="1514"/>
           </w:tcPr>
           <w:p>
+            <w:pPr>
+              <w:spacing w:before="20" w:after="20"/>
+            </w:pPr>
             <w:r/>
             <w:r>
               <w:rPr>
@@ -788,6 +1328,9 @@
             <w:tcW w:type="dxa" w:w="1514"/>
           </w:tcPr>
           <w:p>
+            <w:pPr>
+              <w:spacing w:before="20" w:after="20"/>
+            </w:pPr>
             <w:r/>
             <w:r>
               <w:rPr>
@@ -795,70 +1338,6 @@
                 <w:b w:val="0"/>
                 <w:sz w:val="16"/>
               </w:rPr>
-              <w:t>-9000</w:t>
-            </w:r>
-          </w:p>
-        </w:tc>
-        <w:tc>
-          <w:tcPr>
-            <w:tcW w:type="dxa" w:w="1514"/>
-          </w:tcPr>
-          <w:p>
-            <w:r/>
-            <w:r>
-              <w:rPr>
-                <w:rFonts w:ascii="Verdana" w:hAnsi="Verdana"/>
-                <w:b w:val="0"/>
-                <w:sz w:val="16"/>
-              </w:rPr>
-              <w:t>15</w:t>
-            </w:r>
-          </w:p>
-        </w:tc>
-        <w:tc>
-          <w:tcPr>
-            <w:tcW w:type="dxa" w:w="1514"/>
-          </w:tcPr>
-          <w:p>
-            <w:r/>
-            <w:r>
-              <w:rPr>
-                <w:rFonts w:ascii="Verdana" w:hAnsi="Verdana"/>
-                <w:b w:val="0"/>
-                <w:sz w:val="16"/>
-              </w:rPr>
-              <w:t>°</w:t>
-            </w:r>
-          </w:p>
-        </w:tc>
-        <w:tc>
-          <w:tcPr>
-            <w:tcW w:type="dxa" w:w="1514"/>
-          </w:tcPr>
-          <w:p>
-            <w:r/>
-            <w:r>
-              <w:rPr>
-                <w:rFonts w:ascii="Verdana" w:hAnsi="Verdana"/>
-                <w:b w:val="0"/>
-                <w:sz w:val="16"/>
-              </w:rPr>
-              <w:t>2</w:t>
-            </w:r>
-          </w:p>
-        </w:tc>
-        <w:tc>
-          <w:tcPr>
-            <w:tcW w:type="dxa" w:w="1514"/>
-          </w:tcPr>
-          <w:p>
-            <w:r/>
-            <w:r>
-              <w:rPr>
-                <w:rFonts w:ascii="Verdana" w:hAnsi="Verdana"/>
-                <w:b w:val="0"/>
-                <w:sz w:val="16"/>
-              </w:rPr>
               <w:t>4</w:t>
             </w:r>
           </w:p>
@@ -868,6 +1347,9 @@
             <w:tcW w:type="dxa" w:w="1514"/>
           </w:tcPr>
           <w:p>
+            <w:pPr>
+              <w:spacing w:before="20" w:after="20"/>
+            </w:pPr>
             <w:r/>
             <w:r>
               <w:rPr>
@@ -888,6 +1370,9 @@
             <w:tcW w:type="dxa" w:w="1514"/>
           </w:tcPr>
           <w:p>
+            <w:pPr>
+              <w:spacing w:before="20" w:after="20"/>
+            </w:pPr>
             <w:r/>
             <w:r>
               <w:rPr>
@@ -904,6 +1389,9 @@
             <w:tcW w:type="dxa" w:w="1514"/>
           </w:tcPr>
           <w:p>
+            <w:pPr>
+              <w:spacing w:before="20" w:after="20"/>
+            </w:pPr>
             <w:r/>
             <w:r>
               <w:rPr>
@@ -920,6 +1408,27 @@
             <w:tcW w:type="dxa" w:w="1514"/>
           </w:tcPr>
           <w:p>
+            <w:pPr>
+              <w:spacing w:before="20" w:after="20"/>
+            </w:pPr>
+            <w:r/>
+            <w:r>
+              <w:rPr>
+                <w:rFonts w:ascii="Verdana" w:hAnsi="Verdana"/>
+                <w:sz w:val="16"/>
+              </w:rPr>
+              <w:t>°</w:t>
+            </w:r>
+          </w:p>
+        </w:tc>
+        <w:tc>
+          <w:tcPr>
+            <w:tcW w:type="dxa" w:w="1514"/>
+          </w:tcPr>
+          <w:p>
+            <w:pPr>
+              <w:spacing w:before="20" w:after="20"/>
+            </w:pPr>
             <w:r/>
             <w:r>
               <w:rPr>
@@ -927,6 +1436,62 @@
                 <w:b w:val="0"/>
                 <w:sz w:val="16"/>
               </w:rPr>
+              <w:t>5</w:t>
+            </w:r>
+          </w:p>
+        </w:tc>
+        <w:tc>
+          <w:tcPr>
+            <w:tcW w:type="dxa" w:w="1514"/>
+          </w:tcPr>
+          <w:p>
+            <w:pPr>
+              <w:spacing w:before="20" w:after="20"/>
+            </w:pPr>
+            <w:r/>
+            <w:r>
+              <w:rPr>
+                <w:rFonts w:ascii="Verdana" w:hAnsi="Verdana"/>
+                <w:b w:val="0"/>
+                <w:sz w:val="16"/>
+              </w:rPr>
+              <w:t>-9000000</w:t>
+            </w:r>
+          </w:p>
+        </w:tc>
+        <w:tc>
+          <w:tcPr>
+            <w:tcW w:type="dxa" w:w="1514"/>
+          </w:tcPr>
+          <w:p>
+            <w:pPr>
+              <w:spacing w:before="20" w:after="20"/>
+            </w:pPr>
+            <w:r/>
+            <w:r>
+              <w:rPr>
+                <w:rFonts w:ascii="Verdana" w:hAnsi="Verdana"/>
+                <w:b w:val="0"/>
+                <w:sz w:val="16"/>
+              </w:rPr>
+              <w:t>25</w:t>
+            </w:r>
+          </w:p>
+        </w:tc>
+        <w:tc>
+          <w:tcPr>
+            <w:tcW w:type="dxa" w:w="1514"/>
+          </w:tcPr>
+          <w:p>
+            <w:pPr>
+              <w:spacing w:before="20" w:after="20"/>
+            </w:pPr>
+            <w:r/>
+            <w:r>
+              <w:rPr>
+                <w:rFonts w:ascii="Verdana" w:hAnsi="Verdana"/>
+                <w:sz w:val="16"/>
+              </w:rPr>
               <w:t>°</w:t>
             </w:r>
           </w:p>
@@ -936,6 +1501,9 @@
             <w:tcW w:type="dxa" w:w="1514"/>
           </w:tcPr>
           <w:p>
+            <w:pPr>
+              <w:spacing w:before="20" w:after="20"/>
+            </w:pPr>
             <w:r/>
             <w:r>
               <w:rPr>
@@ -952,6 +1520,9 @@
             <w:tcW w:type="dxa" w:w="1514"/>
           </w:tcPr>
           <w:p>
+            <w:pPr>
+              <w:spacing w:before="20" w:after="20"/>
+            </w:pPr>
             <w:r/>
             <w:r>
               <w:rPr>
@@ -959,70 +1530,6 @@
                 <w:b w:val="0"/>
                 <w:sz w:val="16"/>
               </w:rPr>
-              <w:t>-9000000</w:t>
-            </w:r>
-          </w:p>
-        </w:tc>
-        <w:tc>
-          <w:tcPr>
-            <w:tcW w:type="dxa" w:w="1514"/>
-          </w:tcPr>
-          <w:p>
-            <w:r/>
-            <w:r>
-              <w:rPr>
-                <w:rFonts w:ascii="Verdana" w:hAnsi="Verdana"/>
-                <w:b w:val="0"/>
-                <w:sz w:val="16"/>
-              </w:rPr>
-              <w:t>25</w:t>
-            </w:r>
-          </w:p>
-        </w:tc>
-        <w:tc>
-          <w:tcPr>
-            <w:tcW w:type="dxa" w:w="1514"/>
-          </w:tcPr>
-          <w:p>
-            <w:r/>
-            <w:r>
-              <w:rPr>
-                <w:rFonts w:ascii="Verdana" w:hAnsi="Verdana"/>
-                <w:b w:val="0"/>
-                <w:sz w:val="16"/>
-              </w:rPr>
-              <w:t>°</w:t>
-            </w:r>
-          </w:p>
-        </w:tc>
-        <w:tc>
-          <w:tcPr>
-            <w:tcW w:type="dxa" w:w="1514"/>
-          </w:tcPr>
-          <w:p>
-            <w:r/>
-            <w:r>
-              <w:rPr>
-                <w:rFonts w:ascii="Verdana" w:hAnsi="Verdana"/>
-                <w:b w:val="0"/>
-                <w:sz w:val="16"/>
-              </w:rPr>
-              <w:t>5</w:t>
-            </w:r>
-          </w:p>
-        </w:tc>
-        <w:tc>
-          <w:tcPr>
-            <w:tcW w:type="dxa" w:w="1514"/>
-          </w:tcPr>
-          <w:p>
-            <w:r/>
-            <w:r>
-              <w:rPr>
-                <w:rFonts w:ascii="Verdana" w:hAnsi="Verdana"/>
-                <w:b w:val="0"/>
-                <w:sz w:val="16"/>
-              </w:rPr>
               <w:t>7</w:t>
             </w:r>
           </w:p>
@@ -1032,6 +1539,9 @@
             <w:tcW w:type="dxa" w:w="1514"/>
           </w:tcPr>
           <w:p>
+            <w:pPr>
+              <w:spacing w:before="20" w:after="20"/>
+            </w:pPr>
             <w:r/>
             <w:r>
               <w:rPr>
@@ -1052,6 +1562,9 @@
             <w:tcW w:type="dxa" w:w="1514"/>
           </w:tcPr>
           <w:p>
+            <w:pPr>
+              <w:spacing w:before="20" w:after="20"/>
+            </w:pPr>
             <w:r/>
             <w:r>
               <w:rPr>
@@ -1068,6 +1581,9 @@
             <w:tcW w:type="dxa" w:w="1514"/>
           </w:tcPr>
           <w:p>
+            <w:pPr>
+              <w:spacing w:before="20" w:after="20"/>
+            </w:pPr>
             <w:r/>
             <w:r>
               <w:rPr>
@@ -1084,6 +1600,27 @@
             <w:tcW w:type="dxa" w:w="1514"/>
           </w:tcPr>
           <w:p>
+            <w:pPr>
+              <w:spacing w:before="20" w:after="20"/>
+            </w:pPr>
+            <w:r/>
+            <w:r>
+              <w:rPr>
+                <w:rFonts w:ascii="Verdana" w:hAnsi="Verdana"/>
+                <w:sz w:val="16"/>
+              </w:rPr>
+              <w:t>°</w:t>
+            </w:r>
+          </w:p>
+        </w:tc>
+        <w:tc>
+          <w:tcPr>
+            <w:tcW w:type="dxa" w:w="1514"/>
+          </w:tcPr>
+          <w:p>
+            <w:pPr>
+              <w:spacing w:before="20" w:after="20"/>
+            </w:pPr>
             <w:r/>
             <w:r>
               <w:rPr>
@@ -1091,6 +1628,62 @@
                 <w:b w:val="0"/>
                 <w:sz w:val="16"/>
               </w:rPr>
+              <w:t>2</w:t>
+            </w:r>
+          </w:p>
+        </w:tc>
+        <w:tc>
+          <w:tcPr>
+            <w:tcW w:type="dxa" w:w="1514"/>
+          </w:tcPr>
+          <w:p>
+            <w:pPr>
+              <w:spacing w:before="20" w:after="20"/>
+            </w:pPr>
+            <w:r/>
+            <w:r>
+              <w:rPr>
+                <w:rFonts w:ascii="Verdana" w:hAnsi="Verdana"/>
+                <w:b w:val="0"/>
+                <w:sz w:val="16"/>
+              </w:rPr>
+              <w:t>-9000</w:t>
+            </w:r>
+          </w:p>
+        </w:tc>
+        <w:tc>
+          <w:tcPr>
+            <w:tcW w:type="dxa" w:w="1514"/>
+          </w:tcPr>
+          <w:p>
+            <w:pPr>
+              <w:spacing w:before="20" w:after="20"/>
+            </w:pPr>
+            <w:r/>
+            <w:r>
+              <w:rPr>
+                <w:rFonts w:ascii="Verdana" w:hAnsi="Verdana"/>
+                <w:b w:val="0"/>
+                <w:sz w:val="16"/>
+              </w:rPr>
+              <w:t>15</w:t>
+            </w:r>
+          </w:p>
+        </w:tc>
+        <w:tc>
+          <w:tcPr>
+            <w:tcW w:type="dxa" w:w="1514"/>
+          </w:tcPr>
+          <w:p>
+            <w:pPr>
+              <w:spacing w:before="20" w:after="20"/>
+            </w:pPr>
+            <w:r/>
+            <w:r>
+              <w:rPr>
+                <w:rFonts w:ascii="Verdana" w:hAnsi="Verdana"/>
+                <w:sz w:val="16"/>
+              </w:rPr>
               <w:t>°</w:t>
             </w:r>
           </w:p>
@@ -1100,6 +1693,9 @@
             <w:tcW w:type="dxa" w:w="1514"/>
           </w:tcPr>
           <w:p>
+            <w:pPr>
+              <w:spacing w:before="20" w:after="20"/>
+            </w:pPr>
             <w:r/>
             <w:r>
               <w:rPr>
@@ -1116,6 +1712,9 @@
             <w:tcW w:type="dxa" w:w="1514"/>
           </w:tcPr>
           <w:p>
+            <w:pPr>
+              <w:spacing w:before="20" w:after="20"/>
+            </w:pPr>
             <w:r/>
             <w:r>
               <w:rPr>
@@ -1123,70 +1722,6 @@
                 <w:b w:val="0"/>
                 <w:sz w:val="16"/>
               </w:rPr>
-              <w:t>-9000</w:t>
-            </w:r>
-          </w:p>
-        </w:tc>
-        <w:tc>
-          <w:tcPr>
-            <w:tcW w:type="dxa" w:w="1514"/>
-          </w:tcPr>
-          <w:p>
-            <w:r/>
-            <w:r>
-              <w:rPr>
-                <w:rFonts w:ascii="Verdana" w:hAnsi="Verdana"/>
-                <w:b w:val="0"/>
-                <w:sz w:val="16"/>
-              </w:rPr>
-              <w:t>15</w:t>
-            </w:r>
-          </w:p>
-        </w:tc>
-        <w:tc>
-          <w:tcPr>
-            <w:tcW w:type="dxa" w:w="1514"/>
-          </w:tcPr>
-          <w:p>
-            <w:r/>
-            <w:r>
-              <w:rPr>
-                <w:rFonts w:ascii="Verdana" w:hAnsi="Verdana"/>
-                <w:b w:val="0"/>
-                <w:sz w:val="16"/>
-              </w:rPr>
-              <w:t>°</w:t>
-            </w:r>
-          </w:p>
-        </w:tc>
-        <w:tc>
-          <w:tcPr>
-            <w:tcW w:type="dxa" w:w="1514"/>
-          </w:tcPr>
-          <w:p>
-            <w:r/>
-            <w:r>
-              <w:rPr>
-                <w:rFonts w:ascii="Verdana" w:hAnsi="Verdana"/>
-                <w:b w:val="0"/>
-                <w:sz w:val="16"/>
-              </w:rPr>
-              <w:t>2</w:t>
-            </w:r>
-          </w:p>
-        </w:tc>
-        <w:tc>
-          <w:tcPr>
-            <w:tcW w:type="dxa" w:w="1514"/>
-          </w:tcPr>
-          <w:p>
-            <w:r/>
-            <w:r>
-              <w:rPr>
-                <w:rFonts w:ascii="Verdana" w:hAnsi="Verdana"/>
-                <w:b w:val="0"/>
-                <w:sz w:val="16"/>
-              </w:rPr>
               <w:t>4</w:t>
             </w:r>
           </w:p>
@@ -1196,6 +1731,9 @@
             <w:tcW w:type="dxa" w:w="1514"/>
           </w:tcPr>
           <w:p>
+            <w:pPr>
+              <w:spacing w:before="20" w:after="20"/>
+            </w:pPr>
             <w:r/>
             <w:r>
               <w:rPr>
@@ -1216,6 +1754,9 @@
             <w:tcW w:type="dxa" w:w="1514"/>
           </w:tcPr>
           <w:p>
+            <w:pPr>
+              <w:spacing w:before="20" w:after="20"/>
+            </w:pPr>
             <w:r/>
             <w:r>
               <w:rPr>
@@ -1232,6 +1773,9 @@
             <w:tcW w:type="dxa" w:w="1514"/>
           </w:tcPr>
           <w:p>
+            <w:pPr>
+              <w:spacing w:before="20" w:after="20"/>
+            </w:pPr>
             <w:r/>
             <w:r>
               <w:rPr>
@@ -1248,6 +1792,27 @@
             <w:tcW w:type="dxa" w:w="1514"/>
           </w:tcPr>
           <w:p>
+            <w:pPr>
+              <w:spacing w:before="20" w:after="20"/>
+            </w:pPr>
+            <w:r/>
+            <w:r>
+              <w:rPr>
+                <w:rFonts w:ascii="Verdana" w:hAnsi="Verdana"/>
+                <w:sz w:val="16"/>
+              </w:rPr>
+              <w:t>degré vrai</w:t>
+            </w:r>
+          </w:p>
+        </w:tc>
+        <w:tc>
+          <w:tcPr>
+            <w:tcW w:type="dxa" w:w="1514"/>
+          </w:tcPr>
+          <w:p>
+            <w:pPr>
+              <w:spacing w:before="20" w:after="20"/>
+            </w:pPr>
             <w:r/>
             <w:r>
               <w:rPr>
@@ -1255,6 +1820,62 @@
                 <w:b w:val="0"/>
                 <w:sz w:val="16"/>
               </w:rPr>
+              <w:t>2</w:t>
+            </w:r>
+          </w:p>
+        </w:tc>
+        <w:tc>
+          <w:tcPr>
+            <w:tcW w:type="dxa" w:w="1514"/>
+          </w:tcPr>
+          <w:p>
+            <w:pPr>
+              <w:spacing w:before="20" w:after="20"/>
+            </w:pPr>
+            <w:r/>
+            <w:r>
+              <w:rPr>
+                <w:rFonts w:ascii="Verdana" w:hAnsi="Verdana"/>
+                <w:b w:val="0"/>
+                <w:sz w:val="16"/>
+              </w:rPr>
+              <w:t>0</w:t>
+            </w:r>
+          </w:p>
+        </w:tc>
+        <w:tc>
+          <w:tcPr>
+            <w:tcW w:type="dxa" w:w="1514"/>
+          </w:tcPr>
+          <w:p>
+            <w:pPr>
+              <w:spacing w:before="20" w:after="20"/>
+            </w:pPr>
+            <w:r/>
+            <w:r>
+              <w:rPr>
+                <w:rFonts w:ascii="Verdana" w:hAnsi="Verdana"/>
+                <w:b w:val="0"/>
+                <w:sz w:val="16"/>
+              </w:rPr>
+              <w:t>16</w:t>
+            </w:r>
+          </w:p>
+        </w:tc>
+        <w:tc>
+          <w:tcPr>
+            <w:tcW w:type="dxa" w:w="1514"/>
+          </w:tcPr>
+          <w:p>
+            <w:pPr>
+              <w:spacing w:before="20" w:after="20"/>
+            </w:pPr>
+            <w:r/>
+            <w:r>
+              <w:rPr>
+                <w:rFonts w:ascii="Verdana" w:hAnsi="Verdana"/>
+                <w:sz w:val="16"/>
+              </w:rPr>
               <w:t>degré vrai</w:t>
             </w:r>
           </w:p>
@@ -1264,6 +1885,9 @@
             <w:tcW w:type="dxa" w:w="1514"/>
           </w:tcPr>
           <w:p>
+            <w:pPr>
+              <w:spacing w:before="20" w:after="20"/>
+            </w:pPr>
             <w:r/>
             <w:r>
               <w:rPr>
@@ -1280,6 +1904,9 @@
             <w:tcW w:type="dxa" w:w="1514"/>
           </w:tcPr>
           <w:p>
+            <w:pPr>
+              <w:spacing w:before="20" w:after="20"/>
+            </w:pPr>
             <w:r/>
             <w:r>
               <w:rPr>
@@ -1287,70 +1914,6 @@
                 <w:b w:val="0"/>
                 <w:sz w:val="16"/>
               </w:rPr>
-              <w:t>0</w:t>
-            </w:r>
-          </w:p>
-        </w:tc>
-        <w:tc>
-          <w:tcPr>
-            <w:tcW w:type="dxa" w:w="1514"/>
-          </w:tcPr>
-          <w:p>
-            <w:r/>
-            <w:r>
-              <w:rPr>
-                <w:rFonts w:ascii="Verdana" w:hAnsi="Verdana"/>
-                <w:b w:val="0"/>
-                <w:sz w:val="16"/>
-              </w:rPr>
-              <w:t>16</w:t>
-            </w:r>
-          </w:p>
-        </w:tc>
-        <w:tc>
-          <w:tcPr>
-            <w:tcW w:type="dxa" w:w="1514"/>
-          </w:tcPr>
-          <w:p>
-            <w:r/>
-            <w:r>
-              <w:rPr>
-                <w:rFonts w:ascii="Verdana" w:hAnsi="Verdana"/>
-                <w:b w:val="0"/>
-                <w:sz w:val="16"/>
-              </w:rPr>
-              <w:t>degré vrai</w:t>
-            </w:r>
-          </w:p>
-        </w:tc>
-        <w:tc>
-          <w:tcPr>
-            <w:tcW w:type="dxa" w:w="1514"/>
-          </w:tcPr>
-          <w:p>
-            <w:r/>
-            <w:r>
-              <w:rPr>
-                <w:rFonts w:ascii="Verdana" w:hAnsi="Verdana"/>
-                <w:b w:val="0"/>
-                <w:sz w:val="16"/>
-              </w:rPr>
-              <w:t>2</w:t>
-            </w:r>
-          </w:p>
-        </w:tc>
-        <w:tc>
-          <w:tcPr>
-            <w:tcW w:type="dxa" w:w="1514"/>
-          </w:tcPr>
-          <w:p>
-            <w:r/>
-            <w:r>
-              <w:rPr>
-                <w:rFonts w:ascii="Verdana" w:hAnsi="Verdana"/>
-                <w:b w:val="0"/>
-                <w:sz w:val="16"/>
-              </w:rPr>
               <w:t>5</w:t>
             </w:r>
           </w:p>
@@ -1360,6 +1923,9 @@
             <w:tcW w:type="dxa" w:w="1514"/>
           </w:tcPr>
           <w:p>
+            <w:pPr>
+              <w:spacing w:before="20" w:after="20"/>
+            </w:pPr>
             <w:r/>
             <w:r>
               <w:rPr>
@@ -1380,6 +1946,9 @@
             <w:tcW w:type="dxa" w:w="1514"/>
           </w:tcPr>
           <w:p>
+            <w:pPr>
+              <w:spacing w:before="20" w:after="20"/>
+            </w:pPr>
             <w:r/>
             <w:r>
               <w:rPr>
@@ -1396,6 +1965,9 @@
             <w:tcW w:type="dxa" w:w="1514"/>
           </w:tcPr>
           <w:p>
+            <w:pPr>
+              <w:spacing w:before="20" w:after="20"/>
+            </w:pPr>
             <w:r/>
             <w:r>
               <w:rPr>
@@ -1412,6 +1984,27 @@
             <w:tcW w:type="dxa" w:w="1514"/>
           </w:tcPr>
           <w:p>
+            <w:pPr>
+              <w:spacing w:before="20" w:after="20"/>
+            </w:pPr>
+            <w:r/>
+            <w:r>
+              <w:rPr>
+                <w:rFonts w:ascii="Verdana" w:hAnsi="Verdana"/>
+                <w:sz w:val="16"/>
+              </w:rPr>
+              <w:t>degré vrai</w:t>
+            </w:r>
+          </w:p>
+        </w:tc>
+        <w:tc>
+          <w:tcPr>
+            <w:tcW w:type="dxa" w:w="1514"/>
+          </w:tcPr>
+          <w:p>
+            <w:pPr>
+              <w:spacing w:before="20" w:after="20"/>
+            </w:pPr>
             <w:r/>
             <w:r>
               <w:rPr>
@@ -1419,6 +2012,62 @@
                 <w:b w:val="0"/>
                 <w:sz w:val="16"/>
               </w:rPr>
+              <w:t>2</w:t>
+            </w:r>
+          </w:p>
+        </w:tc>
+        <w:tc>
+          <w:tcPr>
+            <w:tcW w:type="dxa" w:w="1514"/>
+          </w:tcPr>
+          <w:p>
+            <w:pPr>
+              <w:spacing w:before="20" w:after="20"/>
+            </w:pPr>
+            <w:r/>
+            <w:r>
+              <w:rPr>
+                <w:rFonts w:ascii="Verdana" w:hAnsi="Verdana"/>
+                <w:b w:val="0"/>
+                <w:sz w:val="16"/>
+              </w:rPr>
+              <w:t>0</w:t>
+            </w:r>
+          </w:p>
+        </w:tc>
+        <w:tc>
+          <w:tcPr>
+            <w:tcW w:type="dxa" w:w="1514"/>
+          </w:tcPr>
+          <w:p>
+            <w:pPr>
+              <w:spacing w:before="20" w:after="20"/>
+            </w:pPr>
+            <w:r/>
+            <w:r>
+              <w:rPr>
+                <w:rFonts w:ascii="Verdana" w:hAnsi="Verdana"/>
+                <w:b w:val="0"/>
+                <w:sz w:val="16"/>
+              </w:rPr>
+              <w:t>16</w:t>
+            </w:r>
+          </w:p>
+        </w:tc>
+        <w:tc>
+          <w:tcPr>
+            <w:tcW w:type="dxa" w:w="1514"/>
+          </w:tcPr>
+          <w:p>
+            <w:pPr>
+              <w:spacing w:before="20" w:after="20"/>
+            </w:pPr>
+            <w:r/>
+            <w:r>
+              <w:rPr>
+                <w:rFonts w:ascii="Verdana" w:hAnsi="Verdana"/>
+                <w:sz w:val="16"/>
+              </w:rPr>
               <w:t>degré vrai</w:t>
             </w:r>
           </w:p>
@@ -1428,6 +2077,9 @@
             <w:tcW w:type="dxa" w:w="1514"/>
           </w:tcPr>
           <w:p>
+            <w:pPr>
+              <w:spacing w:before="20" w:after="20"/>
+            </w:pPr>
             <w:r/>
             <w:r>
               <w:rPr>
@@ -1444,6 +2096,9 @@
             <w:tcW w:type="dxa" w:w="1514"/>
           </w:tcPr>
           <w:p>
+            <w:pPr>
+              <w:spacing w:before="20" w:after="20"/>
+            </w:pPr>
             <w:r/>
             <w:r>
               <w:rPr>
@@ -1451,70 +2106,6 @@
                 <w:b w:val="0"/>
                 <w:sz w:val="16"/>
               </w:rPr>
-              <w:t>0</w:t>
-            </w:r>
-          </w:p>
-        </w:tc>
-        <w:tc>
-          <w:tcPr>
-            <w:tcW w:type="dxa" w:w="1514"/>
-          </w:tcPr>
-          <w:p>
-            <w:r/>
-            <w:r>
-              <w:rPr>
-                <w:rFonts w:ascii="Verdana" w:hAnsi="Verdana"/>
-                <w:b w:val="0"/>
-                <w:sz w:val="16"/>
-              </w:rPr>
-              <w:t>16</w:t>
-            </w:r>
-          </w:p>
-        </w:tc>
-        <w:tc>
-          <w:tcPr>
-            <w:tcW w:type="dxa" w:w="1514"/>
-          </w:tcPr>
-          <w:p>
-            <w:r/>
-            <w:r>
-              <w:rPr>
-                <w:rFonts w:ascii="Verdana" w:hAnsi="Verdana"/>
-                <w:b w:val="0"/>
-                <w:sz w:val="16"/>
-              </w:rPr>
-              <w:t>degré vrai</w:t>
-            </w:r>
-          </w:p>
-        </w:tc>
-        <w:tc>
-          <w:tcPr>
-            <w:tcW w:type="dxa" w:w="1514"/>
-          </w:tcPr>
-          <w:p>
-            <w:r/>
-            <w:r>
-              <w:rPr>
-                <w:rFonts w:ascii="Verdana" w:hAnsi="Verdana"/>
-                <w:b w:val="0"/>
-                <w:sz w:val="16"/>
-              </w:rPr>
-              <w:t>2</w:t>
-            </w:r>
-          </w:p>
-        </w:tc>
-        <w:tc>
-          <w:tcPr>
-            <w:tcW w:type="dxa" w:w="1514"/>
-          </w:tcPr>
-          <w:p>
-            <w:r/>
-            <w:r>
-              <w:rPr>
-                <w:rFonts w:ascii="Verdana" w:hAnsi="Verdana"/>
-                <w:b w:val="0"/>
-                <w:sz w:val="16"/>
-              </w:rPr>
               <w:t>5</w:t>
             </w:r>
           </w:p>
@@ -1524,6 +2115,9 @@
             <w:tcW w:type="dxa" w:w="1514"/>
           </w:tcPr>
           <w:p>
+            <w:pPr>
+              <w:spacing w:before="20" w:after="20"/>
+            </w:pPr>
             <w:r/>
             <w:r>
               <w:rPr>
@@ -1544,6 +2138,9 @@
             <w:tcW w:type="dxa" w:w="1514"/>
           </w:tcPr>
           <w:p>
+            <w:pPr>
+              <w:spacing w:before="20" w:after="20"/>
+            </w:pPr>
             <w:r/>
             <w:r>
               <w:rPr>
@@ -1560,6 +2157,9 @@
             <w:tcW w:type="dxa" w:w="1514"/>
           </w:tcPr>
           <w:p>
+            <w:pPr>
+              <w:spacing w:before="20" w:after="20"/>
+            </w:pPr>
             <w:r/>
             <w:r>
               <w:rPr>
@@ -1576,6 +2176,27 @@
             <w:tcW w:type="dxa" w:w="1514"/>
           </w:tcPr>
           <w:p>
+            <w:pPr>
+              <w:spacing w:before="20" w:after="20"/>
+            </w:pPr>
+            <w:r/>
+            <w:r>
+              <w:rPr>
+                <w:rFonts w:ascii="Verdana" w:hAnsi="Verdana"/>
+                <w:sz w:val="16"/>
+              </w:rPr>
+              <w:t>°</w:t>
+            </w:r>
+          </w:p>
+        </w:tc>
+        <w:tc>
+          <w:tcPr>
+            <w:tcW w:type="dxa" w:w="1514"/>
+          </w:tcPr>
+          <w:p>
+            <w:pPr>
+              <w:spacing w:before="20" w:after="20"/>
+            </w:pPr>
             <w:r/>
             <w:r>
               <w:rPr>
@@ -1583,6 +2204,62 @@
                 <w:b w:val="0"/>
                 <w:sz w:val="16"/>
               </w:rPr>
+              <w:t>1</w:t>
+            </w:r>
+          </w:p>
+        </w:tc>
+        <w:tc>
+          <w:tcPr>
+            <w:tcW w:type="dxa" w:w="1514"/>
+          </w:tcPr>
+          <w:p>
+            <w:pPr>
+              <w:spacing w:before="20" w:after="20"/>
+            </w:pPr>
+            <w:r/>
+            <w:r>
+              <w:rPr>
+                <w:rFonts w:ascii="Verdana" w:hAnsi="Verdana"/>
+                <w:b w:val="0"/>
+                <w:sz w:val="16"/>
+              </w:rPr>
+              <w:t>-1800</w:t>
+            </w:r>
+          </w:p>
+        </w:tc>
+        <w:tc>
+          <w:tcPr>
+            <w:tcW w:type="dxa" w:w="1514"/>
+          </w:tcPr>
+          <w:p>
+            <w:pPr>
+              <w:spacing w:before="20" w:after="20"/>
+            </w:pPr>
+            <w:r/>
+            <w:r>
+              <w:rPr>
+                <w:rFonts w:ascii="Verdana" w:hAnsi="Verdana"/>
+                <w:b w:val="0"/>
+                <w:sz w:val="16"/>
+              </w:rPr>
+              <w:t>12</w:t>
+            </w:r>
+          </w:p>
+        </w:tc>
+        <w:tc>
+          <w:tcPr>
+            <w:tcW w:type="dxa" w:w="1514"/>
+          </w:tcPr>
+          <w:p>
+            <w:pPr>
+              <w:spacing w:before="20" w:after="20"/>
+            </w:pPr>
+            <w:r/>
+            <w:r>
+              <w:rPr>
+                <w:rFonts w:ascii="Verdana" w:hAnsi="Verdana"/>
+                <w:sz w:val="16"/>
+              </w:rPr>
               <w:t>°</w:t>
             </w:r>
           </w:p>
@@ -1592,6 +2269,9 @@
             <w:tcW w:type="dxa" w:w="1514"/>
           </w:tcPr>
           <w:p>
+            <w:pPr>
+              <w:spacing w:before="20" w:after="20"/>
+            </w:pPr>
             <w:r/>
             <w:r>
               <w:rPr>
@@ -1608,6 +2288,9 @@
             <w:tcW w:type="dxa" w:w="1514"/>
           </w:tcPr>
           <w:p>
+            <w:pPr>
+              <w:spacing w:before="20" w:after="20"/>
+            </w:pPr>
             <w:r/>
             <w:r>
               <w:rPr>
@@ -1615,70 +2298,6 @@
                 <w:b w:val="0"/>
                 <w:sz w:val="16"/>
               </w:rPr>
-              <w:t>-1800</w:t>
-            </w:r>
-          </w:p>
-        </w:tc>
-        <w:tc>
-          <w:tcPr>
-            <w:tcW w:type="dxa" w:w="1514"/>
-          </w:tcPr>
-          <w:p>
-            <w:r/>
-            <w:r>
-              <w:rPr>
-                <w:rFonts w:ascii="Verdana" w:hAnsi="Verdana"/>
-                <w:b w:val="0"/>
-                <w:sz w:val="16"/>
-              </w:rPr>
-              <w:t>12</w:t>
-            </w:r>
-          </w:p>
-        </w:tc>
-        <w:tc>
-          <w:tcPr>
-            <w:tcW w:type="dxa" w:w="1514"/>
-          </w:tcPr>
-          <w:p>
-            <w:r/>
-            <w:r>
-              <w:rPr>
-                <w:rFonts w:ascii="Verdana" w:hAnsi="Verdana"/>
-                <w:b w:val="0"/>
-                <w:sz w:val="16"/>
-              </w:rPr>
-              <w:t>°</w:t>
-            </w:r>
-          </w:p>
-        </w:tc>
-        <w:tc>
-          <w:tcPr>
-            <w:tcW w:type="dxa" w:w="1514"/>
-          </w:tcPr>
-          <w:p>
-            <w:r/>
-            <w:r>
-              <w:rPr>
-                <w:rFonts w:ascii="Verdana" w:hAnsi="Verdana"/>
-                <w:b w:val="0"/>
-                <w:sz w:val="16"/>
-              </w:rPr>
-              <w:t>1</w:t>
-            </w:r>
-          </w:p>
-        </w:tc>
-        <w:tc>
-          <w:tcPr>
-            <w:tcW w:type="dxa" w:w="1514"/>
-          </w:tcPr>
-          <w:p>
-            <w:r/>
-            <w:r>
-              <w:rPr>
-                <w:rFonts w:ascii="Verdana" w:hAnsi="Verdana"/>
-                <w:b w:val="0"/>
-                <w:sz w:val="16"/>
-              </w:rPr>
               <w:t>4</w:t>
             </w:r>
           </w:p>
@@ -1688,6 +2307,9 @@
             <w:tcW w:type="dxa" w:w="1514"/>
           </w:tcPr>
           <w:p>
+            <w:pPr>
+              <w:spacing w:before="20" w:after="20"/>
+            </w:pPr>
             <w:r/>
             <w:r>
               <w:rPr>
@@ -1708,6 +2330,9 @@
             <w:tcW w:type="dxa" w:w="1514"/>
           </w:tcPr>
           <w:p>
+            <w:pPr>
+              <w:spacing w:before="20" w:after="20"/>
+            </w:pPr>
             <w:r/>
             <w:r>
               <w:rPr>
@@ -1724,6 +2349,9 @@
             <w:tcW w:type="dxa" w:w="1514"/>
           </w:tcPr>
           <w:p>
+            <w:pPr>
+              <w:spacing w:before="20" w:after="20"/>
+            </w:pPr>
             <w:r/>
             <w:r>
               <w:rPr>
@@ -1740,6 +2368,27 @@
             <w:tcW w:type="dxa" w:w="1514"/>
           </w:tcPr>
           <w:p>
+            <w:pPr>
+              <w:spacing w:before="20" w:after="20"/>
+            </w:pPr>
+            <w:r/>
+            <w:r>
+              <w:rPr>
+                <w:rFonts w:ascii="Verdana" w:hAnsi="Verdana"/>
+                <w:sz w:val="16"/>
+              </w:rPr>
+              <w:t>°</w:t>
+            </w:r>
+          </w:p>
+        </w:tc>
+        <w:tc>
+          <w:tcPr>
+            <w:tcW w:type="dxa" w:w="1514"/>
+          </w:tcPr>
+          <w:p>
+            <w:pPr>
+              <w:spacing w:before="20" w:after="20"/>
+            </w:pPr>
             <w:r/>
             <w:r>
               <w:rPr>
@@ -1747,6 +2396,62 @@
                 <w:b w:val="0"/>
                 <w:sz w:val="16"/>
               </w:rPr>
+              <w:t>0</w:t>
+            </w:r>
+          </w:p>
+        </w:tc>
+        <w:tc>
+          <w:tcPr>
+            <w:tcW w:type="dxa" w:w="1514"/>
+          </w:tcPr>
+          <w:p>
+            <w:pPr>
+              <w:spacing w:before="20" w:after="20"/>
+            </w:pPr>
+            <w:r/>
+            <w:r>
+              <w:rPr>
+                <w:rFonts w:ascii="Verdana" w:hAnsi="Verdana"/>
+                <w:b w:val="0"/>
+                <w:sz w:val="16"/>
+              </w:rPr>
+              <w:t>0</w:t>
+            </w:r>
+          </w:p>
+        </w:tc>
+        <w:tc>
+          <w:tcPr>
+            <w:tcW w:type="dxa" w:w="1514"/>
+          </w:tcPr>
+          <w:p>
+            <w:pPr>
+              <w:spacing w:before="20" w:after="20"/>
+            </w:pPr>
+            <w:r/>
+            <w:r>
+              <w:rPr>
+                <w:rFonts w:ascii="Verdana" w:hAnsi="Verdana"/>
+                <w:b w:val="0"/>
+                <w:sz w:val="16"/>
+              </w:rPr>
+              <w:t>12</w:t>
+            </w:r>
+          </w:p>
+        </w:tc>
+        <w:tc>
+          <w:tcPr>
+            <w:tcW w:type="dxa" w:w="1514"/>
+          </w:tcPr>
+          <w:p>
+            <w:pPr>
+              <w:spacing w:before="20" w:after="20"/>
+            </w:pPr>
+            <w:r/>
+            <w:r>
+              <w:rPr>
+                <w:rFonts w:ascii="Verdana" w:hAnsi="Verdana"/>
+                <w:sz w:val="16"/>
+              </w:rPr>
               <w:t>°</w:t>
             </w:r>
           </w:p>
@@ -1756,6 +2461,9 @@
             <w:tcW w:type="dxa" w:w="1514"/>
           </w:tcPr>
           <w:p>
+            <w:pPr>
+              <w:spacing w:before="20" w:after="20"/>
+            </w:pPr>
             <w:r/>
             <w:r>
               <w:rPr>
@@ -1772,6 +2480,9 @@
             <w:tcW w:type="dxa" w:w="1514"/>
           </w:tcPr>
           <w:p>
+            <w:pPr>
+              <w:spacing w:before="20" w:after="20"/>
+            </w:pPr>
             <w:r/>
             <w:r>
               <w:rPr>
@@ -1779,70 +2490,6 @@
                 <w:b w:val="0"/>
                 <w:sz w:val="16"/>
               </w:rPr>
-              <w:t>0</w:t>
-            </w:r>
-          </w:p>
-        </w:tc>
-        <w:tc>
-          <w:tcPr>
-            <w:tcW w:type="dxa" w:w="1514"/>
-          </w:tcPr>
-          <w:p>
-            <w:r/>
-            <w:r>
-              <w:rPr>
-                <w:rFonts w:ascii="Verdana" w:hAnsi="Verdana"/>
-                <w:b w:val="0"/>
-                <w:sz w:val="16"/>
-              </w:rPr>
-              <w:t>12</w:t>
-            </w:r>
-          </w:p>
-        </w:tc>
-        <w:tc>
-          <w:tcPr>
-            <w:tcW w:type="dxa" w:w="1514"/>
-          </w:tcPr>
-          <w:p>
-            <w:r/>
-            <w:r>
-              <w:rPr>
-                <w:rFonts w:ascii="Verdana" w:hAnsi="Verdana"/>
-                <w:b w:val="0"/>
-                <w:sz w:val="16"/>
-              </w:rPr>
-              <w:t>°</w:t>
-            </w:r>
-          </w:p>
-        </w:tc>
-        <w:tc>
-          <w:tcPr>
-            <w:tcW w:type="dxa" w:w="1514"/>
-          </w:tcPr>
-          <w:p>
-            <w:r/>
-            <w:r>
-              <w:rPr>
-                <w:rFonts w:ascii="Verdana" w:hAnsi="Verdana"/>
-                <w:b w:val="0"/>
-                <w:sz w:val="16"/>
-              </w:rPr>
-              <w:t>0</w:t>
-            </w:r>
-          </w:p>
-        </w:tc>
-        <w:tc>
-          <w:tcPr>
-            <w:tcW w:type="dxa" w:w="1514"/>
-          </w:tcPr>
-          <w:p>
-            <w:r/>
-            <w:r>
-              <w:rPr>
-                <w:rFonts w:ascii="Verdana" w:hAnsi="Verdana"/>
-                <w:b w:val="0"/>
-                <w:sz w:val="16"/>
-              </w:rPr>
               <w:t>4</w:t>
             </w:r>
           </w:p>
@@ -1852,6 +2499,9 @@
             <w:tcW w:type="dxa" w:w="1514"/>
           </w:tcPr>
           <w:p>
+            <w:pPr>
+              <w:spacing w:before="20" w:after="20"/>
+            </w:pPr>
             <w:r/>
             <w:r>
               <w:rPr>
@@ -1872,6 +2522,9 @@
             <w:tcW w:type="dxa" w:w="1514"/>
           </w:tcPr>
           <w:p>
+            <w:pPr>
+              <w:spacing w:before="20" w:after="20"/>
+            </w:pPr>
             <w:r/>
             <w:r>
               <w:rPr>
@@ -1888,6 +2541,9 @@
             <w:tcW w:type="dxa" w:w="1514"/>
           </w:tcPr>
           <w:p>
+            <w:pPr>
+              <w:spacing w:before="20" w:after="20"/>
+            </w:pPr>
             <w:r/>
             <w:r>
               <w:rPr>
@@ -1904,6 +2560,27 @@
             <w:tcW w:type="dxa" w:w="1514"/>
           </w:tcPr>
           <w:p>
+            <w:pPr>
+              <w:spacing w:before="20" w:after="20"/>
+            </w:pPr>
+            <w:r/>
+            <w:r>
+              <w:rPr>
+                <w:rFonts w:ascii="Verdana" w:hAnsi="Verdana"/>
+                <w:sz w:val="16"/>
+              </w:rPr>
+              <w:t>Numérique</w:t>
+            </w:r>
+          </w:p>
+        </w:tc>
+        <w:tc>
+          <w:tcPr>
+            <w:tcW w:type="dxa" w:w="1514"/>
+          </w:tcPr>
+          <w:p>
+            <w:pPr>
+              <w:spacing w:before="20" w:after="20"/>
+            </w:pPr>
             <w:r/>
             <w:r>
               <w:rPr>
@@ -1911,6 +2588,62 @@
                 <w:b w:val="0"/>
                 <w:sz w:val="16"/>
               </w:rPr>
+              <w:t>0</w:t>
+            </w:r>
+          </w:p>
+        </w:tc>
+        <w:tc>
+          <w:tcPr>
+            <w:tcW w:type="dxa" w:w="1514"/>
+          </w:tcPr>
+          <w:p>
+            <w:pPr>
+              <w:spacing w:before="20" w:after="20"/>
+            </w:pPr>
+            <w:r/>
+            <w:r>
+              <w:rPr>
+                <w:rFonts w:ascii="Verdana" w:hAnsi="Verdana"/>
+                <w:b w:val="0"/>
+                <w:sz w:val="16"/>
+              </w:rPr>
+              <w:t>0</w:t>
+            </w:r>
+          </w:p>
+        </w:tc>
+        <w:tc>
+          <w:tcPr>
+            <w:tcW w:type="dxa" w:w="1514"/>
+          </w:tcPr>
+          <w:p>
+            <w:pPr>
+              <w:spacing w:before="20" w:after="20"/>
+            </w:pPr>
+            <w:r/>
+            <w:r>
+              <w:rPr>
+                <w:rFonts w:ascii="Verdana" w:hAnsi="Verdana"/>
+                <w:b w:val="0"/>
+                <w:sz w:val="16"/>
+              </w:rPr>
+              <w:t>12</w:t>
+            </w:r>
+          </w:p>
+        </w:tc>
+        <w:tc>
+          <w:tcPr>
+            <w:tcW w:type="dxa" w:w="1514"/>
+          </w:tcPr>
+          <w:p>
+            <w:pPr>
+              <w:spacing w:before="20" w:after="20"/>
+            </w:pPr>
+            <w:r/>
+            <w:r>
+              <w:rPr>
+                <w:rFonts w:ascii="Verdana" w:hAnsi="Verdana"/>
+                <w:sz w:val="16"/>
+              </w:rPr>
               <w:t>Numérique</w:t>
             </w:r>
           </w:p>
@@ -1920,6 +2653,9 @@
             <w:tcW w:type="dxa" w:w="1514"/>
           </w:tcPr>
           <w:p>
+            <w:pPr>
+              <w:spacing w:before="20" w:after="20"/>
+            </w:pPr>
             <w:r/>
             <w:r>
               <w:rPr>
@@ -1936,6 +2672,9 @@
             <w:tcW w:type="dxa" w:w="1514"/>
           </w:tcPr>
           <w:p>
+            <w:pPr>
+              <w:spacing w:before="20" w:after="20"/>
+            </w:pPr>
             <w:r/>
             <w:r>
               <w:rPr>
@@ -1943,70 +2682,6 @@
                 <w:b w:val="0"/>
                 <w:sz w:val="16"/>
               </w:rPr>
-              <w:t>0</w:t>
-            </w:r>
-          </w:p>
-        </w:tc>
-        <w:tc>
-          <w:tcPr>
-            <w:tcW w:type="dxa" w:w="1514"/>
-          </w:tcPr>
-          <w:p>
-            <w:r/>
-            <w:r>
-              <w:rPr>
-                <w:rFonts w:ascii="Verdana" w:hAnsi="Verdana"/>
-                <w:b w:val="0"/>
-                <w:sz w:val="16"/>
-              </w:rPr>
-              <w:t>12</w:t>
-            </w:r>
-          </w:p>
-        </w:tc>
-        <w:tc>
-          <w:tcPr>
-            <w:tcW w:type="dxa" w:w="1514"/>
-          </w:tcPr>
-          <w:p>
-            <w:r/>
-            <w:r>
-              <w:rPr>
-                <w:rFonts w:ascii="Verdana" w:hAnsi="Verdana"/>
-                <w:b w:val="0"/>
-                <w:sz w:val="16"/>
-              </w:rPr>
-              <w:t>Numérique</w:t>
-            </w:r>
-          </w:p>
-        </w:tc>
-        <w:tc>
-          <w:tcPr>
-            <w:tcW w:type="dxa" w:w="1514"/>
-          </w:tcPr>
-          <w:p>
-            <w:r/>
-            <w:r>
-              <w:rPr>
-                <w:rFonts w:ascii="Verdana" w:hAnsi="Verdana"/>
-                <w:b w:val="0"/>
-                <w:sz w:val="16"/>
-              </w:rPr>
-              <w:t>0</w:t>
-            </w:r>
-          </w:p>
-        </w:tc>
-        <w:tc>
-          <w:tcPr>
-            <w:tcW w:type="dxa" w:w="1514"/>
-          </w:tcPr>
-          <w:p>
-            <w:r/>
-            <w:r>
-              <w:rPr>
-                <w:rFonts w:ascii="Verdana" w:hAnsi="Verdana"/>
-                <w:b w:val="0"/>
-                <w:sz w:val="16"/>
-              </w:rPr>
               <w:t>4</w:t>
             </w:r>
           </w:p>
@@ -2016,6 +2691,9 @@
             <w:tcW w:type="dxa" w:w="1514"/>
           </w:tcPr>
           <w:p>
+            <w:pPr>
+              <w:spacing w:before="20" w:after="20"/>
+            </w:pPr>
             <w:r/>
             <w:r>
               <w:rPr>
@@ -2036,6 +2714,9 @@
             <w:tcW w:type="dxa" w:w="1514"/>
           </w:tcPr>
           <w:p>
+            <w:pPr>
+              <w:spacing w:before="20" w:after="20"/>
+            </w:pPr>
             <w:r/>
             <w:r>
               <w:rPr>
@@ -2052,6 +2733,9 @@
             <w:tcW w:type="dxa" w:w="1514"/>
           </w:tcPr>
           <w:p>
+            <w:pPr>
+              <w:spacing w:before="20" w:after="20"/>
+            </w:pPr>
             <w:r/>
             <w:r>
               <w:rPr>
@@ -2068,6 +2752,27 @@
             <w:tcW w:type="dxa" w:w="1514"/>
           </w:tcPr>
           <w:p>
+            <w:pPr>
+              <w:spacing w:before="20" w:after="20"/>
+            </w:pPr>
+            <w:r/>
+            <w:r>
+              <w:rPr>
+                <w:rFonts w:ascii="Verdana" w:hAnsi="Verdana"/>
+                <w:sz w:val="16"/>
+              </w:rPr>
+              <w:t>m</w:t>
+            </w:r>
+          </w:p>
+        </w:tc>
+        <w:tc>
+          <w:tcPr>
+            <w:tcW w:type="dxa" w:w="1514"/>
+          </w:tcPr>
+          <w:p>
+            <w:pPr>
+              <w:spacing w:before="20" w:after="20"/>
+            </w:pPr>
             <w:r/>
             <w:r>
               <w:rPr>
@@ -2075,6 +2780,62 @@
                 <w:b w:val="0"/>
                 <w:sz w:val="16"/>
               </w:rPr>
+              <w:t>2</w:t>
+            </w:r>
+          </w:p>
+        </w:tc>
+        <w:tc>
+          <w:tcPr>
+            <w:tcW w:type="dxa" w:w="1514"/>
+          </w:tcPr>
+          <w:p>
+            <w:pPr>
+              <w:spacing w:before="20" w:after="20"/>
+            </w:pPr>
+            <w:r/>
+            <w:r>
+              <w:rPr>
+                <w:rFonts w:ascii="Verdana" w:hAnsi="Verdana"/>
+                <w:b w:val="0"/>
+                <w:sz w:val="16"/>
+              </w:rPr>
+              <w:t>-1073741824</w:t>
+            </w:r>
+          </w:p>
+        </w:tc>
+        <w:tc>
+          <w:tcPr>
+            <w:tcW w:type="dxa" w:w="1514"/>
+          </w:tcPr>
+          <w:p>
+            <w:pPr>
+              <w:spacing w:before="20" w:after="20"/>
+            </w:pPr>
+            <w:r/>
+            <w:r>
+              <w:rPr>
+                <w:rFonts w:ascii="Verdana" w:hAnsi="Verdana"/>
+                <w:b w:val="0"/>
+                <w:sz w:val="16"/>
+              </w:rPr>
+              <w:t>31</w:t>
+            </w:r>
+          </w:p>
+        </w:tc>
+        <w:tc>
+          <w:tcPr>
+            <w:tcW w:type="dxa" w:w="1514"/>
+          </w:tcPr>
+          <w:p>
+            <w:pPr>
+              <w:spacing w:before="20" w:after="20"/>
+            </w:pPr>
+            <w:r/>
+            <w:r>
+              <w:rPr>
+                <w:rFonts w:ascii="Verdana" w:hAnsi="Verdana"/>
+                <w:sz w:val="16"/>
+              </w:rPr>
               <w:t>m</w:t>
             </w:r>
           </w:p>
@@ -2084,6 +2845,9 @@
             <w:tcW w:type="dxa" w:w="1514"/>
           </w:tcPr>
           <w:p>
+            <w:pPr>
+              <w:spacing w:before="20" w:after="20"/>
+            </w:pPr>
             <w:r/>
             <w:r>
               <w:rPr>
@@ -2100,6 +2864,9 @@
             <w:tcW w:type="dxa" w:w="1514"/>
           </w:tcPr>
           <w:p>
+            <w:pPr>
+              <w:spacing w:before="20" w:after="20"/>
+            </w:pPr>
             <w:r/>
             <w:r>
               <w:rPr>
@@ -2107,15 +2874,18 @@
                 <w:b w:val="0"/>
                 <w:sz w:val="16"/>
               </w:rPr>
-              <w:t>-1073741824</w:t>
-            </w:r>
-          </w:p>
-        </w:tc>
-        <w:tc>
-          <w:tcPr>
-            <w:tcW w:type="dxa" w:w="1514"/>
-          </w:tcPr>
-          <w:p>
+              <w:t>11</w:t>
+            </w:r>
+          </w:p>
+        </w:tc>
+        <w:tc>
+          <w:tcPr>
+            <w:tcW w:type="dxa" w:w="1514"/>
+          </w:tcPr>
+          <w:p>
+            <w:pPr>
+              <w:spacing w:before="20" w:after="20"/>
+            </w:pPr>
             <w:r/>
             <w:r>
               <w:rPr>
@@ -2123,71 +2893,7 @@
                 <w:b w:val="0"/>
                 <w:sz w:val="16"/>
               </w:rPr>
-              <w:t>31</w:t>
-            </w:r>
-          </w:p>
-        </w:tc>
-        <w:tc>
-          <w:tcPr>
-            <w:tcW w:type="dxa" w:w="1514"/>
-          </w:tcPr>
-          <w:p>
-            <w:r/>
-            <w:r>
-              <w:rPr>
-                <w:rFonts w:ascii="Verdana" w:hAnsi="Verdana"/>
-                <w:b w:val="0"/>
-                <w:sz w:val="16"/>
-              </w:rPr>
-              <w:t>m</w:t>
-            </w:r>
-          </w:p>
-        </w:tc>
-        <w:tc>
-          <w:tcPr>
-            <w:tcW w:type="dxa" w:w="1514"/>
-          </w:tcPr>
-          <w:p>
-            <w:r/>
-            <w:r>
-              <w:rPr>
-                <w:rFonts w:ascii="Verdana" w:hAnsi="Verdana"/>
-                <w:b w:val="0"/>
-                <w:sz w:val="16"/>
-              </w:rPr>
-              <w:t>2</w:t>
-            </w:r>
-          </w:p>
-        </w:tc>
-        <w:tc>
-          <w:tcPr>
-            <w:tcW w:type="dxa" w:w="1514"/>
-          </w:tcPr>
-          <w:p>
-            <w:r/>
-            <w:r>
-              <w:rPr>
-                <w:rFonts w:ascii="Verdana" w:hAnsi="Verdana"/>
-                <w:b w:val="0"/>
-                <w:sz w:val="16"/>
-              </w:rPr>
-              <w:t>11</w:t>
-            </w:r>
-          </w:p>
-        </w:tc>
-        <w:tc>
-          <w:tcPr>
-            <w:tcW w:type="dxa" w:w="1514"/>
-          </w:tcPr>
-          <w:p>
-            <w:r/>
-            <w:r>
-              <w:rPr>
-                <w:rFonts w:ascii="Verdana" w:hAnsi="Verdana"/>
-                <w:b w:val="0"/>
-                <w:sz w:val="16"/>
-              </w:rPr>
-              <w:t>(voir Note 6)</w:t>
+              <w:t>Note 184: Le décalage Y est la distance entre l’origine de la projection et le coin supérieur gauche du pixel le plus en haut à gauche d’une carte, comme l’illustre le schéma ci-dessous: Pixel du coin supérieur gauche Décalage Y Décalage X Origine de la projection / / / / / -11 / /</w:t>
             </w:r>
           </w:p>
         </w:tc>
@@ -2201,6 +2907,9 @@
             <w:tcW w:type="dxa" w:w="1514"/>
           </w:tcPr>
           <w:p>
+            <w:pPr>
+              <w:spacing w:before="20" w:after="20"/>
+            </w:pPr>
             <w:r/>
             <w:r>
               <w:rPr>
@@ -2217,6 +2926,9 @@
             <w:tcW w:type="dxa" w:w="1514"/>
           </w:tcPr>
           <w:p>
+            <w:pPr>
+              <w:spacing w:before="20" w:after="20"/>
+            </w:pPr>
             <w:r/>
             <w:r>
               <w:rPr>
@@ -2233,6 +2945,27 @@
             <w:tcW w:type="dxa" w:w="1514"/>
           </w:tcPr>
           <w:p>
+            <w:pPr>
+              <w:spacing w:before="20" w:after="20"/>
+            </w:pPr>
+            <w:r/>
+            <w:r>
+              <w:rPr>
+                <w:rFonts w:ascii="Verdana" w:hAnsi="Verdana"/>
+                <w:sz w:val="16"/>
+              </w:rPr>
+              <w:t>m</w:t>
+            </w:r>
+          </w:p>
+        </w:tc>
+        <w:tc>
+          <w:tcPr>
+            <w:tcW w:type="dxa" w:w="1514"/>
+          </w:tcPr>
+          <w:p>
+            <w:pPr>
+              <w:spacing w:before="20" w:after="20"/>
+            </w:pPr>
             <w:r/>
             <w:r>
               <w:rPr>
@@ -2240,6 +2973,62 @@
                 <w:b w:val="0"/>
                 <w:sz w:val="16"/>
               </w:rPr>
+              <w:t>-1</w:t>
+            </w:r>
+          </w:p>
+        </w:tc>
+        <w:tc>
+          <w:tcPr>
+            <w:tcW w:type="dxa" w:w="1514"/>
+          </w:tcPr>
+          <w:p>
+            <w:pPr>
+              <w:spacing w:before="20" w:after="20"/>
+            </w:pPr>
+            <w:r/>
+            <w:r>
+              <w:rPr>
+                <w:rFonts w:ascii="Verdana" w:hAnsi="Verdana"/>
+                <w:b w:val="0"/>
+                <w:sz w:val="16"/>
+              </w:rPr>
+              <w:t>0</w:t>
+            </w:r>
+          </w:p>
+        </w:tc>
+        <w:tc>
+          <w:tcPr>
+            <w:tcW w:type="dxa" w:w="1514"/>
+          </w:tcPr>
+          <w:p>
+            <w:pPr>
+              <w:spacing w:before="20" w:after="20"/>
+            </w:pPr>
+            <w:r/>
+            <w:r>
+              <w:rPr>
+                <w:rFonts w:ascii="Verdana" w:hAnsi="Verdana"/>
+                <w:b w:val="0"/>
+                <w:sz w:val="16"/>
+              </w:rPr>
+              <w:t>16</w:t>
+            </w:r>
+          </w:p>
+        </w:tc>
+        <w:tc>
+          <w:tcPr>
+            <w:tcW w:type="dxa" w:w="1514"/>
+          </w:tcPr>
+          <w:p>
+            <w:pPr>
+              <w:spacing w:before="20" w:after="20"/>
+            </w:pPr>
+            <w:r/>
+            <w:r>
+              <w:rPr>
+                <w:rFonts w:ascii="Verdana" w:hAnsi="Verdana"/>
+                <w:sz w:val="16"/>
+              </w:rPr>
               <w:t>m</w:t>
             </w:r>
           </w:p>
@@ -2249,6 +3038,9 @@
             <w:tcW w:type="dxa" w:w="1514"/>
           </w:tcPr>
           <w:p>
+            <w:pPr>
+              <w:spacing w:before="20" w:after="20"/>
+            </w:pPr>
             <w:r/>
             <w:r>
               <w:rPr>
@@ -2265,6 +3057,9 @@
             <w:tcW w:type="dxa" w:w="1514"/>
           </w:tcPr>
           <w:p>
+            <w:pPr>
+              <w:spacing w:before="20" w:after="20"/>
+            </w:pPr>
             <w:r/>
             <w:r>
               <w:rPr>
@@ -2272,70 +3067,6 @@
                 <w:b w:val="0"/>
                 <w:sz w:val="16"/>
               </w:rPr>
-              <w:t>0</w:t>
-            </w:r>
-          </w:p>
-        </w:tc>
-        <w:tc>
-          <w:tcPr>
-            <w:tcW w:type="dxa" w:w="1514"/>
-          </w:tcPr>
-          <w:p>
-            <w:r/>
-            <w:r>
-              <w:rPr>
-                <w:rFonts w:ascii="Verdana" w:hAnsi="Verdana"/>
-                <w:b w:val="0"/>
-                <w:sz w:val="16"/>
-              </w:rPr>
-              <w:t>16</w:t>
-            </w:r>
-          </w:p>
-        </w:tc>
-        <w:tc>
-          <w:tcPr>
-            <w:tcW w:type="dxa" w:w="1514"/>
-          </w:tcPr>
-          <w:p>
-            <w:r/>
-            <w:r>
-              <w:rPr>
-                <w:rFonts w:ascii="Verdana" w:hAnsi="Verdana"/>
-                <w:b w:val="0"/>
-                <w:sz w:val="16"/>
-              </w:rPr>
-              <w:t>m</w:t>
-            </w:r>
-          </w:p>
-        </w:tc>
-        <w:tc>
-          <w:tcPr>
-            <w:tcW w:type="dxa" w:w="1514"/>
-          </w:tcPr>
-          <w:p>
-            <w:r/>
-            <w:r>
-              <w:rPr>
-                <w:rFonts w:ascii="Verdana" w:hAnsi="Verdana"/>
-                <w:b w:val="0"/>
-                <w:sz w:val="16"/>
-              </w:rPr>
-              <w:t>-1</w:t>
-            </w:r>
-          </w:p>
-        </w:tc>
-        <w:tc>
-          <w:tcPr>
-            <w:tcW w:type="dxa" w:w="1514"/>
-          </w:tcPr>
-          <w:p>
-            <w:r/>
-            <w:r>
-              <w:rPr>
-                <w:rFonts w:ascii="Verdana" w:hAnsi="Verdana"/>
-                <w:b w:val="0"/>
-                <w:sz w:val="16"/>
-              </w:rPr>
               <w:t>5</w:t>
             </w:r>
           </w:p>
@@ -2345,6 +3076,9 @@
             <w:tcW w:type="dxa" w:w="1514"/>
           </w:tcPr>
           <w:p>
+            <w:pPr>
+              <w:spacing w:before="20" w:after="20"/>
+            </w:pPr>
             <w:r/>
             <w:r>
               <w:rPr>
@@ -2365,6 +3099,9 @@
             <w:tcW w:type="dxa" w:w="1514"/>
           </w:tcPr>
           <w:p>
+            <w:pPr>
+              <w:spacing w:before="20" w:after="20"/>
+            </w:pPr>
             <w:r/>
             <w:r>
               <w:rPr>
@@ -2381,6 +3118,9 @@
             <w:tcW w:type="dxa" w:w="1514"/>
           </w:tcPr>
           <w:p>
+            <w:pPr>
+              <w:spacing w:before="20" w:after="20"/>
+            </w:pPr>
             <w:r/>
             <w:r>
               <w:rPr>
@@ -2397,6 +3137,27 @@
             <w:tcW w:type="dxa" w:w="1514"/>
           </w:tcPr>
           <w:p>
+            <w:pPr>
+              <w:spacing w:before="20" w:after="20"/>
+            </w:pPr>
+            <w:r/>
+            <w:r>
+              <w:rPr>
+                <w:rFonts w:ascii="Verdana" w:hAnsi="Verdana"/>
+                <w:sz w:val="16"/>
+              </w:rPr>
+              <w:t>Numérique</w:t>
+            </w:r>
+          </w:p>
+        </w:tc>
+        <w:tc>
+          <w:tcPr>
+            <w:tcW w:type="dxa" w:w="1514"/>
+          </w:tcPr>
+          <w:p>
+            <w:pPr>
+              <w:spacing w:before="20" w:after="20"/>
+            </w:pPr>
             <w:r/>
             <w:r>
               <w:rPr>
@@ -2404,6 +3165,62 @@
                 <w:b w:val="0"/>
                 <w:sz w:val="16"/>
               </w:rPr>
+              <w:t>0</w:t>
+            </w:r>
+          </w:p>
+        </w:tc>
+        <w:tc>
+          <w:tcPr>
+            <w:tcW w:type="dxa" w:w="1514"/>
+          </w:tcPr>
+          <w:p>
+            <w:pPr>
+              <w:spacing w:before="20" w:after="20"/>
+            </w:pPr>
+            <w:r/>
+            <w:r>
+              <w:rPr>
+                <w:rFonts w:ascii="Verdana" w:hAnsi="Verdana"/>
+                <w:b w:val="0"/>
+                <w:sz w:val="16"/>
+              </w:rPr>
+              <w:t>0</w:t>
+            </w:r>
+          </w:p>
+        </w:tc>
+        <w:tc>
+          <w:tcPr>
+            <w:tcW w:type="dxa" w:w="1514"/>
+          </w:tcPr>
+          <w:p>
+            <w:pPr>
+              <w:spacing w:before="20" w:after="20"/>
+            </w:pPr>
+            <w:r/>
+            <w:r>
+              <w:rPr>
+                <w:rFonts w:ascii="Verdana" w:hAnsi="Verdana"/>
+                <w:b w:val="0"/>
+                <w:sz w:val="16"/>
+              </w:rPr>
+              <w:t>11</w:t>
+            </w:r>
+          </w:p>
+        </w:tc>
+        <w:tc>
+          <w:tcPr>
+            <w:tcW w:type="dxa" w:w="1514"/>
+          </w:tcPr>
+          <w:p>
+            <w:pPr>
+              <w:spacing w:before="20" w:after="20"/>
+            </w:pPr>
+            <w:r/>
+            <w:r>
+              <w:rPr>
+                <w:rFonts w:ascii="Verdana" w:hAnsi="Verdana"/>
+                <w:sz w:val="16"/>
+              </w:rPr>
               <w:t>Numérique</w:t>
             </w:r>
           </w:p>
@@ -2413,6 +3230,9 @@
             <w:tcW w:type="dxa" w:w="1514"/>
           </w:tcPr>
           <w:p>
+            <w:pPr>
+              <w:spacing w:before="20" w:after="20"/>
+            </w:pPr>
             <w:r/>
             <w:r>
               <w:rPr>
@@ -2429,6 +3249,9 @@
             <w:tcW w:type="dxa" w:w="1514"/>
           </w:tcPr>
           <w:p>
+            <w:pPr>
+              <w:spacing w:before="20" w:after="20"/>
+            </w:pPr>
             <w:r/>
             <w:r>
               <w:rPr>
@@ -2436,70 +3259,6 @@
                 <w:b w:val="0"/>
                 <w:sz w:val="16"/>
               </w:rPr>
-              <w:t>0</w:t>
-            </w:r>
-          </w:p>
-        </w:tc>
-        <w:tc>
-          <w:tcPr>
-            <w:tcW w:type="dxa" w:w="1514"/>
-          </w:tcPr>
-          <w:p>
-            <w:r/>
-            <w:r>
-              <w:rPr>
-                <w:rFonts w:ascii="Verdana" w:hAnsi="Verdana"/>
-                <w:b w:val="0"/>
-                <w:sz w:val="16"/>
-              </w:rPr>
-              <w:t>11</w:t>
-            </w:r>
-          </w:p>
-        </w:tc>
-        <w:tc>
-          <w:tcPr>
-            <w:tcW w:type="dxa" w:w="1514"/>
-          </w:tcPr>
-          <w:p>
-            <w:r/>
-            <w:r>
-              <w:rPr>
-                <w:rFonts w:ascii="Verdana" w:hAnsi="Verdana"/>
-                <w:b w:val="0"/>
-                <w:sz w:val="16"/>
-              </w:rPr>
-              <w:t>Numérique</w:t>
-            </w:r>
-          </w:p>
-        </w:tc>
-        <w:tc>
-          <w:tcPr>
-            <w:tcW w:type="dxa" w:w="1514"/>
-          </w:tcPr>
-          <w:p>
-            <w:r/>
-            <w:r>
-              <w:rPr>
-                <w:rFonts w:ascii="Verdana" w:hAnsi="Verdana"/>
-                <w:b w:val="0"/>
-                <w:sz w:val="16"/>
-              </w:rPr>
-              <w:t>0</w:t>
-            </w:r>
-          </w:p>
-        </w:tc>
-        <w:tc>
-          <w:tcPr>
-            <w:tcW w:type="dxa" w:w="1514"/>
-          </w:tcPr>
-          <w:p>
-            <w:r/>
-            <w:r>
-              <w:rPr>
-                <w:rFonts w:ascii="Verdana" w:hAnsi="Verdana"/>
-                <w:b w:val="0"/>
-                <w:sz w:val="16"/>
-              </w:rPr>
               <w:t>4</w:t>
             </w:r>
           </w:p>
@@ -2509,6 +3268,9 @@
             <w:tcW w:type="dxa" w:w="1514"/>
           </w:tcPr>
           <w:p>
+            <w:pPr>
+              <w:spacing w:before="20" w:after="20"/>
+            </w:pPr>
             <w:r/>
             <w:r>
               <w:rPr>
@@ -2529,6 +3291,9 @@
             <w:tcW w:type="dxa" w:w="1514"/>
           </w:tcPr>
           <w:p>
+            <w:pPr>
+              <w:spacing w:before="20" w:after="20"/>
+            </w:pPr>
             <w:r/>
             <w:r>
               <w:rPr>
@@ -2545,6 +3310,9 @@
             <w:tcW w:type="dxa" w:w="1514"/>
           </w:tcPr>
           <w:p>
+            <w:pPr>
+              <w:spacing w:before="20" w:after="20"/>
+            </w:pPr>
             <w:r/>
             <w:r>
               <w:rPr>
@@ -2561,6 +3329,27 @@
             <w:tcW w:type="dxa" w:w="1514"/>
           </w:tcPr>
           <w:p>
+            <w:pPr>
+              <w:spacing w:before="20" w:after="20"/>
+            </w:pPr>
+            <w:r/>
+            <w:r>
+              <w:rPr>
+                <w:rFonts w:ascii="Verdana" w:hAnsi="Verdana"/>
+                <w:sz w:val="16"/>
+              </w:rPr>
+              <w:t>Numérique</w:t>
+            </w:r>
+          </w:p>
+        </w:tc>
+        <w:tc>
+          <w:tcPr>
+            <w:tcW w:type="dxa" w:w="1514"/>
+          </w:tcPr>
+          <w:p>
+            <w:pPr>
+              <w:spacing w:before="20" w:after="20"/>
+            </w:pPr>
             <w:r/>
             <w:r>
               <w:rPr>
@@ -2568,6 +3357,62 @@
                 <w:b w:val="0"/>
                 <w:sz w:val="16"/>
               </w:rPr>
+              <w:t>0</w:t>
+            </w:r>
+          </w:p>
+        </w:tc>
+        <w:tc>
+          <w:tcPr>
+            <w:tcW w:type="dxa" w:w="1514"/>
+          </w:tcPr>
+          <w:p>
+            <w:pPr>
+              <w:spacing w:before="20" w:after="20"/>
+            </w:pPr>
+            <w:r/>
+            <w:r>
+              <w:rPr>
+                <w:rFonts w:ascii="Verdana" w:hAnsi="Verdana"/>
+                <w:b w:val="0"/>
+                <w:sz w:val="16"/>
+              </w:rPr>
+              <w:t>0</w:t>
+            </w:r>
+          </w:p>
+        </w:tc>
+        <w:tc>
+          <w:tcPr>
+            <w:tcW w:type="dxa" w:w="1514"/>
+          </w:tcPr>
+          <w:p>
+            <w:pPr>
+              <w:spacing w:before="20" w:after="20"/>
+            </w:pPr>
+            <w:r/>
+            <w:r>
+              <w:rPr>
+                <w:rFonts w:ascii="Verdana" w:hAnsi="Verdana"/>
+                <w:b w:val="0"/>
+                <w:sz w:val="16"/>
+              </w:rPr>
+              <w:t>12</w:t>
+            </w:r>
+          </w:p>
+        </w:tc>
+        <w:tc>
+          <w:tcPr>
+            <w:tcW w:type="dxa" w:w="1514"/>
+          </w:tcPr>
+          <w:p>
+            <w:pPr>
+              <w:spacing w:before="20" w:after="20"/>
+            </w:pPr>
+            <w:r/>
+            <w:r>
+              <w:rPr>
+                <w:rFonts w:ascii="Verdana" w:hAnsi="Verdana"/>
+                <w:sz w:val="16"/>
+              </w:rPr>
               <w:t>Numérique</w:t>
             </w:r>
           </w:p>
@@ -2577,6 +3422,9 @@
             <w:tcW w:type="dxa" w:w="1514"/>
           </w:tcPr>
           <w:p>
+            <w:pPr>
+              <w:spacing w:before="20" w:after="20"/>
+            </w:pPr>
             <w:r/>
             <w:r>
               <w:rPr>
@@ -2593,6 +3441,9 @@
             <w:tcW w:type="dxa" w:w="1514"/>
           </w:tcPr>
           <w:p>
+            <w:pPr>
+              <w:spacing w:before="20" w:after="20"/>
+            </w:pPr>
             <w:r/>
             <w:r>
               <w:rPr>
@@ -2600,70 +3451,6 @@
                 <w:b w:val="0"/>
                 <w:sz w:val="16"/>
               </w:rPr>
-              <w:t>0</w:t>
-            </w:r>
-          </w:p>
-        </w:tc>
-        <w:tc>
-          <w:tcPr>
-            <w:tcW w:type="dxa" w:w="1514"/>
-          </w:tcPr>
-          <w:p>
-            <w:r/>
-            <w:r>
-              <w:rPr>
-                <w:rFonts w:ascii="Verdana" w:hAnsi="Verdana"/>
-                <w:b w:val="0"/>
-                <w:sz w:val="16"/>
-              </w:rPr>
-              <w:t>12</w:t>
-            </w:r>
-          </w:p>
-        </w:tc>
-        <w:tc>
-          <w:tcPr>
-            <w:tcW w:type="dxa" w:w="1514"/>
-          </w:tcPr>
-          <w:p>
-            <w:r/>
-            <w:r>
-              <w:rPr>
-                <w:rFonts w:ascii="Verdana" w:hAnsi="Verdana"/>
-                <w:b w:val="0"/>
-                <w:sz w:val="16"/>
-              </w:rPr>
-              <w:t>Numérique</w:t>
-            </w:r>
-          </w:p>
-        </w:tc>
-        <w:tc>
-          <w:tcPr>
-            <w:tcW w:type="dxa" w:w="1514"/>
-          </w:tcPr>
-          <w:p>
-            <w:r/>
-            <w:r>
-              <w:rPr>
-                <w:rFonts w:ascii="Verdana" w:hAnsi="Verdana"/>
-                <w:b w:val="0"/>
-                <w:sz w:val="16"/>
-              </w:rPr>
-              <w:t>0</w:t>
-            </w:r>
-          </w:p>
-        </w:tc>
-        <w:tc>
-          <w:tcPr>
-            <w:tcW w:type="dxa" w:w="1514"/>
-          </w:tcPr>
-          <w:p>
-            <w:r/>
-            <w:r>
-              <w:rPr>
-                <w:rFonts w:ascii="Verdana" w:hAnsi="Verdana"/>
-                <w:b w:val="0"/>
-                <w:sz w:val="16"/>
-              </w:rPr>
               <w:t>4</w:t>
             </w:r>
           </w:p>
@@ -2673,6 +3460,9 @@
             <w:tcW w:type="dxa" w:w="1514"/>
           </w:tcPr>
           <w:p>
+            <w:pPr>
+              <w:spacing w:before="20" w:after="20"/>
+            </w:pPr>
             <w:r/>
             <w:r>
               <w:rPr>
@@ -2693,6 +3483,9 @@
             <w:tcW w:type="dxa" w:w="1514"/>
           </w:tcPr>
           <w:p>
+            <w:pPr>
+              <w:spacing w:before="20" w:after="20"/>
+            </w:pPr>
             <w:r/>
             <w:r>
               <w:rPr>
@@ -2709,6 +3502,9 @@
             <w:tcW w:type="dxa" w:w="1514"/>
           </w:tcPr>
           <w:p>
+            <w:pPr>
+              <w:spacing w:before="20" w:after="20"/>
+            </w:pPr>
             <w:r/>
             <w:r>
               <w:rPr>
@@ -2725,6 +3521,27 @@
             <w:tcW w:type="dxa" w:w="1514"/>
           </w:tcPr>
           <w:p>
+            <w:pPr>
+              <w:spacing w:before="20" w:after="20"/>
+            </w:pPr>
+            <w:r/>
+            <w:r>
+              <w:rPr>
+                <w:rFonts w:ascii="Verdana" w:hAnsi="Verdana"/>
+                <w:sz w:val="16"/>
+              </w:rPr>
+              <w:t>Numérique</w:t>
+            </w:r>
+          </w:p>
+        </w:tc>
+        <w:tc>
+          <w:tcPr>
+            <w:tcW w:type="dxa" w:w="1514"/>
+          </w:tcPr>
+          <w:p>
+            <w:pPr>
+              <w:spacing w:before="20" w:after="20"/>
+            </w:pPr>
             <w:r/>
             <w:r>
               <w:rPr>
@@ -2732,6 +3549,62 @@
                 <w:b w:val="0"/>
                 <w:sz w:val="16"/>
               </w:rPr>
+              <w:t>0</w:t>
+            </w:r>
+          </w:p>
+        </w:tc>
+        <w:tc>
+          <w:tcPr>
+            <w:tcW w:type="dxa" w:w="1514"/>
+          </w:tcPr>
+          <w:p>
+            <w:pPr>
+              <w:spacing w:before="20" w:after="20"/>
+            </w:pPr>
+            <w:r/>
+            <w:r>
+              <w:rPr>
+                <w:rFonts w:ascii="Verdana" w:hAnsi="Verdana"/>
+                <w:b w:val="0"/>
+                <w:sz w:val="16"/>
+              </w:rPr>
+              <w:t>0</w:t>
+            </w:r>
+          </w:p>
+        </w:tc>
+        <w:tc>
+          <w:tcPr>
+            <w:tcW w:type="dxa" w:w="1514"/>
+          </w:tcPr>
+          <w:p>
+            <w:pPr>
+              <w:spacing w:before="20" w:after="20"/>
+            </w:pPr>
+            <w:r/>
+            <w:r>
+              <w:rPr>
+                <w:rFonts w:ascii="Verdana" w:hAnsi="Verdana"/>
+                <w:b w:val="0"/>
+                <w:sz w:val="16"/>
+              </w:rPr>
+              <w:t>7</w:t>
+            </w:r>
+          </w:p>
+        </w:tc>
+        <w:tc>
+          <w:tcPr>
+            <w:tcW w:type="dxa" w:w="1514"/>
+          </w:tcPr>
+          <w:p>
+            <w:pPr>
+              <w:spacing w:before="20" w:after="20"/>
+            </w:pPr>
+            <w:r/>
+            <w:r>
+              <w:rPr>
+                <w:rFonts w:ascii="Verdana" w:hAnsi="Verdana"/>
+                <w:sz w:val="16"/>
+              </w:rPr>
               <w:t>Numérique</w:t>
             </w:r>
           </w:p>
@@ -2741,6 +3614,9 @@
             <w:tcW w:type="dxa" w:w="1514"/>
           </w:tcPr>
           <w:p>
+            <w:pPr>
+              <w:spacing w:before="20" w:after="20"/>
+            </w:pPr>
             <w:r/>
             <w:r>
               <w:rPr>
@@ -2757,6 +3633,9 @@
             <w:tcW w:type="dxa" w:w="1514"/>
           </w:tcPr>
           <w:p>
+            <w:pPr>
+              <w:spacing w:before="20" w:after="20"/>
+            </w:pPr>
             <w:r/>
             <w:r>
               <w:rPr>
@@ -2764,70 +3643,6 @@
                 <w:b w:val="0"/>
                 <w:sz w:val="16"/>
               </w:rPr>
-              <w:t>0</w:t>
-            </w:r>
-          </w:p>
-        </w:tc>
-        <w:tc>
-          <w:tcPr>
-            <w:tcW w:type="dxa" w:w="1514"/>
-          </w:tcPr>
-          <w:p>
-            <w:r/>
-            <w:r>
-              <w:rPr>
-                <w:rFonts w:ascii="Verdana" w:hAnsi="Verdana"/>
-                <w:b w:val="0"/>
-                <w:sz w:val="16"/>
-              </w:rPr>
-              <w:t>7</w:t>
-            </w:r>
-          </w:p>
-        </w:tc>
-        <w:tc>
-          <w:tcPr>
-            <w:tcW w:type="dxa" w:w="1514"/>
-          </w:tcPr>
-          <w:p>
-            <w:r/>
-            <w:r>
-              <w:rPr>
-                <w:rFonts w:ascii="Verdana" w:hAnsi="Verdana"/>
-                <w:b w:val="0"/>
-                <w:sz w:val="16"/>
-              </w:rPr>
-              <w:t>Numérique</w:t>
-            </w:r>
-          </w:p>
-        </w:tc>
-        <w:tc>
-          <w:tcPr>
-            <w:tcW w:type="dxa" w:w="1514"/>
-          </w:tcPr>
-          <w:p>
-            <w:r/>
-            <w:r>
-              <w:rPr>
-                <w:rFonts w:ascii="Verdana" w:hAnsi="Verdana"/>
-                <w:b w:val="0"/>
-                <w:sz w:val="16"/>
-              </w:rPr>
-              <w:t>0</w:t>
-            </w:r>
-          </w:p>
-        </w:tc>
-        <w:tc>
-          <w:tcPr>
-            <w:tcW w:type="dxa" w:w="1514"/>
-          </w:tcPr>
-          <w:p>
-            <w:r/>
-            <w:r>
-              <w:rPr>
-                <w:rFonts w:ascii="Verdana" w:hAnsi="Verdana"/>
-                <w:b w:val="0"/>
-                <w:sz w:val="16"/>
-              </w:rPr>
               <w:t>2</w:t>
             </w:r>
           </w:p>
@@ -2837,6 +3652,9 @@
             <w:tcW w:type="dxa" w:w="1514"/>
           </w:tcPr>
           <w:p>
+            <w:pPr>
+              <w:spacing w:before="20" w:after="20"/>
+            </w:pPr>
             <w:r/>
             <w:r>
               <w:rPr>
@@ -2857,6 +3675,9 @@
             <w:tcW w:type="dxa" w:w="1514"/>
           </w:tcPr>
           <w:p>
+            <w:pPr>
+              <w:spacing w:before="20" w:after="20"/>
+            </w:pPr>
             <w:r/>
             <w:r>
               <w:rPr>
@@ -2873,6 +3694,9 @@
             <w:tcW w:type="dxa" w:w="1514"/>
           </w:tcPr>
           <w:p>
+            <w:pPr>
+              <w:spacing w:before="20" w:after="20"/>
+            </w:pPr>
             <w:r/>
             <w:r>
               <w:rPr>
@@ -2889,6 +3713,27 @@
             <w:tcW w:type="dxa" w:w="1514"/>
           </w:tcPr>
           <w:p>
+            <w:pPr>
+              <w:spacing w:before="20" w:after="20"/>
+            </w:pPr>
+            <w:r/>
+            <w:r>
+              <w:rPr>
+                <w:rFonts w:ascii="Verdana" w:hAnsi="Verdana"/>
+                <w:sz w:val="16"/>
+              </w:rPr>
+              <w:t>Numérique</w:t>
+            </w:r>
+          </w:p>
+        </w:tc>
+        <w:tc>
+          <w:tcPr>
+            <w:tcW w:type="dxa" w:w="1514"/>
+          </w:tcPr>
+          <w:p>
+            <w:pPr>
+              <w:spacing w:before="20" w:after="20"/>
+            </w:pPr>
             <w:r/>
             <w:r>
               <w:rPr>
@@ -2896,6 +3741,62 @@
                 <w:b w:val="0"/>
                 <w:sz w:val="16"/>
               </w:rPr>
+              <w:t>0</w:t>
+            </w:r>
+          </w:p>
+        </w:tc>
+        <w:tc>
+          <w:tcPr>
+            <w:tcW w:type="dxa" w:w="1514"/>
+          </w:tcPr>
+          <w:p>
+            <w:pPr>
+              <w:spacing w:before="20" w:after="20"/>
+            </w:pPr>
+            <w:r/>
+            <w:r>
+              <w:rPr>
+                <w:rFonts w:ascii="Verdana" w:hAnsi="Verdana"/>
+                <w:b w:val="0"/>
+                <w:sz w:val="16"/>
+              </w:rPr>
+              <w:t>0</w:t>
+            </w:r>
+          </w:p>
+        </w:tc>
+        <w:tc>
+          <w:tcPr>
+            <w:tcW w:type="dxa" w:w="1514"/>
+          </w:tcPr>
+          <w:p>
+            <w:pPr>
+              <w:spacing w:before="20" w:after="20"/>
+            </w:pPr>
+            <w:r/>
+            <w:r>
+              <w:rPr>
+                <w:rFonts w:ascii="Verdana" w:hAnsi="Verdana"/>
+                <w:b w:val="0"/>
+                <w:sz w:val="16"/>
+              </w:rPr>
+              <w:t>24</w:t>
+            </w:r>
+          </w:p>
+        </w:tc>
+        <w:tc>
+          <w:tcPr>
+            <w:tcW w:type="dxa" w:w="1514"/>
+          </w:tcPr>
+          <w:p>
+            <w:pPr>
+              <w:spacing w:before="20" w:after="20"/>
+            </w:pPr>
+            <w:r/>
+            <w:r>
+              <w:rPr>
+                <w:rFonts w:ascii="Verdana" w:hAnsi="Verdana"/>
+                <w:sz w:val="16"/>
+              </w:rPr>
               <w:t>Numérique</w:t>
             </w:r>
           </w:p>
@@ -2905,6 +3806,9 @@
             <w:tcW w:type="dxa" w:w="1514"/>
           </w:tcPr>
           <w:p>
+            <w:pPr>
+              <w:spacing w:before="20" w:after="20"/>
+            </w:pPr>
             <w:r/>
             <w:r>
               <w:rPr>
@@ -2921,6 +3825,9 @@
             <w:tcW w:type="dxa" w:w="1514"/>
           </w:tcPr>
           <w:p>
+            <w:pPr>
+              <w:spacing w:before="20" w:after="20"/>
+            </w:pPr>
             <w:r/>
             <w:r>
               <w:rPr>
@@ -2928,70 +3835,6 @@
                 <w:b w:val="0"/>
                 <w:sz w:val="16"/>
               </w:rPr>
-              <w:t>0</w:t>
-            </w:r>
-          </w:p>
-        </w:tc>
-        <w:tc>
-          <w:tcPr>
-            <w:tcW w:type="dxa" w:w="1514"/>
-          </w:tcPr>
-          <w:p>
-            <w:r/>
-            <w:r>
-              <w:rPr>
-                <w:rFonts w:ascii="Verdana" w:hAnsi="Verdana"/>
-                <w:b w:val="0"/>
-                <w:sz w:val="16"/>
-              </w:rPr>
-              <w:t>24</w:t>
-            </w:r>
-          </w:p>
-        </w:tc>
-        <w:tc>
-          <w:tcPr>
-            <w:tcW w:type="dxa" w:w="1514"/>
-          </w:tcPr>
-          <w:p>
-            <w:r/>
-            <w:r>
-              <w:rPr>
-                <w:rFonts w:ascii="Verdana" w:hAnsi="Verdana"/>
-                <w:b w:val="0"/>
-                <w:sz w:val="16"/>
-              </w:rPr>
-              <w:t>Numérique</w:t>
-            </w:r>
-          </w:p>
-        </w:tc>
-        <w:tc>
-          <w:tcPr>
-            <w:tcW w:type="dxa" w:w="1514"/>
-          </w:tcPr>
-          <w:p>
-            <w:r/>
-            <w:r>
-              <w:rPr>
-                <w:rFonts w:ascii="Verdana" w:hAnsi="Verdana"/>
-                <w:b w:val="0"/>
-                <w:sz w:val="16"/>
-              </w:rPr>
-              <w:t>0</w:t>
-            </w:r>
-          </w:p>
-        </w:tc>
-        <w:tc>
-          <w:tcPr>
-            <w:tcW w:type="dxa" w:w="1514"/>
-          </w:tcPr>
-          <w:p>
-            <w:r/>
-            <w:r>
-              <w:rPr>
-                <w:rFonts w:ascii="Verdana" w:hAnsi="Verdana"/>
-                <w:b w:val="0"/>
-                <w:sz w:val="16"/>
-              </w:rPr>
               <w:t>8</w:t>
             </w:r>
           </w:p>
@@ -3001,6 +3844,9 @@
             <w:tcW w:type="dxa" w:w="1514"/>
           </w:tcPr>
           <w:p>
+            <w:pPr>
+              <w:spacing w:before="20" w:after="20"/>
+            </w:pPr>
             <w:r/>
             <w:r>
               <w:rPr>
@@ -3021,6 +3867,9 @@
             <w:tcW w:type="dxa" w:w="1514"/>
           </w:tcPr>
           <w:p>
+            <w:pPr>
+              <w:spacing w:before="20" w:after="20"/>
+            </w:pPr>
             <w:r/>
             <w:r>
               <w:rPr>
@@ -3037,6 +3886,9 @@
             <w:tcW w:type="dxa" w:w="1514"/>
           </w:tcPr>
           <w:p>
+            <w:pPr>
+              <w:spacing w:before="20" w:after="20"/>
+            </w:pPr>
             <w:r/>
             <w:r>
               <w:rPr>
@@ -3053,6 +3905,27 @@
             <w:tcW w:type="dxa" w:w="1514"/>
           </w:tcPr>
           <w:p>
+            <w:pPr>
+              <w:spacing w:before="20" w:after="20"/>
+            </w:pPr>
+            <w:r/>
+            <w:r>
+              <w:rPr>
+                <w:rFonts w:ascii="Verdana" w:hAnsi="Verdana"/>
+                <w:sz w:val="16"/>
+              </w:rPr>
+              <w:t>Numérique</w:t>
+            </w:r>
+          </w:p>
+        </w:tc>
+        <w:tc>
+          <w:tcPr>
+            <w:tcW w:type="dxa" w:w="1514"/>
+          </w:tcPr>
+          <w:p>
+            <w:pPr>
+              <w:spacing w:before="20" w:after="20"/>
+            </w:pPr>
             <w:r/>
             <w:r>
               <w:rPr>
@@ -3060,6 +3933,62 @@
                 <w:b w:val="0"/>
                 <w:sz w:val="16"/>
               </w:rPr>
+              <w:t>0</w:t>
+            </w:r>
+          </w:p>
+        </w:tc>
+        <w:tc>
+          <w:tcPr>
+            <w:tcW w:type="dxa" w:w="1514"/>
+          </w:tcPr>
+          <w:p>
+            <w:pPr>
+              <w:spacing w:before="20" w:after="20"/>
+            </w:pPr>
+            <w:r/>
+            <w:r>
+              <w:rPr>
+                <w:rFonts w:ascii="Verdana" w:hAnsi="Verdana"/>
+                <w:b w:val="0"/>
+                <w:sz w:val="16"/>
+              </w:rPr>
+              <w:t>0</w:t>
+            </w:r>
+          </w:p>
+        </w:tc>
+        <w:tc>
+          <w:tcPr>
+            <w:tcW w:type="dxa" w:w="1514"/>
+          </w:tcPr>
+          <w:p>
+            <w:pPr>
+              <w:spacing w:before="20" w:after="20"/>
+            </w:pPr>
+            <w:r/>
+            <w:r>
+              <w:rPr>
+                <w:rFonts w:ascii="Verdana" w:hAnsi="Verdana"/>
+                <w:b w:val="0"/>
+                <w:sz w:val="16"/>
+              </w:rPr>
+              <w:t>8</w:t>
+            </w:r>
+          </w:p>
+        </w:tc>
+        <w:tc>
+          <w:tcPr>
+            <w:tcW w:type="dxa" w:w="1514"/>
+          </w:tcPr>
+          <w:p>
+            <w:pPr>
+              <w:spacing w:before="20" w:after="20"/>
+            </w:pPr>
+            <w:r/>
+            <w:r>
+              <w:rPr>
+                <w:rFonts w:ascii="Verdana" w:hAnsi="Verdana"/>
+                <w:sz w:val="16"/>
+              </w:rPr>
               <w:t>Numérique</w:t>
             </w:r>
           </w:p>
@@ -3069,6 +3998,9 @@
             <w:tcW w:type="dxa" w:w="1514"/>
           </w:tcPr>
           <w:p>
+            <w:pPr>
+              <w:spacing w:before="20" w:after="20"/>
+            </w:pPr>
             <w:r/>
             <w:r>
               <w:rPr>
@@ -3085,6 +4017,9 @@
             <w:tcW w:type="dxa" w:w="1514"/>
           </w:tcPr>
           <w:p>
+            <w:pPr>
+              <w:spacing w:before="20" w:after="20"/>
+            </w:pPr>
             <w:r/>
             <w:r>
               <w:rPr>
@@ -3092,70 +4027,6 @@
                 <w:b w:val="0"/>
                 <w:sz w:val="16"/>
               </w:rPr>
-              <w:t>0</w:t>
-            </w:r>
-          </w:p>
-        </w:tc>
-        <w:tc>
-          <w:tcPr>
-            <w:tcW w:type="dxa" w:w="1514"/>
-          </w:tcPr>
-          <w:p>
-            <w:r/>
-            <w:r>
-              <w:rPr>
-                <w:rFonts w:ascii="Verdana" w:hAnsi="Verdana"/>
-                <w:b w:val="0"/>
-                <w:sz w:val="16"/>
-              </w:rPr>
-              <w:t>8</w:t>
-            </w:r>
-          </w:p>
-        </w:tc>
-        <w:tc>
-          <w:tcPr>
-            <w:tcW w:type="dxa" w:w="1514"/>
-          </w:tcPr>
-          <w:p>
-            <w:r/>
-            <w:r>
-              <w:rPr>
-                <w:rFonts w:ascii="Verdana" w:hAnsi="Verdana"/>
-                <w:b w:val="0"/>
-                <w:sz w:val="16"/>
-              </w:rPr>
-              <w:t>Numérique</w:t>
-            </w:r>
-          </w:p>
-        </w:tc>
-        <w:tc>
-          <w:tcPr>
-            <w:tcW w:type="dxa" w:w="1514"/>
-          </w:tcPr>
-          <w:p>
-            <w:r/>
-            <w:r>
-              <w:rPr>
-                <w:rFonts w:ascii="Verdana" w:hAnsi="Verdana"/>
-                <w:b w:val="0"/>
-                <w:sz w:val="16"/>
-              </w:rPr>
-              <w:t>0</w:t>
-            </w:r>
-          </w:p>
-        </w:tc>
-        <w:tc>
-          <w:tcPr>
-            <w:tcW w:type="dxa" w:w="1514"/>
-          </w:tcPr>
-          <w:p>
-            <w:r/>
-            <w:r>
-              <w:rPr>
-                <w:rFonts w:ascii="Verdana" w:hAnsi="Verdana"/>
-                <w:b w:val="0"/>
-                <w:sz w:val="16"/>
-              </w:rPr>
               <w:t>3</w:t>
             </w:r>
           </w:p>
@@ -3165,6 +4036,9 @@
             <w:tcW w:type="dxa" w:w="1514"/>
           </w:tcPr>
           <w:p>
+            <w:pPr>
+              <w:spacing w:before="20" w:after="20"/>
+            </w:pPr>
             <w:r/>
             <w:r>
               <w:rPr>
@@ -3185,6 +4059,9 @@
             <w:tcW w:type="dxa" w:w="1514"/>
           </w:tcPr>
           <w:p>
+            <w:pPr>
+              <w:spacing w:before="20" w:after="20"/>
+            </w:pPr>
             <w:r/>
             <w:r>
               <w:rPr>
@@ -3201,6 +4078,9 @@
             <w:tcW w:type="dxa" w:w="1514"/>
           </w:tcPr>
           <w:p>
+            <w:pPr>
+              <w:spacing w:before="20" w:after="20"/>
+            </w:pPr>
             <w:r/>
             <w:r>
               <w:rPr>
@@ -3217,6 +4097,27 @@
             <w:tcW w:type="dxa" w:w="1514"/>
           </w:tcPr>
           <w:p>
+            <w:pPr>
+              <w:spacing w:before="20" w:after="20"/>
+            </w:pPr>
+            <w:r/>
+            <w:r>
+              <w:rPr>
+                <w:rFonts w:ascii="Verdana" w:hAnsi="Verdana"/>
+                <w:sz w:val="16"/>
+              </w:rPr>
+              <w:t>Numérique</w:t>
+            </w:r>
+          </w:p>
+        </w:tc>
+        <w:tc>
+          <w:tcPr>
+            <w:tcW w:type="dxa" w:w="1514"/>
+          </w:tcPr>
+          <w:p>
+            <w:pPr>
+              <w:spacing w:before="20" w:after="20"/>
+            </w:pPr>
             <w:r/>
             <w:r>
               <w:rPr>
@@ -3224,6 +4125,62 @@
                 <w:b w:val="0"/>
                 <w:sz w:val="16"/>
               </w:rPr>
+              <w:t>0</w:t>
+            </w:r>
+          </w:p>
+        </w:tc>
+        <w:tc>
+          <w:tcPr>
+            <w:tcW w:type="dxa" w:w="1514"/>
+          </w:tcPr>
+          <w:p>
+            <w:pPr>
+              <w:spacing w:before="20" w:after="20"/>
+            </w:pPr>
+            <w:r/>
+            <w:r>
+              <w:rPr>
+                <w:rFonts w:ascii="Verdana" w:hAnsi="Verdana"/>
+                <w:b w:val="0"/>
+                <w:sz w:val="16"/>
+              </w:rPr>
+              <w:t>0</w:t>
+            </w:r>
+          </w:p>
+        </w:tc>
+        <w:tc>
+          <w:tcPr>
+            <w:tcW w:type="dxa" w:w="1514"/>
+          </w:tcPr>
+          <w:p>
+            <w:pPr>
+              <w:spacing w:before="20" w:after="20"/>
+            </w:pPr>
+            <w:r/>
+            <w:r>
+              <w:rPr>
+                <w:rFonts w:ascii="Verdana" w:hAnsi="Verdana"/>
+                <w:b w:val="0"/>
+                <w:sz w:val="16"/>
+              </w:rPr>
+              <w:t>6</w:t>
+            </w:r>
+          </w:p>
+        </w:tc>
+        <w:tc>
+          <w:tcPr>
+            <w:tcW w:type="dxa" w:w="1514"/>
+          </w:tcPr>
+          <w:p>
+            <w:pPr>
+              <w:spacing w:before="20" w:after="20"/>
+            </w:pPr>
+            <w:r/>
+            <w:r>
+              <w:rPr>
+                <w:rFonts w:ascii="Verdana" w:hAnsi="Verdana"/>
+                <w:sz w:val="16"/>
+              </w:rPr>
               <w:t>Numérique</w:t>
             </w:r>
           </w:p>
@@ -3233,6 +4190,9 @@
             <w:tcW w:type="dxa" w:w="1514"/>
           </w:tcPr>
           <w:p>
+            <w:pPr>
+              <w:spacing w:before="20" w:after="20"/>
+            </w:pPr>
             <w:r/>
             <w:r>
               <w:rPr>
@@ -3249,6 +4209,9 @@
             <w:tcW w:type="dxa" w:w="1514"/>
           </w:tcPr>
           <w:p>
+            <w:pPr>
+              <w:spacing w:before="20" w:after="20"/>
+            </w:pPr>
             <w:r/>
             <w:r>
               <w:rPr>
@@ -3256,70 +4219,6 @@
                 <w:b w:val="0"/>
                 <w:sz w:val="16"/>
               </w:rPr>
-              <w:t>0</w:t>
-            </w:r>
-          </w:p>
-        </w:tc>
-        <w:tc>
-          <w:tcPr>
-            <w:tcW w:type="dxa" w:w="1514"/>
-          </w:tcPr>
-          <w:p>
-            <w:r/>
-            <w:r>
-              <w:rPr>
-                <w:rFonts w:ascii="Verdana" w:hAnsi="Verdana"/>
-                <w:b w:val="0"/>
-                <w:sz w:val="16"/>
-              </w:rPr>
-              <w:t>6</w:t>
-            </w:r>
-          </w:p>
-        </w:tc>
-        <w:tc>
-          <w:tcPr>
-            <w:tcW w:type="dxa" w:w="1514"/>
-          </w:tcPr>
-          <w:p>
-            <w:r/>
-            <w:r>
-              <w:rPr>
-                <w:rFonts w:ascii="Verdana" w:hAnsi="Verdana"/>
-                <w:b w:val="0"/>
-                <w:sz w:val="16"/>
-              </w:rPr>
-              <w:t>Numérique</w:t>
-            </w:r>
-          </w:p>
-        </w:tc>
-        <w:tc>
-          <w:tcPr>
-            <w:tcW w:type="dxa" w:w="1514"/>
-          </w:tcPr>
-          <w:p>
-            <w:r/>
-            <w:r>
-              <w:rPr>
-                <w:rFonts w:ascii="Verdana" w:hAnsi="Verdana"/>
-                <w:b w:val="0"/>
-                <w:sz w:val="16"/>
-              </w:rPr>
-              <w:t>0</w:t>
-            </w:r>
-          </w:p>
-        </w:tc>
-        <w:tc>
-          <w:tcPr>
-            <w:tcW w:type="dxa" w:w="1514"/>
-          </w:tcPr>
-          <w:p>
-            <w:r/>
-            <w:r>
-              <w:rPr>
-                <w:rFonts w:ascii="Verdana" w:hAnsi="Verdana"/>
-                <w:b w:val="0"/>
-                <w:sz w:val="16"/>
-              </w:rPr>
               <w:t>2</w:t>
             </w:r>
           </w:p>
@@ -3329,6 +4228,9 @@
             <w:tcW w:type="dxa" w:w="1514"/>
           </w:tcPr>
           <w:p>
+            <w:pPr>
+              <w:spacing w:before="20" w:after="20"/>
+            </w:pPr>
             <w:r/>
             <w:r>
               <w:rPr>
@@ -3349,6 +4251,9 @@
             <w:tcW w:type="dxa" w:w="1514"/>
           </w:tcPr>
           <w:p>
+            <w:pPr>
+              <w:spacing w:before="20" w:after="20"/>
+            </w:pPr>
             <w:r/>
             <w:r>
               <w:rPr>
@@ -3365,6 +4270,9 @@
             <w:tcW w:type="dxa" w:w="1514"/>
           </w:tcPr>
           <w:p>
+            <w:pPr>
+              <w:spacing w:before="20" w:after="20"/>
+            </w:pPr>
             <w:r/>
             <w:r>
               <w:rPr>
@@ -3381,6 +4289,27 @@
             <w:tcW w:type="dxa" w:w="1514"/>
           </w:tcPr>
           <w:p>
+            <w:pPr>
+              <w:spacing w:before="20" w:after="20"/>
+            </w:pPr>
+            <w:r/>
+            <w:r>
+              <w:rPr>
+                <w:rFonts w:ascii="Verdana" w:hAnsi="Verdana"/>
+                <w:sz w:val="16"/>
+              </w:rPr>
+              <w:t>Numérique</w:t>
+            </w:r>
+          </w:p>
+        </w:tc>
+        <w:tc>
+          <w:tcPr>
+            <w:tcW w:type="dxa" w:w="1514"/>
+          </w:tcPr>
+          <w:p>
+            <w:pPr>
+              <w:spacing w:before="20" w:after="20"/>
+            </w:pPr>
             <w:r/>
             <w:r>
               <w:rPr>
@@ -3388,6 +4317,62 @@
                 <w:b w:val="0"/>
                 <w:sz w:val="16"/>
               </w:rPr>
+              <w:t>0</w:t>
+            </w:r>
+          </w:p>
+        </w:tc>
+        <w:tc>
+          <w:tcPr>
+            <w:tcW w:type="dxa" w:w="1514"/>
+          </w:tcPr>
+          <w:p>
+            <w:pPr>
+              <w:spacing w:before="20" w:after="20"/>
+            </w:pPr>
+            <w:r/>
+            <w:r>
+              <w:rPr>
+                <w:rFonts w:ascii="Verdana" w:hAnsi="Verdana"/>
+                <w:b w:val="0"/>
+                <w:sz w:val="16"/>
+              </w:rPr>
+              <w:t>0</w:t>
+            </w:r>
+          </w:p>
+        </w:tc>
+        <w:tc>
+          <w:tcPr>
+            <w:tcW w:type="dxa" w:w="1514"/>
+          </w:tcPr>
+          <w:p>
+            <w:pPr>
+              <w:spacing w:before="20" w:after="20"/>
+            </w:pPr>
+            <w:r/>
+            <w:r>
+              <w:rPr>
+                <w:rFonts w:ascii="Verdana" w:hAnsi="Verdana"/>
+                <w:b w:val="0"/>
+                <w:sz w:val="16"/>
+              </w:rPr>
+              <w:t>8</w:t>
+            </w:r>
+          </w:p>
+        </w:tc>
+        <w:tc>
+          <w:tcPr>
+            <w:tcW w:type="dxa" w:w="1514"/>
+          </w:tcPr>
+          <w:p>
+            <w:pPr>
+              <w:spacing w:before="20" w:after="20"/>
+            </w:pPr>
+            <w:r/>
+            <w:r>
+              <w:rPr>
+                <w:rFonts w:ascii="Verdana" w:hAnsi="Verdana"/>
+                <w:sz w:val="16"/>
+              </w:rPr>
               <w:t>Numérique</w:t>
             </w:r>
           </w:p>
@@ -3397,6 +4382,9 @@
             <w:tcW w:type="dxa" w:w="1514"/>
           </w:tcPr>
           <w:p>
+            <w:pPr>
+              <w:spacing w:before="20" w:after="20"/>
+            </w:pPr>
             <w:r/>
             <w:r>
               <w:rPr>
@@ -3413,6 +4401,9 @@
             <w:tcW w:type="dxa" w:w="1514"/>
           </w:tcPr>
           <w:p>
+            <w:pPr>
+              <w:spacing w:before="20" w:after="20"/>
+            </w:pPr>
             <w:r/>
             <w:r>
               <w:rPr>
@@ -3420,70 +4411,6 @@
                 <w:b w:val="0"/>
                 <w:sz w:val="16"/>
               </w:rPr>
-              <w:t>0</w:t>
-            </w:r>
-          </w:p>
-        </w:tc>
-        <w:tc>
-          <w:tcPr>
-            <w:tcW w:type="dxa" w:w="1514"/>
-          </w:tcPr>
-          <w:p>
-            <w:r/>
-            <w:r>
-              <w:rPr>
-                <w:rFonts w:ascii="Verdana" w:hAnsi="Verdana"/>
-                <w:b w:val="0"/>
-                <w:sz w:val="16"/>
-              </w:rPr>
-              <w:t>8</w:t>
-            </w:r>
-          </w:p>
-        </w:tc>
-        <w:tc>
-          <w:tcPr>
-            <w:tcW w:type="dxa" w:w="1514"/>
-          </w:tcPr>
-          <w:p>
-            <w:r/>
-            <w:r>
-              <w:rPr>
-                <w:rFonts w:ascii="Verdana" w:hAnsi="Verdana"/>
-                <w:b w:val="0"/>
-                <w:sz w:val="16"/>
-              </w:rPr>
-              <w:t>Numérique</w:t>
-            </w:r>
-          </w:p>
-        </w:tc>
-        <w:tc>
-          <w:tcPr>
-            <w:tcW w:type="dxa" w:w="1514"/>
-          </w:tcPr>
-          <w:p>
-            <w:r/>
-            <w:r>
-              <w:rPr>
-                <w:rFonts w:ascii="Verdana" w:hAnsi="Verdana"/>
-                <w:b w:val="0"/>
-                <w:sz w:val="16"/>
-              </w:rPr>
-              <w:t>0</w:t>
-            </w:r>
-          </w:p>
-        </w:tc>
-        <w:tc>
-          <w:tcPr>
-            <w:tcW w:type="dxa" w:w="1514"/>
-          </w:tcPr>
-          <w:p>
-            <w:r/>
-            <w:r>
-              <w:rPr>
-                <w:rFonts w:ascii="Verdana" w:hAnsi="Verdana"/>
-                <w:b w:val="0"/>
-                <w:sz w:val="16"/>
-              </w:rPr>
               <w:t>3</w:t>
             </w:r>
           </w:p>
@@ -3493,6 +4420,9 @@
             <w:tcW w:type="dxa" w:w="1514"/>
           </w:tcPr>
           <w:p>
+            <w:pPr>
+              <w:spacing w:before="20" w:after="20"/>
+            </w:pPr>
             <w:r/>
             <w:r>
               <w:rPr>
@@ -3513,6 +4443,9 @@
             <w:tcW w:type="dxa" w:w="1514"/>
           </w:tcPr>
           <w:p>
+            <w:pPr>
+              <w:spacing w:before="20" w:after="20"/>
+            </w:pPr>
             <w:r/>
             <w:r>
               <w:rPr>
@@ -3529,6 +4462,9 @@
             <w:tcW w:type="dxa" w:w="1514"/>
           </w:tcPr>
           <w:p>
+            <w:pPr>
+              <w:spacing w:before="20" w:after="20"/>
+            </w:pPr>
             <w:r/>
             <w:r>
               <w:rPr>
@@ -3545,6 +4481,27 @@
             <w:tcW w:type="dxa" w:w="1514"/>
           </w:tcPr>
           <w:p>
+            <w:pPr>
+              <w:spacing w:before="20" w:after="20"/>
+            </w:pPr>
+            <w:r/>
+            <w:r>
+              <w:rPr>
+                <w:rFonts w:ascii="Verdana" w:hAnsi="Verdana"/>
+                <w:sz w:val="16"/>
+              </w:rPr>
+              <w:t>Numérique</w:t>
+            </w:r>
+          </w:p>
+        </w:tc>
+        <w:tc>
+          <w:tcPr>
+            <w:tcW w:type="dxa" w:w="1514"/>
+          </w:tcPr>
+          <w:p>
+            <w:pPr>
+              <w:spacing w:before="20" w:after="20"/>
+            </w:pPr>
             <w:r/>
             <w:r>
               <w:rPr>
@@ -3552,6 +4509,62 @@
                 <w:b w:val="0"/>
                 <w:sz w:val="16"/>
               </w:rPr>
+              <w:t>0</w:t>
+            </w:r>
+          </w:p>
+        </w:tc>
+        <w:tc>
+          <w:tcPr>
+            <w:tcW w:type="dxa" w:w="1514"/>
+          </w:tcPr>
+          <w:p>
+            <w:pPr>
+              <w:spacing w:before="20" w:after="20"/>
+            </w:pPr>
+            <w:r/>
+            <w:r>
+              <w:rPr>
+                <w:rFonts w:ascii="Verdana" w:hAnsi="Verdana"/>
+                <w:b w:val="0"/>
+                <w:sz w:val="16"/>
+              </w:rPr>
+              <w:t>0</w:t>
+            </w:r>
+          </w:p>
+        </w:tc>
+        <w:tc>
+          <w:tcPr>
+            <w:tcW w:type="dxa" w:w="1514"/>
+          </w:tcPr>
+          <w:p>
+            <w:pPr>
+              <w:spacing w:before="20" w:after="20"/>
+            </w:pPr>
+            <w:r/>
+            <w:r>
+              <w:rPr>
+                <w:rFonts w:ascii="Verdana" w:hAnsi="Verdana"/>
+                <w:b w:val="0"/>
+                <w:sz w:val="16"/>
+              </w:rPr>
+              <w:t>11</w:t>
+            </w:r>
+          </w:p>
+        </w:tc>
+        <w:tc>
+          <w:tcPr>
+            <w:tcW w:type="dxa" w:w="1514"/>
+          </w:tcPr>
+          <w:p>
+            <w:pPr>
+              <w:spacing w:before="20" w:after="20"/>
+            </w:pPr>
+            <w:r/>
+            <w:r>
+              <w:rPr>
+                <w:rFonts w:ascii="Verdana" w:hAnsi="Verdana"/>
+                <w:sz w:val="16"/>
+              </w:rPr>
               <w:t>Numérique</w:t>
             </w:r>
           </w:p>
@@ -3561,6 +4574,9 @@
             <w:tcW w:type="dxa" w:w="1514"/>
           </w:tcPr>
           <w:p>
+            <w:pPr>
+              <w:spacing w:before="20" w:after="20"/>
+            </w:pPr>
             <w:r/>
             <w:r>
               <w:rPr>
@@ -3577,6 +4593,9 @@
             <w:tcW w:type="dxa" w:w="1514"/>
           </w:tcPr>
           <w:p>
+            <w:pPr>
+              <w:spacing w:before="20" w:after="20"/>
+            </w:pPr>
             <w:r/>
             <w:r>
               <w:rPr>
@@ -3584,70 +4603,6 @@
                 <w:b w:val="0"/>
                 <w:sz w:val="16"/>
               </w:rPr>
-              <w:t>0</w:t>
-            </w:r>
-          </w:p>
-        </w:tc>
-        <w:tc>
-          <w:tcPr>
-            <w:tcW w:type="dxa" w:w="1514"/>
-          </w:tcPr>
-          <w:p>
-            <w:r/>
-            <w:r>
-              <w:rPr>
-                <w:rFonts w:ascii="Verdana" w:hAnsi="Verdana"/>
-                <w:b w:val="0"/>
-                <w:sz w:val="16"/>
-              </w:rPr>
-              <w:t>11</w:t>
-            </w:r>
-          </w:p>
-        </w:tc>
-        <w:tc>
-          <w:tcPr>
-            <w:tcW w:type="dxa" w:w="1514"/>
-          </w:tcPr>
-          <w:p>
-            <w:r/>
-            <w:r>
-              <w:rPr>
-                <w:rFonts w:ascii="Verdana" w:hAnsi="Verdana"/>
-                <w:b w:val="0"/>
-                <w:sz w:val="16"/>
-              </w:rPr>
-              <w:t>Numérique</w:t>
-            </w:r>
-          </w:p>
-        </w:tc>
-        <w:tc>
-          <w:tcPr>
-            <w:tcW w:type="dxa" w:w="1514"/>
-          </w:tcPr>
-          <w:p>
-            <w:r/>
-            <w:r>
-              <w:rPr>
-                <w:rFonts w:ascii="Verdana" w:hAnsi="Verdana"/>
-                <w:b w:val="0"/>
-                <w:sz w:val="16"/>
-              </w:rPr>
-              <w:t>0</w:t>
-            </w:r>
-          </w:p>
-        </w:tc>
-        <w:tc>
-          <w:tcPr>
-            <w:tcW w:type="dxa" w:w="1514"/>
-          </w:tcPr>
-          <w:p>
-            <w:r/>
-            <w:r>
-              <w:rPr>
-                <w:rFonts w:ascii="Verdana" w:hAnsi="Verdana"/>
-                <w:b w:val="0"/>
-                <w:sz w:val="16"/>
-              </w:rPr>
               <w:t>4</w:t>
             </w:r>
           </w:p>
@@ -3657,6 +4612,9 @@
             <w:tcW w:type="dxa" w:w="1514"/>
           </w:tcPr>
           <w:p>
+            <w:pPr>
+              <w:spacing w:before="20" w:after="20"/>
+            </w:pPr>
             <w:r/>
             <w:r>
               <w:rPr>
@@ -3677,6 +4635,9 @@
             <w:tcW w:type="dxa" w:w="1514"/>
           </w:tcPr>
           <w:p>
+            <w:pPr>
+              <w:spacing w:before="20" w:after="20"/>
+            </w:pPr>
             <w:r/>
             <w:r>
               <w:rPr>
@@ -3693,6 +4654,9 @@
             <w:tcW w:type="dxa" w:w="1514"/>
           </w:tcPr>
           <w:p>
+            <w:pPr>
+              <w:spacing w:before="20" w:after="20"/>
+            </w:pPr>
             <w:r/>
             <w:r>
               <w:rPr>
@@ -3709,6 +4673,27 @@
             <w:tcW w:type="dxa" w:w="1514"/>
           </w:tcPr>
           <w:p>
+            <w:pPr>
+              <w:spacing w:before="20" w:after="20"/>
+            </w:pPr>
+            <w:r/>
+            <w:r>
+              <w:rPr>
+                <w:rFonts w:ascii="Verdana" w:hAnsi="Verdana"/>
+                <w:sz w:val="16"/>
+              </w:rPr>
+              <w:t>Numérique</w:t>
+            </w:r>
+          </w:p>
+        </w:tc>
+        <w:tc>
+          <w:tcPr>
+            <w:tcW w:type="dxa" w:w="1514"/>
+          </w:tcPr>
+          <w:p>
+            <w:pPr>
+              <w:spacing w:before="20" w:after="20"/>
+            </w:pPr>
             <w:r/>
             <w:r>
               <w:rPr>
@@ -3716,6 +4701,62 @@
                 <w:b w:val="0"/>
                 <w:sz w:val="16"/>
               </w:rPr>
+              <w:t>0</w:t>
+            </w:r>
+          </w:p>
+        </w:tc>
+        <w:tc>
+          <w:tcPr>
+            <w:tcW w:type="dxa" w:w="1514"/>
+          </w:tcPr>
+          <w:p>
+            <w:pPr>
+              <w:spacing w:before="20" w:after="20"/>
+            </w:pPr>
+            <w:r/>
+            <w:r>
+              <w:rPr>
+                <w:rFonts w:ascii="Verdana" w:hAnsi="Verdana"/>
+                <w:b w:val="0"/>
+                <w:sz w:val="16"/>
+              </w:rPr>
+              <w:t>0</w:t>
+            </w:r>
+          </w:p>
+        </w:tc>
+        <w:tc>
+          <w:tcPr>
+            <w:tcW w:type="dxa" w:w="1514"/>
+          </w:tcPr>
+          <w:p>
+            <w:pPr>
+              <w:spacing w:before="20" w:after="20"/>
+            </w:pPr>
+            <w:r/>
+            <w:r>
+              <w:rPr>
+                <w:rFonts w:ascii="Verdana" w:hAnsi="Verdana"/>
+                <w:b w:val="0"/>
+                <w:sz w:val="16"/>
+              </w:rPr>
+              <w:t>8</w:t>
+            </w:r>
+          </w:p>
+        </w:tc>
+        <w:tc>
+          <w:tcPr>
+            <w:tcW w:type="dxa" w:w="1514"/>
+          </w:tcPr>
+          <w:p>
+            <w:pPr>
+              <w:spacing w:before="20" w:after="20"/>
+            </w:pPr>
+            <w:r/>
+            <w:r>
+              <w:rPr>
+                <w:rFonts w:ascii="Verdana" w:hAnsi="Verdana"/>
+                <w:sz w:val="16"/>
+              </w:rPr>
               <w:t>Numérique</w:t>
             </w:r>
           </w:p>
@@ -3725,6 +4766,9 @@
             <w:tcW w:type="dxa" w:w="1514"/>
           </w:tcPr>
           <w:p>
+            <w:pPr>
+              <w:spacing w:before="20" w:after="20"/>
+            </w:pPr>
             <w:r/>
             <w:r>
               <w:rPr>
@@ -3741,6 +4785,9 @@
             <w:tcW w:type="dxa" w:w="1514"/>
           </w:tcPr>
           <w:p>
+            <w:pPr>
+              <w:spacing w:before="20" w:after="20"/>
+            </w:pPr>
             <w:r/>
             <w:r>
               <w:rPr>
@@ -3748,70 +4795,6 @@
                 <w:b w:val="0"/>
                 <w:sz w:val="16"/>
               </w:rPr>
-              <w:t>0</w:t>
-            </w:r>
-          </w:p>
-        </w:tc>
-        <w:tc>
-          <w:tcPr>
-            <w:tcW w:type="dxa" w:w="1514"/>
-          </w:tcPr>
-          <w:p>
-            <w:r/>
-            <w:r>
-              <w:rPr>
-                <w:rFonts w:ascii="Verdana" w:hAnsi="Verdana"/>
-                <w:b w:val="0"/>
-                <w:sz w:val="16"/>
-              </w:rPr>
-              <w:t>8</w:t>
-            </w:r>
-          </w:p>
-        </w:tc>
-        <w:tc>
-          <w:tcPr>
-            <w:tcW w:type="dxa" w:w="1514"/>
-          </w:tcPr>
-          <w:p>
-            <w:r/>
-            <w:r>
-              <w:rPr>
-                <w:rFonts w:ascii="Verdana" w:hAnsi="Verdana"/>
-                <w:b w:val="0"/>
-                <w:sz w:val="16"/>
-              </w:rPr>
-              <w:t>Numérique</w:t>
-            </w:r>
-          </w:p>
-        </w:tc>
-        <w:tc>
-          <w:tcPr>
-            <w:tcW w:type="dxa" w:w="1514"/>
-          </w:tcPr>
-          <w:p>
-            <w:r/>
-            <w:r>
-              <w:rPr>
-                <w:rFonts w:ascii="Verdana" w:hAnsi="Verdana"/>
-                <w:b w:val="0"/>
-                <w:sz w:val="16"/>
-              </w:rPr>
-              <w:t>0</w:t>
-            </w:r>
-          </w:p>
-        </w:tc>
-        <w:tc>
-          <w:tcPr>
-            <w:tcW w:type="dxa" w:w="1514"/>
-          </w:tcPr>
-          <w:p>
-            <w:r/>
-            <w:r>
-              <w:rPr>
-                <w:rFonts w:ascii="Verdana" w:hAnsi="Verdana"/>
-                <w:b w:val="0"/>
-                <w:sz w:val="16"/>
-              </w:rPr>
               <w:t>3</w:t>
             </w:r>
           </w:p>
@@ -3821,6 +4804,9 @@
             <w:tcW w:type="dxa" w:w="1514"/>
           </w:tcPr>
           <w:p>
+            <w:pPr>
+              <w:spacing w:before="20" w:after="20"/>
+            </w:pPr>
             <w:r/>
             <w:r>
               <w:rPr>
@@ -3841,6 +4827,9 @@
             <w:tcW w:type="dxa" w:w="1514"/>
           </w:tcPr>
           <w:p>
+            <w:pPr>
+              <w:spacing w:before="20" w:after="20"/>
+            </w:pPr>
             <w:r/>
             <w:r>
               <w:rPr>
@@ -3857,6 +4846,9 @@
             <w:tcW w:type="dxa" w:w="1514"/>
           </w:tcPr>
           <w:p>
+            <w:pPr>
+              <w:spacing w:before="20" w:after="20"/>
+            </w:pPr>
             <w:r/>
             <w:r>
               <w:rPr>
@@ -3873,6 +4865,27 @@
             <w:tcW w:type="dxa" w:w="1514"/>
           </w:tcPr>
           <w:p>
+            <w:pPr>
+              <w:spacing w:before="20" w:after="20"/>
+            </w:pPr>
+            <w:r/>
+            <w:r>
+              <w:rPr>
+                <w:rFonts w:ascii="Verdana" w:hAnsi="Verdana"/>
+                <w:sz w:val="16"/>
+              </w:rPr>
+              <w:t>Numérique</w:t>
+            </w:r>
+          </w:p>
+        </w:tc>
+        <w:tc>
+          <w:tcPr>
+            <w:tcW w:type="dxa" w:w="1514"/>
+          </w:tcPr>
+          <w:p>
+            <w:pPr>
+              <w:spacing w:before="20" w:after="20"/>
+            </w:pPr>
             <w:r/>
             <w:r>
               <w:rPr>
@@ -3880,6 +4893,62 @@
                 <w:b w:val="0"/>
                 <w:sz w:val="16"/>
               </w:rPr>
+              <w:t>0</w:t>
+            </w:r>
+          </w:p>
+        </w:tc>
+        <w:tc>
+          <w:tcPr>
+            <w:tcW w:type="dxa" w:w="1514"/>
+          </w:tcPr>
+          <w:p>
+            <w:pPr>
+              <w:spacing w:before="20" w:after="20"/>
+            </w:pPr>
+            <w:r/>
+            <w:r>
+              <w:rPr>
+                <w:rFonts w:ascii="Verdana" w:hAnsi="Verdana"/>
+                <w:b w:val="0"/>
+                <w:sz w:val="16"/>
+              </w:rPr>
+              <w:t>0</w:t>
+            </w:r>
+          </w:p>
+        </w:tc>
+        <w:tc>
+          <w:tcPr>
+            <w:tcW w:type="dxa" w:w="1514"/>
+          </w:tcPr>
+          <w:p>
+            <w:pPr>
+              <w:spacing w:before="20" w:after="20"/>
+            </w:pPr>
+            <w:r/>
+            <w:r>
+              <w:rPr>
+                <w:rFonts w:ascii="Verdana" w:hAnsi="Verdana"/>
+                <w:b w:val="0"/>
+                <w:sz w:val="16"/>
+              </w:rPr>
+              <w:t>5</w:t>
+            </w:r>
+          </w:p>
+        </w:tc>
+        <w:tc>
+          <w:tcPr>
+            <w:tcW w:type="dxa" w:w="1514"/>
+          </w:tcPr>
+          <w:p>
+            <w:pPr>
+              <w:spacing w:before="20" w:after="20"/>
+            </w:pPr>
+            <w:r/>
+            <w:r>
+              <w:rPr>
+                <w:rFonts w:ascii="Verdana" w:hAnsi="Verdana"/>
+                <w:sz w:val="16"/>
+              </w:rPr>
               <w:t>Numérique</w:t>
             </w:r>
           </w:p>
@@ -3889,6 +4958,9 @@
             <w:tcW w:type="dxa" w:w="1514"/>
           </w:tcPr>
           <w:p>
+            <w:pPr>
+              <w:spacing w:before="20" w:after="20"/>
+            </w:pPr>
             <w:r/>
             <w:r>
               <w:rPr>
@@ -3905,6 +4977,9 @@
             <w:tcW w:type="dxa" w:w="1514"/>
           </w:tcPr>
           <w:p>
+            <w:pPr>
+              <w:spacing w:before="20" w:after="20"/>
+            </w:pPr>
             <w:r/>
             <w:r>
               <w:rPr>
@@ -3912,70 +4987,6 @@
                 <w:b w:val="0"/>
                 <w:sz w:val="16"/>
               </w:rPr>
-              <w:t>0</w:t>
-            </w:r>
-          </w:p>
-        </w:tc>
-        <w:tc>
-          <w:tcPr>
-            <w:tcW w:type="dxa" w:w="1514"/>
-          </w:tcPr>
-          <w:p>
-            <w:r/>
-            <w:r>
-              <w:rPr>
-                <w:rFonts w:ascii="Verdana" w:hAnsi="Verdana"/>
-                <w:b w:val="0"/>
-                <w:sz w:val="16"/>
-              </w:rPr>
-              <w:t>5</w:t>
-            </w:r>
-          </w:p>
-        </w:tc>
-        <w:tc>
-          <w:tcPr>
-            <w:tcW w:type="dxa" w:w="1514"/>
-          </w:tcPr>
-          <w:p>
-            <w:r/>
-            <w:r>
-              <w:rPr>
-                <w:rFonts w:ascii="Verdana" w:hAnsi="Verdana"/>
-                <w:b w:val="0"/>
-                <w:sz w:val="16"/>
-              </w:rPr>
-              <w:t>Numérique</w:t>
-            </w:r>
-          </w:p>
-        </w:tc>
-        <w:tc>
-          <w:tcPr>
-            <w:tcW w:type="dxa" w:w="1514"/>
-          </w:tcPr>
-          <w:p>
-            <w:r/>
-            <w:r>
-              <w:rPr>
-                <w:rFonts w:ascii="Verdana" w:hAnsi="Verdana"/>
-                <w:b w:val="0"/>
-                <w:sz w:val="16"/>
-              </w:rPr>
-              <w:t>0</w:t>
-            </w:r>
-          </w:p>
-        </w:tc>
-        <w:tc>
-          <w:tcPr>
-            <w:tcW w:type="dxa" w:w="1514"/>
-          </w:tcPr>
-          <w:p>
-            <w:r/>
-            <w:r>
-              <w:rPr>
-                <w:rFonts w:ascii="Verdana" w:hAnsi="Verdana"/>
-                <w:b w:val="0"/>
-                <w:sz w:val="16"/>
-              </w:rPr>
               <w:t>2</w:t>
             </w:r>
           </w:p>
@@ -3985,6 +4996,9 @@
             <w:tcW w:type="dxa" w:w="1514"/>
           </w:tcPr>
           <w:p>
+            <w:pPr>
+              <w:spacing w:before="20" w:after="20"/>
+            </w:pPr>
             <w:r/>
             <w:r>
               <w:rPr>
@@ -4005,6 +5019,9 @@
             <w:tcW w:type="dxa" w:w="1514"/>
           </w:tcPr>
           <w:p>
+            <w:pPr>
+              <w:spacing w:before="20" w:after="20"/>
+            </w:pPr>
             <w:r/>
             <w:r>
               <w:rPr>
@@ -4021,6 +5038,9 @@
             <w:tcW w:type="dxa" w:w="1514"/>
           </w:tcPr>
           <w:p>
+            <w:pPr>
+              <w:spacing w:before="20" w:after="20"/>
+            </w:pPr>
             <w:r/>
             <w:r>
               <w:rPr>
@@ -4037,6 +5057,27 @@
             <w:tcW w:type="dxa" w:w="1514"/>
           </w:tcPr>
           <w:p>
+            <w:pPr>
+              <w:spacing w:before="20" w:after="20"/>
+            </w:pPr>
+            <w:r/>
+            <w:r>
+              <w:rPr>
+                <w:rFonts w:ascii="Verdana" w:hAnsi="Verdana"/>
+                <w:sz w:val="16"/>
+              </w:rPr>
+              <w:t>Numérique</w:t>
+            </w:r>
+          </w:p>
+        </w:tc>
+        <w:tc>
+          <w:tcPr>
+            <w:tcW w:type="dxa" w:w="1514"/>
+          </w:tcPr>
+          <w:p>
+            <w:pPr>
+              <w:spacing w:before="20" w:after="20"/>
+            </w:pPr>
             <w:r/>
             <w:r>
               <w:rPr>
@@ -4044,6 +5085,62 @@
                 <w:b w:val="0"/>
                 <w:sz w:val="16"/>
               </w:rPr>
+              <w:t>0</w:t>
+            </w:r>
+          </w:p>
+        </w:tc>
+        <w:tc>
+          <w:tcPr>
+            <w:tcW w:type="dxa" w:w="1514"/>
+          </w:tcPr>
+          <w:p>
+            <w:pPr>
+              <w:spacing w:before="20" w:after="20"/>
+            </w:pPr>
+            <w:r/>
+            <w:r>
+              <w:rPr>
+                <w:rFonts w:ascii="Verdana" w:hAnsi="Verdana"/>
+                <w:b w:val="0"/>
+                <w:sz w:val="16"/>
+              </w:rPr>
+              <w:t>0</w:t>
+            </w:r>
+          </w:p>
+        </w:tc>
+        <w:tc>
+          <w:tcPr>
+            <w:tcW w:type="dxa" w:w="1514"/>
+          </w:tcPr>
+          <w:p>
+            <w:pPr>
+              <w:spacing w:before="20" w:after="20"/>
+            </w:pPr>
+            <w:r/>
+            <w:r>
+              <w:rPr>
+                <w:rFonts w:ascii="Verdana" w:hAnsi="Verdana"/>
+                <w:b w:val="0"/>
+                <w:sz w:val="16"/>
+              </w:rPr>
+              <w:t>5</w:t>
+            </w:r>
+          </w:p>
+        </w:tc>
+        <w:tc>
+          <w:tcPr>
+            <w:tcW w:type="dxa" w:w="1514"/>
+          </w:tcPr>
+          <w:p>
+            <w:pPr>
+              <w:spacing w:before="20" w:after="20"/>
+            </w:pPr>
+            <w:r/>
+            <w:r>
+              <w:rPr>
+                <w:rFonts w:ascii="Verdana" w:hAnsi="Verdana"/>
+                <w:sz w:val="16"/>
+              </w:rPr>
               <w:t>Numérique</w:t>
             </w:r>
           </w:p>
@@ -4053,6 +5150,9 @@
             <w:tcW w:type="dxa" w:w="1514"/>
           </w:tcPr>
           <w:p>
+            <w:pPr>
+              <w:spacing w:before="20" w:after="20"/>
+            </w:pPr>
             <w:r/>
             <w:r>
               <w:rPr>
@@ -4069,6 +5169,9 @@
             <w:tcW w:type="dxa" w:w="1514"/>
           </w:tcPr>
           <w:p>
+            <w:pPr>
+              <w:spacing w:before="20" w:after="20"/>
+            </w:pPr>
             <w:r/>
             <w:r>
               <w:rPr>
@@ -4076,70 +5179,6 @@
                 <w:b w:val="0"/>
                 <w:sz w:val="16"/>
               </w:rPr>
-              <w:t>0</w:t>
-            </w:r>
-          </w:p>
-        </w:tc>
-        <w:tc>
-          <w:tcPr>
-            <w:tcW w:type="dxa" w:w="1514"/>
-          </w:tcPr>
-          <w:p>
-            <w:r/>
-            <w:r>
-              <w:rPr>
-                <w:rFonts w:ascii="Verdana" w:hAnsi="Verdana"/>
-                <w:b w:val="0"/>
-                <w:sz w:val="16"/>
-              </w:rPr>
-              <w:t>5</w:t>
-            </w:r>
-          </w:p>
-        </w:tc>
-        <w:tc>
-          <w:tcPr>
-            <w:tcW w:type="dxa" w:w="1514"/>
-          </w:tcPr>
-          <w:p>
-            <w:r/>
-            <w:r>
-              <w:rPr>
-                <w:rFonts w:ascii="Verdana" w:hAnsi="Verdana"/>
-                <w:b w:val="0"/>
-                <w:sz w:val="16"/>
-              </w:rPr>
-              <w:t>Numérique</w:t>
-            </w:r>
-          </w:p>
-        </w:tc>
-        <w:tc>
-          <w:tcPr>
-            <w:tcW w:type="dxa" w:w="1514"/>
-          </w:tcPr>
-          <w:p>
-            <w:r/>
-            <w:r>
-              <w:rPr>
-                <w:rFonts w:ascii="Verdana" w:hAnsi="Verdana"/>
-                <w:b w:val="0"/>
-                <w:sz w:val="16"/>
-              </w:rPr>
-              <w:t>0</w:t>
-            </w:r>
-          </w:p>
-        </w:tc>
-        <w:tc>
-          <w:tcPr>
-            <w:tcW w:type="dxa" w:w="1514"/>
-          </w:tcPr>
-          <w:p>
-            <w:r/>
-            <w:r>
-              <w:rPr>
-                <w:rFonts w:ascii="Verdana" w:hAnsi="Verdana"/>
-                <w:b w:val="0"/>
-                <w:sz w:val="16"/>
-              </w:rPr>
               <w:t>2</w:t>
             </w:r>
           </w:p>
@@ -4149,6 +5188,9 @@
             <w:tcW w:type="dxa" w:w="1514"/>
           </w:tcPr>
           <w:p>
+            <w:pPr>
+              <w:spacing w:before="20" w:after="20"/>
+            </w:pPr>
             <w:r/>
             <w:r>
               <w:rPr>
@@ -4169,6 +5211,9 @@
             <w:tcW w:type="dxa" w:w="1514"/>
           </w:tcPr>
           <w:p>
+            <w:pPr>
+              <w:spacing w:before="20" w:after="20"/>
+            </w:pPr>
             <w:r/>
             <w:r>
               <w:rPr>
@@ -4185,6 +5230,9 @@
             <w:tcW w:type="dxa" w:w="1514"/>
           </w:tcPr>
           <w:p>
+            <w:pPr>
+              <w:spacing w:before="20" w:after="20"/>
+            </w:pPr>
             <w:r/>
             <w:r>
               <w:rPr>
@@ -4201,6 +5249,27 @@
             <w:tcW w:type="dxa" w:w="1514"/>
           </w:tcPr>
           <w:p>
+            <w:pPr>
+              <w:spacing w:before="20" w:after="20"/>
+            </w:pPr>
+            <w:r/>
+            <w:r>
+              <w:rPr>
+                <w:rFonts w:ascii="Verdana" w:hAnsi="Verdana"/>
+                <w:sz w:val="16"/>
+              </w:rPr>
+              <w:t>°</w:t>
+            </w:r>
+          </w:p>
+        </w:tc>
+        <w:tc>
+          <w:tcPr>
+            <w:tcW w:type="dxa" w:w="1514"/>
+          </w:tcPr>
+          <w:p>
+            <w:pPr>
+              <w:spacing w:before="20" w:after="20"/>
+            </w:pPr>
             <w:r/>
             <w:r>
               <w:rPr>
@@ -4208,6 +5277,62 @@
                 <w:b w:val="0"/>
                 <w:sz w:val="16"/>
               </w:rPr>
+              <w:t>6</w:t>
+            </w:r>
+          </w:p>
+        </w:tc>
+        <w:tc>
+          <w:tcPr>
+            <w:tcW w:type="dxa" w:w="1514"/>
+          </w:tcPr>
+          <w:p>
+            <w:pPr>
+              <w:spacing w:before="20" w:after="20"/>
+            </w:pPr>
+            <w:r/>
+            <w:r>
+              <w:rPr>
+                <w:rFonts w:ascii="Verdana" w:hAnsi="Verdana"/>
+                <w:b w:val="0"/>
+                <w:sz w:val="16"/>
+              </w:rPr>
+              <w:t>-8000000</w:t>
+            </w:r>
+          </w:p>
+        </w:tc>
+        <w:tc>
+          <w:tcPr>
+            <w:tcW w:type="dxa" w:w="1514"/>
+          </w:tcPr>
+          <w:p>
+            <w:pPr>
+              <w:spacing w:before="20" w:after="20"/>
+            </w:pPr>
+            <w:r/>
+            <w:r>
+              <w:rPr>
+                <w:rFonts w:ascii="Verdana" w:hAnsi="Verdana"/>
+                <w:b w:val="0"/>
+                <w:sz w:val="16"/>
+              </w:rPr>
+              <w:t>24</w:t>
+            </w:r>
+          </w:p>
+        </w:tc>
+        <w:tc>
+          <w:tcPr>
+            <w:tcW w:type="dxa" w:w="1514"/>
+          </w:tcPr>
+          <w:p>
+            <w:pPr>
+              <w:spacing w:before="20" w:after="20"/>
+            </w:pPr>
+            <w:r/>
+            <w:r>
+              <w:rPr>
+                <w:rFonts w:ascii="Verdana" w:hAnsi="Verdana"/>
+                <w:sz w:val="16"/>
+              </w:rPr>
               <w:t>°</w:t>
             </w:r>
           </w:p>
@@ -4217,6 +5342,9 @@
             <w:tcW w:type="dxa" w:w="1514"/>
           </w:tcPr>
           <w:p>
+            <w:pPr>
+              <w:spacing w:before="20" w:after="20"/>
+            </w:pPr>
             <w:r/>
             <w:r>
               <w:rPr>
@@ -4233,6 +5361,9 @@
             <w:tcW w:type="dxa" w:w="1514"/>
           </w:tcPr>
           <w:p>
+            <w:pPr>
+              <w:spacing w:before="20" w:after="20"/>
+            </w:pPr>
             <w:r/>
             <w:r>
               <w:rPr>
@@ -4240,70 +5371,6 @@
                 <w:b w:val="0"/>
                 <w:sz w:val="16"/>
               </w:rPr>
-              <w:t>-8000000</w:t>
-            </w:r>
-          </w:p>
-        </w:tc>
-        <w:tc>
-          <w:tcPr>
-            <w:tcW w:type="dxa" w:w="1514"/>
-          </w:tcPr>
-          <w:p>
-            <w:r/>
-            <w:r>
-              <w:rPr>
-                <w:rFonts w:ascii="Verdana" w:hAnsi="Verdana"/>
-                <w:b w:val="0"/>
-                <w:sz w:val="16"/>
-              </w:rPr>
-              <w:t>24</w:t>
-            </w:r>
-          </w:p>
-        </w:tc>
-        <w:tc>
-          <w:tcPr>
-            <w:tcW w:type="dxa" w:w="1514"/>
-          </w:tcPr>
-          <w:p>
-            <w:r/>
-            <w:r>
-              <w:rPr>
-                <w:rFonts w:ascii="Verdana" w:hAnsi="Verdana"/>
-                <w:b w:val="0"/>
-                <w:sz w:val="16"/>
-              </w:rPr>
-              <w:t>°</w:t>
-            </w:r>
-          </w:p>
-        </w:tc>
-        <w:tc>
-          <w:tcPr>
-            <w:tcW w:type="dxa" w:w="1514"/>
-          </w:tcPr>
-          <w:p>
-            <w:r/>
-            <w:r>
-              <w:rPr>
-                <w:rFonts w:ascii="Verdana" w:hAnsi="Verdana"/>
-                <w:b w:val="0"/>
-                <w:sz w:val="16"/>
-              </w:rPr>
-              <w:t>6</w:t>
-            </w:r>
-          </w:p>
-        </w:tc>
-        <w:tc>
-          <w:tcPr>
-            <w:tcW w:type="dxa" w:w="1514"/>
-          </w:tcPr>
-          <w:p>
-            <w:r/>
-            <w:r>
-              <w:rPr>
-                <w:rFonts w:ascii="Verdana" w:hAnsi="Verdana"/>
-                <w:b w:val="0"/>
-                <w:sz w:val="16"/>
-              </w:rPr>
               <w:t>8</w:t>
             </w:r>
           </w:p>
@@ -4313,6 +5380,9 @@
             <w:tcW w:type="dxa" w:w="1514"/>
           </w:tcPr>
           <w:p>
+            <w:pPr>
+              <w:spacing w:before="20" w:after="20"/>
+            </w:pPr>
             <w:r/>
             <w:r>
               <w:rPr>
@@ -4333,6 +5403,9 @@
             <w:tcW w:type="dxa" w:w="1514"/>
           </w:tcPr>
           <w:p>
+            <w:pPr>
+              <w:spacing w:before="20" w:after="20"/>
+            </w:pPr>
             <w:r/>
             <w:r>
               <w:rPr>
@@ -4349,6 +5422,9 @@
             <w:tcW w:type="dxa" w:w="1514"/>
           </w:tcPr>
           <w:p>
+            <w:pPr>
+              <w:spacing w:before="20" w:after="20"/>
+            </w:pPr>
             <w:r/>
             <w:r>
               <w:rPr>
@@ -4365,6 +5441,27 @@
             <w:tcW w:type="dxa" w:w="1514"/>
           </w:tcPr>
           <w:p>
+            <w:pPr>
+              <w:spacing w:before="20" w:after="20"/>
+            </w:pPr>
+            <w:r/>
+            <w:r>
+              <w:rPr>
+                <w:rFonts w:ascii="Verdana" w:hAnsi="Verdana"/>
+                <w:sz w:val="16"/>
+              </w:rPr>
+              <w:t>°</w:t>
+            </w:r>
+          </w:p>
+        </w:tc>
+        <w:tc>
+          <w:tcPr>
+            <w:tcW w:type="dxa" w:w="1514"/>
+          </w:tcPr>
+          <w:p>
+            <w:pPr>
+              <w:spacing w:before="20" w:after="20"/>
+            </w:pPr>
             <w:r/>
             <w:r>
               <w:rPr>
@@ -4372,6 +5469,62 @@
                 <w:b w:val="0"/>
                 <w:sz w:val="16"/>
               </w:rPr>
+              <w:t>6</w:t>
+            </w:r>
+          </w:p>
+        </w:tc>
+        <w:tc>
+          <w:tcPr>
+            <w:tcW w:type="dxa" w:w="1514"/>
+          </w:tcPr>
+          <w:p>
+            <w:pPr>
+              <w:spacing w:before="20" w:after="20"/>
+            </w:pPr>
+            <w:r/>
+            <w:r>
+              <w:rPr>
+                <w:rFonts w:ascii="Verdana" w:hAnsi="Verdana"/>
+                <w:b w:val="0"/>
+                <w:sz w:val="16"/>
+              </w:rPr>
+              <w:t>-8000000</w:t>
+            </w:r>
+          </w:p>
+        </w:tc>
+        <w:tc>
+          <w:tcPr>
+            <w:tcW w:type="dxa" w:w="1514"/>
+          </w:tcPr>
+          <w:p>
+            <w:pPr>
+              <w:spacing w:before="20" w:after="20"/>
+            </w:pPr>
+            <w:r/>
+            <w:r>
+              <w:rPr>
+                <w:rFonts w:ascii="Verdana" w:hAnsi="Verdana"/>
+                <w:b w:val="0"/>
+                <w:sz w:val="16"/>
+              </w:rPr>
+              <w:t>24</w:t>
+            </w:r>
+          </w:p>
+        </w:tc>
+        <w:tc>
+          <w:tcPr>
+            <w:tcW w:type="dxa" w:w="1514"/>
+          </w:tcPr>
+          <w:p>
+            <w:pPr>
+              <w:spacing w:before="20" w:after="20"/>
+            </w:pPr>
+            <w:r/>
+            <w:r>
+              <w:rPr>
+                <w:rFonts w:ascii="Verdana" w:hAnsi="Verdana"/>
+                <w:sz w:val="16"/>
+              </w:rPr>
               <w:t>°</w:t>
             </w:r>
           </w:p>
@@ -4381,6 +5534,9 @@
             <w:tcW w:type="dxa" w:w="1514"/>
           </w:tcPr>
           <w:p>
+            <w:pPr>
+              <w:spacing w:before="20" w:after="20"/>
+            </w:pPr>
             <w:r/>
             <w:r>
               <w:rPr>
@@ -4397,6 +5553,9 @@
             <w:tcW w:type="dxa" w:w="1514"/>
           </w:tcPr>
           <w:p>
+            <w:pPr>
+              <w:spacing w:before="20" w:after="20"/>
+            </w:pPr>
             <w:r/>
             <w:r>
               <w:rPr>
@@ -4404,70 +5563,6 @@
                 <w:b w:val="0"/>
                 <w:sz w:val="16"/>
               </w:rPr>
-              <w:t>-8000000</w:t>
-            </w:r>
-          </w:p>
-        </w:tc>
-        <w:tc>
-          <w:tcPr>
-            <w:tcW w:type="dxa" w:w="1514"/>
-          </w:tcPr>
-          <w:p>
-            <w:r/>
-            <w:r>
-              <w:rPr>
-                <w:rFonts w:ascii="Verdana" w:hAnsi="Verdana"/>
-                <w:b w:val="0"/>
-                <w:sz w:val="16"/>
-              </w:rPr>
-              <w:t>24</w:t>
-            </w:r>
-          </w:p>
-        </w:tc>
-        <w:tc>
-          <w:tcPr>
-            <w:tcW w:type="dxa" w:w="1514"/>
-          </w:tcPr>
-          <w:p>
-            <w:r/>
-            <w:r>
-              <w:rPr>
-                <w:rFonts w:ascii="Verdana" w:hAnsi="Verdana"/>
-                <w:b w:val="0"/>
-                <w:sz w:val="16"/>
-              </w:rPr>
-              <w:t>°</w:t>
-            </w:r>
-          </w:p>
-        </w:tc>
-        <w:tc>
-          <w:tcPr>
-            <w:tcW w:type="dxa" w:w="1514"/>
-          </w:tcPr>
-          <w:p>
-            <w:r/>
-            <w:r>
-              <w:rPr>
-                <w:rFonts w:ascii="Verdana" w:hAnsi="Verdana"/>
-                <w:b w:val="0"/>
-                <w:sz w:val="16"/>
-              </w:rPr>
-              <w:t>6</w:t>
-            </w:r>
-          </w:p>
-        </w:tc>
-        <w:tc>
-          <w:tcPr>
-            <w:tcW w:type="dxa" w:w="1514"/>
-          </w:tcPr>
-          <w:p>
-            <w:r/>
-            <w:r>
-              <w:rPr>
-                <w:rFonts w:ascii="Verdana" w:hAnsi="Verdana"/>
-                <w:b w:val="0"/>
-                <w:sz w:val="16"/>
-              </w:rPr>
               <w:t>8</w:t>
             </w:r>
           </w:p>
@@ -4477,6 +5572,9 @@
             <w:tcW w:type="dxa" w:w="1514"/>
           </w:tcPr>
           <w:p>
+            <w:pPr>
+              <w:spacing w:before="20" w:after="20"/>
+            </w:pPr>
             <w:r/>
             <w:r>
               <w:rPr>
@@ -4497,6 +5595,9 @@
             <w:tcW w:type="dxa" w:w="1514"/>
           </w:tcPr>
           <w:p>
+            <w:pPr>
+              <w:spacing w:before="20" w:after="20"/>
+            </w:pPr>
             <w:r/>
             <w:r>
               <w:rPr>
@@ -4513,6 +5614,9 @@
             <w:tcW w:type="dxa" w:w="1514"/>
           </w:tcPr>
           <w:p>
+            <w:pPr>
+              <w:spacing w:before="20" w:after="20"/>
+            </w:pPr>
             <w:r/>
             <w:r>
               <w:rPr>
@@ -4529,6 +5633,27 @@
             <w:tcW w:type="dxa" w:w="1514"/>
           </w:tcPr>
           <w:p>
+            <w:pPr>
+              <w:spacing w:before="20" w:after="20"/>
+            </w:pPr>
+            <w:r/>
+            <w:r>
+              <w:rPr>
+                <w:rFonts w:ascii="Verdana" w:hAnsi="Verdana"/>
+                <w:sz w:val="16"/>
+              </w:rPr>
+              <w:t>°</w:t>
+            </w:r>
+          </w:p>
+        </w:tc>
+        <w:tc>
+          <w:tcPr>
+            <w:tcW w:type="dxa" w:w="1514"/>
+          </w:tcPr>
+          <w:p>
+            <w:pPr>
+              <w:spacing w:before="20" w:after="20"/>
+            </w:pPr>
             <w:r/>
             <w:r>
               <w:rPr>
@@ -4536,6 +5661,62 @@
                 <w:b w:val="0"/>
                 <w:sz w:val="16"/>
               </w:rPr>
+              <w:t>2</w:t>
+            </w:r>
+          </w:p>
+        </w:tc>
+        <w:tc>
+          <w:tcPr>
+            <w:tcW w:type="dxa" w:w="1514"/>
+          </w:tcPr>
+          <w:p>
+            <w:pPr>
+              <w:spacing w:before="20" w:after="20"/>
+            </w:pPr>
+            <w:r/>
+            <w:r>
+              <w:rPr>
+                <w:rFonts w:ascii="Verdana" w:hAnsi="Verdana"/>
+                <w:b w:val="0"/>
+                <w:sz w:val="16"/>
+              </w:rPr>
+              <w:t>0</w:t>
+            </w:r>
+          </w:p>
+        </w:tc>
+        <w:tc>
+          <w:tcPr>
+            <w:tcW w:type="dxa" w:w="1514"/>
+          </w:tcPr>
+          <w:p>
+            <w:pPr>
+              <w:spacing w:before="20" w:after="20"/>
+            </w:pPr>
+            <w:r/>
+            <w:r>
+              <w:rPr>
+                <w:rFonts w:ascii="Verdana" w:hAnsi="Verdana"/>
+                <w:b w:val="0"/>
+                <w:sz w:val="16"/>
+              </w:rPr>
+              <w:t>16</w:t>
+            </w:r>
+          </w:p>
+        </w:tc>
+        <w:tc>
+          <w:tcPr>
+            <w:tcW w:type="dxa" w:w="1514"/>
+          </w:tcPr>
+          <w:p>
+            <w:pPr>
+              <w:spacing w:before="20" w:after="20"/>
+            </w:pPr>
+            <w:r/>
+            <w:r>
+              <w:rPr>
+                <w:rFonts w:ascii="Verdana" w:hAnsi="Verdana"/>
+                <w:sz w:val="16"/>
+              </w:rPr>
               <w:t>°</w:t>
             </w:r>
           </w:p>
@@ -4545,6 +5726,9 @@
             <w:tcW w:type="dxa" w:w="1514"/>
           </w:tcPr>
           <w:p>
+            <w:pPr>
+              <w:spacing w:before="20" w:after="20"/>
+            </w:pPr>
             <w:r/>
             <w:r>
               <w:rPr>
@@ -4561,6 +5745,9 @@
             <w:tcW w:type="dxa" w:w="1514"/>
           </w:tcPr>
           <w:p>
+            <w:pPr>
+              <w:spacing w:before="20" w:after="20"/>
+            </w:pPr>
             <w:r/>
             <w:r>
               <w:rPr>
@@ -4568,70 +5755,6 @@
                 <w:b w:val="0"/>
                 <w:sz w:val="16"/>
               </w:rPr>
-              <w:t>0</w:t>
-            </w:r>
-          </w:p>
-        </w:tc>
-        <w:tc>
-          <w:tcPr>
-            <w:tcW w:type="dxa" w:w="1514"/>
-          </w:tcPr>
-          <w:p>
-            <w:r/>
-            <w:r>
-              <w:rPr>
-                <w:rFonts w:ascii="Verdana" w:hAnsi="Verdana"/>
-                <w:b w:val="0"/>
-                <w:sz w:val="16"/>
-              </w:rPr>
-              <w:t>16</w:t>
-            </w:r>
-          </w:p>
-        </w:tc>
-        <w:tc>
-          <w:tcPr>
-            <w:tcW w:type="dxa" w:w="1514"/>
-          </w:tcPr>
-          <w:p>
-            <w:r/>
-            <w:r>
-              <w:rPr>
-                <w:rFonts w:ascii="Verdana" w:hAnsi="Verdana"/>
-                <w:b w:val="0"/>
-                <w:sz w:val="16"/>
-              </w:rPr>
-              <w:t>°</w:t>
-            </w:r>
-          </w:p>
-        </w:tc>
-        <w:tc>
-          <w:tcPr>
-            <w:tcW w:type="dxa" w:w="1514"/>
-          </w:tcPr>
-          <w:p>
-            <w:r/>
-            <w:r>
-              <w:rPr>
-                <w:rFonts w:ascii="Verdana" w:hAnsi="Verdana"/>
-                <w:b w:val="0"/>
-                <w:sz w:val="16"/>
-              </w:rPr>
-              <w:t>2</w:t>
-            </w:r>
-          </w:p>
-        </w:tc>
-        <w:tc>
-          <w:tcPr>
-            <w:tcW w:type="dxa" w:w="1514"/>
-          </w:tcPr>
-          <w:p>
-            <w:r/>
-            <w:r>
-              <w:rPr>
-                <w:rFonts w:ascii="Verdana" w:hAnsi="Verdana"/>
-                <w:b w:val="0"/>
-                <w:sz w:val="16"/>
-              </w:rPr>
               <w:t>5</w:t>
             </w:r>
           </w:p>
@@ -4641,6 +5764,9 @@
             <w:tcW w:type="dxa" w:w="1514"/>
           </w:tcPr>
           <w:p>
+            <w:pPr>
+              <w:spacing w:before="20" w:after="20"/>
+            </w:pPr>
             <w:r/>
             <w:r>
               <w:rPr>
@@ -4661,6 +5787,9 @@
             <w:tcW w:type="dxa" w:w="1514"/>
           </w:tcPr>
           <w:p>
+            <w:pPr>
+              <w:spacing w:before="20" w:after="20"/>
+            </w:pPr>
             <w:r/>
             <w:r>
               <w:rPr>
@@ -4677,6 +5806,9 @@
             <w:tcW w:type="dxa" w:w="1514"/>
           </w:tcPr>
           <w:p>
+            <w:pPr>
+              <w:spacing w:before="20" w:after="20"/>
+            </w:pPr>
             <w:r/>
             <w:r>
               <w:rPr>
@@ -4693,6 +5825,27 @@
             <w:tcW w:type="dxa" w:w="1514"/>
           </w:tcPr>
           <w:p>
+            <w:pPr>
+              <w:spacing w:before="20" w:after="20"/>
+            </w:pPr>
+            <w:r/>
+            <w:r>
+              <w:rPr>
+                <w:rFonts w:ascii="Verdana" w:hAnsi="Verdana"/>
+                <w:sz w:val="16"/>
+              </w:rPr>
+              <w:t>°</w:t>
+            </w:r>
+          </w:p>
+        </w:tc>
+        <w:tc>
+          <w:tcPr>
+            <w:tcW w:type="dxa" w:w="1514"/>
+          </w:tcPr>
+          <w:p>
+            <w:pPr>
+              <w:spacing w:before="20" w:after="20"/>
+            </w:pPr>
             <w:r/>
             <w:r>
               <w:rPr>
@@ -4700,6 +5853,62 @@
                 <w:b w:val="0"/>
                 <w:sz w:val="16"/>
               </w:rPr>
+              <w:t>2</w:t>
+            </w:r>
+          </w:p>
+        </w:tc>
+        <w:tc>
+          <w:tcPr>
+            <w:tcW w:type="dxa" w:w="1514"/>
+          </w:tcPr>
+          <w:p>
+            <w:pPr>
+              <w:spacing w:before="20" w:after="20"/>
+            </w:pPr>
+            <w:r/>
+            <w:r>
+              <w:rPr>
+                <w:rFonts w:ascii="Verdana" w:hAnsi="Verdana"/>
+                <w:b w:val="0"/>
+                <w:sz w:val="16"/>
+              </w:rPr>
+              <w:t>0</w:t>
+            </w:r>
+          </w:p>
+        </w:tc>
+        <w:tc>
+          <w:tcPr>
+            <w:tcW w:type="dxa" w:w="1514"/>
+          </w:tcPr>
+          <w:p>
+            <w:pPr>
+              <w:spacing w:before="20" w:after="20"/>
+            </w:pPr>
+            <w:r/>
+            <w:r>
+              <w:rPr>
+                <w:rFonts w:ascii="Verdana" w:hAnsi="Verdana"/>
+                <w:b w:val="0"/>
+                <w:sz w:val="16"/>
+              </w:rPr>
+              <w:t>16</w:t>
+            </w:r>
+          </w:p>
+        </w:tc>
+        <w:tc>
+          <w:tcPr>
+            <w:tcW w:type="dxa" w:w="1514"/>
+          </w:tcPr>
+          <w:p>
+            <w:pPr>
+              <w:spacing w:before="20" w:after="20"/>
+            </w:pPr>
+            <w:r/>
+            <w:r>
+              <w:rPr>
+                <w:rFonts w:ascii="Verdana" w:hAnsi="Verdana"/>
+                <w:sz w:val="16"/>
+              </w:rPr>
               <w:t>°</w:t>
             </w:r>
           </w:p>
@@ -4709,6 +5918,9 @@
             <w:tcW w:type="dxa" w:w="1514"/>
           </w:tcPr>
           <w:p>
+            <w:pPr>
+              <w:spacing w:before="20" w:after="20"/>
+            </w:pPr>
             <w:r/>
             <w:r>
               <w:rPr>
@@ -4725,6 +5937,9 @@
             <w:tcW w:type="dxa" w:w="1514"/>
           </w:tcPr>
           <w:p>
+            <w:pPr>
+              <w:spacing w:before="20" w:after="20"/>
+            </w:pPr>
             <w:r/>
             <w:r>
               <w:rPr>
@@ -4732,70 +5947,6 @@
                 <w:b w:val="0"/>
                 <w:sz w:val="16"/>
               </w:rPr>
-              <w:t>0</w:t>
-            </w:r>
-          </w:p>
-        </w:tc>
-        <w:tc>
-          <w:tcPr>
-            <w:tcW w:type="dxa" w:w="1514"/>
-          </w:tcPr>
-          <w:p>
-            <w:r/>
-            <w:r>
-              <w:rPr>
-                <w:rFonts w:ascii="Verdana" w:hAnsi="Verdana"/>
-                <w:b w:val="0"/>
-                <w:sz w:val="16"/>
-              </w:rPr>
-              <w:t>16</w:t>
-            </w:r>
-          </w:p>
-        </w:tc>
-        <w:tc>
-          <w:tcPr>
-            <w:tcW w:type="dxa" w:w="1514"/>
-          </w:tcPr>
-          <w:p>
-            <w:r/>
-            <w:r>
-              <w:rPr>
-                <w:rFonts w:ascii="Verdana" w:hAnsi="Verdana"/>
-                <w:b w:val="0"/>
-                <w:sz w:val="16"/>
-              </w:rPr>
-              <w:t>°</w:t>
-            </w:r>
-          </w:p>
-        </w:tc>
-        <w:tc>
-          <w:tcPr>
-            <w:tcW w:type="dxa" w:w="1514"/>
-          </w:tcPr>
-          <w:p>
-            <w:r/>
-            <w:r>
-              <w:rPr>
-                <w:rFonts w:ascii="Verdana" w:hAnsi="Verdana"/>
-                <w:b w:val="0"/>
-                <w:sz w:val="16"/>
-              </w:rPr>
-              <w:t>2</w:t>
-            </w:r>
-          </w:p>
-        </w:tc>
-        <w:tc>
-          <w:tcPr>
-            <w:tcW w:type="dxa" w:w="1514"/>
-          </w:tcPr>
-          <w:p>
-            <w:r/>
-            <w:r>
-              <w:rPr>
-                <w:rFonts w:ascii="Verdana" w:hAnsi="Verdana"/>
-                <w:b w:val="0"/>
-                <w:sz w:val="16"/>
-              </w:rPr>
               <w:t>5</w:t>
             </w:r>
           </w:p>
@@ -4805,6 +5956,9 @@
             <w:tcW w:type="dxa" w:w="1514"/>
           </w:tcPr>
           <w:p>
+            <w:pPr>
+              <w:spacing w:before="20" w:after="20"/>
+            </w:pPr>
             <w:r/>
             <w:r>
               <w:rPr>
@@ -4825,6 +5979,9 @@
             <w:tcW w:type="dxa" w:w="1514"/>
           </w:tcPr>
           <w:p>
+            <w:pPr>
+              <w:spacing w:before="20" w:after="20"/>
+            </w:pPr>
             <w:r/>
             <w:r>
               <w:rPr>
@@ -4841,6 +5998,9 @@
             <w:tcW w:type="dxa" w:w="1514"/>
           </w:tcPr>
           <w:p>
+            <w:pPr>
+              <w:spacing w:before="20" w:after="20"/>
+            </w:pPr>
             <w:r/>
             <w:r>
               <w:rPr>
@@ -4857,6 +6017,27 @@
             <w:tcW w:type="dxa" w:w="1514"/>
           </w:tcPr>
           <w:p>
+            <w:pPr>
+              <w:spacing w:before="20" w:after="20"/>
+            </w:pPr>
+            <w:r/>
+            <w:r>
+              <w:rPr>
+                <w:rFonts w:ascii="Verdana" w:hAnsi="Verdana"/>
+                <w:sz w:val="16"/>
+              </w:rPr>
+              <w:t>°</w:t>
+            </w:r>
+          </w:p>
+        </w:tc>
+        <w:tc>
+          <w:tcPr>
+            <w:tcW w:type="dxa" w:w="1514"/>
+          </w:tcPr>
+          <w:p>
+            <w:pPr>
+              <w:spacing w:before="20" w:after="20"/>
+            </w:pPr>
             <w:r/>
             <w:r>
               <w:rPr>
@@ -4864,6 +6045,62 @@
                 <w:b w:val="0"/>
                 <w:sz w:val="16"/>
               </w:rPr>
+              <w:t>2</w:t>
+            </w:r>
+          </w:p>
+        </w:tc>
+        <w:tc>
+          <w:tcPr>
+            <w:tcW w:type="dxa" w:w="1514"/>
+          </w:tcPr>
+          <w:p>
+            <w:pPr>
+              <w:spacing w:before="20" w:after="20"/>
+            </w:pPr>
+            <w:r/>
+            <w:r>
+              <w:rPr>
+                <w:rFonts w:ascii="Verdana" w:hAnsi="Verdana"/>
+                <w:b w:val="0"/>
+                <w:sz w:val="16"/>
+              </w:rPr>
+              <w:t>0</w:t>
+            </w:r>
+          </w:p>
+        </w:tc>
+        <w:tc>
+          <w:tcPr>
+            <w:tcW w:type="dxa" w:w="1514"/>
+          </w:tcPr>
+          <w:p>
+            <w:pPr>
+              <w:spacing w:before="20" w:after="20"/>
+            </w:pPr>
+            <w:r/>
+            <w:r>
+              <w:rPr>
+                <w:rFonts w:ascii="Verdana" w:hAnsi="Verdana"/>
+                <w:b w:val="0"/>
+                <w:sz w:val="16"/>
+              </w:rPr>
+              <w:t>16</w:t>
+            </w:r>
+          </w:p>
+        </w:tc>
+        <w:tc>
+          <w:tcPr>
+            <w:tcW w:type="dxa" w:w="1514"/>
+          </w:tcPr>
+          <w:p>
+            <w:pPr>
+              <w:spacing w:before="20" w:after="20"/>
+            </w:pPr>
+            <w:r/>
+            <w:r>
+              <w:rPr>
+                <w:rFonts w:ascii="Verdana" w:hAnsi="Verdana"/>
+                <w:sz w:val="16"/>
+              </w:rPr>
               <w:t>°</w:t>
             </w:r>
           </w:p>
@@ -4873,6 +6110,9 @@
             <w:tcW w:type="dxa" w:w="1514"/>
           </w:tcPr>
           <w:p>
+            <w:pPr>
+              <w:spacing w:before="20" w:after="20"/>
+            </w:pPr>
             <w:r/>
             <w:r>
               <w:rPr>
@@ -4889,6 +6129,9 @@
             <w:tcW w:type="dxa" w:w="1514"/>
           </w:tcPr>
           <w:p>
+            <w:pPr>
+              <w:spacing w:before="20" w:after="20"/>
+            </w:pPr>
             <w:r/>
             <w:r>
               <w:rPr>
@@ -4896,70 +6139,6 @@
                 <w:b w:val="0"/>
                 <w:sz w:val="16"/>
               </w:rPr>
-              <w:t>0</w:t>
-            </w:r>
-          </w:p>
-        </w:tc>
-        <w:tc>
-          <w:tcPr>
-            <w:tcW w:type="dxa" w:w="1514"/>
-          </w:tcPr>
-          <w:p>
-            <w:r/>
-            <w:r>
-              <w:rPr>
-                <w:rFonts w:ascii="Verdana" w:hAnsi="Verdana"/>
-                <w:b w:val="0"/>
-                <w:sz w:val="16"/>
-              </w:rPr>
-              <w:t>16</w:t>
-            </w:r>
-          </w:p>
-        </w:tc>
-        <w:tc>
-          <w:tcPr>
-            <w:tcW w:type="dxa" w:w="1514"/>
-          </w:tcPr>
-          <w:p>
-            <w:r/>
-            <w:r>
-              <w:rPr>
-                <w:rFonts w:ascii="Verdana" w:hAnsi="Verdana"/>
-                <w:b w:val="0"/>
-                <w:sz w:val="16"/>
-              </w:rPr>
-              <w:t>°</w:t>
-            </w:r>
-          </w:p>
-        </w:tc>
-        <w:tc>
-          <w:tcPr>
-            <w:tcW w:type="dxa" w:w="1514"/>
-          </w:tcPr>
-          <w:p>
-            <w:r/>
-            <w:r>
-              <w:rPr>
-                <w:rFonts w:ascii="Verdana" w:hAnsi="Verdana"/>
-                <w:b w:val="0"/>
-                <w:sz w:val="16"/>
-              </w:rPr>
-              <w:t>2</w:t>
-            </w:r>
-          </w:p>
-        </w:tc>
-        <w:tc>
-          <w:tcPr>
-            <w:tcW w:type="dxa" w:w="1514"/>
-          </w:tcPr>
-          <w:p>
-            <w:r/>
-            <w:r>
-              <w:rPr>
-                <w:rFonts w:ascii="Verdana" w:hAnsi="Verdana"/>
-                <w:b w:val="0"/>
-                <w:sz w:val="16"/>
-              </w:rPr>
               <w:t>5</w:t>
             </w:r>
           </w:p>
@@ -4969,6 +6148,9 @@
             <w:tcW w:type="dxa" w:w="1514"/>
           </w:tcPr>
           <w:p>
+            <w:pPr>
+              <w:spacing w:before="20" w:after="20"/>
+            </w:pPr>
             <w:r/>
             <w:r>
               <w:rPr>
@@ -4989,6 +6171,9 @@
             <w:tcW w:type="dxa" w:w="1514"/>
           </w:tcPr>
           <w:p>
+            <w:pPr>
+              <w:spacing w:before="20" w:after="20"/>
+            </w:pPr>
             <w:r/>
             <w:r>
               <w:rPr>
@@ -5005,6 +6190,9 @@
             <w:tcW w:type="dxa" w:w="1514"/>
           </w:tcPr>
           <w:p>
+            <w:pPr>
+              <w:spacing w:before="20" w:after="20"/>
+            </w:pPr>
             <w:r/>
             <w:r>
               <w:rPr>
@@ -5021,6 +6209,27 @@
             <w:tcW w:type="dxa" w:w="1514"/>
           </w:tcPr>
           <w:p>
+            <w:pPr>
+              <w:spacing w:before="20" w:after="20"/>
+            </w:pPr>
+            <w:r/>
+            <w:r>
+              <w:rPr>
+                <w:rFonts w:ascii="Verdana" w:hAnsi="Verdana"/>
+                <w:sz w:val="16"/>
+              </w:rPr>
+              <w:t>Numérique</w:t>
+            </w:r>
+          </w:p>
+        </w:tc>
+        <w:tc>
+          <w:tcPr>
+            <w:tcW w:type="dxa" w:w="1514"/>
+          </w:tcPr>
+          <w:p>
+            <w:pPr>
+              <w:spacing w:before="20" w:after="20"/>
+            </w:pPr>
             <w:r/>
             <w:r>
               <w:rPr>
@@ -5028,6 +6237,62 @@
                 <w:b w:val="0"/>
                 <w:sz w:val="16"/>
               </w:rPr>
+              <w:t>0</w:t>
+            </w:r>
+          </w:p>
+        </w:tc>
+        <w:tc>
+          <w:tcPr>
+            <w:tcW w:type="dxa" w:w="1514"/>
+          </w:tcPr>
+          <w:p>
+            <w:pPr>
+              <w:spacing w:before="20" w:after="20"/>
+            </w:pPr>
+            <w:r/>
+            <w:r>
+              <w:rPr>
+                <w:rFonts w:ascii="Verdana" w:hAnsi="Verdana"/>
+                <w:b w:val="0"/>
+                <w:sz w:val="16"/>
+              </w:rPr>
+              <w:t>0</w:t>
+            </w:r>
+          </w:p>
+        </w:tc>
+        <w:tc>
+          <w:tcPr>
+            <w:tcW w:type="dxa" w:w="1514"/>
+          </w:tcPr>
+          <w:p>
+            <w:pPr>
+              <w:spacing w:before="20" w:after="20"/>
+            </w:pPr>
+            <w:r/>
+            <w:r>
+              <w:rPr>
+                <w:rFonts w:ascii="Verdana" w:hAnsi="Verdana"/>
+                <w:b w:val="0"/>
+                <w:sz w:val="16"/>
+              </w:rPr>
+              <w:t>8</w:t>
+            </w:r>
+          </w:p>
+        </w:tc>
+        <w:tc>
+          <w:tcPr>
+            <w:tcW w:type="dxa" w:w="1514"/>
+          </w:tcPr>
+          <w:p>
+            <w:pPr>
+              <w:spacing w:before="20" w:after="20"/>
+            </w:pPr>
+            <w:r/>
+            <w:r>
+              <w:rPr>
+                <w:rFonts w:ascii="Verdana" w:hAnsi="Verdana"/>
+                <w:sz w:val="16"/>
+              </w:rPr>
               <w:t>Numérique</w:t>
             </w:r>
           </w:p>
@@ -5037,6 +6302,9 @@
             <w:tcW w:type="dxa" w:w="1514"/>
           </w:tcPr>
           <w:p>
+            <w:pPr>
+              <w:spacing w:before="20" w:after="20"/>
+            </w:pPr>
             <w:r/>
             <w:r>
               <w:rPr>
@@ -5053,6 +6321,9 @@
             <w:tcW w:type="dxa" w:w="1514"/>
           </w:tcPr>
           <w:p>
+            <w:pPr>
+              <w:spacing w:before="20" w:after="20"/>
+            </w:pPr>
             <w:r/>
             <w:r>
               <w:rPr>
@@ -5060,70 +6331,6 @@
                 <w:b w:val="0"/>
                 <w:sz w:val="16"/>
               </w:rPr>
-              <w:t>0</w:t>
-            </w:r>
-          </w:p>
-        </w:tc>
-        <w:tc>
-          <w:tcPr>
-            <w:tcW w:type="dxa" w:w="1514"/>
-          </w:tcPr>
-          <w:p>
-            <w:r/>
-            <w:r>
-              <w:rPr>
-                <w:rFonts w:ascii="Verdana" w:hAnsi="Verdana"/>
-                <w:b w:val="0"/>
-                <w:sz w:val="16"/>
-              </w:rPr>
-              <w:t>8</w:t>
-            </w:r>
-          </w:p>
-        </w:tc>
-        <w:tc>
-          <w:tcPr>
-            <w:tcW w:type="dxa" w:w="1514"/>
-          </w:tcPr>
-          <w:p>
-            <w:r/>
-            <w:r>
-              <w:rPr>
-                <w:rFonts w:ascii="Verdana" w:hAnsi="Verdana"/>
-                <w:b w:val="0"/>
-                <w:sz w:val="16"/>
-              </w:rPr>
-              <w:t>Numérique</w:t>
-            </w:r>
-          </w:p>
-        </w:tc>
-        <w:tc>
-          <w:tcPr>
-            <w:tcW w:type="dxa" w:w="1514"/>
-          </w:tcPr>
-          <w:p>
-            <w:r/>
-            <w:r>
-              <w:rPr>
-                <w:rFonts w:ascii="Verdana" w:hAnsi="Verdana"/>
-                <w:b w:val="0"/>
-                <w:sz w:val="16"/>
-              </w:rPr>
-              <w:t>0</w:t>
-            </w:r>
-          </w:p>
-        </w:tc>
-        <w:tc>
-          <w:tcPr>
-            <w:tcW w:type="dxa" w:w="1514"/>
-          </w:tcPr>
-          <w:p>
-            <w:r/>
-            <w:r>
-              <w:rPr>
-                <w:rFonts w:ascii="Verdana" w:hAnsi="Verdana"/>
-                <w:b w:val="0"/>
-                <w:sz w:val="16"/>
-              </w:rPr>
               <w:t>3</w:t>
             </w:r>
           </w:p>
@@ -5133,6 +6340,9 @@
             <w:tcW w:type="dxa" w:w="1514"/>
           </w:tcPr>
           <w:p>
+            <w:pPr>
+              <w:spacing w:before="20" w:after="20"/>
+            </w:pPr>
             <w:r/>
             <w:r>
               <w:rPr>
@@ -5153,6 +6363,9 @@
             <w:tcW w:type="dxa" w:w="1514"/>
           </w:tcPr>
           <w:p>
+            <w:pPr>
+              <w:spacing w:before="20" w:after="20"/>
+            </w:pPr>
             <w:r/>
             <w:r>
               <w:rPr>
@@ -5169,6 +6382,9 @@
             <w:tcW w:type="dxa" w:w="1514"/>
           </w:tcPr>
           <w:p>
+            <w:pPr>
+              <w:spacing w:before="20" w:after="20"/>
+            </w:pPr>
             <w:r/>
             <w:r>
               <w:rPr>
@@ -5185,6 +6401,27 @@
             <w:tcW w:type="dxa" w:w="1514"/>
           </w:tcPr>
           <w:p>
+            <w:pPr>
+              <w:spacing w:before="20" w:after="20"/>
+            </w:pPr>
+            <w:r/>
+            <w:r>
+              <w:rPr>
+                <w:rFonts w:ascii="Verdana" w:hAnsi="Verdana"/>
+                <w:sz w:val="16"/>
+              </w:rPr>
+              <w:t>Numérique</w:t>
+            </w:r>
+          </w:p>
+        </w:tc>
+        <w:tc>
+          <w:tcPr>
+            <w:tcW w:type="dxa" w:w="1514"/>
+          </w:tcPr>
+          <w:p>
+            <w:pPr>
+              <w:spacing w:before="20" w:after="20"/>
+            </w:pPr>
             <w:r/>
             <w:r>
               <w:rPr>
@@ -5192,6 +6429,62 @@
                 <w:b w:val="0"/>
                 <w:sz w:val="16"/>
               </w:rPr>
+              <w:t>0</w:t>
+            </w:r>
+          </w:p>
+        </w:tc>
+        <w:tc>
+          <w:tcPr>
+            <w:tcW w:type="dxa" w:w="1514"/>
+          </w:tcPr>
+          <w:p>
+            <w:pPr>
+              <w:spacing w:before="20" w:after="20"/>
+            </w:pPr>
+            <w:r/>
+            <w:r>
+              <w:rPr>
+                <w:rFonts w:ascii="Verdana" w:hAnsi="Verdana"/>
+                <w:b w:val="0"/>
+                <w:sz w:val="16"/>
+              </w:rPr>
+              <w:t>0</w:t>
+            </w:r>
+          </w:p>
+        </w:tc>
+        <w:tc>
+          <w:tcPr>
+            <w:tcW w:type="dxa" w:w="1514"/>
+          </w:tcPr>
+          <w:p>
+            <w:pPr>
+              <w:spacing w:before="20" w:after="20"/>
+            </w:pPr>
+            <w:r/>
+            <w:r>
+              <w:rPr>
+                <w:rFonts w:ascii="Verdana" w:hAnsi="Verdana"/>
+                <w:b w:val="0"/>
+                <w:sz w:val="16"/>
+              </w:rPr>
+              <w:t>16</w:t>
+            </w:r>
+          </w:p>
+        </w:tc>
+        <w:tc>
+          <w:tcPr>
+            <w:tcW w:type="dxa" w:w="1514"/>
+          </w:tcPr>
+          <w:p>
+            <w:pPr>
+              <w:spacing w:before="20" w:after="20"/>
+            </w:pPr>
+            <w:r/>
+            <w:r>
+              <w:rPr>
+                <w:rFonts w:ascii="Verdana" w:hAnsi="Verdana"/>
+                <w:sz w:val="16"/>
+              </w:rPr>
               <w:t>Numérique</w:t>
             </w:r>
           </w:p>
@@ -5201,6 +6494,9 @@
             <w:tcW w:type="dxa" w:w="1514"/>
           </w:tcPr>
           <w:p>
+            <w:pPr>
+              <w:spacing w:before="20" w:after="20"/>
+            </w:pPr>
             <w:r/>
             <w:r>
               <w:rPr>
@@ -5217,6 +6513,9 @@
             <w:tcW w:type="dxa" w:w="1514"/>
           </w:tcPr>
           <w:p>
+            <w:pPr>
+              <w:spacing w:before="20" w:after="20"/>
+            </w:pPr>
             <w:r/>
             <w:r>
               <w:rPr>
@@ -5224,70 +6523,6 @@
                 <w:b w:val="0"/>
                 <w:sz w:val="16"/>
               </w:rPr>
-              <w:t>0</w:t>
-            </w:r>
-          </w:p>
-        </w:tc>
-        <w:tc>
-          <w:tcPr>
-            <w:tcW w:type="dxa" w:w="1514"/>
-          </w:tcPr>
-          <w:p>
-            <w:r/>
-            <w:r>
-              <w:rPr>
-                <w:rFonts w:ascii="Verdana" w:hAnsi="Verdana"/>
-                <w:b w:val="0"/>
-                <w:sz w:val="16"/>
-              </w:rPr>
-              <w:t>16</w:t>
-            </w:r>
-          </w:p>
-        </w:tc>
-        <w:tc>
-          <w:tcPr>
-            <w:tcW w:type="dxa" w:w="1514"/>
-          </w:tcPr>
-          <w:p>
-            <w:r/>
-            <w:r>
-              <w:rPr>
-                <w:rFonts w:ascii="Verdana" w:hAnsi="Verdana"/>
-                <w:b w:val="0"/>
-                <w:sz w:val="16"/>
-              </w:rPr>
-              <w:t>Numérique</w:t>
-            </w:r>
-          </w:p>
-        </w:tc>
-        <w:tc>
-          <w:tcPr>
-            <w:tcW w:type="dxa" w:w="1514"/>
-          </w:tcPr>
-          <w:p>
-            <w:r/>
-            <w:r>
-              <w:rPr>
-                <w:rFonts w:ascii="Verdana" w:hAnsi="Verdana"/>
-                <w:b w:val="0"/>
-                <w:sz w:val="16"/>
-              </w:rPr>
-              <w:t>0</w:t>
-            </w:r>
-          </w:p>
-        </w:tc>
-        <w:tc>
-          <w:tcPr>
-            <w:tcW w:type="dxa" w:w="1514"/>
-          </w:tcPr>
-          <w:p>
-            <w:r/>
-            <w:r>
-              <w:rPr>
-                <w:rFonts w:ascii="Verdana" w:hAnsi="Verdana"/>
-                <w:b w:val="0"/>
-                <w:sz w:val="16"/>
-              </w:rPr>
               <w:t>5</w:t>
             </w:r>
           </w:p>
@@ -5297,6 +6532,9 @@
             <w:tcW w:type="dxa" w:w="1514"/>
           </w:tcPr>
           <w:p>
+            <w:pPr>
+              <w:spacing w:before="20" w:after="20"/>
+            </w:pPr>
             <w:r/>
             <w:r>
               <w:rPr>
@@ -5317,6 +6555,9 @@
             <w:tcW w:type="dxa" w:w="1514"/>
           </w:tcPr>
           <w:p>
+            <w:pPr>
+              <w:spacing w:before="20" w:after="20"/>
+            </w:pPr>
             <w:r/>
             <w:r>
               <w:rPr>
@@ -5333,6 +6574,9 @@
             <w:tcW w:type="dxa" w:w="1514"/>
           </w:tcPr>
           <w:p>
+            <w:pPr>
+              <w:spacing w:before="20" w:after="20"/>
+            </w:pPr>
             <w:r/>
             <w:r>
               <w:rPr>
@@ -5349,6 +6593,27 @@
             <w:tcW w:type="dxa" w:w="1514"/>
           </w:tcPr>
           <w:p>
+            <w:pPr>
+              <w:spacing w:before="20" w:after="20"/>
+            </w:pPr>
+            <w:r/>
+            <w:r>
+              <w:rPr>
+                <w:rFonts w:ascii="Verdana" w:hAnsi="Verdana"/>
+                <w:sz w:val="16"/>
+              </w:rPr>
+              <w:t>Table de code</w:t>
+            </w:r>
+          </w:p>
+        </w:tc>
+        <w:tc>
+          <w:tcPr>
+            <w:tcW w:type="dxa" w:w="1514"/>
+          </w:tcPr>
+          <w:p>
+            <w:pPr>
+              <w:spacing w:before="20" w:after="20"/>
+            </w:pPr>
             <w:r/>
             <w:r>
               <w:rPr>
@@ -5356,6 +6621,62 @@
                 <w:b w:val="0"/>
                 <w:sz w:val="16"/>
               </w:rPr>
+              <w:t>0</w:t>
+            </w:r>
+          </w:p>
+        </w:tc>
+        <w:tc>
+          <w:tcPr>
+            <w:tcW w:type="dxa" w:w="1514"/>
+          </w:tcPr>
+          <w:p>
+            <w:pPr>
+              <w:spacing w:before="20" w:after="20"/>
+            </w:pPr>
+            <w:r/>
+            <w:r>
+              <w:rPr>
+                <w:rFonts w:ascii="Verdana" w:hAnsi="Verdana"/>
+                <w:b w:val="0"/>
+                <w:sz w:val="16"/>
+              </w:rPr>
+              <w:t>0</w:t>
+            </w:r>
+          </w:p>
+        </w:tc>
+        <w:tc>
+          <w:tcPr>
+            <w:tcW w:type="dxa" w:w="1514"/>
+          </w:tcPr>
+          <w:p>
+            <w:pPr>
+              <w:spacing w:before="20" w:after="20"/>
+            </w:pPr>
+            <w:r/>
+            <w:r>
+              <w:rPr>
+                <w:rFonts w:ascii="Verdana" w:hAnsi="Verdana"/>
+                <w:b w:val="0"/>
+                <w:sz w:val="16"/>
+              </w:rPr>
+              <w:t>2</w:t>
+            </w:r>
+          </w:p>
+        </w:tc>
+        <w:tc>
+          <w:tcPr>
+            <w:tcW w:type="dxa" w:w="1514"/>
+          </w:tcPr>
+          <w:p>
+            <w:pPr>
+              <w:spacing w:before="20" w:after="20"/>
+            </w:pPr>
+            <w:r/>
+            <w:r>
+              <w:rPr>
+                <w:rFonts w:ascii="Verdana" w:hAnsi="Verdana"/>
+                <w:sz w:val="16"/>
+              </w:rPr>
               <w:t>Table de code</w:t>
             </w:r>
           </w:p>
@@ -5365,6 +6686,9 @@
             <w:tcW w:type="dxa" w:w="1514"/>
           </w:tcPr>
           <w:p>
+            <w:pPr>
+              <w:spacing w:before="20" w:after="20"/>
+            </w:pPr>
             <w:r/>
             <w:r>
               <w:rPr>
@@ -5381,6 +6705,9 @@
             <w:tcW w:type="dxa" w:w="1514"/>
           </w:tcPr>
           <w:p>
+            <w:pPr>
+              <w:spacing w:before="20" w:after="20"/>
+            </w:pPr>
             <w:r/>
             <w:r>
               <w:rPr>
@@ -5388,70 +6715,6 @@
                 <w:b w:val="0"/>
                 <w:sz w:val="16"/>
               </w:rPr>
-              <w:t>0</w:t>
-            </w:r>
-          </w:p>
-        </w:tc>
-        <w:tc>
-          <w:tcPr>
-            <w:tcW w:type="dxa" w:w="1514"/>
-          </w:tcPr>
-          <w:p>
-            <w:r/>
-            <w:r>
-              <w:rPr>
-                <w:rFonts w:ascii="Verdana" w:hAnsi="Verdana"/>
-                <w:b w:val="0"/>
-                <w:sz w:val="16"/>
-              </w:rPr>
-              <w:t>2</w:t>
-            </w:r>
-          </w:p>
-        </w:tc>
-        <w:tc>
-          <w:tcPr>
-            <w:tcW w:type="dxa" w:w="1514"/>
-          </w:tcPr>
-          <w:p>
-            <w:r/>
-            <w:r>
-              <w:rPr>
-                <w:rFonts w:ascii="Verdana" w:hAnsi="Verdana"/>
-                <w:b w:val="0"/>
-                <w:sz w:val="16"/>
-              </w:rPr>
-              <w:t>Table de code</w:t>
-            </w:r>
-          </w:p>
-        </w:tc>
-        <w:tc>
-          <w:tcPr>
-            <w:tcW w:type="dxa" w:w="1514"/>
-          </w:tcPr>
-          <w:p>
-            <w:r/>
-            <w:r>
-              <w:rPr>
-                <w:rFonts w:ascii="Verdana" w:hAnsi="Verdana"/>
-                <w:b w:val="0"/>
-                <w:sz w:val="16"/>
-              </w:rPr>
-              <w:t>0</w:t>
-            </w:r>
-          </w:p>
-        </w:tc>
-        <w:tc>
-          <w:tcPr>
-            <w:tcW w:type="dxa" w:w="1514"/>
-          </w:tcPr>
-          <w:p>
-            <w:r/>
-            <w:r>
-              <w:rPr>
-                <w:rFonts w:ascii="Verdana" w:hAnsi="Verdana"/>
-                <w:b w:val="0"/>
-                <w:sz w:val="16"/>
-              </w:rPr>
               <w:t>1</w:t>
             </w:r>
           </w:p>
@@ -5461,6 +6724,9 @@
             <w:tcW w:type="dxa" w:w="1514"/>
           </w:tcPr>
           <w:p>
+            <w:pPr>
+              <w:spacing w:before="20" w:after="20"/>
+            </w:pPr>
             <w:r/>
             <w:r>
               <w:rPr>
@@ -5481,6 +6747,9 @@
             <w:tcW w:type="dxa" w:w="1514"/>
           </w:tcPr>
           <w:p>
+            <w:pPr>
+              <w:spacing w:before="20" w:after="20"/>
+            </w:pPr>
             <w:r/>
             <w:r>
               <w:rPr>
@@ -5497,6 +6766,9 @@
             <w:tcW w:type="dxa" w:w="1514"/>
           </w:tcPr>
           <w:p>
+            <w:pPr>
+              <w:spacing w:before="20" w:after="20"/>
+            </w:pPr>
             <w:r/>
             <w:r>
               <w:rPr>
@@ -5513,6 +6785,27 @@
             <w:tcW w:type="dxa" w:w="1514"/>
           </w:tcPr>
           <w:p>
+            <w:pPr>
+              <w:spacing w:before="20" w:after="20"/>
+            </w:pPr>
+            <w:r/>
+            <w:r>
+              <w:rPr>
+                <w:rFonts w:ascii="Verdana" w:hAnsi="Verdana"/>
+                <w:sz w:val="16"/>
+              </w:rPr>
+              <w:t>Numérique</w:t>
+            </w:r>
+          </w:p>
+        </w:tc>
+        <w:tc>
+          <w:tcPr>
+            <w:tcW w:type="dxa" w:w="1514"/>
+          </w:tcPr>
+          <w:p>
+            <w:pPr>
+              <w:spacing w:before="20" w:after="20"/>
+            </w:pPr>
             <w:r/>
             <w:r>
               <w:rPr>
@@ -5520,6 +6813,62 @@
                 <w:b w:val="0"/>
                 <w:sz w:val="16"/>
               </w:rPr>
+              <w:t>0</w:t>
+            </w:r>
+          </w:p>
+        </w:tc>
+        <w:tc>
+          <w:tcPr>
+            <w:tcW w:type="dxa" w:w="1514"/>
+          </w:tcPr>
+          <w:p>
+            <w:pPr>
+              <w:spacing w:before="20" w:after="20"/>
+            </w:pPr>
+            <w:r/>
+            <w:r>
+              <w:rPr>
+                <w:rFonts w:ascii="Verdana" w:hAnsi="Verdana"/>
+                <w:b w:val="0"/>
+                <w:sz w:val="16"/>
+              </w:rPr>
+              <w:t>0</w:t>
+            </w:r>
+          </w:p>
+        </w:tc>
+        <w:tc>
+          <w:tcPr>
+            <w:tcW w:type="dxa" w:w="1514"/>
+          </w:tcPr>
+          <w:p>
+            <w:pPr>
+              <w:spacing w:before="20" w:after="20"/>
+            </w:pPr>
+            <w:r/>
+            <w:r>
+              <w:rPr>
+                <w:rFonts w:ascii="Verdana" w:hAnsi="Verdana"/>
+                <w:b w:val="0"/>
+                <w:sz w:val="16"/>
+              </w:rPr>
+              <w:t>30</w:t>
+            </w:r>
+          </w:p>
+        </w:tc>
+        <w:tc>
+          <w:tcPr>
+            <w:tcW w:type="dxa" w:w="1514"/>
+          </w:tcPr>
+          <w:p>
+            <w:pPr>
+              <w:spacing w:before="20" w:after="20"/>
+            </w:pPr>
+            <w:r/>
+            <w:r>
+              <w:rPr>
+                <w:rFonts w:ascii="Verdana" w:hAnsi="Verdana"/>
+                <w:sz w:val="16"/>
+              </w:rPr>
               <w:t>Numérique</w:t>
             </w:r>
           </w:p>
@@ -5529,6 +6878,9 @@
             <w:tcW w:type="dxa" w:w="1514"/>
           </w:tcPr>
           <w:p>
+            <w:pPr>
+              <w:spacing w:before="20" w:after="20"/>
+            </w:pPr>
             <w:r/>
             <w:r>
               <w:rPr>
@@ -5545,6 +6897,9 @@
             <w:tcW w:type="dxa" w:w="1514"/>
           </w:tcPr>
           <w:p>
+            <w:pPr>
+              <w:spacing w:before="20" w:after="20"/>
+            </w:pPr>
             <w:r/>
             <w:r>
               <w:rPr>
@@ -5552,70 +6907,6 @@
                 <w:b w:val="0"/>
                 <w:sz w:val="16"/>
               </w:rPr>
-              <w:t>0</w:t>
-            </w:r>
-          </w:p>
-        </w:tc>
-        <w:tc>
-          <w:tcPr>
-            <w:tcW w:type="dxa" w:w="1514"/>
-          </w:tcPr>
-          <w:p>
-            <w:r/>
-            <w:r>
-              <w:rPr>
-                <w:rFonts w:ascii="Verdana" w:hAnsi="Verdana"/>
-                <w:b w:val="0"/>
-                <w:sz w:val="16"/>
-              </w:rPr>
-              <w:t>30</w:t>
-            </w:r>
-          </w:p>
-        </w:tc>
-        <w:tc>
-          <w:tcPr>
-            <w:tcW w:type="dxa" w:w="1514"/>
-          </w:tcPr>
-          <w:p>
-            <w:r/>
-            <w:r>
-              <w:rPr>
-                <w:rFonts w:ascii="Verdana" w:hAnsi="Verdana"/>
-                <w:b w:val="0"/>
-                <w:sz w:val="16"/>
-              </w:rPr>
-              <w:t>Numérique</w:t>
-            </w:r>
-          </w:p>
-        </w:tc>
-        <w:tc>
-          <w:tcPr>
-            <w:tcW w:type="dxa" w:w="1514"/>
-          </w:tcPr>
-          <w:p>
-            <w:r/>
-            <w:r>
-              <w:rPr>
-                <w:rFonts w:ascii="Verdana" w:hAnsi="Verdana"/>
-                <w:b w:val="0"/>
-                <w:sz w:val="16"/>
-              </w:rPr>
-              <w:t>0</w:t>
-            </w:r>
-          </w:p>
-        </w:tc>
-        <w:tc>
-          <w:tcPr>
-            <w:tcW w:type="dxa" w:w="1514"/>
-          </w:tcPr>
-          <w:p>
-            <w:r/>
-            <w:r>
-              <w:rPr>
-                <w:rFonts w:ascii="Verdana" w:hAnsi="Verdana"/>
-                <w:b w:val="0"/>
-                <w:sz w:val="16"/>
-              </w:rPr>
               <w:t>10</w:t>
             </w:r>
           </w:p>
@@ -5625,6 +6916,9 @@
             <w:tcW w:type="dxa" w:w="1514"/>
           </w:tcPr>
           <w:p>
+            <w:pPr>
+              <w:spacing w:before="20" w:after="20"/>
+            </w:pPr>
             <w:r/>
             <w:r>
               <w:rPr>
@@ -5645,6 +6939,9 @@
             <w:tcW w:type="dxa" w:w="1514"/>
           </w:tcPr>
           <w:p>
+            <w:pPr>
+              <w:spacing w:before="20" w:after="20"/>
+            </w:pPr>
             <w:r/>
             <w:r>
               <w:rPr>
@@ -5661,6 +6958,9 @@
             <w:tcW w:type="dxa" w:w="1514"/>
           </w:tcPr>
           <w:p>
+            <w:pPr>
+              <w:spacing w:before="20" w:after="20"/>
+            </w:pPr>
             <w:r/>
             <w:r>
               <w:rPr>
@@ -5677,6 +6977,27 @@
             <w:tcW w:type="dxa" w:w="1514"/>
           </w:tcPr>
           <w:p>
+            <w:pPr>
+              <w:spacing w:before="20" w:after="20"/>
+            </w:pPr>
+            <w:r/>
+            <w:r>
+              <w:rPr>
+                <w:rFonts w:ascii="Verdana" w:hAnsi="Verdana"/>
+                <w:sz w:val="16"/>
+              </w:rPr>
+              <w:t>Numérique</w:t>
+            </w:r>
+          </w:p>
+        </w:tc>
+        <w:tc>
+          <w:tcPr>
+            <w:tcW w:type="dxa" w:w="1514"/>
+          </w:tcPr>
+          <w:p>
+            <w:pPr>
+              <w:spacing w:before="20" w:after="20"/>
+            </w:pPr>
             <w:r/>
             <w:r>
               <w:rPr>
@@ -5684,6 +7005,62 @@
                 <w:b w:val="0"/>
                 <w:sz w:val="16"/>
               </w:rPr>
+              <w:t>0</w:t>
+            </w:r>
+          </w:p>
+        </w:tc>
+        <w:tc>
+          <w:tcPr>
+            <w:tcW w:type="dxa" w:w="1514"/>
+          </w:tcPr>
+          <w:p>
+            <w:pPr>
+              <w:spacing w:before="20" w:after="20"/>
+            </w:pPr>
+            <w:r/>
+            <w:r>
+              <w:rPr>
+                <w:rFonts w:ascii="Verdana" w:hAnsi="Verdana"/>
+                <w:b w:val="0"/>
+                <w:sz w:val="16"/>
+              </w:rPr>
+              <w:t>0</w:t>
+            </w:r>
+          </w:p>
+        </w:tc>
+        <w:tc>
+          <w:tcPr>
+            <w:tcW w:type="dxa" w:w="1514"/>
+          </w:tcPr>
+          <w:p>
+            <w:pPr>
+              <w:spacing w:before="20" w:after="20"/>
+            </w:pPr>
+            <w:r/>
+            <w:r>
+              <w:rPr>
+                <w:rFonts w:ascii="Verdana" w:hAnsi="Verdana"/>
+                <w:b w:val="0"/>
+                <w:sz w:val="16"/>
+              </w:rPr>
+              <w:t>16</w:t>
+            </w:r>
+          </w:p>
+        </w:tc>
+        <w:tc>
+          <w:tcPr>
+            <w:tcW w:type="dxa" w:w="1514"/>
+          </w:tcPr>
+          <w:p>
+            <w:pPr>
+              <w:spacing w:before="20" w:after="20"/>
+            </w:pPr>
+            <w:r/>
+            <w:r>
+              <w:rPr>
+                <w:rFonts w:ascii="Verdana" w:hAnsi="Verdana"/>
+                <w:sz w:val="16"/>
+              </w:rPr>
               <w:t>Numérique</w:t>
             </w:r>
           </w:p>
@@ -5693,6 +7070,9 @@
             <w:tcW w:type="dxa" w:w="1514"/>
           </w:tcPr>
           <w:p>
+            <w:pPr>
+              <w:spacing w:before="20" w:after="20"/>
+            </w:pPr>
             <w:r/>
             <w:r>
               <w:rPr>
@@ -5709,6 +7089,9 @@
             <w:tcW w:type="dxa" w:w="1514"/>
           </w:tcPr>
           <w:p>
+            <w:pPr>
+              <w:spacing w:before="20" w:after="20"/>
+            </w:pPr>
             <w:r/>
             <w:r>
               <w:rPr>
@@ -5716,70 +7099,6 @@
                 <w:b w:val="0"/>
                 <w:sz w:val="16"/>
               </w:rPr>
-              <w:t>0</w:t>
-            </w:r>
-          </w:p>
-        </w:tc>
-        <w:tc>
-          <w:tcPr>
-            <w:tcW w:type="dxa" w:w="1514"/>
-          </w:tcPr>
-          <w:p>
-            <w:r/>
-            <w:r>
-              <w:rPr>
-                <w:rFonts w:ascii="Verdana" w:hAnsi="Verdana"/>
-                <w:b w:val="0"/>
-                <w:sz w:val="16"/>
-              </w:rPr>
-              <w:t>16</w:t>
-            </w:r>
-          </w:p>
-        </w:tc>
-        <w:tc>
-          <w:tcPr>
-            <w:tcW w:type="dxa" w:w="1514"/>
-          </w:tcPr>
-          <w:p>
-            <w:r/>
-            <w:r>
-              <w:rPr>
-                <w:rFonts w:ascii="Verdana" w:hAnsi="Verdana"/>
-                <w:b w:val="0"/>
-                <w:sz w:val="16"/>
-              </w:rPr>
-              <w:t>Numérique</w:t>
-            </w:r>
-          </w:p>
-        </w:tc>
-        <w:tc>
-          <w:tcPr>
-            <w:tcW w:type="dxa" w:w="1514"/>
-          </w:tcPr>
-          <w:p>
-            <w:r/>
-            <w:r>
-              <w:rPr>
-                <w:rFonts w:ascii="Verdana" w:hAnsi="Verdana"/>
-                <w:b w:val="0"/>
-                <w:sz w:val="16"/>
-              </w:rPr>
-              <w:t>0</w:t>
-            </w:r>
-          </w:p>
-        </w:tc>
-        <w:tc>
-          <w:tcPr>
-            <w:tcW w:type="dxa" w:w="1514"/>
-          </w:tcPr>
-          <w:p>
-            <w:r/>
-            <w:r>
-              <w:rPr>
-                <w:rFonts w:ascii="Verdana" w:hAnsi="Verdana"/>
-                <w:b w:val="0"/>
-                <w:sz w:val="16"/>
-              </w:rPr>
               <w:t>5</w:t>
             </w:r>
           </w:p>
@@ -5789,6 +7108,9 @@
             <w:tcW w:type="dxa" w:w="1514"/>
           </w:tcPr>
           <w:p>
+            <w:pPr>
+              <w:spacing w:before="20" w:after="20"/>
+            </w:pPr>
             <w:r/>
             <w:r>
               <w:rPr>
@@ -5809,6 +7131,9 @@
             <w:tcW w:type="dxa" w:w="1514"/>
           </w:tcPr>
           <w:p>
+            <w:pPr>
+              <w:spacing w:before="20" w:after="20"/>
+            </w:pPr>
             <w:r/>
             <w:r>
               <w:rPr>
@@ -5825,6 +7150,9 @@
             <w:tcW w:type="dxa" w:w="1514"/>
           </w:tcPr>
           <w:p>
+            <w:pPr>
+              <w:spacing w:before="20" w:after="20"/>
+            </w:pPr>
             <w:r/>
             <w:r>
               <w:rPr>
@@ -5841,6 +7169,27 @@
             <w:tcW w:type="dxa" w:w="1514"/>
           </w:tcPr>
           <w:p>
+            <w:pPr>
+              <w:spacing w:before="20" w:after="20"/>
+            </w:pPr>
+            <w:r/>
+            <w:r>
+              <w:rPr>
+                <w:rFonts w:ascii="Verdana" w:hAnsi="Verdana"/>
+                <w:sz w:val="16"/>
+              </w:rPr>
+              <w:t>Numérique</w:t>
+            </w:r>
+          </w:p>
+        </w:tc>
+        <w:tc>
+          <w:tcPr>
+            <w:tcW w:type="dxa" w:w="1514"/>
+          </w:tcPr>
+          <w:p>
+            <w:pPr>
+              <w:spacing w:before="20" w:after="20"/>
+            </w:pPr>
             <w:r/>
             <w:r>
               <w:rPr>
@@ -5848,6 +7197,62 @@
                 <w:b w:val="0"/>
                 <w:sz w:val="16"/>
               </w:rPr>
+              <w:t>0</w:t>
+            </w:r>
+          </w:p>
+        </w:tc>
+        <w:tc>
+          <w:tcPr>
+            <w:tcW w:type="dxa" w:w="1514"/>
+          </w:tcPr>
+          <w:p>
+            <w:pPr>
+              <w:spacing w:before="20" w:after="20"/>
+            </w:pPr>
+            <w:r/>
+            <w:r>
+              <w:rPr>
+                <w:rFonts w:ascii="Verdana" w:hAnsi="Verdana"/>
+                <w:b w:val="0"/>
+                <w:sz w:val="16"/>
+              </w:rPr>
+              <w:t>0</w:t>
+            </w:r>
+          </w:p>
+        </w:tc>
+        <w:tc>
+          <w:tcPr>
+            <w:tcW w:type="dxa" w:w="1514"/>
+          </w:tcPr>
+          <w:p>
+            <w:pPr>
+              <w:spacing w:before="20" w:after="20"/>
+            </w:pPr>
+            <w:r/>
+            <w:r>
+              <w:rPr>
+                <w:rFonts w:ascii="Verdana" w:hAnsi="Verdana"/>
+                <w:b w:val="0"/>
+                <w:sz w:val="16"/>
+              </w:rPr>
+              <w:t>8</w:t>
+            </w:r>
+          </w:p>
+        </w:tc>
+        <w:tc>
+          <w:tcPr>
+            <w:tcW w:type="dxa" w:w="1514"/>
+          </w:tcPr>
+          <w:p>
+            <w:pPr>
+              <w:spacing w:before="20" w:after="20"/>
+            </w:pPr>
+            <w:r/>
+            <w:r>
+              <w:rPr>
+                <w:rFonts w:ascii="Verdana" w:hAnsi="Verdana"/>
+                <w:sz w:val="16"/>
+              </w:rPr>
               <w:t>Numérique</w:t>
             </w:r>
           </w:p>
@@ -5857,6 +7262,9 @@
             <w:tcW w:type="dxa" w:w="1514"/>
           </w:tcPr>
           <w:p>
+            <w:pPr>
+              <w:spacing w:before="20" w:after="20"/>
+            </w:pPr>
             <w:r/>
             <w:r>
               <w:rPr>
@@ -5873,6 +7281,9 @@
             <w:tcW w:type="dxa" w:w="1514"/>
           </w:tcPr>
           <w:p>
+            <w:pPr>
+              <w:spacing w:before="20" w:after="20"/>
+            </w:pPr>
             <w:r/>
             <w:r>
               <w:rPr>
@@ -5880,70 +7291,6 @@
                 <w:b w:val="0"/>
                 <w:sz w:val="16"/>
               </w:rPr>
-              <w:t>0</w:t>
-            </w:r>
-          </w:p>
-        </w:tc>
-        <w:tc>
-          <w:tcPr>
-            <w:tcW w:type="dxa" w:w="1514"/>
-          </w:tcPr>
-          <w:p>
-            <w:r/>
-            <w:r>
-              <w:rPr>
-                <w:rFonts w:ascii="Verdana" w:hAnsi="Verdana"/>
-                <w:b w:val="0"/>
-                <w:sz w:val="16"/>
-              </w:rPr>
-              <w:t>8</w:t>
-            </w:r>
-          </w:p>
-        </w:tc>
-        <w:tc>
-          <w:tcPr>
-            <w:tcW w:type="dxa" w:w="1514"/>
-          </w:tcPr>
-          <w:p>
-            <w:r/>
-            <w:r>
-              <w:rPr>
-                <w:rFonts w:ascii="Verdana" w:hAnsi="Verdana"/>
-                <w:b w:val="0"/>
-                <w:sz w:val="16"/>
-              </w:rPr>
-              <w:t>Numérique</w:t>
-            </w:r>
-          </w:p>
-        </w:tc>
-        <w:tc>
-          <w:tcPr>
-            <w:tcW w:type="dxa" w:w="1514"/>
-          </w:tcPr>
-          <w:p>
-            <w:r/>
-            <w:r>
-              <w:rPr>
-                <w:rFonts w:ascii="Verdana" w:hAnsi="Verdana"/>
-                <w:b w:val="0"/>
-                <w:sz w:val="16"/>
-              </w:rPr>
-              <w:t>0</w:t>
-            </w:r>
-          </w:p>
-        </w:tc>
-        <w:tc>
-          <w:tcPr>
-            <w:tcW w:type="dxa" w:w="1514"/>
-          </w:tcPr>
-          <w:p>
-            <w:r/>
-            <w:r>
-              <w:rPr>
-                <w:rFonts w:ascii="Verdana" w:hAnsi="Verdana"/>
-                <w:b w:val="0"/>
-                <w:sz w:val="16"/>
-              </w:rPr>
               <w:t>3</w:t>
             </w:r>
           </w:p>
@@ -5953,6 +7300,9 @@
             <w:tcW w:type="dxa" w:w="1514"/>
           </w:tcPr>
           <w:p>
+            <w:pPr>
+              <w:spacing w:before="20" w:after="20"/>
+            </w:pPr>
             <w:r/>
             <w:r>
               <w:rPr>
@@ -5973,6 +7323,9 @@
             <w:tcW w:type="dxa" w:w="1514"/>
           </w:tcPr>
           <w:p>
+            <w:pPr>
+              <w:spacing w:before="20" w:after="20"/>
+            </w:pPr>
             <w:r/>
             <w:r>
               <w:rPr>
@@ -5989,6 +7342,9 @@
             <w:tcW w:type="dxa" w:w="1514"/>
           </w:tcPr>
           <w:p>
+            <w:pPr>
+              <w:spacing w:before="20" w:after="20"/>
+            </w:pPr>
             <w:r/>
             <w:r>
               <w:rPr>
@@ -6005,6 +7361,27 @@
             <w:tcW w:type="dxa" w:w="1514"/>
           </w:tcPr>
           <w:p>
+            <w:pPr>
+              <w:spacing w:before="20" w:after="20"/>
+            </w:pPr>
+            <w:r/>
+            <w:r>
+              <w:rPr>
+                <w:rFonts w:ascii="Verdana" w:hAnsi="Verdana"/>
+                <w:sz w:val="16"/>
+              </w:rPr>
+              <w:t>Numérique</w:t>
+            </w:r>
+          </w:p>
+        </w:tc>
+        <w:tc>
+          <w:tcPr>
+            <w:tcW w:type="dxa" w:w="1514"/>
+          </w:tcPr>
+          <w:p>
+            <w:pPr>
+              <w:spacing w:before="20" w:after="20"/>
+            </w:pPr>
             <w:r/>
             <w:r>
               <w:rPr>
@@ -6012,6 +7389,62 @@
                 <w:b w:val="0"/>
                 <w:sz w:val="16"/>
               </w:rPr>
+              <w:t>0</w:t>
+            </w:r>
+          </w:p>
+        </w:tc>
+        <w:tc>
+          <w:tcPr>
+            <w:tcW w:type="dxa" w:w="1514"/>
+          </w:tcPr>
+          <w:p>
+            <w:pPr>
+              <w:spacing w:before="20" w:after="20"/>
+            </w:pPr>
+            <w:r/>
+            <w:r>
+              <w:rPr>
+                <w:rFonts w:ascii="Verdana" w:hAnsi="Verdana"/>
+                <w:b w:val="0"/>
+                <w:sz w:val="16"/>
+              </w:rPr>
+              <w:t>0</w:t>
+            </w:r>
+          </w:p>
+        </w:tc>
+        <w:tc>
+          <w:tcPr>
+            <w:tcW w:type="dxa" w:w="1514"/>
+          </w:tcPr>
+          <w:p>
+            <w:pPr>
+              <w:spacing w:before="20" w:after="20"/>
+            </w:pPr>
+            <w:r/>
+            <w:r>
+              <w:rPr>
+                <w:rFonts w:ascii="Verdana" w:hAnsi="Verdana"/>
+                <w:b w:val="0"/>
+                <w:sz w:val="16"/>
+              </w:rPr>
+              <w:t>8</w:t>
+            </w:r>
+          </w:p>
+        </w:tc>
+        <w:tc>
+          <w:tcPr>
+            <w:tcW w:type="dxa" w:w="1514"/>
+          </w:tcPr>
+          <w:p>
+            <w:pPr>
+              <w:spacing w:before="20" w:after="20"/>
+            </w:pPr>
+            <w:r/>
+            <w:r>
+              <w:rPr>
+                <w:rFonts w:ascii="Verdana" w:hAnsi="Verdana"/>
+                <w:sz w:val="16"/>
+              </w:rPr>
               <w:t>Numérique</w:t>
             </w:r>
           </w:p>
@@ -6021,6 +7454,9 @@
             <w:tcW w:type="dxa" w:w="1514"/>
           </w:tcPr>
           <w:p>
+            <w:pPr>
+              <w:spacing w:before="20" w:after="20"/>
+            </w:pPr>
             <w:r/>
             <w:r>
               <w:rPr>
@@ -6037,6 +7473,9 @@
             <w:tcW w:type="dxa" w:w="1514"/>
           </w:tcPr>
           <w:p>
+            <w:pPr>
+              <w:spacing w:before="20" w:after="20"/>
+            </w:pPr>
             <w:r/>
             <w:r>
               <w:rPr>
@@ -6044,70 +7483,6 @@
                 <w:b w:val="0"/>
                 <w:sz w:val="16"/>
               </w:rPr>
-              <w:t>0</w:t>
-            </w:r>
-          </w:p>
-        </w:tc>
-        <w:tc>
-          <w:tcPr>
-            <w:tcW w:type="dxa" w:w="1514"/>
-          </w:tcPr>
-          <w:p>
-            <w:r/>
-            <w:r>
-              <w:rPr>
-                <w:rFonts w:ascii="Verdana" w:hAnsi="Verdana"/>
-                <w:b w:val="0"/>
-                <w:sz w:val="16"/>
-              </w:rPr>
-              <w:t>8</w:t>
-            </w:r>
-          </w:p>
-        </w:tc>
-        <w:tc>
-          <w:tcPr>
-            <w:tcW w:type="dxa" w:w="1514"/>
-          </w:tcPr>
-          <w:p>
-            <w:r/>
-            <w:r>
-              <w:rPr>
-                <w:rFonts w:ascii="Verdana" w:hAnsi="Verdana"/>
-                <w:b w:val="0"/>
-                <w:sz w:val="16"/>
-              </w:rPr>
-              <w:t>Numérique</w:t>
-            </w:r>
-          </w:p>
-        </w:tc>
-        <w:tc>
-          <w:tcPr>
-            <w:tcW w:type="dxa" w:w="1514"/>
-          </w:tcPr>
-          <w:p>
-            <w:r/>
-            <w:r>
-              <w:rPr>
-                <w:rFonts w:ascii="Verdana" w:hAnsi="Verdana"/>
-                <w:b w:val="0"/>
-                <w:sz w:val="16"/>
-              </w:rPr>
-              <w:t>0</w:t>
-            </w:r>
-          </w:p>
-        </w:tc>
-        <w:tc>
-          <w:tcPr>
-            <w:tcW w:type="dxa" w:w="1514"/>
-          </w:tcPr>
-          <w:p>
-            <w:r/>
-            <w:r>
-              <w:rPr>
-                <w:rFonts w:ascii="Verdana" w:hAnsi="Verdana"/>
-                <w:b w:val="0"/>
-                <w:sz w:val="16"/>
-              </w:rPr>
               <w:t>3</w:t>
             </w:r>
           </w:p>
@@ -6117,6 +7492,9 @@
             <w:tcW w:type="dxa" w:w="1514"/>
           </w:tcPr>
           <w:p>
+            <w:pPr>
+              <w:spacing w:before="20" w:after="20"/>
+            </w:pPr>
             <w:r/>
             <w:r>
               <w:rPr>
@@ -6137,6 +7515,9 @@
             <w:tcW w:type="dxa" w:w="1514"/>
           </w:tcPr>
           <w:p>
+            <w:pPr>
+              <w:spacing w:before="20" w:after="20"/>
+            </w:pPr>
             <w:r/>
             <w:r>
               <w:rPr>
@@ -6153,6 +7534,9 @@
             <w:tcW w:type="dxa" w:w="1514"/>
           </w:tcPr>
           <w:p>
+            <w:pPr>
+              <w:spacing w:before="20" w:after="20"/>
+            </w:pPr>
             <w:r/>
             <w:r>
               <w:rPr>
@@ -6169,6 +7553,27 @@
             <w:tcW w:type="dxa" w:w="1514"/>
           </w:tcPr>
           <w:p>
+            <w:pPr>
+              <w:spacing w:before="20" w:after="20"/>
+            </w:pPr>
+            <w:r/>
+            <w:r>
+              <w:rPr>
+                <w:rFonts w:ascii="Verdana" w:hAnsi="Verdana"/>
+                <w:sz w:val="16"/>
+              </w:rPr>
+              <w:t>Numérique</w:t>
+            </w:r>
+          </w:p>
+        </w:tc>
+        <w:tc>
+          <w:tcPr>
+            <w:tcW w:type="dxa" w:w="1514"/>
+          </w:tcPr>
+          <w:p>
+            <w:pPr>
+              <w:spacing w:before="20" w:after="20"/>
+            </w:pPr>
             <w:r/>
             <w:r>
               <w:rPr>
@@ -6176,6 +7581,62 @@
                 <w:b w:val="0"/>
                 <w:sz w:val="16"/>
               </w:rPr>
+              <w:t>0</w:t>
+            </w:r>
+          </w:p>
+        </w:tc>
+        <w:tc>
+          <w:tcPr>
+            <w:tcW w:type="dxa" w:w="1514"/>
+          </w:tcPr>
+          <w:p>
+            <w:pPr>
+              <w:spacing w:before="20" w:after="20"/>
+            </w:pPr>
+            <w:r/>
+            <w:r>
+              <w:rPr>
+                <w:rFonts w:ascii="Verdana" w:hAnsi="Verdana"/>
+                <w:b w:val="0"/>
+                <w:sz w:val="16"/>
+              </w:rPr>
+              <w:t>0</w:t>
+            </w:r>
+          </w:p>
+        </w:tc>
+        <w:tc>
+          <w:tcPr>
+            <w:tcW w:type="dxa" w:w="1514"/>
+          </w:tcPr>
+          <w:p>
+            <w:pPr>
+              <w:spacing w:before="20" w:after="20"/>
+            </w:pPr>
+            <w:r/>
+            <w:r>
+              <w:rPr>
+                <w:rFonts w:ascii="Verdana" w:hAnsi="Verdana"/>
+                <w:b w:val="0"/>
+                <w:sz w:val="16"/>
+              </w:rPr>
+              <w:t>8</w:t>
+            </w:r>
+          </w:p>
+        </w:tc>
+        <w:tc>
+          <w:tcPr>
+            <w:tcW w:type="dxa" w:w="1514"/>
+          </w:tcPr>
+          <w:p>
+            <w:pPr>
+              <w:spacing w:before="20" w:after="20"/>
+            </w:pPr>
+            <w:r/>
+            <w:r>
+              <w:rPr>
+                <w:rFonts w:ascii="Verdana" w:hAnsi="Verdana"/>
+                <w:sz w:val="16"/>
+              </w:rPr>
               <w:t>Numérique</w:t>
             </w:r>
           </w:p>
@@ -6185,6 +7646,9 @@
             <w:tcW w:type="dxa" w:w="1514"/>
           </w:tcPr>
           <w:p>
+            <w:pPr>
+              <w:spacing w:before="20" w:after="20"/>
+            </w:pPr>
             <w:r/>
             <w:r>
               <w:rPr>
@@ -6201,6 +7665,9 @@
             <w:tcW w:type="dxa" w:w="1514"/>
           </w:tcPr>
           <w:p>
+            <w:pPr>
+              <w:spacing w:before="20" w:after="20"/>
+            </w:pPr>
             <w:r/>
             <w:r>
               <w:rPr>
@@ -6208,70 +7675,6 @@
                 <w:b w:val="0"/>
                 <w:sz w:val="16"/>
               </w:rPr>
-              <w:t>0</w:t>
-            </w:r>
-          </w:p>
-        </w:tc>
-        <w:tc>
-          <w:tcPr>
-            <w:tcW w:type="dxa" w:w="1514"/>
-          </w:tcPr>
-          <w:p>
-            <w:r/>
-            <w:r>
-              <w:rPr>
-                <w:rFonts w:ascii="Verdana" w:hAnsi="Verdana"/>
-                <w:b w:val="0"/>
-                <w:sz w:val="16"/>
-              </w:rPr>
-              <w:t>8</w:t>
-            </w:r>
-          </w:p>
-        </w:tc>
-        <w:tc>
-          <w:tcPr>
-            <w:tcW w:type="dxa" w:w="1514"/>
-          </w:tcPr>
-          <w:p>
-            <w:r/>
-            <w:r>
-              <w:rPr>
-                <w:rFonts w:ascii="Verdana" w:hAnsi="Verdana"/>
-                <w:b w:val="0"/>
-                <w:sz w:val="16"/>
-              </w:rPr>
-              <w:t>Numérique</w:t>
-            </w:r>
-          </w:p>
-        </w:tc>
-        <w:tc>
-          <w:tcPr>
-            <w:tcW w:type="dxa" w:w="1514"/>
-          </w:tcPr>
-          <w:p>
-            <w:r/>
-            <w:r>
-              <w:rPr>
-                <w:rFonts w:ascii="Verdana" w:hAnsi="Verdana"/>
-                <w:b w:val="0"/>
-                <w:sz w:val="16"/>
-              </w:rPr>
-              <w:t>0</w:t>
-            </w:r>
-          </w:p>
-        </w:tc>
-        <w:tc>
-          <w:tcPr>
-            <w:tcW w:type="dxa" w:w="1514"/>
-          </w:tcPr>
-          <w:p>
-            <w:r/>
-            <w:r>
-              <w:rPr>
-                <w:rFonts w:ascii="Verdana" w:hAnsi="Verdana"/>
-                <w:b w:val="0"/>
-                <w:sz w:val="16"/>
-              </w:rPr>
               <w:t>3</w:t>
             </w:r>
           </w:p>
@@ -6281,6 +7684,9 @@
             <w:tcW w:type="dxa" w:w="1514"/>
           </w:tcPr>
           <w:p>
+            <w:pPr>
+              <w:spacing w:before="20" w:after="20"/>
+            </w:pPr>
             <w:r/>
             <w:r>
               <w:rPr>
@@ -6301,6 +7707,9 @@
             <w:tcW w:type="dxa" w:w="1514"/>
           </w:tcPr>
           <w:p>
+            <w:pPr>
+              <w:spacing w:before="20" w:after="20"/>
+            </w:pPr>
             <w:r/>
             <w:r>
               <w:rPr>
@@ -6317,6 +7726,9 @@
             <w:tcW w:type="dxa" w:w="1514"/>
           </w:tcPr>
           <w:p>
+            <w:pPr>
+              <w:spacing w:before="20" w:after="20"/>
+            </w:pPr>
             <w:r/>
             <w:r>
               <w:rPr>
@@ -6333,6 +7745,27 @@
             <w:tcW w:type="dxa" w:w="1514"/>
           </w:tcPr>
           <w:p>
+            <w:pPr>
+              <w:spacing w:before="20" w:after="20"/>
+            </w:pPr>
+            <w:r/>
+            <w:r>
+              <w:rPr>
+                <w:rFonts w:ascii="Verdana" w:hAnsi="Verdana"/>
+                <w:sz w:val="16"/>
+              </w:rPr>
+              <w:t>Numérique</w:t>
+            </w:r>
+          </w:p>
+        </w:tc>
+        <w:tc>
+          <w:tcPr>
+            <w:tcW w:type="dxa" w:w="1514"/>
+          </w:tcPr>
+          <w:p>
+            <w:pPr>
+              <w:spacing w:before="20" w:after="20"/>
+            </w:pPr>
             <w:r/>
             <w:r>
               <w:rPr>
@@ -6340,6 +7773,62 @@
                 <w:b w:val="0"/>
                 <w:sz w:val="16"/>
               </w:rPr>
+              <w:t>0</w:t>
+            </w:r>
+          </w:p>
+        </w:tc>
+        <w:tc>
+          <w:tcPr>
+            <w:tcW w:type="dxa" w:w="1514"/>
+          </w:tcPr>
+          <w:p>
+            <w:pPr>
+              <w:spacing w:before="20" w:after="20"/>
+            </w:pPr>
+            <w:r/>
+            <w:r>
+              <w:rPr>
+                <w:rFonts w:ascii="Verdana" w:hAnsi="Verdana"/>
+                <w:b w:val="0"/>
+                <w:sz w:val="16"/>
+              </w:rPr>
+              <w:t>0</w:t>
+            </w:r>
+          </w:p>
+        </w:tc>
+        <w:tc>
+          <w:tcPr>
+            <w:tcW w:type="dxa" w:w="1514"/>
+          </w:tcPr>
+          <w:p>
+            <w:pPr>
+              <w:spacing w:before="20" w:after="20"/>
+            </w:pPr>
+            <w:r/>
+            <w:r>
+              <w:rPr>
+                <w:rFonts w:ascii="Verdana" w:hAnsi="Verdana"/>
+                <w:b w:val="0"/>
+                <w:sz w:val="16"/>
+              </w:rPr>
+              <w:t>8</w:t>
+            </w:r>
+          </w:p>
+        </w:tc>
+        <w:tc>
+          <w:tcPr>
+            <w:tcW w:type="dxa" w:w="1514"/>
+          </w:tcPr>
+          <w:p>
+            <w:pPr>
+              <w:spacing w:before="20" w:after="20"/>
+            </w:pPr>
+            <w:r/>
+            <w:r>
+              <w:rPr>
+                <w:rFonts w:ascii="Verdana" w:hAnsi="Verdana"/>
+                <w:sz w:val="16"/>
+              </w:rPr>
               <w:t>Numérique</w:t>
             </w:r>
           </w:p>
@@ -6349,6 +7838,9 @@
             <w:tcW w:type="dxa" w:w="1514"/>
           </w:tcPr>
           <w:p>
+            <w:pPr>
+              <w:spacing w:before="20" w:after="20"/>
+            </w:pPr>
             <w:r/>
             <w:r>
               <w:rPr>
@@ -6365,6 +7857,9 @@
             <w:tcW w:type="dxa" w:w="1514"/>
           </w:tcPr>
           <w:p>
+            <w:pPr>
+              <w:spacing w:before="20" w:after="20"/>
+            </w:pPr>
             <w:r/>
             <w:r>
               <w:rPr>
@@ -6372,70 +7867,6 @@
                 <w:b w:val="0"/>
                 <w:sz w:val="16"/>
               </w:rPr>
-              <w:t>0</w:t>
-            </w:r>
-          </w:p>
-        </w:tc>
-        <w:tc>
-          <w:tcPr>
-            <w:tcW w:type="dxa" w:w="1514"/>
-          </w:tcPr>
-          <w:p>
-            <w:r/>
-            <w:r>
-              <w:rPr>
-                <w:rFonts w:ascii="Verdana" w:hAnsi="Verdana"/>
-                <w:b w:val="0"/>
-                <w:sz w:val="16"/>
-              </w:rPr>
-              <w:t>8</w:t>
-            </w:r>
-          </w:p>
-        </w:tc>
-        <w:tc>
-          <w:tcPr>
-            <w:tcW w:type="dxa" w:w="1514"/>
-          </w:tcPr>
-          <w:p>
-            <w:r/>
-            <w:r>
-              <w:rPr>
-                <w:rFonts w:ascii="Verdana" w:hAnsi="Verdana"/>
-                <w:b w:val="0"/>
-                <w:sz w:val="16"/>
-              </w:rPr>
-              <w:t>Numérique</w:t>
-            </w:r>
-          </w:p>
-        </w:tc>
-        <w:tc>
-          <w:tcPr>
-            <w:tcW w:type="dxa" w:w="1514"/>
-          </w:tcPr>
-          <w:p>
-            <w:r/>
-            <w:r>
-              <w:rPr>
-                <w:rFonts w:ascii="Verdana" w:hAnsi="Verdana"/>
-                <w:b w:val="0"/>
-                <w:sz w:val="16"/>
-              </w:rPr>
-              <w:t>0</w:t>
-            </w:r>
-          </w:p>
-        </w:tc>
-        <w:tc>
-          <w:tcPr>
-            <w:tcW w:type="dxa" w:w="1514"/>
-          </w:tcPr>
-          <w:p>
-            <w:r/>
-            <w:r>
-              <w:rPr>
-                <w:rFonts w:ascii="Verdana" w:hAnsi="Verdana"/>
-                <w:b w:val="0"/>
-                <w:sz w:val="16"/>
-              </w:rPr>
               <w:t>3</w:t>
             </w:r>
           </w:p>
@@ -6445,6 +7876,9 @@
             <w:tcW w:type="dxa" w:w="1514"/>
           </w:tcPr>
           <w:p>
+            <w:pPr>
+              <w:spacing w:before="20" w:after="20"/>
+            </w:pPr>
             <w:r/>
             <w:r>
               <w:rPr>

--- a/docx/fr/BUFRCREX_TableB_fr_05.docx
+++ b/docx/fr/BUFRCREX_TableB_fr_05.docx
@@ -7559,97 +7559,7 @@
           <w:i/>
           <w:sz w:val="14"/>
         </w:rPr>
-        <w:t>Note 23: Une valeur de précipitation de –0,1 kg m –2 avant la mise à l’échelle (–1 après la mise à l’échelle ou en CREX) indique qu’il y a «trace» de précipitations (non mesurable, moins de 0,05 kg m –2 )</w:t>
-      </w:r>
-    </w:p>
-    <w:p>
-      <w:r>
-        <w:rPr>
-          <w:rFonts w:ascii="Verdana" w:hAnsi="Verdana"/>
-          <w:i/>
-          <w:sz w:val="14"/>
-        </w:rPr>
-        <w:t>Note 25: Il est possible d’annuler une signification précédemment définie en transmettant une «valeur manquante» à partir de la table de code ou de la table d’indicateurs appropriée.</w:t>
-      </w:r>
-    </w:p>
-    <w:p>
-      <w:r>
-        <w:rPr>
-          <w:rFonts w:ascii="Verdana" w:hAnsi="Verdana"/>
-          <w:i/>
-          <w:sz w:val="14"/>
-        </w:rPr>
-        <w:t>Note 27: Sauf indication contraire, tous les temps sont des temps universels coordonnés (UTC).</w:t>
-      </w:r>
-    </w:p>
-    <w:p>
-      <w:r>
-        <w:rPr>
-          <w:rFonts w:ascii="Verdana" w:hAnsi="Verdana"/>
-          <w:i/>
-          <w:sz w:val="14"/>
-        </w:rPr>
         <w:t>Note 32: La direction ou l’azimut ne sont utilisés que par rapport à une position donnée; ils n’ont pas pour objet de définir à nouveau cette position.</w:t>
-      </w:r>
-    </w:p>
-    <w:p>
-      <w:r>
-        <w:rPr>
-          <w:rFonts w:ascii="Verdana" w:hAnsi="Verdana"/>
-          <w:i/>
-          <w:sz w:val="14"/>
-        </w:rPr>
-        <w:t>Note 62: La distance n’est indiquée que par rapport à une position donnée et une direction, un azimut ou une hauteur angulaire; elle n’a pas pour objet de définir à nouveau cette position.</w:t>
-      </w:r>
-    </w:p>
-    <w:p>
-      <w:r>
-        <w:rPr>
-          <w:rFonts w:ascii="Verdana" w:hAnsi="Verdana"/>
-          <w:i/>
-          <w:sz w:val="14"/>
-        </w:rPr>
-        <w:t>Note 63: Le rayonnement descendant est indiqué par des valeurs positives.</w:t>
-      </w:r>
-    </w:p>
-    <w:p>
-      <w:r>
-        <w:rPr>
-          <w:rFonts w:ascii="Verdana" w:hAnsi="Verdana"/>
-          <w:i/>
-          <w:sz w:val="14"/>
-        </w:rPr>
-        <w:t>Note 64: Les composantes w descendantes sont indiquées par des valeurs positives, pour lesquelles l’unité est le Pa s –1 .</w:t>
-      </w:r>
-    </w:p>
-    <w:p>
-      <w:r>
-        <w:rPr>
-          <w:rFonts w:ascii="Verdana" w:hAnsi="Verdana"/>
-          <w:i/>
-          <w:sz w:val="14"/>
-        </w:rPr>
-        <w:t>Note 66: Les incréments dans le sens est-ouest sont indiqués par des valeurs négatives.</w:t>
-      </w:r>
-    </w:p>
-    <w:p>
-      <w:r>
-        <w:rPr>
-          <w:rFonts w:ascii="Verdana" w:hAnsi="Verdana"/>
-          <w:i/>
-          <w:sz w:val="14"/>
-        </w:rPr>
-        <w:t>Note 92: Afin qu’il soit possible de distinguer sans ambiguïté les cas de valeurs manquantes et de pixels saturés, les données d’image de n bits doivent être codées à l’aide d’un champs de données de n+1. Lorsqu’un tel descripteur n’est pas déjà disponible dans la classe 30, on utilise un descripteur d’opération 2 01 YYY pour modifier le champ de données de l’entrée existante, selon les besoins.</w:t>
-      </w:r>
-    </w:p>
-    <w:p>
-      <w:r>
-        <w:rPr>
-          <w:rFonts w:ascii="Verdana" w:hAnsi="Verdana"/>
-          <w:i/>
-          <w:sz w:val="14"/>
-        </w:rPr>
-        <w:t>Note 105: Les périodes ou les décalages dans le temps négatifs sont utilisés pour indiquer les périodes ou les décalages dans le temps précédant le temps généralement défini.</w:t>
       </w:r>
     </w:p>
     <w:p>
@@ -7669,26 +7579,6 @@
           <w:i/>
           <w:sz w:val="14"/>
         </w:rPr>
-        <w:t>Note 115: Le champ de données des pixels peut être modifié au moyen du descripteur 2 01 YYY.</w:t>
-      </w:r>
-    </w:p>
-    <w:p>
-      <w:r>
-        <w:rPr>
-          <w:rFonts w:ascii="Verdana" w:hAnsi="Verdana"/>
-          <w:i/>
-          <w:sz w:val="14"/>
-        </w:rPr>
-        <w:t>Note 121: Pour certains éléments de cette classe, une indication de la précision escomptée peut être implicite.</w:t>
-      </w:r>
-    </w:p>
-    <w:p>
-      <w:r>
-        <w:rPr>
-          <w:rFonts w:ascii="Verdana" w:hAnsi="Verdana"/>
-          <w:i/>
-          <w:sz w:val="14"/>
-        </w:rPr>
         <w:t>Note 122: On attribue aux latitudes sud des valeurs négatives.</w:t>
       </w:r>
     </w:p>
@@ -7699,197 +7589,7 @@
           <w:i/>
           <w:sz w:val="14"/>
         </w:rPr>
-        <w:t>Note 123: Les composantes v dans le sens sud–nord sont indiquées par des valeurs positives.</w:t>
-      </w:r>
-    </w:p>
-    <w:p>
-      <w:r>
-        <w:rPr>
-          <w:rFonts w:ascii="Verdana" w:hAnsi="Verdana"/>
-          <w:i/>
-          <w:sz w:val="14"/>
-        </w:rPr>
-        <w:t>Note 126: Les stations situées à moins de 1° du pôle Nord ou du pôle Sud chiffrent leurs observations de la direction du vent de surface avec le limbe d’azimut orienté de sorte que son zéro coïncide avec le méridien de Greenwich.</w:t>
-      </w:r>
-    </w:p>
-    <w:p>
-      <w:r>
-        <w:rPr>
-          <w:rFonts w:ascii="Verdana" w:hAnsi="Verdana"/>
-          <w:i/>
-          <w:sz w:val="14"/>
-        </w:rPr>
-        <w:t>Note 145: Pour indiquer à quoi se rapportent les périodes ou les décalages dans le temps, on peut se servir du code donné pour la caractéristique temporelle dans la table 0 08 021.</w:t>
-      </w:r>
-    </w:p>
-    <w:p>
-      <w:r>
-        <w:rPr>
-          <w:rFonts w:ascii="Verdana" w:hAnsi="Verdana"/>
-          <w:i/>
-          <w:sz w:val="14"/>
-        </w:rPr>
-        <w:t>Note 149: Lorsque la situation dans le temps correspond à des valeurs de prévision, elle indique le temps de l'état initial ou le début de la période de prévision; si elle correspond à des moyennes d'ensemble de valeurs de prévisions, elle indique l'état initial ou le début de la première prévision d'où les moyennes d'ensemble sont dérivées.</w:t>
-      </w:r>
-    </w:p>
-    <w:p>
-      <w:r>
-        <w:rPr>
-          <w:rFonts w:ascii="Verdana" w:hAnsi="Verdana"/>
-          <w:i/>
-          <w:sz w:val="14"/>
-        </w:rPr>
-        <w:t>Note 155: Cette classe peut aussi contenir des éléments concernant les méthodes d’observation.</w:t>
-      </w:r>
-    </w:p>
-    <w:p>
-      <w:r>
-        <w:rPr>
-          <w:rFonts w:ascii="Verdana" w:hAnsi="Verdana"/>
-          <w:i/>
-          <w:sz w:val="14"/>
-        </w:rPr>
-        <w:t>Note 156: La présente classe doit contenir des éléments décrivant les instruments utilisés pour obtenir les éléments météorologiques représentés.</w:t>
-      </w:r>
-    </w:p>
-    <w:p>
-      <w:r>
-        <w:rPr>
-          <w:rFonts w:ascii="Verdana" w:hAnsi="Verdana"/>
-          <w:i/>
-          <w:sz w:val="14"/>
-        </w:rPr>
-        <w:t>Note 158: Pour les périodes ou les décalages dans le temps et pour les incréments temporels, il faut préalablement une définition de l'origine de la position dans le temps, suivie, le cas échéant, d'une définition de l'élément qualificatif temporel.</w:t>
-      </w:r>
-    </w:p>
-    <w:p>
-      <w:r>
-        <w:rPr>
-          <w:rFonts w:ascii="Verdana" w:hAnsi="Verdana"/>
-          <w:i/>
-          <w:sz w:val="14"/>
-        </w:rPr>
-        <w:t>Note 160: Le rayonnement ascendant est indiqué par des valeurs négatives.</w:t>
-      </w:r>
-    </w:p>
-    <w:p>
-      <w:r>
-        <w:rPr>
-          <w:rFonts w:ascii="Verdana" w:hAnsi="Verdana"/>
-          <w:i/>
-          <w:sz w:val="14"/>
-        </w:rPr>
-        <w:t>Note 161: Les composantes w ascendantes sont indiquées par des valeurs positives, pour lesquelles l’unité est le m s –1 .</w:t>
-      </w:r>
-    </w:p>
-    <w:p>
-      <w:r>
-        <w:rPr>
-          <w:rFonts w:ascii="Verdana" w:hAnsi="Verdana"/>
-          <w:i/>
-          <w:sz w:val="14"/>
-        </w:rPr>
-        <w:t>Note 162: Intervalles utiles utilisés ci-dessus: 10 11 Bq à 10 19 Bq pour les rejets; 10 –2 Bq à 10 7 Bq et 10 –2 mSv à 10 7 mSv pour la concentration et les doses.</w:t>
-      </w:r>
-    </w:p>
-    <w:p>
-      <w:r>
-        <w:rPr>
-          <w:rFonts w:ascii="Verdana" w:hAnsi="Verdana"/>
-          <w:i/>
-          <w:sz w:val="14"/>
-        </w:rPr>
         <w:t>Note 163: Les valeurs de la latitude et de l’incrément de latitude se situent dans les limites de la plage allant de –90 degrés à +90 degrés.</w:t>
-      </w:r>
-    </w:p>
-    <w:p>
-      <w:r>
-        <w:rPr>
-          <w:rFonts w:ascii="Verdana" w:hAnsi="Verdana"/>
-          <w:i/>
-          <w:sz w:val="14"/>
-        </w:rPr>
-        <w:t>Note 164: Les valeurs de longitude se situent dans les limites de la plage allant de –180 degrés à +180 degrés.</w:t>
-      </w:r>
-    </w:p>
-    <w:p>
-      <w:r>
-        <w:rPr>
-          <w:rFonts w:ascii="Verdana" w:hAnsi="Verdana"/>
-          <w:i/>
-          <w:sz w:val="14"/>
-        </w:rPr>
-        <w:t>Note 165: Des données correspondant à des éléments verticaux et à la pression sont utilisées pour définir des valeurs de ces éléments indépendantes de l’élément ou de la variable déterminant la coordonnée verticale.</w:t>
-      </w:r>
-    </w:p>
-    <w:p>
-      <w:r>
-        <w:rPr>
-          <w:rFonts w:ascii="Verdana" w:hAnsi="Verdana"/>
-          <w:i/>
-          <w:sz w:val="14"/>
-        </w:rPr>
-        <w:t>Note 166: On attribue aux longitudes ouest des valeurs négatives.</w:t>
-      </w:r>
-    </w:p>
-    <w:p>
-      <w:r>
-        <w:rPr>
-          <w:rFonts w:ascii="Verdana" w:hAnsi="Verdana"/>
-          <w:i/>
-          <w:sz w:val="14"/>
-        </w:rPr>
-        <w:t>Note 167: Les composantes u dans le sens ouest–est sont indiquées par des valeurs positives.</w:t>
-      </w:r>
-    </w:p>
-    <w:p>
-      <w:r>
-        <w:rPr>
-          <w:rFonts w:ascii="Verdana" w:hAnsi="Verdana"/>
-          <w:i/>
-          <w:sz w:val="14"/>
-        </w:rPr>
-        <w:t>Note 176: Lorsqu'il faut plus d'une période ou d'un décalage dans le temps pour définir des indications temporelles complexes, les définitions se succèdent immédiatement, dans l'ordre suivant: période d'ensemble (le cas échéant); période de prévision (le cas échéant); période correspondant à une moyenne ou une accumulation (le cas échéant).</w:t>
-      </w:r>
-    </w:p>
-    <w:p>
-      <w:r>
-        <w:rPr>
-          <w:rFonts w:ascii="Verdana" w:hAnsi="Verdana"/>
-          <w:i/>
-          <w:sz w:val="14"/>
-        </w:rPr>
-        <w:t>Note 178: Lorsque la colonne Nom de l’élément porte la mention «sur une période déterminée», on précise, à l’aide de descripteurs de la classe 04, la période considérée.</w:t>
-      </w:r>
-    </w:p>
-    <w:p>
-      <w:r>
-        <w:rPr>
-          <w:rFonts w:ascii="Verdana" w:hAnsi="Verdana"/>
-          <w:i/>
-          <w:sz w:val="14"/>
-        </w:rPr>
-        <w:t>Note 179: Lorsqu’on établit une somme ou une moyenne (par exemple sur une certaine période), on peut représenter le nombre total de valeurs prises en considération pour obtenir cette somme ou cette moyenne en utilisant le descripteur 0 08 022.</w:t>
-      </w:r>
-    </w:p>
-    <w:p>
-      <w:r>
-        <w:rPr>
-          <w:rFonts w:ascii="Verdana" w:hAnsi="Verdana"/>
-          <w:i/>
-          <w:sz w:val="14"/>
-        </w:rPr>
-        <w:t>Note 180: Normes pour la transmission des vents: Vitesse Direction Pas d’observation Manquante Manquante Calme 0 0 Observation normale &gt; 0 1° – 360° Vitesse seulement &gt; 0 Manquante Direction seulement Manquante 1° – 360° «Léger et variable» &gt; 0 0</w:t>
-      </w:r>
-    </w:p>
-    <w:p>
-      <w:r>
-        <w:rPr>
-          <w:rFonts w:ascii="Verdana" w:hAnsi="Verdana"/>
-          <w:i/>
-          <w:sz w:val="14"/>
-        </w:rPr>
-        <w:t>Note 181: Normes pour la transmission des vagues de la mer du vent et des vagues: Observation Vitesse Direction Pas d’observation Manquante Manquante Calme 0 0 Observation normale &gt; 0 1° – 360° Vitesse seulement &gt; 0 Manquante Direction seulement Manquante 1° – 360° «Léger et variable» &gt; 0 0</w:t>
       </w:r>
     </w:p>
     <w:sectPr>
